--- a/Documentation/Database.docx
+++ b/Documentation/Database.docx
@@ -7,14 +7,12 @@
         <w:rPr>
           <w:b/>
           <w:bCs/>
-          <w:lang w:val="en-US"/>
         </w:rPr>
       </w:pPr>
       <w:r>
         <w:rPr>
           <w:b/>
           <w:bCs/>
-          <w:lang w:val="en-US"/>
         </w:rPr>
         <w:t> Methods</w:t>
       </w:r>
@@ -24,40 +22,24 @@
         <w:rPr>
           <w:b/>
           <w:bCs/>
-          <w:lang w:val="en-US"/>
         </w:rPr>
       </w:pPr>
       <w:r>
         <w:rPr>
           <w:b/>
           <w:bCs/>
-          <w:lang w:val="en-US"/>
         </w:rPr>
         <w:t>2.1 Design Philosophy</w:t>
       </w:r>
     </w:p>
     <w:p>
-      <w:pPr>
-        <w:rPr>
-          <w:lang w:val="en-US"/>
-        </w:rPr>
-      </w:pPr>
       <w:r>
-        <w:rPr>
-          <w:lang w:val="en-US"/>
-        </w:rPr>
         <w:t xml:space="preserve">A </w:t>
       </w:r>
       <w:r>
-        <w:rPr>
-          <w:lang w:val="en-US"/>
-        </w:rPr>
         <w:t>Star</w:t>
       </w:r>
       <w:r>
-        <w:rPr>
-          <w:lang w:val="en-US"/>
-        </w:rPr>
         <w:t xml:space="preserve"> schema-based data warehouse was designed to facilitate data-driven decision making within the supply chain domain. This architecture enables efficient multidimensional analysis and supports both descriptive and predictive analytics. The design phase focused on establishing a robust logical model prior to ETL and data population.</w:t>
       </w:r>
     </w:p>
@@ -66,52 +48,30 @@
         <w:rPr>
           <w:b/>
           <w:bCs/>
-          <w:lang w:val="en-US"/>
         </w:rPr>
       </w:pPr>
       <w:r>
         <w:rPr>
           <w:b/>
           <w:bCs/>
-          <w:lang w:val="en-US"/>
         </w:rPr>
         <w:t>2.2 Platform and Tools</w:t>
       </w:r>
     </w:p>
     <w:p>
-      <w:pPr>
-        <w:rPr>
-          <w:lang w:val="en-US"/>
-        </w:rPr>
-      </w:pPr>
       <w:r>
-        <w:rPr>
-          <w:lang w:val="en-US"/>
-        </w:rPr>
         <w:t>All schema design and database creation were conducted using Microsoft SQL Server Express 20</w:t>
       </w:r>
       <w:r>
-        <w:rPr>
-          <w:lang w:val="en-US"/>
-        </w:rPr>
         <w:t>22</w:t>
       </w:r>
       <w:r>
-        <w:rPr>
-          <w:lang w:val="en-US"/>
-        </w:rPr>
         <w:t xml:space="preserve">. SQL Server Management Studio (SSMS) was employed as the primary interface for schema creation and verification. Entity-Relationship Diagram (ERD) were generated using dbdiagram.io to ensure schema integrity and facilitate communication of </w:t>
       </w:r>
       <w:r>
-        <w:rPr>
-          <w:lang w:val="en-US"/>
-        </w:rPr>
         <w:t>database</w:t>
       </w:r>
       <w:r>
-        <w:rPr>
-          <w:lang w:val="en-US"/>
-        </w:rPr>
         <w:t xml:space="preserve"> design.</w:t>
       </w:r>
     </w:p>
@@ -120,83 +80,51 @@
         <w:rPr>
           <w:b/>
           <w:bCs/>
-          <w:lang w:val="en-US"/>
         </w:rPr>
       </w:pPr>
       <w:r>
         <w:rPr>
           <w:b/>
           <w:bCs/>
-          <w:lang w:val="en-US"/>
         </w:rPr>
-        <w:t>2.3</w:t>
-      </w:r>
-      <w:r>
-        <w:rPr>
-          <w:b/>
-          <w:bCs/>
-          <w:lang w:val="en-US"/>
-        </w:rPr>
-        <w:t> Schema Construction</w:t>
+        <w:t>2.3 Schema Construction</w:t>
       </w:r>
     </w:p>
     <w:p>
       <w:pPr>
-        <w:pStyle w:val="Heading2"/>
-        <w:rPr>
-          <w:lang w:val="en-US"/>
-        </w:rPr>
+        <w:pStyle w:val="berschrift2"/>
       </w:pPr>
       <w:r>
-        <w:rPr>
-          <w:lang w:val="en-US"/>
-        </w:rPr>
         <w:t>2.3.1 Entity Model</w:t>
       </w:r>
     </w:p>
     <w:p>
-      <w:pPr>
-        <w:rPr>
-          <w:lang w:val="en-US"/>
-        </w:rPr>
-      </w:pPr>
       <w:r>
-        <w:rPr>
-          <w:lang w:val="en-US"/>
-        </w:rPr>
         <w:t>The database schema adheres to the canonical star schema, comprising one fact table (</w:t>
       </w:r>
       <w:proofErr w:type="spellStart"/>
       <w:r>
-        <w:rPr>
-          <w:lang w:val="en-US"/>
-        </w:rPr>
         <w:t>FactOrderItem</w:t>
       </w:r>
       <w:proofErr w:type="spellEnd"/>
       <w:r>
-        <w:rPr>
-          <w:lang w:val="en-US"/>
-        </w:rPr>
-        <w:t>) and six dimension tables (DimProduct, DimCustomer, DimLocation, DimShipping, DimOrderStatus, DimDate). The fact table is defined at the order item level, capturing relevant transactional measures, while dimensions encode contextual and descriptive attributes.</w:t>
+        <w:t xml:space="preserve">) and </w:t>
+      </w:r>
+      <w:r>
+        <w:t>six-dimension</w:t>
+      </w:r>
+      <w:r>
+        <w:t xml:space="preserve"> tables (DimProduct, DimCustomer, DimLocation, DimShipping, DimOrderStatus, DimDate). The fact table is defined at the order item level, capturing relevant transactional measures, while dimensions encode contextual and descriptive attributes.</w:t>
       </w:r>
     </w:p>
     <w:p>
-      <w:pPr>
-        <w:rPr>
-          <w:lang w:val="en-US"/>
-        </w:rPr>
-      </w:pPr>
       <w:r>
-        <w:rPr>
-          <w:lang w:val="en-US"/>
-        </w:rPr>
         <w:t>A summary of the tables and their principal attributes is provided below:</w:t>
       </w:r>
     </w:p>
     <w:tbl>
       <w:tblPr>
-        <w:tblStyle w:val="TableGrid"/>
+        <w:tblStyle w:val="Tabellenraster"/>
         <w:tblW w:w="0" w:type="auto"/>
         <w:tblLook w:val="04A0" w:firstRow="1" w:lastRow="0" w:firstColumn="1" w:lastColumn="0" w:noHBand="0" w:noVBand="1"/>
       </w:tblPr>
@@ -217,7 +145,6 @@
                 <w:bCs/>
                 <w:sz w:val="24"/>
                 <w:szCs w:val="24"/>
-                <w:lang w:val="en-US"/>
               </w:rPr>
             </w:pPr>
             <w:r>
@@ -226,7 +153,6 @@
                 <w:bCs/>
                 <w:sz w:val="24"/>
                 <w:szCs w:val="24"/>
-                <w:lang w:val="en-US"/>
               </w:rPr>
               <w:t>Table</w:t>
             </w:r>
@@ -236,7 +162,6 @@
                 <w:bCs/>
                 <w:sz w:val="24"/>
                 <w:szCs w:val="24"/>
-                <w:lang w:val="en-US"/>
               </w:rPr>
               <w:tab/>
             </w:r>
@@ -246,7 +171,6 @@
                 <w:bCs/>
                 <w:sz w:val="24"/>
                 <w:szCs w:val="24"/>
-                <w:lang w:val="en-US"/>
               </w:rPr>
               <w:tab/>
             </w:r>
@@ -263,7 +187,6 @@
                 <w:bCs/>
                 <w:sz w:val="24"/>
                 <w:szCs w:val="24"/>
-                <w:lang w:val="en-US"/>
               </w:rPr>
             </w:pPr>
             <w:r>
@@ -272,7 +195,6 @@
                 <w:bCs/>
                 <w:sz w:val="24"/>
                 <w:szCs w:val="24"/>
-                <w:lang w:val="en-US"/>
               </w:rPr>
               <w:t>Key Columns (Examples)</w:t>
             </w:r>
@@ -289,7 +211,6 @@
                 <w:bCs/>
                 <w:sz w:val="24"/>
                 <w:szCs w:val="24"/>
-                <w:lang w:val="en-US"/>
               </w:rPr>
             </w:pPr>
             <w:r>
@@ -298,7 +219,6 @@
                 <w:bCs/>
                 <w:sz w:val="24"/>
                 <w:szCs w:val="24"/>
-                <w:lang w:val="en-US"/>
               </w:rPr>
               <w:t>Description</w:t>
             </w:r>
@@ -311,16 +231,8 @@
             <w:tcW w:w="3080" w:type="dxa"/>
           </w:tcPr>
           <w:p>
-            <w:pPr>
-              <w:rPr>
-                <w:lang w:val="en-US"/>
-              </w:rPr>
-            </w:pPr>
             <w:proofErr w:type="spellStart"/>
             <w:r>
-              <w:rPr>
-                <w:lang w:val="en-US"/>
-              </w:rPr>
               <w:t>DimProduct</w:t>
             </w:r>
             <w:proofErr w:type="spellEnd"/>
@@ -331,29 +243,15 @@
             <w:tcW w:w="3081" w:type="dxa"/>
           </w:tcPr>
           <w:p>
-            <w:pPr>
-              <w:rPr>
-                <w:lang w:val="en-US"/>
-              </w:rPr>
-            </w:pPr>
             <w:proofErr w:type="spellStart"/>
             <w:r>
-              <w:rPr>
-                <w:lang w:val="en-US"/>
-              </w:rPr>
               <w:t>ProductId</w:t>
             </w:r>
             <w:proofErr w:type="spellEnd"/>
             <w:r>
-              <w:rPr>
-                <w:lang w:val="en-US"/>
-              </w:rPr>
               <w:t>, ProductName, Category, Price</w:t>
             </w:r>
             <w:r>
-              <w:rPr>
-                <w:lang w:val="en-US"/>
-              </w:rPr>
               <w:tab/>
             </w:r>
           </w:p>
@@ -363,15 +261,7 @@
             <w:tcW w:w="3081" w:type="dxa"/>
           </w:tcPr>
           <w:p>
-            <w:pPr>
-              <w:rPr>
-                <w:lang w:val="en-US"/>
-              </w:rPr>
-            </w:pPr>
-            <w:r>
-              <w:rPr>
-                <w:lang w:val="en-US"/>
-              </w:rPr>
+            <w:r>
               <w:t>Products and categories (master data)</w:t>
             </w:r>
           </w:p>
@@ -383,23 +273,12 @@
             <w:tcW w:w="3080" w:type="dxa"/>
           </w:tcPr>
           <w:p>
-            <w:pPr>
-              <w:rPr>
-                <w:lang w:val="en-US"/>
-              </w:rPr>
-            </w:pPr>
             <w:proofErr w:type="spellStart"/>
             <w:r>
-              <w:rPr>
-                <w:lang w:val="en-US"/>
-              </w:rPr>
               <w:t>DimCustomer</w:t>
             </w:r>
             <w:proofErr w:type="spellEnd"/>
             <w:r>
-              <w:rPr>
-                <w:lang w:val="en-US"/>
-              </w:rPr>
               <w:tab/>
             </w:r>
           </w:p>
@@ -409,29 +288,15 @@
             <w:tcW w:w="3081" w:type="dxa"/>
           </w:tcPr>
           <w:p>
-            <w:pPr>
-              <w:rPr>
-                <w:lang w:val="en-US"/>
-              </w:rPr>
-            </w:pPr>
             <w:proofErr w:type="spellStart"/>
             <w:r>
-              <w:rPr>
-                <w:lang w:val="en-US"/>
-              </w:rPr>
               <w:t>CustomerId</w:t>
             </w:r>
             <w:proofErr w:type="spellEnd"/>
             <w:r>
-              <w:rPr>
-                <w:lang w:val="en-US"/>
-              </w:rPr>
-              <w:t>, Name, Email, Segment, Location</w:t>
-            </w:r>
-            <w:r>
-              <w:rPr>
-                <w:lang w:val="en-US"/>
-              </w:rPr>
+              <w:t>, Segment, Location</w:t>
+            </w:r>
+            <w:r>
               <w:tab/>
             </w:r>
           </w:p>
@@ -441,15 +306,7 @@
             <w:tcW w:w="3081" w:type="dxa"/>
           </w:tcPr>
           <w:p>
-            <w:pPr>
-              <w:rPr>
-                <w:lang w:val="en-US"/>
-              </w:rPr>
-            </w:pPr>
-            <w:r>
-              <w:rPr>
-                <w:lang w:val="en-US"/>
-              </w:rPr>
+            <w:r>
               <w:t>Customers (master/demographics)</w:t>
             </w:r>
           </w:p>
@@ -461,23 +318,12 @@
             <w:tcW w:w="3080" w:type="dxa"/>
           </w:tcPr>
           <w:p>
-            <w:pPr>
-              <w:rPr>
-                <w:lang w:val="en-US"/>
-              </w:rPr>
-            </w:pPr>
             <w:proofErr w:type="spellStart"/>
             <w:r>
-              <w:rPr>
-                <w:lang w:val="en-US"/>
-              </w:rPr>
               <w:t>DimLocation</w:t>
             </w:r>
             <w:proofErr w:type="spellEnd"/>
             <w:r>
-              <w:rPr>
-                <w:lang w:val="en-US"/>
-              </w:rPr>
               <w:tab/>
             </w:r>
           </w:p>
@@ -487,43 +333,15 @@
             <w:tcW w:w="3081" w:type="dxa"/>
           </w:tcPr>
           <w:p>
-            <w:pPr>
-              <w:rPr>
-                <w:lang w:val="en-US"/>
-              </w:rPr>
-            </w:pPr>
             <w:proofErr w:type="spellStart"/>
             <w:r>
-              <w:rPr>
-                <w:lang w:val="en-US"/>
-              </w:rPr>
               <w:t>LocationId</w:t>
             </w:r>
             <w:proofErr w:type="spellEnd"/>
             <w:r>
-              <w:rPr>
-                <w:lang w:val="en-US"/>
-              </w:rPr>
-              <w:t xml:space="preserve">, </w:t>
-            </w:r>
-            <w:proofErr w:type="spellStart"/>
-            <w:r>
-              <w:rPr>
-                <w:lang w:val="en-US"/>
-              </w:rPr>
-              <w:t>DepartmentId</w:t>
-            </w:r>
-            <w:proofErr w:type="spellEnd"/>
-            <w:r>
-              <w:rPr>
-                <w:lang w:val="en-US"/>
-              </w:rPr>
-              <w:t>, Market, Region</w:t>
-            </w:r>
-            <w:r>
-              <w:rPr>
-                <w:lang w:val="en-US"/>
-              </w:rPr>
+              <w:t>, Region</w:t>
+            </w:r>
+            <w:r>
               <w:tab/>
             </w:r>
           </w:p>
@@ -533,16 +351,8 @@
             <w:tcW w:w="3081" w:type="dxa"/>
           </w:tcPr>
           <w:p>
-            <w:pPr>
-              <w:rPr>
-                <w:lang w:val="en-US"/>
-              </w:rPr>
-            </w:pPr>
-            <w:r>
-              <w:rPr>
-                <w:lang w:val="en-US"/>
-              </w:rPr>
-              <w:t>Store/department/market context</w:t>
+            <w:r>
+              <w:t>Location info</w:t>
             </w:r>
           </w:p>
         </w:tc>
@@ -553,23 +363,12 @@
             <w:tcW w:w="3080" w:type="dxa"/>
           </w:tcPr>
           <w:p>
-            <w:pPr>
-              <w:rPr>
-                <w:lang w:val="en-US"/>
-              </w:rPr>
-            </w:pPr>
             <w:proofErr w:type="spellStart"/>
             <w:r>
-              <w:rPr>
-                <w:lang w:val="en-US"/>
-              </w:rPr>
               <w:t>DimShipping</w:t>
             </w:r>
             <w:proofErr w:type="spellEnd"/>
             <w:r>
-              <w:rPr>
-                <w:lang w:val="en-US"/>
-              </w:rPr>
               <w:tab/>
             </w:r>
           </w:p>
@@ -579,51 +378,28 @@
             <w:tcW w:w="3081" w:type="dxa"/>
           </w:tcPr>
           <w:p>
-            <w:pPr>
-              <w:rPr>
-                <w:lang w:val="en-US"/>
-              </w:rPr>
-            </w:pPr>
             <w:proofErr w:type="spellStart"/>
             <w:r>
-              <w:rPr>
-                <w:lang w:val="en-US"/>
-              </w:rPr>
               <w:t>ShippingId</w:t>
             </w:r>
             <w:proofErr w:type="spellEnd"/>
             <w:r>
-              <w:rPr>
-                <w:lang w:val="en-US"/>
-              </w:rPr>
               <w:t xml:space="preserve">, </w:t>
             </w:r>
             <w:proofErr w:type="spellStart"/>
             <w:r>
-              <w:rPr>
-                <w:lang w:val="en-US"/>
-              </w:rPr>
               <w:t>ShippingMode</w:t>
             </w:r>
             <w:proofErr w:type="spellEnd"/>
             <w:r>
-              <w:rPr>
-                <w:lang w:val="en-US"/>
-              </w:rPr>
               <w:t xml:space="preserve">, </w:t>
             </w:r>
             <w:proofErr w:type="spellStart"/>
             <w:r>
-              <w:rPr>
-                <w:lang w:val="en-US"/>
-              </w:rPr>
               <w:t>ShippingDays</w:t>
             </w:r>
             <w:proofErr w:type="spellEnd"/>
             <w:r>
-              <w:rPr>
-                <w:lang w:val="en-US"/>
-              </w:rPr>
               <w:tab/>
             </w:r>
           </w:p>
@@ -633,15 +409,7 @@
             <w:tcW w:w="3081" w:type="dxa"/>
           </w:tcPr>
           <w:p>
-            <w:pPr>
-              <w:rPr>
-                <w:lang w:val="en-US"/>
-              </w:rPr>
-            </w:pPr>
-            <w:r>
-              <w:rPr>
-                <w:lang w:val="en-US"/>
-              </w:rPr>
+            <w:r>
               <w:t>Modes and timing of shipping</w:t>
             </w:r>
           </w:p>
@@ -653,23 +421,12 @@
             <w:tcW w:w="3080" w:type="dxa"/>
           </w:tcPr>
           <w:p>
-            <w:pPr>
-              <w:rPr>
-                <w:lang w:val="en-US"/>
-              </w:rPr>
-            </w:pPr>
             <w:proofErr w:type="spellStart"/>
             <w:r>
-              <w:rPr>
-                <w:lang w:val="en-US"/>
-              </w:rPr>
               <w:t>DimOrderStatus</w:t>
             </w:r>
             <w:proofErr w:type="spellEnd"/>
             <w:r>
-              <w:rPr>
-                <w:lang w:val="en-US"/>
-              </w:rPr>
               <w:tab/>
             </w:r>
           </w:p>
@@ -679,30 +436,16 @@
             <w:tcW w:w="3081" w:type="dxa"/>
           </w:tcPr>
           <w:p>
-            <w:pPr>
-              <w:rPr>
-                <w:lang w:val="en-US"/>
-              </w:rPr>
-            </w:pPr>
             <w:proofErr w:type="spellStart"/>
             <w:r>
-              <w:rPr>
-                <w:lang w:val="en-US"/>
-              </w:rPr>
               <w:t>OrderStatusId</w:t>
             </w:r>
             <w:proofErr w:type="spellEnd"/>
             <w:r>
-              <w:rPr>
-                <w:lang w:val="en-US"/>
-              </w:rPr>
               <w:t xml:space="preserve">, </w:t>
             </w:r>
             <w:proofErr w:type="spellStart"/>
             <w:r>
-              <w:rPr>
-                <w:lang w:val="en-US"/>
-              </w:rPr>
               <w:t>OrderStatus</w:t>
             </w:r>
             <w:proofErr w:type="spellEnd"/>
@@ -713,15 +456,7 @@
             <w:tcW w:w="3081" w:type="dxa"/>
           </w:tcPr>
           <w:p>
-            <w:pPr>
-              <w:rPr>
-                <w:lang w:val="en-US"/>
-              </w:rPr>
-            </w:pPr>
-            <w:r>
-              <w:rPr>
-                <w:lang w:val="en-US"/>
-              </w:rPr>
+            <w:r>
               <w:t>Possible order states (completed, etc.)</w:t>
             </w:r>
           </w:p>
@@ -733,23 +468,12 @@
             <w:tcW w:w="3080" w:type="dxa"/>
           </w:tcPr>
           <w:p>
-            <w:pPr>
-              <w:rPr>
-                <w:lang w:val="en-US"/>
-              </w:rPr>
-            </w:pPr>
             <w:proofErr w:type="spellStart"/>
             <w:r>
-              <w:rPr>
-                <w:lang w:val="en-US"/>
-              </w:rPr>
               <w:t>DimDate</w:t>
             </w:r>
             <w:proofErr w:type="spellEnd"/>
             <w:r>
-              <w:rPr>
-                <w:lang w:val="en-US"/>
-              </w:rPr>
               <w:tab/>
             </w:r>
           </w:p>
@@ -759,24 +483,19 @@
             <w:tcW w:w="3081" w:type="dxa"/>
           </w:tcPr>
           <w:p>
-            <w:pPr>
-              <w:rPr>
-                <w:lang w:val="en-US"/>
-              </w:rPr>
-            </w:pPr>
             <w:proofErr w:type="spellStart"/>
             <w:r>
-              <w:rPr>
-                <w:lang w:val="en-US"/>
-              </w:rPr>
               <w:t>DateId</w:t>
             </w:r>
             <w:proofErr w:type="spellEnd"/>
             <w:r>
-              <w:rPr>
-                <w:lang w:val="en-US"/>
-              </w:rPr>
-              <w:t>, Year, Month, Day</w:t>
+              <w:t xml:space="preserve">, Year, </w:t>
+            </w:r>
+            <w:r>
+              <w:t xml:space="preserve">Quarter, </w:t>
+            </w:r>
+            <w:r>
+              <w:t>Month, Day</w:t>
             </w:r>
           </w:p>
         </w:tc>
@@ -785,15 +504,7 @@
             <w:tcW w:w="3081" w:type="dxa"/>
           </w:tcPr>
           <w:p>
-            <w:pPr>
-              <w:rPr>
-                <w:lang w:val="en-US"/>
-              </w:rPr>
-            </w:pPr>
-            <w:r>
-              <w:rPr>
-                <w:lang w:val="en-US"/>
-              </w:rPr>
+            <w:r>
               <w:t>Date for flexible time-based analysis</w:t>
             </w:r>
           </w:p>
@@ -805,25 +516,11 @@
             <w:tcW w:w="3080" w:type="dxa"/>
           </w:tcPr>
           <w:p>
-            <w:pPr>
-              <w:rPr>
-                <w:lang w:val="en-US"/>
-              </w:rPr>
-            </w:pPr>
             <w:proofErr w:type="spellStart"/>
             <w:r>
-              <w:rPr>
-                <w:lang w:val="en-US"/>
-              </w:rPr>
-              <w:t>FactOrderItem</w:t>
+              <w:t>DimDepartment</w:t>
             </w:r>
             <w:proofErr w:type="spellEnd"/>
-            <w:r>
-              <w:rPr>
-                <w:lang w:val="en-US"/>
-              </w:rPr>
-              <w:tab/>
-            </w:r>
           </w:p>
         </w:tc>
         <w:tc>
@@ -831,22 +528,13 @@
             <w:tcW w:w="3081" w:type="dxa"/>
           </w:tcPr>
           <w:p>
-            <w:pPr>
-              <w:rPr>
-                <w:lang w:val="en-US"/>
-              </w:rPr>
-            </w:pPr>
-            <w:r>
-              <w:rPr>
-                <w:lang w:val="en-US"/>
-              </w:rPr>
-              <w:t>(all FK Ids above), Quantity, Sales, Discount</w:t>
-            </w:r>
-            <w:r>
-              <w:rPr>
-                <w:lang w:val="en-US"/>
-              </w:rPr>
-              <w:tab/>
+            <w:proofErr w:type="spellStart"/>
+            <w:r>
+              <w:t>DepartmentID</w:t>
+            </w:r>
+            <w:proofErr w:type="spellEnd"/>
+            <w:r>
+              <w:t>, Name, Market</w:t>
             </w:r>
           </w:p>
         </w:tc>
@@ -855,79 +543,125 @@
             <w:tcW w:w="3081" w:type="dxa"/>
           </w:tcPr>
           <w:p>
-            <w:pPr>
-              <w:rPr>
-                <w:lang w:val="en-US"/>
-              </w:rPr>
-            </w:pPr>
-            <w:r>
-              <w:rPr>
-                <w:lang w:val="en-US"/>
-              </w:rPr>
+            <w:r>
+              <w:t>D</w:t>
+            </w:r>
+            <w:r>
+              <w:t>epartment/market</w:t>
+            </w:r>
+            <w:r>
+              <w:t xml:space="preserve"> context</w:t>
+            </w:r>
+          </w:p>
+        </w:tc>
+      </w:tr>
+      <w:tr>
+        <w:tc>
+          <w:tcPr>
+            <w:tcW w:w="3080" w:type="dxa"/>
+          </w:tcPr>
+          <w:p>
+            <w:proofErr w:type="spellStart"/>
+            <w:r>
+              <w:t>DimTransactionType</w:t>
+            </w:r>
+            <w:proofErr w:type="spellEnd"/>
+          </w:p>
+        </w:tc>
+        <w:tc>
+          <w:tcPr>
+            <w:tcW w:w="3081" w:type="dxa"/>
+          </w:tcPr>
+          <w:p>
+            <w:proofErr w:type="spellStart"/>
+            <w:r>
+              <w:t>TypeId</w:t>
+            </w:r>
+            <w:proofErr w:type="spellEnd"/>
+            <w:r>
+              <w:t>, Type</w:t>
+            </w:r>
+          </w:p>
+        </w:tc>
+        <w:tc>
+          <w:tcPr>
+            <w:tcW w:w="3081" w:type="dxa"/>
+          </w:tcPr>
+          <w:p>
+            <w:r>
+              <w:t>Transaction info</w:t>
+            </w:r>
+          </w:p>
+        </w:tc>
+      </w:tr>
+      <w:tr>
+        <w:tc>
+          <w:tcPr>
+            <w:tcW w:w="3080" w:type="dxa"/>
+          </w:tcPr>
+          <w:p>
+            <w:proofErr w:type="spellStart"/>
+            <w:r>
+              <w:t>FactOrderItem</w:t>
+            </w:r>
+            <w:proofErr w:type="spellEnd"/>
+            <w:r>
+              <w:tab/>
+            </w:r>
+          </w:p>
+        </w:tc>
+        <w:tc>
+          <w:tcPr>
+            <w:tcW w:w="3081" w:type="dxa"/>
+          </w:tcPr>
+          <w:p>
+            <w:r>
+              <w:t>(all FK Ids above), Quantity, Sales, Discount</w:t>
+            </w:r>
+            <w:r>
+              <w:tab/>
+            </w:r>
+          </w:p>
+        </w:tc>
+        <w:tc>
+          <w:tcPr>
+            <w:tcW w:w="3081" w:type="dxa"/>
+          </w:tcPr>
+          <w:p>
+            <w:r>
               <w:t>Granular order-item-level transactions</w:t>
             </w:r>
           </w:p>
         </w:tc>
       </w:tr>
     </w:tbl>
+    <w:p/>
     <w:p>
-      <w:pPr>
-        <w:rPr>
-          <w:lang w:val="en-US"/>
-        </w:rPr>
-      </w:pPr>
-    </w:p>
-    <w:p>
-      <w:pPr>
-        <w:rPr>
-          <w:lang w:val="en-US"/>
-        </w:rPr>
-      </w:pPr>
       <w:r>
-        <w:rPr>
-          <w:lang w:val="en-US"/>
-        </w:rPr>
         <w:t>2.3.2. Table Definitions</w:t>
       </w:r>
     </w:p>
     <w:p>
-      <w:pPr>
-        <w:rPr>
-          <w:lang w:val="en-US"/>
-        </w:rPr>
-      </w:pPr>
       <w:r>
-        <w:rPr>
-          <w:lang w:val="en-US"/>
-        </w:rPr>
-        <w:t>All tables were created via explicit Data Definition Language (DDL) statements, ensuring type safety and referential integrity through primary and foreign key constraints. Monetary and quantitative columns employ the DECIMAL(18,2) type to prevent rounding errors.</w:t>
+        <w:t xml:space="preserve">All tables were created via explicit Data Definition Language (DDL) statements, ensuring type safety and referential integrity through primary and foreign key constraints. Monetary and quantitative columns employ the </w:t>
+      </w:r>
+      <w:r>
+        <w:t>DECIMAL (</w:t>
+      </w:r>
+      <w:r>
+        <w:t>18,2) type to prevent rounding errors.</w:t>
       </w:r>
     </w:p>
     <w:p>
-      <w:pPr>
-        <w:rPr>
-          <w:lang w:val="en-US"/>
-        </w:rPr>
-      </w:pPr>
       <w:r>
-        <w:rPr>
-          <w:lang w:val="en-US"/>
-        </w:rPr>
         <w:t>Below is an example of the SQL definition for one dimension and the fact table:</w:t>
       </w:r>
     </w:p>
-    <w:p>
-      <w:pPr>
-        <w:rPr>
-          <w:lang w:val="en-US"/>
-        </w:rPr>
-      </w:pPr>
-    </w:p>
+    <w:p/>
     <w:sdt>
       <w:sdtPr>
         <w:rPr>
           <w:rFonts w:ascii="Courier New" w:hAnsi="Courier New" w:cs="Courier New"/>
-          <w:lang w:val="en-US"/>
         </w:rPr>
         <w:id w:val="251392798"/>
         <w:placeholder>
@@ -940,13 +674,11 @@
             <w:shd w:val="clear" w:color="auto" w:fill="EDEDED" w:themeFill="accent3" w:themeFillTint="33"/>
             <w:rPr>
               <w:rFonts w:ascii="Courier New" w:hAnsi="Courier New" w:cs="Courier New"/>
-              <w:lang w:val="en-US"/>
             </w:rPr>
           </w:pPr>
           <w:r>
             <w:rPr>
               <w:rFonts w:ascii="Courier New" w:hAnsi="Courier New" w:cs="Courier New"/>
-              <w:lang w:val="en-US"/>
             </w:rPr>
             <w:t>-- Example: Product Dimension Table</w:t>
           </w:r>
@@ -956,13 +688,11 @@
             <w:shd w:val="clear" w:color="auto" w:fill="EDEDED" w:themeFill="accent3" w:themeFillTint="33"/>
             <w:rPr>
               <w:rFonts w:ascii="Courier New" w:hAnsi="Courier New" w:cs="Courier New"/>
-              <w:lang w:val="en-US"/>
             </w:rPr>
           </w:pPr>
           <w:r>
             <w:rPr>
               <w:rFonts w:ascii="Courier New" w:hAnsi="Courier New" w:cs="Courier New"/>
-              <w:lang w:val="en-US"/>
             </w:rPr>
             <w:t xml:space="preserve">CREATE TABLE </w:t>
           </w:r>
@@ -970,7 +700,6 @@
           <w:r>
             <w:rPr>
               <w:rFonts w:ascii="Courier New" w:hAnsi="Courier New" w:cs="Courier New"/>
-              <w:lang w:val="en-US"/>
             </w:rPr>
             <w:t>dbo.DimProduct</w:t>
           </w:r>
@@ -978,7 +707,6 @@
           <w:r>
             <w:rPr>
               <w:rFonts w:ascii="Courier New" w:hAnsi="Courier New" w:cs="Courier New"/>
-              <w:lang w:val="en-US"/>
             </w:rPr>
             <w:t xml:space="preserve"> (</w:t>
           </w:r>
@@ -988,13 +716,11 @@
             <w:shd w:val="clear" w:color="auto" w:fill="EDEDED" w:themeFill="accent3" w:themeFillTint="33"/>
             <w:rPr>
               <w:rFonts w:ascii="Courier New" w:hAnsi="Courier New" w:cs="Courier New"/>
-              <w:lang w:val="en-US"/>
             </w:rPr>
           </w:pPr>
           <w:r>
             <w:rPr>
               <w:rFonts w:ascii="Courier New" w:hAnsi="Courier New" w:cs="Courier New"/>
-              <w:lang w:val="en-US"/>
             </w:rPr>
             <w:t xml:space="preserve">    </w:t>
           </w:r>
@@ -1002,7 +728,6 @@
           <w:r>
             <w:rPr>
               <w:rFonts w:ascii="Courier New" w:hAnsi="Courier New" w:cs="Courier New"/>
-              <w:lang w:val="en-US"/>
             </w:rPr>
             <w:t>ProductId</w:t>
           </w:r>
@@ -1010,9 +735,26 @@
           <w:r>
             <w:rPr>
               <w:rFonts w:ascii="Courier New" w:hAnsi="Courier New" w:cs="Courier New"/>
-              <w:lang w:val="en-US"/>
-            </w:rPr>
-            <w:t xml:space="preserve"> NVARCHAR(50) PRIMARY KEY,</w:t>
+            </w:rPr>
+            <w:t xml:space="preserve"> INT</w:t>
+          </w:r>
+          <w:r>
+            <w:rPr>
+              <w:rFonts w:ascii="Courier New" w:hAnsi="Courier New" w:cs="Courier New"/>
+            </w:rPr>
+            <w:t xml:space="preserve"> PRIMARY KEY</w:t>
+          </w:r>
+          <w:r>
+            <w:rPr>
+              <w:rFonts w:ascii="Courier New" w:hAnsi="Courier New" w:cs="Courier New"/>
+            </w:rPr>
+            <w:t xml:space="preserve"> NOT NULL</w:t>
+          </w:r>
+          <w:r>
+            <w:rPr>
+              <w:rFonts w:ascii="Courier New" w:hAnsi="Courier New" w:cs="Courier New"/>
+            </w:rPr>
+            <w:t>,</w:t>
           </w:r>
         </w:p>
         <w:p>
@@ -1020,13 +762,11 @@
             <w:shd w:val="clear" w:color="auto" w:fill="EDEDED" w:themeFill="accent3" w:themeFillTint="33"/>
             <w:rPr>
               <w:rFonts w:ascii="Courier New" w:hAnsi="Courier New" w:cs="Courier New"/>
-              <w:lang w:val="en-US"/>
             </w:rPr>
           </w:pPr>
           <w:r>
             <w:rPr>
               <w:rFonts w:ascii="Courier New" w:hAnsi="Courier New" w:cs="Courier New"/>
-              <w:lang w:val="en-US"/>
             </w:rPr>
             <w:t xml:space="preserve">    ProductName NVARCHAR(100),</w:t>
           </w:r>
@@ -1036,13 +776,11 @@
             <w:shd w:val="clear" w:color="auto" w:fill="EDEDED" w:themeFill="accent3" w:themeFillTint="33"/>
             <w:rPr>
               <w:rFonts w:ascii="Courier New" w:hAnsi="Courier New" w:cs="Courier New"/>
-              <w:lang w:val="en-US"/>
             </w:rPr>
           </w:pPr>
           <w:r>
             <w:rPr>
               <w:rFonts w:ascii="Courier New" w:hAnsi="Courier New" w:cs="Courier New"/>
-              <w:lang w:val="en-US"/>
             </w:rPr>
             <w:t xml:space="preserve">    </w:t>
           </w:r>
@@ -1050,7 +788,6 @@
           <w:r>
             <w:rPr>
               <w:rFonts w:ascii="Courier New" w:hAnsi="Courier New" w:cs="Courier New"/>
-              <w:lang w:val="en-US"/>
             </w:rPr>
             <w:t>ProductCategoryId</w:t>
           </w:r>
@@ -1058,9 +795,20 @@
           <w:r>
             <w:rPr>
               <w:rFonts w:ascii="Courier New" w:hAnsi="Courier New" w:cs="Courier New"/>
-              <w:lang w:val="en-US"/>
-            </w:rPr>
-            <w:t xml:space="preserve"> NVARCHAR(50),</w:t>
+            </w:rPr>
+            <w:t xml:space="preserve"> </w:t>
+          </w:r>
+          <w:r>
+            <w:rPr>
+              <w:rFonts w:ascii="Courier New" w:hAnsi="Courier New" w:cs="Courier New"/>
+            </w:rPr>
+            <w:t>INT</w:t>
+          </w:r>
+          <w:r>
+            <w:rPr>
+              <w:rFonts w:ascii="Courier New" w:hAnsi="Courier New" w:cs="Courier New"/>
+            </w:rPr>
+            <w:t>,</w:t>
           </w:r>
         </w:p>
         <w:p>
@@ -1068,13 +816,11 @@
             <w:shd w:val="clear" w:color="auto" w:fill="EDEDED" w:themeFill="accent3" w:themeFillTint="33"/>
             <w:rPr>
               <w:rFonts w:ascii="Courier New" w:hAnsi="Courier New" w:cs="Courier New"/>
-              <w:lang w:val="en-US"/>
             </w:rPr>
           </w:pPr>
           <w:r>
             <w:rPr>
               <w:rFonts w:ascii="Courier New" w:hAnsi="Courier New" w:cs="Courier New"/>
-              <w:lang w:val="en-US"/>
             </w:rPr>
             <w:t xml:space="preserve">    </w:t>
           </w:r>
@@ -1082,15 +828,13 @@
           <w:r>
             <w:rPr>
               <w:rFonts w:ascii="Courier New" w:hAnsi="Courier New" w:cs="Courier New"/>
-              <w:lang w:val="en-US"/>
-            </w:rPr>
-            <w:t>ProductCategoryName</w:t>
-          </w:r>
-          <w:proofErr w:type="spellEnd"/>
-          <w:r>
-            <w:rPr>
-              <w:rFonts w:ascii="Courier New" w:hAnsi="Courier New" w:cs="Courier New"/>
-              <w:lang w:val="en-US"/>
+            </w:rPr>
+            <w:t>CategoryName</w:t>
+          </w:r>
+          <w:proofErr w:type="spellEnd"/>
+          <w:r>
+            <w:rPr>
+              <w:rFonts w:ascii="Courier New" w:hAnsi="Courier New" w:cs="Courier New"/>
             </w:rPr>
             <w:t xml:space="preserve"> NVARCHAR(100),</w:t>
           </w:r>
@@ -1100,13 +844,11 @@
             <w:shd w:val="clear" w:color="auto" w:fill="EDEDED" w:themeFill="accent3" w:themeFillTint="33"/>
             <w:rPr>
               <w:rFonts w:ascii="Courier New" w:hAnsi="Courier New" w:cs="Courier New"/>
-              <w:lang w:val="en-US"/>
             </w:rPr>
           </w:pPr>
           <w:r>
             <w:rPr>
               <w:rFonts w:ascii="Courier New" w:hAnsi="Courier New" w:cs="Courier New"/>
-              <w:lang w:val="en-US"/>
             </w:rPr>
             <w:t xml:space="preserve">    </w:t>
           </w:r>
@@ -1114,7 +856,6 @@
           <w:r>
             <w:rPr>
               <w:rFonts w:ascii="Courier New" w:hAnsi="Courier New" w:cs="Courier New"/>
-              <w:lang w:val="en-US"/>
             </w:rPr>
             <w:t>ProductPrice</w:t>
           </w:r>
@@ -1122,7 +863,6 @@
           <w:r>
             <w:rPr>
               <w:rFonts w:ascii="Courier New" w:hAnsi="Courier New" w:cs="Courier New"/>
-              <w:lang w:val="en-US"/>
             </w:rPr>
             <w:t xml:space="preserve"> DECIMAL(18,2),</w:t>
           </w:r>
@@ -1132,13 +872,11 @@
             <w:shd w:val="clear" w:color="auto" w:fill="EDEDED" w:themeFill="accent3" w:themeFillTint="33"/>
             <w:rPr>
               <w:rFonts w:ascii="Courier New" w:hAnsi="Courier New" w:cs="Courier New"/>
-              <w:lang w:val="en-US"/>
             </w:rPr>
           </w:pPr>
           <w:r>
             <w:rPr>
               <w:rFonts w:ascii="Courier New" w:hAnsi="Courier New" w:cs="Courier New"/>
-              <w:lang w:val="en-US"/>
             </w:rPr>
             <w:t xml:space="preserve">    </w:t>
           </w:r>
@@ -1146,7 +884,6 @@
           <w:r>
             <w:rPr>
               <w:rFonts w:ascii="Courier New" w:hAnsi="Courier New" w:cs="Courier New"/>
-              <w:lang w:val="en-US"/>
             </w:rPr>
             <w:t>ProductStatus</w:t>
           </w:r>
@@ -1154,7 +891,6 @@
           <w:r>
             <w:rPr>
               <w:rFonts w:ascii="Courier New" w:hAnsi="Courier New" w:cs="Courier New"/>
-              <w:lang w:val="en-US"/>
             </w:rPr>
             <w:t xml:space="preserve"> BIT,</w:t>
           </w:r>
@@ -1164,13 +900,11 @@
             <w:shd w:val="clear" w:color="auto" w:fill="EDEDED" w:themeFill="accent3" w:themeFillTint="33"/>
             <w:rPr>
               <w:rFonts w:ascii="Courier New" w:hAnsi="Courier New" w:cs="Courier New"/>
-              <w:lang w:val="en-US"/>
             </w:rPr>
           </w:pPr>
           <w:r>
             <w:rPr>
               <w:rFonts w:ascii="Courier New" w:hAnsi="Courier New" w:cs="Courier New"/>
-              <w:lang w:val="en-US"/>
             </w:rPr>
             <w:t xml:space="preserve">    </w:t>
           </w:r>
@@ -1178,7 +912,6 @@
           <w:r>
             <w:rPr>
               <w:rFonts w:ascii="Courier New" w:hAnsi="Courier New" w:cs="Courier New"/>
-              <w:lang w:val="en-US"/>
             </w:rPr>
             <w:t>ProductDescription</w:t>
           </w:r>
@@ -1186,7 +919,6 @@
           <w:r>
             <w:rPr>
               <w:rFonts w:ascii="Courier New" w:hAnsi="Courier New" w:cs="Courier New"/>
-              <w:lang w:val="en-US"/>
             </w:rPr>
             <w:t xml:space="preserve"> NVARCHAR(255),</w:t>
           </w:r>
@@ -1196,13 +928,11 @@
             <w:shd w:val="clear" w:color="auto" w:fill="EDEDED" w:themeFill="accent3" w:themeFillTint="33"/>
             <w:rPr>
               <w:rFonts w:ascii="Courier New" w:hAnsi="Courier New" w:cs="Courier New"/>
-              <w:lang w:val="en-US"/>
             </w:rPr>
           </w:pPr>
           <w:r>
             <w:rPr>
               <w:rFonts w:ascii="Courier New" w:hAnsi="Courier New" w:cs="Courier New"/>
-              <w:lang w:val="en-US"/>
             </w:rPr>
             <w:t xml:space="preserve">    </w:t>
           </w:r>
@@ -1210,7 +940,6 @@
           <w:r>
             <w:rPr>
               <w:rFonts w:ascii="Courier New" w:hAnsi="Courier New" w:cs="Courier New"/>
-              <w:lang w:val="en-US"/>
             </w:rPr>
             <w:t>ProductImage</w:t>
           </w:r>
@@ -1218,7 +947,6 @@
           <w:r>
             <w:rPr>
               <w:rFonts w:ascii="Courier New" w:hAnsi="Courier New" w:cs="Courier New"/>
-              <w:lang w:val="en-US"/>
             </w:rPr>
             <w:t xml:space="preserve"> NVARCHAR(255)</w:t>
           </w:r>
@@ -1228,13 +956,11 @@
             <w:shd w:val="clear" w:color="auto" w:fill="EDEDED" w:themeFill="accent3" w:themeFillTint="33"/>
             <w:rPr>
               <w:rFonts w:ascii="Courier New" w:hAnsi="Courier New" w:cs="Courier New"/>
-              <w:lang w:val="en-US"/>
             </w:rPr>
           </w:pPr>
           <w:r>
             <w:rPr>
               <w:rFonts w:ascii="Courier New" w:hAnsi="Courier New" w:cs="Courier New"/>
-              <w:lang w:val="en-US"/>
             </w:rPr>
             <w:t>);</w:t>
           </w:r>
@@ -1244,7 +970,6 @@
             <w:shd w:val="clear" w:color="auto" w:fill="EDEDED" w:themeFill="accent3" w:themeFillTint="33"/>
             <w:rPr>
               <w:rFonts w:ascii="Courier New" w:hAnsi="Courier New" w:cs="Courier New"/>
-              <w:lang w:val="en-US"/>
             </w:rPr>
           </w:pPr>
         </w:p>
@@ -1253,13 +978,11 @@
             <w:shd w:val="clear" w:color="auto" w:fill="EDEDED" w:themeFill="accent3" w:themeFillTint="33"/>
             <w:rPr>
               <w:rFonts w:ascii="Courier New" w:hAnsi="Courier New" w:cs="Courier New"/>
-              <w:lang w:val="en-US"/>
             </w:rPr>
           </w:pPr>
           <w:r>
             <w:rPr>
               <w:rFonts w:ascii="Courier New" w:hAnsi="Courier New" w:cs="Courier New"/>
-              <w:lang w:val="en-US"/>
             </w:rPr>
             <w:t>-- Example: Fact Table</w:t>
           </w:r>
@@ -1269,13 +992,11 @@
             <w:shd w:val="clear" w:color="auto" w:fill="EDEDED" w:themeFill="accent3" w:themeFillTint="33"/>
             <w:rPr>
               <w:rFonts w:ascii="Courier New" w:hAnsi="Courier New" w:cs="Courier New"/>
-              <w:lang w:val="en-US"/>
             </w:rPr>
           </w:pPr>
           <w:r>
             <w:rPr>
               <w:rFonts w:ascii="Courier New" w:hAnsi="Courier New" w:cs="Courier New"/>
-              <w:lang w:val="en-US"/>
             </w:rPr>
             <w:t xml:space="preserve">CREATE TABLE </w:t>
           </w:r>
@@ -1283,7 +1004,6 @@
           <w:r>
             <w:rPr>
               <w:rFonts w:ascii="Courier New" w:hAnsi="Courier New" w:cs="Courier New"/>
-              <w:lang w:val="en-US"/>
             </w:rPr>
             <w:t>dbo.FactOrderItem</w:t>
           </w:r>
@@ -1291,7 +1011,6 @@
           <w:r>
             <w:rPr>
               <w:rFonts w:ascii="Courier New" w:hAnsi="Courier New" w:cs="Courier New"/>
-              <w:lang w:val="en-US"/>
             </w:rPr>
             <w:t xml:space="preserve"> (</w:t>
           </w:r>
@@ -1301,13 +1020,11 @@
             <w:shd w:val="clear" w:color="auto" w:fill="EDEDED" w:themeFill="accent3" w:themeFillTint="33"/>
             <w:rPr>
               <w:rFonts w:ascii="Courier New" w:hAnsi="Courier New" w:cs="Courier New"/>
-              <w:lang w:val="en-US"/>
             </w:rPr>
           </w:pPr>
           <w:r>
             <w:rPr>
               <w:rFonts w:ascii="Courier New" w:hAnsi="Courier New" w:cs="Courier New"/>
-              <w:lang w:val="en-US"/>
             </w:rPr>
             <w:t xml:space="preserve">    </w:t>
           </w:r>
@@ -1315,7 +1032,6 @@
           <w:r>
             <w:rPr>
               <w:rFonts w:ascii="Courier New" w:hAnsi="Courier New" w:cs="Courier New"/>
-              <w:lang w:val="en-US"/>
             </w:rPr>
             <w:t>FactOrderItemId</w:t>
           </w:r>
@@ -1323,7 +1039,6 @@
           <w:r>
             <w:rPr>
               <w:rFonts w:ascii="Courier New" w:hAnsi="Courier New" w:cs="Courier New"/>
-              <w:lang w:val="en-US"/>
             </w:rPr>
             <w:t xml:space="preserve"> INT IDENTITY(1,1) PRIMARY KEY,</w:t>
           </w:r>
@@ -1333,13 +1048,11 @@
             <w:shd w:val="clear" w:color="auto" w:fill="EDEDED" w:themeFill="accent3" w:themeFillTint="33"/>
             <w:rPr>
               <w:rFonts w:ascii="Courier New" w:hAnsi="Courier New" w:cs="Courier New"/>
-              <w:lang w:val="en-US"/>
             </w:rPr>
           </w:pPr>
           <w:r>
             <w:rPr>
               <w:rFonts w:ascii="Courier New" w:hAnsi="Courier New" w:cs="Courier New"/>
-              <w:lang w:val="en-US"/>
             </w:rPr>
             <w:t xml:space="preserve">    </w:t>
           </w:r>
@@ -1347,7 +1060,6 @@
           <w:r>
             <w:rPr>
               <w:rFonts w:ascii="Courier New" w:hAnsi="Courier New" w:cs="Courier New"/>
-              <w:lang w:val="en-US"/>
             </w:rPr>
             <w:t>OrderId</w:t>
           </w:r>
@@ -1355,7 +1067,6 @@
           <w:r>
             <w:rPr>
               <w:rFonts w:ascii="Courier New" w:hAnsi="Courier New" w:cs="Courier New"/>
-              <w:lang w:val="en-US"/>
             </w:rPr>
             <w:t xml:space="preserve"> NVARCHAR(50),</w:t>
           </w:r>
@@ -1365,13 +1076,11 @@
             <w:shd w:val="clear" w:color="auto" w:fill="EDEDED" w:themeFill="accent3" w:themeFillTint="33"/>
             <w:rPr>
               <w:rFonts w:ascii="Courier New" w:hAnsi="Courier New" w:cs="Courier New"/>
-              <w:lang w:val="en-US"/>
             </w:rPr>
           </w:pPr>
           <w:r>
             <w:rPr>
               <w:rFonts w:ascii="Courier New" w:hAnsi="Courier New" w:cs="Courier New"/>
-              <w:lang w:val="en-US"/>
             </w:rPr>
             <w:t xml:space="preserve">    </w:t>
           </w:r>
@@ -1379,7 +1088,6 @@
           <w:r>
             <w:rPr>
               <w:rFonts w:ascii="Courier New" w:hAnsi="Courier New" w:cs="Courier New"/>
-              <w:lang w:val="en-US"/>
             </w:rPr>
             <w:t>OrderItemSourceId</w:t>
           </w:r>
@@ -1387,7 +1095,6 @@
           <w:r>
             <w:rPr>
               <w:rFonts w:ascii="Courier New" w:hAnsi="Courier New" w:cs="Courier New"/>
-              <w:lang w:val="en-US"/>
             </w:rPr>
             <w:t xml:space="preserve"> NVARCHAR(50),</w:t>
           </w:r>
@@ -1397,13 +1104,11 @@
             <w:shd w:val="clear" w:color="auto" w:fill="EDEDED" w:themeFill="accent3" w:themeFillTint="33"/>
             <w:rPr>
               <w:rFonts w:ascii="Courier New" w:hAnsi="Courier New" w:cs="Courier New"/>
-              <w:lang w:val="en-US"/>
             </w:rPr>
           </w:pPr>
           <w:r>
             <w:rPr>
               <w:rFonts w:ascii="Courier New" w:hAnsi="Courier New" w:cs="Courier New"/>
-              <w:lang w:val="en-US"/>
             </w:rPr>
             <w:t xml:space="preserve">    </w:t>
           </w:r>
@@ -1411,7 +1116,6 @@
           <w:r>
             <w:rPr>
               <w:rFonts w:ascii="Courier New" w:hAnsi="Courier New" w:cs="Courier New"/>
-              <w:lang w:val="en-US"/>
             </w:rPr>
             <w:t>ProductId</w:t>
           </w:r>
@@ -1419,7 +1123,6 @@
           <w:r>
             <w:rPr>
               <w:rFonts w:ascii="Courier New" w:hAnsi="Courier New" w:cs="Courier New"/>
-              <w:lang w:val="en-US"/>
             </w:rPr>
             <w:t xml:space="preserve"> NVARCHAR(50)     NOT NULL,</w:t>
           </w:r>
@@ -1429,13 +1132,11 @@
             <w:shd w:val="clear" w:color="auto" w:fill="EDEDED" w:themeFill="accent3" w:themeFillTint="33"/>
             <w:rPr>
               <w:rFonts w:ascii="Courier New" w:hAnsi="Courier New" w:cs="Courier New"/>
-              <w:lang w:val="en-US"/>
             </w:rPr>
           </w:pPr>
           <w:r>
             <w:rPr>
               <w:rFonts w:ascii="Courier New" w:hAnsi="Courier New" w:cs="Courier New"/>
-              <w:lang w:val="en-US"/>
             </w:rPr>
             <w:t xml:space="preserve">    </w:t>
           </w:r>
@@ -1443,7 +1144,6 @@
           <w:r>
             <w:rPr>
               <w:rFonts w:ascii="Courier New" w:hAnsi="Courier New" w:cs="Courier New"/>
-              <w:lang w:val="en-US"/>
             </w:rPr>
             <w:t>CustomerId</w:t>
           </w:r>
@@ -1451,7 +1151,6 @@
           <w:r>
             <w:rPr>
               <w:rFonts w:ascii="Courier New" w:hAnsi="Courier New" w:cs="Courier New"/>
-              <w:lang w:val="en-US"/>
             </w:rPr>
             <w:t xml:space="preserve"> INT             NOT NULL,</w:t>
           </w:r>
@@ -1461,13 +1160,11 @@
             <w:shd w:val="clear" w:color="auto" w:fill="EDEDED" w:themeFill="accent3" w:themeFillTint="33"/>
             <w:rPr>
               <w:rFonts w:ascii="Courier New" w:hAnsi="Courier New" w:cs="Courier New"/>
-              <w:lang w:val="en-US"/>
             </w:rPr>
           </w:pPr>
           <w:r>
             <w:rPr>
               <w:rFonts w:ascii="Courier New" w:hAnsi="Courier New" w:cs="Courier New"/>
-              <w:lang w:val="en-US"/>
             </w:rPr>
             <w:t xml:space="preserve">    </w:t>
           </w:r>
@@ -1475,7 +1172,6 @@
           <w:r>
             <w:rPr>
               <w:rFonts w:ascii="Courier New" w:hAnsi="Courier New" w:cs="Courier New"/>
-              <w:lang w:val="en-US"/>
             </w:rPr>
             <w:t>LocationId</w:t>
           </w:r>
@@ -1483,7 +1179,6 @@
           <w:r>
             <w:rPr>
               <w:rFonts w:ascii="Courier New" w:hAnsi="Courier New" w:cs="Courier New"/>
-              <w:lang w:val="en-US"/>
             </w:rPr>
             <w:t xml:space="preserve"> INT             NOT NULL,</w:t>
           </w:r>
@@ -1493,13 +1188,11 @@
             <w:shd w:val="clear" w:color="auto" w:fill="EDEDED" w:themeFill="accent3" w:themeFillTint="33"/>
             <w:rPr>
               <w:rFonts w:ascii="Courier New" w:hAnsi="Courier New" w:cs="Courier New"/>
-              <w:lang w:val="en-US"/>
             </w:rPr>
           </w:pPr>
           <w:r>
             <w:rPr>
               <w:rFonts w:ascii="Courier New" w:hAnsi="Courier New" w:cs="Courier New"/>
-              <w:lang w:val="en-US"/>
             </w:rPr>
             <w:t xml:space="preserve">    </w:t>
           </w:r>
@@ -1507,7 +1200,6 @@
           <w:r>
             <w:rPr>
               <w:rFonts w:ascii="Courier New" w:hAnsi="Courier New" w:cs="Courier New"/>
-              <w:lang w:val="en-US"/>
             </w:rPr>
             <w:t>ShippingId</w:t>
           </w:r>
@@ -1515,7 +1207,6 @@
           <w:r>
             <w:rPr>
               <w:rFonts w:ascii="Courier New" w:hAnsi="Courier New" w:cs="Courier New"/>
-              <w:lang w:val="en-US"/>
             </w:rPr>
             <w:t xml:space="preserve"> INT             NOT NULL,</w:t>
           </w:r>
@@ -1525,13 +1216,11 @@
             <w:shd w:val="clear" w:color="auto" w:fill="EDEDED" w:themeFill="accent3" w:themeFillTint="33"/>
             <w:rPr>
               <w:rFonts w:ascii="Courier New" w:hAnsi="Courier New" w:cs="Courier New"/>
-              <w:lang w:val="en-US"/>
             </w:rPr>
           </w:pPr>
           <w:r>
             <w:rPr>
               <w:rFonts w:ascii="Courier New" w:hAnsi="Courier New" w:cs="Courier New"/>
-              <w:lang w:val="en-US"/>
             </w:rPr>
             <w:t xml:space="preserve">    </w:t>
           </w:r>
@@ -1539,7 +1228,6 @@
           <w:r>
             <w:rPr>
               <w:rFonts w:ascii="Courier New" w:hAnsi="Courier New" w:cs="Courier New"/>
-              <w:lang w:val="en-US"/>
             </w:rPr>
             <w:t>OrderStatusId</w:t>
           </w:r>
@@ -1547,7 +1235,6 @@
           <w:r>
             <w:rPr>
               <w:rFonts w:ascii="Courier New" w:hAnsi="Courier New" w:cs="Courier New"/>
-              <w:lang w:val="en-US"/>
             </w:rPr>
             <w:t xml:space="preserve"> INT          NOT NULL,</w:t>
           </w:r>
@@ -1557,13 +1244,11 @@
             <w:shd w:val="clear" w:color="auto" w:fill="EDEDED" w:themeFill="accent3" w:themeFillTint="33"/>
             <w:rPr>
               <w:rFonts w:ascii="Courier New" w:hAnsi="Courier New" w:cs="Courier New"/>
-              <w:lang w:val="en-US"/>
             </w:rPr>
           </w:pPr>
           <w:r>
             <w:rPr>
               <w:rFonts w:ascii="Courier New" w:hAnsi="Courier New" w:cs="Courier New"/>
-              <w:lang w:val="en-US"/>
             </w:rPr>
             <w:t xml:space="preserve">    </w:t>
           </w:r>
@@ -1571,7 +1256,6 @@
           <w:r>
             <w:rPr>
               <w:rFonts w:ascii="Courier New" w:hAnsi="Courier New" w:cs="Courier New"/>
-              <w:lang w:val="en-US"/>
             </w:rPr>
             <w:t>OrderDateId</w:t>
           </w:r>
@@ -1579,7 +1263,6 @@
           <w:r>
             <w:rPr>
               <w:rFonts w:ascii="Courier New" w:hAnsi="Courier New" w:cs="Courier New"/>
-              <w:lang w:val="en-US"/>
             </w:rPr>
             <w:t xml:space="preserve"> DATE           NOT NULL,</w:t>
           </w:r>
@@ -1589,13 +1272,11 @@
             <w:shd w:val="clear" w:color="auto" w:fill="EDEDED" w:themeFill="accent3" w:themeFillTint="33"/>
             <w:rPr>
               <w:rFonts w:ascii="Courier New" w:hAnsi="Courier New" w:cs="Courier New"/>
-              <w:lang w:val="en-US"/>
             </w:rPr>
           </w:pPr>
           <w:r>
             <w:rPr>
               <w:rFonts w:ascii="Courier New" w:hAnsi="Courier New" w:cs="Courier New"/>
-              <w:lang w:val="en-US"/>
             </w:rPr>
             <w:t xml:space="preserve">    </w:t>
           </w:r>
@@ -1603,7 +1284,6 @@
           <w:r>
             <w:rPr>
               <w:rFonts w:ascii="Courier New" w:hAnsi="Courier New" w:cs="Courier New"/>
-              <w:lang w:val="en-US"/>
             </w:rPr>
             <w:t>ShippingDateId</w:t>
           </w:r>
@@ -1611,7 +1291,6 @@
           <w:r>
             <w:rPr>
               <w:rFonts w:ascii="Courier New" w:hAnsi="Courier New" w:cs="Courier New"/>
-              <w:lang w:val="en-US"/>
             </w:rPr>
             <w:t xml:space="preserve"> DATE        NOT NULL,</w:t>
           </w:r>
@@ -1621,13 +1300,11 @@
             <w:shd w:val="clear" w:color="auto" w:fill="EDEDED" w:themeFill="accent3" w:themeFillTint="33"/>
             <w:rPr>
               <w:rFonts w:ascii="Courier New" w:hAnsi="Courier New" w:cs="Courier New"/>
-              <w:lang w:val="en-US"/>
             </w:rPr>
           </w:pPr>
           <w:r>
             <w:rPr>
               <w:rFonts w:ascii="Courier New" w:hAnsi="Courier New" w:cs="Courier New"/>
-              <w:lang w:val="en-US"/>
             </w:rPr>
             <w:t xml:space="preserve">    Quantity INT               NOT NULL,</w:t>
           </w:r>
@@ -1637,13 +1314,11 @@
             <w:shd w:val="clear" w:color="auto" w:fill="EDEDED" w:themeFill="accent3" w:themeFillTint="33"/>
             <w:rPr>
               <w:rFonts w:ascii="Courier New" w:hAnsi="Courier New" w:cs="Courier New"/>
-              <w:lang w:val="en-US"/>
             </w:rPr>
           </w:pPr>
           <w:r>
             <w:rPr>
               <w:rFonts w:ascii="Courier New" w:hAnsi="Courier New" w:cs="Courier New"/>
-              <w:lang w:val="en-US"/>
             </w:rPr>
             <w:t xml:space="preserve">    Sales DECIMAL(18,2),</w:t>
           </w:r>
@@ -1653,13 +1328,11 @@
             <w:shd w:val="clear" w:color="auto" w:fill="EDEDED" w:themeFill="accent3" w:themeFillTint="33"/>
             <w:rPr>
               <w:rFonts w:ascii="Courier New" w:hAnsi="Courier New" w:cs="Courier New"/>
-              <w:lang w:val="en-US"/>
             </w:rPr>
           </w:pPr>
           <w:r>
             <w:rPr>
               <w:rFonts w:ascii="Courier New" w:hAnsi="Courier New" w:cs="Courier New"/>
-              <w:lang w:val="en-US"/>
             </w:rPr>
             <w:t xml:space="preserve">    </w:t>
           </w:r>
@@ -1667,7 +1340,6 @@
           <w:r>
             <w:rPr>
               <w:rFonts w:ascii="Courier New" w:hAnsi="Courier New" w:cs="Courier New"/>
-              <w:lang w:val="en-US"/>
             </w:rPr>
             <w:t>BenefitPerOrder</w:t>
           </w:r>
@@ -1675,7 +1347,6 @@
           <w:r>
             <w:rPr>
               <w:rFonts w:ascii="Courier New" w:hAnsi="Courier New" w:cs="Courier New"/>
-              <w:lang w:val="en-US"/>
             </w:rPr>
             <w:t xml:space="preserve"> DECIMAL(18,2),</w:t>
           </w:r>
@@ -1685,13 +1356,11 @@
             <w:shd w:val="clear" w:color="auto" w:fill="EDEDED" w:themeFill="accent3" w:themeFillTint="33"/>
             <w:rPr>
               <w:rFonts w:ascii="Courier New" w:hAnsi="Courier New" w:cs="Courier New"/>
-              <w:lang w:val="en-US"/>
             </w:rPr>
           </w:pPr>
           <w:r>
             <w:rPr>
               <w:rFonts w:ascii="Courier New" w:hAnsi="Courier New" w:cs="Courier New"/>
-              <w:lang w:val="en-US"/>
             </w:rPr>
             <w:t xml:space="preserve">    </w:t>
           </w:r>
@@ -1699,7 +1368,6 @@
           <w:r>
             <w:rPr>
               <w:rFonts w:ascii="Courier New" w:hAnsi="Courier New" w:cs="Courier New"/>
-              <w:lang w:val="en-US"/>
             </w:rPr>
             <w:t>OrderItemTotal</w:t>
           </w:r>
@@ -1707,7 +1375,6 @@
           <w:r>
             <w:rPr>
               <w:rFonts w:ascii="Courier New" w:hAnsi="Courier New" w:cs="Courier New"/>
-              <w:lang w:val="en-US"/>
             </w:rPr>
             <w:t xml:space="preserve"> DECIMAL(18,2),</w:t>
           </w:r>
@@ -1717,13 +1384,11 @@
             <w:shd w:val="clear" w:color="auto" w:fill="EDEDED" w:themeFill="accent3" w:themeFillTint="33"/>
             <w:rPr>
               <w:rFonts w:ascii="Courier New" w:hAnsi="Courier New" w:cs="Courier New"/>
-              <w:lang w:val="en-US"/>
             </w:rPr>
           </w:pPr>
           <w:r>
             <w:rPr>
               <w:rFonts w:ascii="Courier New" w:hAnsi="Courier New" w:cs="Courier New"/>
-              <w:lang w:val="en-US"/>
             </w:rPr>
             <w:t xml:space="preserve">    </w:t>
           </w:r>
@@ -1731,7 +1396,6 @@
           <w:r>
             <w:rPr>
               <w:rFonts w:ascii="Courier New" w:hAnsi="Courier New" w:cs="Courier New"/>
-              <w:lang w:val="en-US"/>
             </w:rPr>
             <w:t>OrderItemDiscount</w:t>
           </w:r>
@@ -1739,7 +1403,6 @@
           <w:r>
             <w:rPr>
               <w:rFonts w:ascii="Courier New" w:hAnsi="Courier New" w:cs="Courier New"/>
-              <w:lang w:val="en-US"/>
             </w:rPr>
             <w:t xml:space="preserve"> DECIMAL(18,2),</w:t>
           </w:r>
@@ -1749,13 +1412,11 @@
             <w:shd w:val="clear" w:color="auto" w:fill="EDEDED" w:themeFill="accent3" w:themeFillTint="33"/>
             <w:rPr>
               <w:rFonts w:ascii="Courier New" w:hAnsi="Courier New" w:cs="Courier New"/>
-              <w:lang w:val="en-US"/>
             </w:rPr>
           </w:pPr>
           <w:r>
             <w:rPr>
               <w:rFonts w:ascii="Courier New" w:hAnsi="Courier New" w:cs="Courier New"/>
-              <w:lang w:val="en-US"/>
             </w:rPr>
             <w:t xml:space="preserve">    </w:t>
           </w:r>
@@ -1763,7 +1424,6 @@
           <w:r>
             <w:rPr>
               <w:rFonts w:ascii="Courier New" w:hAnsi="Courier New" w:cs="Courier New"/>
-              <w:lang w:val="en-US"/>
             </w:rPr>
             <w:t>OrderItemDiscountRate</w:t>
           </w:r>
@@ -1771,7 +1431,6 @@
           <w:r>
             <w:rPr>
               <w:rFonts w:ascii="Courier New" w:hAnsi="Courier New" w:cs="Courier New"/>
-              <w:lang w:val="en-US"/>
             </w:rPr>
             <w:t xml:space="preserve"> DECIMAL(5,4),</w:t>
           </w:r>
@@ -1781,13 +1440,11 @@
             <w:shd w:val="clear" w:color="auto" w:fill="EDEDED" w:themeFill="accent3" w:themeFillTint="33"/>
             <w:rPr>
               <w:rFonts w:ascii="Courier New" w:hAnsi="Courier New" w:cs="Courier New"/>
-              <w:lang w:val="en-US"/>
             </w:rPr>
           </w:pPr>
           <w:r>
             <w:rPr>
               <w:rFonts w:ascii="Courier New" w:hAnsi="Courier New" w:cs="Courier New"/>
-              <w:lang w:val="en-US"/>
             </w:rPr>
             <w:t xml:space="preserve">    </w:t>
           </w:r>
@@ -1795,7 +1452,6 @@
           <w:r>
             <w:rPr>
               <w:rFonts w:ascii="Courier New" w:hAnsi="Courier New" w:cs="Courier New"/>
-              <w:lang w:val="en-US"/>
             </w:rPr>
             <w:t>ProfitPerOrder</w:t>
           </w:r>
@@ -1803,7 +1459,6 @@
           <w:r>
             <w:rPr>
               <w:rFonts w:ascii="Courier New" w:hAnsi="Courier New" w:cs="Courier New"/>
-              <w:lang w:val="en-US"/>
             </w:rPr>
             <w:t xml:space="preserve"> DECIMAL(18,2),</w:t>
           </w:r>
@@ -1813,21 +1468,19 @@
             <w:shd w:val="clear" w:color="auto" w:fill="EDEDED" w:themeFill="accent3" w:themeFillTint="33"/>
             <w:rPr>
               <w:rFonts w:ascii="Courier New" w:hAnsi="Courier New" w:cs="Courier New"/>
-              <w:lang w:val="en-US"/>
             </w:rPr>
           </w:pPr>
           <w:r>
             <w:rPr>
               <w:rFonts w:ascii="Courier New" w:hAnsi="Courier New" w:cs="Courier New"/>
-              <w:lang w:val="en-US"/>
-            </w:rPr>
+            </w:rPr>
+            <w:lastRenderedPageBreak/>
             <w:t xml:space="preserve">    </w:t>
           </w:r>
           <w:proofErr w:type="spellStart"/>
           <w:r>
             <w:rPr>
               <w:rFonts w:ascii="Courier New" w:hAnsi="Courier New" w:cs="Courier New"/>
-              <w:lang w:val="en-US"/>
             </w:rPr>
             <w:t>LateDeliveryRisk</w:t>
           </w:r>
@@ -1835,7 +1488,6 @@
           <w:r>
             <w:rPr>
               <w:rFonts w:ascii="Courier New" w:hAnsi="Courier New" w:cs="Courier New"/>
-              <w:lang w:val="en-US"/>
             </w:rPr>
             <w:t xml:space="preserve"> BIT,</w:t>
           </w:r>
@@ -1845,22 +1497,18 @@
             <w:shd w:val="clear" w:color="auto" w:fill="EDEDED" w:themeFill="accent3" w:themeFillTint="33"/>
             <w:rPr>
               <w:rFonts w:ascii="Courier New" w:hAnsi="Courier New" w:cs="Courier New"/>
-              <w:lang w:val="en-US"/>
             </w:rPr>
           </w:pPr>
           <w:r>
             <w:rPr>
               <w:rFonts w:ascii="Courier New" w:hAnsi="Courier New" w:cs="Courier New"/>
-              <w:lang w:val="en-US"/>
-            </w:rPr>
-            <w:lastRenderedPageBreak/>
+            </w:rPr>
             <w:t xml:space="preserve">    </w:t>
           </w:r>
           <w:proofErr w:type="spellStart"/>
           <w:r>
             <w:rPr>
               <w:rFonts w:ascii="Courier New" w:hAnsi="Courier New" w:cs="Courier New"/>
-              <w:lang w:val="en-US"/>
             </w:rPr>
             <w:t>DeliveryStatus</w:t>
           </w:r>
@@ -1868,7 +1516,6 @@
           <w:r>
             <w:rPr>
               <w:rFonts w:ascii="Courier New" w:hAnsi="Courier New" w:cs="Courier New"/>
-              <w:lang w:val="en-US"/>
             </w:rPr>
             <w:t xml:space="preserve"> NVARCHAR(50),</w:t>
           </w:r>
@@ -1878,13 +1525,11 @@
             <w:shd w:val="clear" w:color="auto" w:fill="EDEDED" w:themeFill="accent3" w:themeFillTint="33"/>
             <w:rPr>
               <w:rFonts w:ascii="Courier New" w:hAnsi="Courier New" w:cs="Courier New"/>
-              <w:lang w:val="en-US"/>
             </w:rPr>
           </w:pPr>
           <w:r>
             <w:rPr>
               <w:rFonts w:ascii="Courier New" w:hAnsi="Courier New" w:cs="Courier New"/>
-              <w:lang w:val="en-US"/>
             </w:rPr>
             <w:t xml:space="preserve">    FOREIGN KEY (</w:t>
           </w:r>
@@ -1892,7 +1537,6 @@
           <w:r>
             <w:rPr>
               <w:rFonts w:ascii="Courier New" w:hAnsi="Courier New" w:cs="Courier New"/>
-              <w:lang w:val="en-US"/>
             </w:rPr>
             <w:t>ProductId</w:t>
           </w:r>
@@ -1900,7 +1544,6 @@
           <w:r>
             <w:rPr>
               <w:rFonts w:ascii="Courier New" w:hAnsi="Courier New" w:cs="Courier New"/>
-              <w:lang w:val="en-US"/>
             </w:rPr>
             <w:t xml:space="preserve">)      REFERENCES </w:t>
           </w:r>
@@ -1908,7 +1551,6 @@
           <w:r>
             <w:rPr>
               <w:rFonts w:ascii="Courier New" w:hAnsi="Courier New" w:cs="Courier New"/>
-              <w:lang w:val="en-US"/>
             </w:rPr>
             <w:t>dbo.DimProduct</w:t>
           </w:r>
@@ -1916,7 +1558,6 @@
           <w:r>
             <w:rPr>
               <w:rFonts w:ascii="Courier New" w:hAnsi="Courier New" w:cs="Courier New"/>
-              <w:lang w:val="en-US"/>
             </w:rPr>
             <w:t>(</w:t>
           </w:r>
@@ -1924,7 +1565,6 @@
           <w:r>
             <w:rPr>
               <w:rFonts w:ascii="Courier New" w:hAnsi="Courier New" w:cs="Courier New"/>
-              <w:lang w:val="en-US"/>
             </w:rPr>
             <w:t>ProductId</w:t>
           </w:r>
@@ -1932,7 +1572,6 @@
           <w:r>
             <w:rPr>
               <w:rFonts w:ascii="Courier New" w:hAnsi="Courier New" w:cs="Courier New"/>
-              <w:lang w:val="en-US"/>
             </w:rPr>
             <w:t>),</w:t>
           </w:r>
@@ -1942,13 +1581,11 @@
             <w:shd w:val="clear" w:color="auto" w:fill="EDEDED" w:themeFill="accent3" w:themeFillTint="33"/>
             <w:rPr>
               <w:rFonts w:ascii="Courier New" w:hAnsi="Courier New" w:cs="Courier New"/>
-              <w:lang w:val="en-US"/>
             </w:rPr>
           </w:pPr>
           <w:r>
             <w:rPr>
               <w:rFonts w:ascii="Courier New" w:hAnsi="Courier New" w:cs="Courier New"/>
-              <w:lang w:val="en-US"/>
             </w:rPr>
             <w:t xml:space="preserve">    FOREIGN KEY (</w:t>
           </w:r>
@@ -1956,7 +1593,6 @@
           <w:r>
             <w:rPr>
               <w:rFonts w:ascii="Courier New" w:hAnsi="Courier New" w:cs="Courier New"/>
-              <w:lang w:val="en-US"/>
             </w:rPr>
             <w:t>CustomerId</w:t>
           </w:r>
@@ -1964,7 +1600,6 @@
           <w:r>
             <w:rPr>
               <w:rFonts w:ascii="Courier New" w:hAnsi="Courier New" w:cs="Courier New"/>
-              <w:lang w:val="en-US"/>
             </w:rPr>
             <w:t xml:space="preserve">)     REFERENCES </w:t>
           </w:r>
@@ -1972,7 +1607,6 @@
           <w:r>
             <w:rPr>
               <w:rFonts w:ascii="Courier New" w:hAnsi="Courier New" w:cs="Courier New"/>
-              <w:lang w:val="en-US"/>
             </w:rPr>
             <w:t>dbo.DimCustomer</w:t>
           </w:r>
@@ -1980,7 +1614,6 @@
           <w:r>
             <w:rPr>
               <w:rFonts w:ascii="Courier New" w:hAnsi="Courier New" w:cs="Courier New"/>
-              <w:lang w:val="en-US"/>
             </w:rPr>
             <w:t>(</w:t>
           </w:r>
@@ -1988,7 +1621,6 @@
           <w:r>
             <w:rPr>
               <w:rFonts w:ascii="Courier New" w:hAnsi="Courier New" w:cs="Courier New"/>
-              <w:lang w:val="en-US"/>
             </w:rPr>
             <w:t>CustomerId</w:t>
           </w:r>
@@ -1996,7 +1628,6 @@
           <w:r>
             <w:rPr>
               <w:rFonts w:ascii="Courier New" w:hAnsi="Courier New" w:cs="Courier New"/>
-              <w:lang w:val="en-US"/>
             </w:rPr>
             <w:t>),</w:t>
           </w:r>
@@ -2006,13 +1637,11 @@
             <w:shd w:val="clear" w:color="auto" w:fill="EDEDED" w:themeFill="accent3" w:themeFillTint="33"/>
             <w:rPr>
               <w:rFonts w:ascii="Courier New" w:hAnsi="Courier New" w:cs="Courier New"/>
-              <w:lang w:val="en-US"/>
             </w:rPr>
           </w:pPr>
           <w:r>
             <w:rPr>
               <w:rFonts w:ascii="Courier New" w:hAnsi="Courier New" w:cs="Courier New"/>
-              <w:lang w:val="en-US"/>
             </w:rPr>
             <w:t xml:space="preserve">    FOREIGN KEY (</w:t>
           </w:r>
@@ -2020,7 +1649,6 @@
           <w:r>
             <w:rPr>
               <w:rFonts w:ascii="Courier New" w:hAnsi="Courier New" w:cs="Courier New"/>
-              <w:lang w:val="en-US"/>
             </w:rPr>
             <w:t>LocationId</w:t>
           </w:r>
@@ -2028,7 +1656,6 @@
           <w:r>
             <w:rPr>
               <w:rFonts w:ascii="Courier New" w:hAnsi="Courier New" w:cs="Courier New"/>
-              <w:lang w:val="en-US"/>
             </w:rPr>
             <w:t xml:space="preserve">)     REFERENCES </w:t>
           </w:r>
@@ -2036,7 +1663,6 @@
           <w:r>
             <w:rPr>
               <w:rFonts w:ascii="Courier New" w:hAnsi="Courier New" w:cs="Courier New"/>
-              <w:lang w:val="en-US"/>
             </w:rPr>
             <w:t>dbo.DimLocation</w:t>
           </w:r>
@@ -2044,7 +1670,6 @@
           <w:r>
             <w:rPr>
               <w:rFonts w:ascii="Courier New" w:hAnsi="Courier New" w:cs="Courier New"/>
-              <w:lang w:val="en-US"/>
             </w:rPr>
             <w:t>(</w:t>
           </w:r>
@@ -2052,7 +1677,6 @@
           <w:r>
             <w:rPr>
               <w:rFonts w:ascii="Courier New" w:hAnsi="Courier New" w:cs="Courier New"/>
-              <w:lang w:val="en-US"/>
             </w:rPr>
             <w:t>LocationId</w:t>
           </w:r>
@@ -2060,7 +1684,6 @@
           <w:r>
             <w:rPr>
               <w:rFonts w:ascii="Courier New" w:hAnsi="Courier New" w:cs="Courier New"/>
-              <w:lang w:val="en-US"/>
             </w:rPr>
             <w:t>),</w:t>
           </w:r>
@@ -2070,13 +1693,11 @@
             <w:shd w:val="clear" w:color="auto" w:fill="EDEDED" w:themeFill="accent3" w:themeFillTint="33"/>
             <w:rPr>
               <w:rFonts w:ascii="Courier New" w:hAnsi="Courier New" w:cs="Courier New"/>
-              <w:lang w:val="en-US"/>
             </w:rPr>
           </w:pPr>
           <w:r>
             <w:rPr>
               <w:rFonts w:ascii="Courier New" w:hAnsi="Courier New" w:cs="Courier New"/>
-              <w:lang w:val="en-US"/>
             </w:rPr>
             <w:t xml:space="preserve">    FOREIGN KEY (</w:t>
           </w:r>
@@ -2084,7 +1705,6 @@
           <w:r>
             <w:rPr>
               <w:rFonts w:ascii="Courier New" w:hAnsi="Courier New" w:cs="Courier New"/>
-              <w:lang w:val="en-US"/>
             </w:rPr>
             <w:t>ShippingId</w:t>
           </w:r>
@@ -2092,7 +1712,6 @@
           <w:r>
             <w:rPr>
               <w:rFonts w:ascii="Courier New" w:hAnsi="Courier New" w:cs="Courier New"/>
-              <w:lang w:val="en-US"/>
             </w:rPr>
             <w:t xml:space="preserve">)     REFERENCES </w:t>
           </w:r>
@@ -2100,7 +1719,6 @@
           <w:r>
             <w:rPr>
               <w:rFonts w:ascii="Courier New" w:hAnsi="Courier New" w:cs="Courier New"/>
-              <w:lang w:val="en-US"/>
             </w:rPr>
             <w:t>dbo.DimShipping</w:t>
           </w:r>
@@ -2108,7 +1726,6 @@
           <w:r>
             <w:rPr>
               <w:rFonts w:ascii="Courier New" w:hAnsi="Courier New" w:cs="Courier New"/>
-              <w:lang w:val="en-US"/>
             </w:rPr>
             <w:t>(</w:t>
           </w:r>
@@ -2116,7 +1733,6 @@
           <w:r>
             <w:rPr>
               <w:rFonts w:ascii="Courier New" w:hAnsi="Courier New" w:cs="Courier New"/>
-              <w:lang w:val="en-US"/>
             </w:rPr>
             <w:t>ShippingId</w:t>
           </w:r>
@@ -2124,7 +1740,6 @@
           <w:r>
             <w:rPr>
               <w:rFonts w:ascii="Courier New" w:hAnsi="Courier New" w:cs="Courier New"/>
-              <w:lang w:val="en-US"/>
             </w:rPr>
             <w:t>),</w:t>
           </w:r>
@@ -2134,13 +1749,11 @@
             <w:shd w:val="clear" w:color="auto" w:fill="EDEDED" w:themeFill="accent3" w:themeFillTint="33"/>
             <w:rPr>
               <w:rFonts w:ascii="Courier New" w:hAnsi="Courier New" w:cs="Courier New"/>
-              <w:lang w:val="en-US"/>
             </w:rPr>
           </w:pPr>
           <w:r>
             <w:rPr>
               <w:rFonts w:ascii="Courier New" w:hAnsi="Courier New" w:cs="Courier New"/>
-              <w:lang w:val="en-US"/>
             </w:rPr>
             <w:t xml:space="preserve">    FOREIGN KEY (</w:t>
           </w:r>
@@ -2148,7 +1761,6 @@
           <w:r>
             <w:rPr>
               <w:rFonts w:ascii="Courier New" w:hAnsi="Courier New" w:cs="Courier New"/>
-              <w:lang w:val="en-US"/>
             </w:rPr>
             <w:t>OrderStatusId</w:t>
           </w:r>
@@ -2156,7 +1768,6 @@
           <w:r>
             <w:rPr>
               <w:rFonts w:ascii="Courier New" w:hAnsi="Courier New" w:cs="Courier New"/>
-              <w:lang w:val="en-US"/>
             </w:rPr>
             <w:t xml:space="preserve">)  REFERENCES </w:t>
           </w:r>
@@ -2164,7 +1775,6 @@
           <w:r>
             <w:rPr>
               <w:rFonts w:ascii="Courier New" w:hAnsi="Courier New" w:cs="Courier New"/>
-              <w:lang w:val="en-US"/>
             </w:rPr>
             <w:t>dbo.DimOrderStatus</w:t>
           </w:r>
@@ -2172,7 +1782,6 @@
           <w:r>
             <w:rPr>
               <w:rFonts w:ascii="Courier New" w:hAnsi="Courier New" w:cs="Courier New"/>
-              <w:lang w:val="en-US"/>
             </w:rPr>
             <w:t>(</w:t>
           </w:r>
@@ -2180,7 +1789,6 @@
           <w:r>
             <w:rPr>
               <w:rFonts w:ascii="Courier New" w:hAnsi="Courier New" w:cs="Courier New"/>
-              <w:lang w:val="en-US"/>
             </w:rPr>
             <w:t>OrderStatusId</w:t>
           </w:r>
@@ -2188,7 +1796,6 @@
           <w:r>
             <w:rPr>
               <w:rFonts w:ascii="Courier New" w:hAnsi="Courier New" w:cs="Courier New"/>
-              <w:lang w:val="en-US"/>
             </w:rPr>
             <w:t>),</w:t>
           </w:r>
@@ -2198,13 +1805,11 @@
             <w:shd w:val="clear" w:color="auto" w:fill="EDEDED" w:themeFill="accent3" w:themeFillTint="33"/>
             <w:rPr>
               <w:rFonts w:ascii="Courier New" w:hAnsi="Courier New" w:cs="Courier New"/>
-              <w:lang w:val="en-US"/>
             </w:rPr>
           </w:pPr>
           <w:r>
             <w:rPr>
               <w:rFonts w:ascii="Courier New" w:hAnsi="Courier New" w:cs="Courier New"/>
-              <w:lang w:val="en-US"/>
             </w:rPr>
             <w:t xml:space="preserve">    FOREIGN KEY (</w:t>
           </w:r>
@@ -2212,7 +1817,6 @@
           <w:r>
             <w:rPr>
               <w:rFonts w:ascii="Courier New" w:hAnsi="Courier New" w:cs="Courier New"/>
-              <w:lang w:val="en-US"/>
             </w:rPr>
             <w:t>OrderDateId</w:t>
           </w:r>
@@ -2220,7 +1824,6 @@
           <w:r>
             <w:rPr>
               <w:rFonts w:ascii="Courier New" w:hAnsi="Courier New" w:cs="Courier New"/>
-              <w:lang w:val="en-US"/>
             </w:rPr>
             <w:t xml:space="preserve">)    REFERENCES </w:t>
           </w:r>
@@ -2228,7 +1831,6 @@
           <w:r>
             <w:rPr>
               <w:rFonts w:ascii="Courier New" w:hAnsi="Courier New" w:cs="Courier New"/>
-              <w:lang w:val="en-US"/>
             </w:rPr>
             <w:t>dbo.DimDate</w:t>
           </w:r>
@@ -2236,7 +1838,6 @@
           <w:r>
             <w:rPr>
               <w:rFonts w:ascii="Courier New" w:hAnsi="Courier New" w:cs="Courier New"/>
-              <w:lang w:val="en-US"/>
             </w:rPr>
             <w:t>(</w:t>
           </w:r>
@@ -2244,7 +1845,6 @@
           <w:r>
             <w:rPr>
               <w:rFonts w:ascii="Courier New" w:hAnsi="Courier New" w:cs="Courier New"/>
-              <w:lang w:val="en-US"/>
             </w:rPr>
             <w:t>DateId</w:t>
           </w:r>
@@ -2252,7 +1852,6 @@
           <w:r>
             <w:rPr>
               <w:rFonts w:ascii="Courier New" w:hAnsi="Courier New" w:cs="Courier New"/>
-              <w:lang w:val="en-US"/>
             </w:rPr>
             <w:t>),</w:t>
           </w:r>
@@ -2262,13 +1861,11 @@
             <w:shd w:val="clear" w:color="auto" w:fill="EDEDED" w:themeFill="accent3" w:themeFillTint="33"/>
             <w:rPr>
               <w:rFonts w:ascii="Courier New" w:hAnsi="Courier New" w:cs="Courier New"/>
-              <w:lang w:val="en-US"/>
             </w:rPr>
           </w:pPr>
           <w:r>
             <w:rPr>
               <w:rFonts w:ascii="Courier New" w:hAnsi="Courier New" w:cs="Courier New"/>
-              <w:lang w:val="en-US"/>
             </w:rPr>
             <w:t xml:space="preserve">    FOREIGN KEY (</w:t>
           </w:r>
@@ -2276,7 +1873,6 @@
           <w:r>
             <w:rPr>
               <w:rFonts w:ascii="Courier New" w:hAnsi="Courier New" w:cs="Courier New"/>
-              <w:lang w:val="en-US"/>
             </w:rPr>
             <w:t>ShippingDateId</w:t>
           </w:r>
@@ -2284,7 +1880,6 @@
           <w:r>
             <w:rPr>
               <w:rFonts w:ascii="Courier New" w:hAnsi="Courier New" w:cs="Courier New"/>
-              <w:lang w:val="en-US"/>
             </w:rPr>
             <w:t xml:space="preserve">) REFERENCES </w:t>
           </w:r>
@@ -2292,7 +1887,6 @@
           <w:r>
             <w:rPr>
               <w:rFonts w:ascii="Courier New" w:hAnsi="Courier New" w:cs="Courier New"/>
-              <w:lang w:val="en-US"/>
             </w:rPr>
             <w:t>dbo.DimDate</w:t>
           </w:r>
@@ -2300,7 +1894,6 @@
           <w:r>
             <w:rPr>
               <w:rFonts w:ascii="Courier New" w:hAnsi="Courier New" w:cs="Courier New"/>
-              <w:lang w:val="en-US"/>
             </w:rPr>
             <w:t>(</w:t>
           </w:r>
@@ -2308,7 +1901,6 @@
           <w:r>
             <w:rPr>
               <w:rFonts w:ascii="Courier New" w:hAnsi="Courier New" w:cs="Courier New"/>
-              <w:lang w:val="en-US"/>
             </w:rPr>
             <w:t>DateId</w:t>
           </w:r>
@@ -2316,7 +1908,6 @@
           <w:r>
             <w:rPr>
               <w:rFonts w:ascii="Courier New" w:hAnsi="Courier New" w:cs="Courier New"/>
-              <w:lang w:val="en-US"/>
             </w:rPr>
             <w:t>)</w:t>
           </w:r>
@@ -2326,13 +1917,11 @@
             <w:shd w:val="clear" w:color="auto" w:fill="EDEDED" w:themeFill="accent3" w:themeFillTint="33"/>
             <w:rPr>
               <w:rFonts w:ascii="Courier New" w:hAnsi="Courier New" w:cs="Courier New"/>
-              <w:lang w:val="en-US"/>
             </w:rPr>
           </w:pPr>
           <w:r>
             <w:rPr>
               <w:rFonts w:ascii="Courier New" w:hAnsi="Courier New" w:cs="Courier New"/>
-              <w:lang w:val="en-US"/>
             </w:rPr>
             <w:t>);</w:t>
           </w:r>
@@ -2343,7 +1932,6 @@
       <w:pPr>
         <w:rPr>
           <w:rFonts w:ascii="Courier New" w:hAnsi="Courier New" w:cs="Courier New"/>
-          <w:lang w:val="en-US"/>
         </w:rPr>
       </w:pPr>
     </w:p>
@@ -2351,7 +1939,6 @@
       <w:pPr>
         <w:rPr>
           <w:rFonts w:cstheme="minorHAnsi"/>
-          <w:lang w:val="en-US"/>
         </w:rPr>
       </w:pPr>
     </w:p>
@@ -2377,7 +1964,7 @@
     </w:p>
     <w:p>
       <w:pPr>
-        <w:pStyle w:val="Heading2"/>
+        <w:pStyle w:val="berschrift2"/>
       </w:pPr>
       <w:r>
         <w:t>2.3.3. Entity-Relationship Diagram</w:t>
@@ -2398,6 +1985,21 @@
     </w:p>
     <w:p>
       <w:pPr>
+        <w:rPr>
+          <w:rFonts w:cstheme="minorHAnsi"/>
+        </w:rPr>
+      </w:pPr>
+    </w:p>
+    <w:p>
+      <w:pPr>
+        <w:keepNext/>
+        <w:rPr>
+          <w:rFonts w:cstheme="minorHAnsi"/>
+        </w:rPr>
+      </w:pPr>
+    </w:p>
+    <w:p>
+      <w:pPr>
         <w:keepNext/>
       </w:pPr>
       <w:r>
@@ -2405,12 +2007,11 @@
           <w:rFonts w:cstheme="minorHAnsi"/>
           <w:noProof/>
         </w:rPr>
-        <w:lastRenderedPageBreak/>
         <w:drawing>
-          <wp:inline distT="0" distB="0" distL="0" distR="0" wp14:anchorId="5E46DD27" wp14:editId="6320967A">
-            <wp:extent cx="5731510" cy="4144645"/>
+          <wp:inline distT="0" distB="0" distL="0" distR="0" wp14:anchorId="5E46DD27" wp14:editId="2A3EC753">
+            <wp:extent cx="5607894" cy="5372657"/>
             <wp:effectExtent l="0" t="0" r="0" b="0"/>
-            <wp:docPr id="1935875469" name="Picture 1" descr="ER Diagram"/>
+            <wp:docPr id="1935875469" name="Picture 1"/>
             <wp:cNvGraphicFramePr>
               <a:graphicFrameLocks xmlns:a="http://schemas.openxmlformats.org/drawingml/2006/main" noChangeAspect="1"/>
             </wp:cNvGraphicFramePr>
@@ -2418,11 +2019,11 @@
               <a:graphicData uri="http://schemas.openxmlformats.org/drawingml/2006/picture">
                 <pic:pic xmlns:pic="http://schemas.openxmlformats.org/drawingml/2006/picture">
                   <pic:nvPicPr>
-                    <pic:cNvPr id="1935875469" name="Picture 1" descr="ER Diagram"/>
+                    <pic:cNvPr id="1935875469" name="Picture 1"/>
                     <pic:cNvPicPr/>
                   </pic:nvPicPr>
                   <pic:blipFill>
-                    <a:blip r:embed="rId6" cstate="print">
+                    <a:blip r:embed="rId6">
                       <a:extLst>
                         <a:ext uri="{28A0092B-C50C-407E-A947-70E740481C1C}">
                           <a14:useLocalDpi xmlns:a14="http://schemas.microsoft.com/office/drawing/2010/main" val="0"/>
@@ -2436,7 +2037,7 @@
                   <pic:spPr>
                     <a:xfrm>
                       <a:off x="0" y="0"/>
-                      <a:ext cx="5731510" cy="4144645"/>
+                      <a:ext cx="5614500" cy="5378986"/>
                     </a:xfrm>
                     <a:prstGeom prst="rect">
                       <a:avLst/>
@@ -2451,20 +2052,27 @@
     </w:p>
     <w:p>
       <w:pPr>
-        <w:pStyle w:val="Caption"/>
+        <w:pStyle w:val="Beschriftung"/>
         <w:ind w:left="3600"/>
       </w:pPr>
       <w:r>
         <w:t xml:space="preserve">Figure </w:t>
       </w:r>
-      <w:fldSimple w:instr=" SEQ Figure \* ARABIC ">
-        <w:r>
-          <w:rPr>
-            <w:noProof/>
-          </w:rPr>
-          <w:t>1</w:t>
-        </w:r>
-      </w:fldSimple>
+      <w:r>
+        <w:fldChar w:fldCharType="begin"/>
+      </w:r>
+      <w:r>
+        <w:instrText xml:space="preserve"> SEQ Figure \* ARABIC </w:instrText>
+      </w:r>
+      <w:r>
+        <w:fldChar w:fldCharType="separate"/>
+      </w:r>
+      <w:r>
+        <w:t>1</w:t>
+      </w:r>
+      <w:r>
+        <w:fldChar w:fldCharType="end"/>
+      </w:r>
       <w:r>
         <w:t xml:space="preserve"> ER DIAGRAM</w:t>
       </w:r>
@@ -3267,15 +2875,18 @@
     <w:lsdException w:name="Unresolved Mention" w:semiHidden="1" w:unhideWhenUsed="1"/>
     <w:lsdException w:name="Smart Link" w:semiHidden="1" w:unhideWhenUsed="1"/>
   </w:latentStyles>
-  <w:style w:type="paragraph" w:default="1" w:styleId="Normal">
+  <w:style w:type="paragraph" w:default="1" w:styleId="Standard">
     <w:name w:val="Normal"/>
     <w:qFormat/>
+    <w:rPr>
+      <w:lang w:val="en-US"/>
+    </w:rPr>
   </w:style>
-  <w:style w:type="paragraph" w:styleId="Heading1">
+  <w:style w:type="paragraph" w:styleId="berschrift1">
     <w:name w:val="heading 1"/>
-    <w:basedOn w:val="Normal"/>
-    <w:next w:val="Normal"/>
-    <w:link w:val="Heading1Char"/>
+    <w:basedOn w:val="Standard"/>
+    <w:next w:val="Standard"/>
+    <w:link w:val="berschrift1Zchn"/>
     <w:uiPriority w:val="9"/>
     <w:qFormat/>
     <w:rsid w:val="002C58E3"/>
@@ -3292,11 +2903,11 @@
       <w:szCs w:val="40"/>
     </w:rPr>
   </w:style>
-  <w:style w:type="paragraph" w:styleId="Heading2">
+  <w:style w:type="paragraph" w:styleId="berschrift2">
     <w:name w:val="heading 2"/>
-    <w:basedOn w:val="Normal"/>
-    <w:next w:val="Normal"/>
-    <w:link w:val="Heading2Char"/>
+    <w:basedOn w:val="Standard"/>
+    <w:next w:val="Standard"/>
+    <w:link w:val="berschrift2Zchn"/>
     <w:uiPriority w:val="9"/>
     <w:unhideWhenUsed/>
     <w:qFormat/>
@@ -3308,11 +2919,11 @@
       <w:b/>
     </w:rPr>
   </w:style>
-  <w:style w:type="paragraph" w:styleId="Heading3">
+  <w:style w:type="paragraph" w:styleId="berschrift3">
     <w:name w:val="heading 3"/>
-    <w:basedOn w:val="Normal"/>
-    <w:next w:val="Normal"/>
-    <w:link w:val="Heading3Char"/>
+    <w:basedOn w:val="Standard"/>
+    <w:next w:val="Standard"/>
+    <w:link w:val="berschrift3Zchn"/>
     <w:uiPriority w:val="9"/>
     <w:semiHidden/>
     <w:unhideWhenUsed/>
@@ -3331,11 +2942,11 @@
       <w:szCs w:val="28"/>
     </w:rPr>
   </w:style>
-  <w:style w:type="paragraph" w:styleId="Heading4">
+  <w:style w:type="paragraph" w:styleId="berschrift4">
     <w:name w:val="heading 4"/>
-    <w:basedOn w:val="Normal"/>
-    <w:next w:val="Normal"/>
-    <w:link w:val="Heading4Char"/>
+    <w:basedOn w:val="Standard"/>
+    <w:next w:val="Standard"/>
+    <w:link w:val="berschrift4Zchn"/>
     <w:uiPriority w:val="9"/>
     <w:semiHidden/>
     <w:unhideWhenUsed/>
@@ -3354,11 +2965,11 @@
       <w:color w:val="2F5496" w:themeColor="accent1" w:themeShade="BF"/>
     </w:rPr>
   </w:style>
-  <w:style w:type="paragraph" w:styleId="Heading5">
+  <w:style w:type="paragraph" w:styleId="berschrift5">
     <w:name w:val="heading 5"/>
-    <w:basedOn w:val="Normal"/>
-    <w:next w:val="Normal"/>
-    <w:link w:val="Heading5Char"/>
+    <w:basedOn w:val="Standard"/>
+    <w:next w:val="Standard"/>
+    <w:link w:val="berschrift5Zchn"/>
     <w:uiPriority w:val="9"/>
     <w:semiHidden/>
     <w:unhideWhenUsed/>
@@ -3375,11 +2986,11 @@
       <w:color w:val="2F5496" w:themeColor="accent1" w:themeShade="BF"/>
     </w:rPr>
   </w:style>
-  <w:style w:type="paragraph" w:styleId="Heading6">
+  <w:style w:type="paragraph" w:styleId="berschrift6">
     <w:name w:val="heading 6"/>
-    <w:basedOn w:val="Normal"/>
-    <w:next w:val="Normal"/>
-    <w:link w:val="Heading6Char"/>
+    <w:basedOn w:val="Standard"/>
+    <w:next w:val="Standard"/>
+    <w:link w:val="berschrift6Zchn"/>
     <w:uiPriority w:val="9"/>
     <w:semiHidden/>
     <w:unhideWhenUsed/>
@@ -3398,11 +3009,11 @@
       <w:color w:val="595959" w:themeColor="text1" w:themeTint="A6"/>
     </w:rPr>
   </w:style>
-  <w:style w:type="paragraph" w:styleId="Heading7">
+  <w:style w:type="paragraph" w:styleId="berschrift7">
     <w:name w:val="heading 7"/>
-    <w:basedOn w:val="Normal"/>
-    <w:next w:val="Normal"/>
-    <w:link w:val="Heading7Char"/>
+    <w:basedOn w:val="Standard"/>
+    <w:next w:val="Standard"/>
+    <w:link w:val="berschrift7Zchn"/>
     <w:uiPriority w:val="9"/>
     <w:semiHidden/>
     <w:unhideWhenUsed/>
@@ -3419,11 +3030,11 @@
       <w:color w:val="595959" w:themeColor="text1" w:themeTint="A6"/>
     </w:rPr>
   </w:style>
-  <w:style w:type="paragraph" w:styleId="Heading8">
+  <w:style w:type="paragraph" w:styleId="berschrift8">
     <w:name w:val="heading 8"/>
-    <w:basedOn w:val="Normal"/>
-    <w:next w:val="Normal"/>
-    <w:link w:val="Heading8Char"/>
+    <w:basedOn w:val="Standard"/>
+    <w:next w:val="Standard"/>
+    <w:link w:val="berschrift8Zchn"/>
     <w:uiPriority w:val="9"/>
     <w:semiHidden/>
     <w:unhideWhenUsed/>
@@ -3442,11 +3053,11 @@
       <w:color w:val="272727" w:themeColor="text1" w:themeTint="D8"/>
     </w:rPr>
   </w:style>
-  <w:style w:type="paragraph" w:styleId="Heading9">
+  <w:style w:type="paragraph" w:styleId="berschrift9">
     <w:name w:val="heading 9"/>
-    <w:basedOn w:val="Normal"/>
-    <w:next w:val="Normal"/>
-    <w:link w:val="Heading9Char"/>
+    <w:basedOn w:val="Standard"/>
+    <w:next w:val="Standard"/>
+    <w:link w:val="berschrift9Zchn"/>
     <w:uiPriority w:val="9"/>
     <w:semiHidden/>
     <w:unhideWhenUsed/>
@@ -3463,12 +3074,13 @@
       <w:color w:val="272727" w:themeColor="text1" w:themeTint="D8"/>
     </w:rPr>
   </w:style>
-  <w:style w:type="character" w:default="1" w:styleId="DefaultParagraphFont">
+  <w:style w:type="character" w:default="1" w:styleId="Absatz-Standardschriftart">
     <w:name w:val="Default Paragraph Font"/>
     <w:uiPriority w:val="1"/>
+    <w:semiHidden/>
     <w:unhideWhenUsed/>
   </w:style>
-  <w:style w:type="table" w:default="1" w:styleId="TableNormal">
+  <w:style w:type="table" w:default="1" w:styleId="NormaleTabelle">
     <w:name w:val="Normal Table"/>
     <w:uiPriority w:val="99"/>
     <w:semiHidden/>
@@ -3483,16 +3095,16 @@
       </w:tblCellMar>
     </w:tblPr>
   </w:style>
-  <w:style w:type="numbering" w:default="1" w:styleId="NoList">
+  <w:style w:type="numbering" w:default="1" w:styleId="KeineListe">
     <w:name w:val="No List"/>
     <w:uiPriority w:val="99"/>
     <w:semiHidden/>
     <w:unhideWhenUsed/>
   </w:style>
-  <w:style w:type="character" w:customStyle="1" w:styleId="Heading1Char">
-    <w:name w:val="Heading 1 Char"/>
-    <w:basedOn w:val="DefaultParagraphFont"/>
-    <w:link w:val="Heading1"/>
+  <w:style w:type="character" w:customStyle="1" w:styleId="berschrift1Zchn">
+    <w:name w:val="Überschrift 1 Zchn"/>
+    <w:basedOn w:val="Absatz-Standardschriftart"/>
+    <w:link w:val="berschrift1"/>
     <w:uiPriority w:val="9"/>
     <w:rsid w:val="002C58E3"/>
     <w:rPr>
@@ -3502,20 +3114,20 @@
       <w:szCs w:val="40"/>
     </w:rPr>
   </w:style>
-  <w:style w:type="character" w:customStyle="1" w:styleId="Heading2Char">
-    <w:name w:val="Heading 2 Char"/>
-    <w:basedOn w:val="DefaultParagraphFont"/>
-    <w:link w:val="Heading2"/>
+  <w:style w:type="character" w:customStyle="1" w:styleId="berschrift2Zchn">
+    <w:name w:val="Überschrift 2 Zchn"/>
+    <w:basedOn w:val="Absatz-Standardschriftart"/>
+    <w:link w:val="berschrift2"/>
     <w:uiPriority w:val="9"/>
     <w:rsid w:val="00F466C2"/>
     <w:rPr>
       <w:b/>
     </w:rPr>
   </w:style>
-  <w:style w:type="character" w:customStyle="1" w:styleId="Heading3Char">
-    <w:name w:val="Heading 3 Char"/>
-    <w:basedOn w:val="DefaultParagraphFont"/>
-    <w:link w:val="Heading3"/>
+  <w:style w:type="character" w:customStyle="1" w:styleId="berschrift3Zchn">
+    <w:name w:val="Überschrift 3 Zchn"/>
+    <w:basedOn w:val="Absatz-Standardschriftart"/>
+    <w:link w:val="berschrift3"/>
     <w:uiPriority w:val="9"/>
     <w:semiHidden/>
     <w:rsid w:val="002C58E3"/>
@@ -3526,10 +3138,10 @@
       <w:szCs w:val="28"/>
     </w:rPr>
   </w:style>
-  <w:style w:type="character" w:customStyle="1" w:styleId="Heading4Char">
-    <w:name w:val="Heading 4 Char"/>
-    <w:basedOn w:val="DefaultParagraphFont"/>
-    <w:link w:val="Heading4"/>
+  <w:style w:type="character" w:customStyle="1" w:styleId="berschrift4Zchn">
+    <w:name w:val="Überschrift 4 Zchn"/>
+    <w:basedOn w:val="Absatz-Standardschriftart"/>
+    <w:link w:val="berschrift4"/>
     <w:uiPriority w:val="9"/>
     <w:semiHidden/>
     <w:rsid w:val="002C58E3"/>
@@ -3540,10 +3152,10 @@
       <w:color w:val="2F5496" w:themeColor="accent1" w:themeShade="BF"/>
     </w:rPr>
   </w:style>
-  <w:style w:type="character" w:customStyle="1" w:styleId="Heading5Char">
-    <w:name w:val="Heading 5 Char"/>
-    <w:basedOn w:val="DefaultParagraphFont"/>
-    <w:link w:val="Heading5"/>
+  <w:style w:type="character" w:customStyle="1" w:styleId="berschrift5Zchn">
+    <w:name w:val="Überschrift 5 Zchn"/>
+    <w:basedOn w:val="Absatz-Standardschriftart"/>
+    <w:link w:val="berschrift5"/>
     <w:uiPriority w:val="9"/>
     <w:semiHidden/>
     <w:rsid w:val="002C58E3"/>
@@ -3552,10 +3164,10 @@
       <w:color w:val="2F5496" w:themeColor="accent1" w:themeShade="BF"/>
     </w:rPr>
   </w:style>
-  <w:style w:type="character" w:customStyle="1" w:styleId="Heading6Char">
-    <w:name w:val="Heading 6 Char"/>
-    <w:basedOn w:val="DefaultParagraphFont"/>
-    <w:link w:val="Heading6"/>
+  <w:style w:type="character" w:customStyle="1" w:styleId="berschrift6Zchn">
+    <w:name w:val="Überschrift 6 Zchn"/>
+    <w:basedOn w:val="Absatz-Standardschriftart"/>
+    <w:link w:val="berschrift6"/>
     <w:uiPriority w:val="9"/>
     <w:semiHidden/>
     <w:rsid w:val="002C58E3"/>
@@ -3566,10 +3178,10 @@
       <w:color w:val="595959" w:themeColor="text1" w:themeTint="A6"/>
     </w:rPr>
   </w:style>
-  <w:style w:type="character" w:customStyle="1" w:styleId="Heading7Char">
-    <w:name w:val="Heading 7 Char"/>
-    <w:basedOn w:val="DefaultParagraphFont"/>
-    <w:link w:val="Heading7"/>
+  <w:style w:type="character" w:customStyle="1" w:styleId="berschrift7Zchn">
+    <w:name w:val="Überschrift 7 Zchn"/>
+    <w:basedOn w:val="Absatz-Standardschriftart"/>
+    <w:link w:val="berschrift7"/>
     <w:uiPriority w:val="9"/>
     <w:semiHidden/>
     <w:rsid w:val="002C58E3"/>
@@ -3578,10 +3190,10 @@
       <w:color w:val="595959" w:themeColor="text1" w:themeTint="A6"/>
     </w:rPr>
   </w:style>
-  <w:style w:type="character" w:customStyle="1" w:styleId="Heading8Char">
-    <w:name w:val="Heading 8 Char"/>
-    <w:basedOn w:val="DefaultParagraphFont"/>
-    <w:link w:val="Heading8"/>
+  <w:style w:type="character" w:customStyle="1" w:styleId="berschrift8Zchn">
+    <w:name w:val="Überschrift 8 Zchn"/>
+    <w:basedOn w:val="Absatz-Standardschriftart"/>
+    <w:link w:val="berschrift8"/>
     <w:uiPriority w:val="9"/>
     <w:semiHidden/>
     <w:rsid w:val="002C58E3"/>
@@ -3592,10 +3204,10 @@
       <w:color w:val="272727" w:themeColor="text1" w:themeTint="D8"/>
     </w:rPr>
   </w:style>
-  <w:style w:type="character" w:customStyle="1" w:styleId="Heading9Char">
-    <w:name w:val="Heading 9 Char"/>
-    <w:basedOn w:val="DefaultParagraphFont"/>
-    <w:link w:val="Heading9"/>
+  <w:style w:type="character" w:customStyle="1" w:styleId="berschrift9Zchn">
+    <w:name w:val="Überschrift 9 Zchn"/>
+    <w:basedOn w:val="Absatz-Standardschriftart"/>
+    <w:link w:val="berschrift9"/>
     <w:uiPriority w:val="9"/>
     <w:semiHidden/>
     <w:rsid w:val="002C58E3"/>
@@ -3604,11 +3216,11 @@
       <w:color w:val="272727" w:themeColor="text1" w:themeTint="D8"/>
     </w:rPr>
   </w:style>
-  <w:style w:type="paragraph" w:styleId="Title">
+  <w:style w:type="paragraph" w:styleId="Titel">
     <w:name w:val="Title"/>
-    <w:basedOn w:val="Normal"/>
-    <w:next w:val="Normal"/>
-    <w:link w:val="TitleChar"/>
+    <w:basedOn w:val="Standard"/>
+    <w:next w:val="Standard"/>
+    <w:link w:val="TitelZchn"/>
     <w:uiPriority w:val="10"/>
     <w:qFormat/>
     <w:rsid w:val="002C58E3"/>
@@ -3624,10 +3236,10 @@
       <w:szCs w:val="56"/>
     </w:rPr>
   </w:style>
-  <w:style w:type="character" w:customStyle="1" w:styleId="TitleChar">
-    <w:name w:val="Title Char"/>
-    <w:basedOn w:val="DefaultParagraphFont"/>
-    <w:link w:val="Title"/>
+  <w:style w:type="character" w:customStyle="1" w:styleId="TitelZchn">
+    <w:name w:val="Titel Zchn"/>
+    <w:basedOn w:val="Absatz-Standardschriftart"/>
+    <w:link w:val="Titel"/>
     <w:uiPriority w:val="10"/>
     <w:rsid w:val="002C58E3"/>
     <w:rPr>
@@ -3638,11 +3250,11 @@
       <w:szCs w:val="56"/>
     </w:rPr>
   </w:style>
-  <w:style w:type="paragraph" w:styleId="Subtitle">
+  <w:style w:type="paragraph" w:styleId="Untertitel">
     <w:name w:val="Subtitle"/>
-    <w:basedOn w:val="Normal"/>
-    <w:next w:val="Normal"/>
-    <w:link w:val="SubtitleChar"/>
+    <w:basedOn w:val="Standard"/>
+    <w:next w:val="Standard"/>
+    <w:link w:val="UntertitelZchn"/>
     <w:uiPriority w:val="11"/>
     <w:qFormat/>
     <w:rsid w:val="002C58E3"/>
@@ -3659,10 +3271,10 @@
       <w:szCs w:val="28"/>
     </w:rPr>
   </w:style>
-  <w:style w:type="character" w:customStyle="1" w:styleId="SubtitleChar">
-    <w:name w:val="Subtitle Char"/>
-    <w:basedOn w:val="DefaultParagraphFont"/>
-    <w:link w:val="Subtitle"/>
+  <w:style w:type="character" w:customStyle="1" w:styleId="UntertitelZchn">
+    <w:name w:val="Untertitel Zchn"/>
+    <w:basedOn w:val="Absatz-Standardschriftart"/>
+    <w:link w:val="Untertitel"/>
     <w:uiPriority w:val="11"/>
     <w:rsid w:val="002C58E3"/>
     <w:rPr>
@@ -3673,11 +3285,11 @@
       <w:szCs w:val="28"/>
     </w:rPr>
   </w:style>
-  <w:style w:type="paragraph" w:styleId="Quote">
+  <w:style w:type="paragraph" w:styleId="Zitat">
     <w:name w:val="Quote"/>
-    <w:basedOn w:val="Normal"/>
-    <w:next w:val="Normal"/>
-    <w:link w:val="QuoteChar"/>
+    <w:basedOn w:val="Standard"/>
+    <w:next w:val="Standard"/>
+    <w:link w:val="ZitatZchn"/>
     <w:uiPriority w:val="29"/>
     <w:qFormat/>
     <w:rsid w:val="002C58E3"/>
@@ -3691,10 +3303,10 @@
       <w:color w:val="404040" w:themeColor="text1" w:themeTint="BF"/>
     </w:rPr>
   </w:style>
-  <w:style w:type="character" w:customStyle="1" w:styleId="QuoteChar">
-    <w:name w:val="Quote Char"/>
-    <w:basedOn w:val="DefaultParagraphFont"/>
-    <w:link w:val="Quote"/>
+  <w:style w:type="character" w:customStyle="1" w:styleId="ZitatZchn">
+    <w:name w:val="Zitat Zchn"/>
+    <w:basedOn w:val="Absatz-Standardschriftart"/>
+    <w:link w:val="Zitat"/>
     <w:uiPriority w:val="29"/>
     <w:rsid w:val="002C58E3"/>
     <w:rPr>
@@ -3703,9 +3315,9 @@
       <w:color w:val="404040" w:themeColor="text1" w:themeTint="BF"/>
     </w:rPr>
   </w:style>
-  <w:style w:type="paragraph" w:styleId="ListParagraph">
+  <w:style w:type="paragraph" w:styleId="Listenabsatz">
     <w:name w:val="List Paragraph"/>
-    <w:basedOn w:val="Normal"/>
+    <w:basedOn w:val="Standard"/>
     <w:uiPriority w:val="34"/>
     <w:qFormat/>
     <w:rsid w:val="002C58E3"/>
@@ -3714,9 +3326,9 @@
       <w:contextualSpacing/>
     </w:pPr>
   </w:style>
-  <w:style w:type="character" w:styleId="IntenseEmphasis">
+  <w:style w:type="character" w:styleId="IntensiveHervorhebung">
     <w:name w:val="Intense Emphasis"/>
-    <w:basedOn w:val="DefaultParagraphFont"/>
+    <w:basedOn w:val="Absatz-Standardschriftart"/>
     <w:uiPriority w:val="21"/>
     <w:qFormat/>
     <w:rsid w:val="002C58E3"/>
@@ -3726,11 +3338,11 @@
       <w:color w:val="2F5496" w:themeColor="accent1" w:themeShade="BF"/>
     </w:rPr>
   </w:style>
-  <w:style w:type="paragraph" w:styleId="IntenseQuote">
+  <w:style w:type="paragraph" w:styleId="IntensivesZitat">
     <w:name w:val="Intense Quote"/>
-    <w:basedOn w:val="Normal"/>
-    <w:next w:val="Normal"/>
-    <w:link w:val="IntenseQuoteChar"/>
+    <w:basedOn w:val="Standard"/>
+    <w:next w:val="Standard"/>
+    <w:link w:val="IntensivesZitatZchn"/>
     <w:uiPriority w:val="30"/>
     <w:qFormat/>
     <w:rsid w:val="002C58E3"/>
@@ -3749,10 +3361,10 @@
       <w:color w:val="2F5496" w:themeColor="accent1" w:themeShade="BF"/>
     </w:rPr>
   </w:style>
-  <w:style w:type="character" w:customStyle="1" w:styleId="IntenseQuoteChar">
-    <w:name w:val="Intense Quote Char"/>
-    <w:basedOn w:val="DefaultParagraphFont"/>
-    <w:link w:val="IntenseQuote"/>
+  <w:style w:type="character" w:customStyle="1" w:styleId="IntensivesZitatZchn">
+    <w:name w:val="Intensives Zitat Zchn"/>
+    <w:basedOn w:val="Absatz-Standardschriftart"/>
+    <w:link w:val="IntensivesZitat"/>
     <w:uiPriority w:val="30"/>
     <w:rsid w:val="002C58E3"/>
     <w:rPr>
@@ -3761,9 +3373,9 @@
       <w:color w:val="2F5496" w:themeColor="accent1" w:themeShade="BF"/>
     </w:rPr>
   </w:style>
-  <w:style w:type="character" w:styleId="IntenseReference">
+  <w:style w:type="character" w:styleId="IntensiverVerweis">
     <w:name w:val="Intense Reference"/>
-    <w:basedOn w:val="DefaultParagraphFont"/>
+    <w:basedOn w:val="Absatz-Standardschriftart"/>
     <w:uiPriority w:val="32"/>
     <w:qFormat/>
     <w:rsid w:val="002C58E3"/>
@@ -3775,9 +3387,9 @@
       <w:spacing w:val="5"/>
     </w:rPr>
   </w:style>
-  <w:style w:type="table" w:styleId="TableGrid">
+  <w:style w:type="table" w:styleId="Tabellenraster">
     <w:name w:val="Table Grid"/>
-    <w:basedOn w:val="TableNormal"/>
+    <w:basedOn w:val="NormaleTabelle"/>
     <w:uiPriority w:val="39"/>
     <w:rsid w:val="00A74018"/>
     <w:pPr>
@@ -3794,9 +3406,9 @@
       </w:tblBorders>
     </w:tblPr>
   </w:style>
-  <w:style w:type="character" w:styleId="PlaceholderText">
+  <w:style w:type="character" w:styleId="Platzhaltertext">
     <w:name w:val="Placeholder Text"/>
-    <w:basedOn w:val="DefaultParagraphFont"/>
+    <w:basedOn w:val="Absatz-Standardschriftart"/>
     <w:uiPriority w:val="99"/>
     <w:semiHidden/>
     <w:rsid w:val="00CD1BF3"/>
@@ -3804,10 +3416,10 @@
       <w:color w:val="666666"/>
     </w:rPr>
   </w:style>
-  <w:style w:type="paragraph" w:styleId="Caption">
+  <w:style w:type="paragraph" w:styleId="Beschriftung">
     <w:name w:val="caption"/>
-    <w:basedOn w:val="Normal"/>
-    <w:next w:val="Normal"/>
+    <w:basedOn w:val="Standard"/>
+    <w:next w:val="Standard"/>
     <w:uiPriority w:val="35"/>
     <w:unhideWhenUsed/>
     <w:qFormat/>
@@ -3848,7 +3460,7 @@
         <w:p>
           <w:r>
             <w:rPr>
-              <w:rStyle w:val="PlaceholderText"/>
+              <w:rStyle w:val="Platzhaltertext"/>
             </w:rPr>
             <w:t>Click or tap here to enter text.</w:t>
           </w:r>
@@ -3927,9 +3539,14 @@
   </w:compat>
   <w:rsids>
     <w:rsidRoot w:val="005D2A04"/>
+    <w:rsid w:val="000E4251"/>
     <w:rsid w:val="00294EFC"/>
     <w:rsid w:val="005D2A04"/>
+    <w:rsid w:val="005E03D6"/>
+    <w:rsid w:val="00784DB6"/>
+    <w:rsid w:val="00A3792B"/>
     <w:rsid w:val="00C22707"/>
+    <w:rsid w:val="00FF5313"/>
   </w:rsids>
   <m:mathPr>
     <m:mathFont m:val="Cambria Math"/>
@@ -4349,17 +3966,17 @@
     <w:lsdException w:name="Unresolved Mention" w:semiHidden="1" w:unhideWhenUsed="1"/>
     <w:lsdException w:name="Smart Link" w:semiHidden="1" w:unhideWhenUsed="1"/>
   </w:latentStyles>
-  <w:style w:type="paragraph" w:default="1" w:styleId="Normal">
+  <w:style w:type="paragraph" w:default="1" w:styleId="Standard">
     <w:name w:val="Normal"/>
     <w:qFormat/>
   </w:style>
-  <w:style w:type="character" w:default="1" w:styleId="DefaultParagraphFont">
+  <w:style w:type="character" w:default="1" w:styleId="Absatz-Standardschriftart">
     <w:name w:val="Default Paragraph Font"/>
     <w:uiPriority w:val="1"/>
     <w:semiHidden/>
     <w:unhideWhenUsed/>
   </w:style>
-  <w:style w:type="table" w:default="1" w:styleId="TableNormal">
+  <w:style w:type="table" w:default="1" w:styleId="NormaleTabelle">
     <w:name w:val="Normal Table"/>
     <w:uiPriority w:val="99"/>
     <w:semiHidden/>
@@ -4374,15 +3991,15 @@
       </w:tblCellMar>
     </w:tblPr>
   </w:style>
-  <w:style w:type="numbering" w:default="1" w:styleId="NoList">
+  <w:style w:type="numbering" w:default="1" w:styleId="KeineListe">
     <w:name w:val="No List"/>
     <w:uiPriority w:val="99"/>
     <w:semiHidden/>
     <w:unhideWhenUsed/>
   </w:style>
-  <w:style w:type="character" w:styleId="PlaceholderText">
+  <w:style w:type="character" w:styleId="Platzhaltertext">
     <w:name w:val="Placeholder Text"/>
-    <w:basedOn w:val="DefaultParagraphFont"/>
+    <w:basedOn w:val="Absatz-Standardschriftart"/>
     <w:uiPriority w:val="99"/>
     <w:semiHidden/>
     <w:rsid w:val="005D2A04"/>

--- a/Documentation/Database.docx
+++ b/Documentation/Database.docx
@@ -14,7 +14,14 @@
           <w:b/>
           <w:bCs/>
         </w:rPr>
-        <w:t> Methods</w:t>
+        <w:t> </w:t>
+      </w:r>
+      <w:r>
+        <w:rPr>
+          <w:b/>
+          <w:bCs/>
+        </w:rPr>
+        <w:t>Database Design</w:t>
       </w:r>
     </w:p>
     <w:p>
@@ -42,6 +49,32 @@
       <w:r>
         <w:t xml:space="preserve"> schema-based data warehouse was designed to facilitate data-driven decision making within the supply chain domain. This architecture enables efficient multidimensional analysis and supports both descriptive and predictive analytics. The design phase focused on establishing a robust logical model prior to ETL and data population.</w:t>
       </w:r>
+      <w:r>
+        <w:t xml:space="preserve"> I</w:t>
+      </w:r>
+      <w:r>
+        <w:t>n this model, </w:t>
+      </w:r>
+      <w:r>
+        <w:rPr>
+          <w:b/>
+          <w:bCs/>
+        </w:rPr>
+        <w:t>dimension tables</w:t>
+      </w:r>
+      <w:r>
+        <w:t> describe contextual information (e.g., customers, products, location), and a central </w:t>
+      </w:r>
+      <w:r>
+        <w:rPr>
+          <w:b/>
+          <w:bCs/>
+        </w:rPr>
+        <w:t>fact table</w:t>
+      </w:r>
+      <w:r>
+        <w:t> aggregates business transactions.</w:t>
+      </w:r>
     </w:p>
     <w:p>
       <w:pPr>
@@ -59,20 +92,160 @@
       </w:r>
     </w:p>
     <w:p>
-      <w:r>
-        <w:t>All schema design and database creation were conducted using Microsoft SQL Server Express 20</w:t>
-      </w:r>
-      <w:r>
-        <w:t>22</w:t>
-      </w:r>
-      <w:r>
-        <w:t xml:space="preserve">. SQL Server Management Studio (SSMS) was employed as the primary interface for schema creation and verification. Entity-Relationship Diagram (ERD) were generated using dbdiagram.io to ensure schema integrity and facilitate communication of </w:t>
-      </w:r>
-      <w:r>
-        <w:t>database</w:t>
-      </w:r>
-      <w:r>
-        <w:t xml:space="preserve"> design.</w:t>
+      <w:pPr>
+        <w:numPr>
+          <w:ilvl w:val="0"/>
+          <w:numId w:val="3"/>
+        </w:numPr>
+      </w:pPr>
+      <w:r>
+        <w:rPr>
+          <w:b/>
+          <w:bCs/>
+        </w:rPr>
+        <w:t xml:space="preserve">Google </w:t>
+      </w:r>
+      <w:proofErr w:type="spellStart"/>
+      <w:r>
+        <w:rPr>
+          <w:b/>
+          <w:bCs/>
+        </w:rPr>
+        <w:t>Colab</w:t>
+      </w:r>
+      <w:proofErr w:type="spellEnd"/>
+      <w:r>
+        <w:t xml:space="preserve">: Cloud-based </w:t>
+      </w:r>
+      <w:proofErr w:type="spellStart"/>
+      <w:r>
+        <w:t>Jupyter</w:t>
+      </w:r>
+      <w:proofErr w:type="spellEnd"/>
+      <w:r>
+        <w:t xml:space="preserve"> Notebook environment for ETL processing using Python.</w:t>
+      </w:r>
+    </w:p>
+    <w:p>
+      <w:pPr>
+        <w:numPr>
+          <w:ilvl w:val="0"/>
+          <w:numId w:val="3"/>
+        </w:numPr>
+      </w:pPr>
+      <w:r>
+        <w:rPr>
+          <w:b/>
+          <w:bCs/>
+        </w:rPr>
+        <w:t>Python Libraries</w:t>
+      </w:r>
+      <w:r>
+        <w:t>:</w:t>
+      </w:r>
+    </w:p>
+    <w:p>
+      <w:pPr>
+        <w:numPr>
+          <w:ilvl w:val="1"/>
+          <w:numId w:val="3"/>
+        </w:numPr>
+      </w:pPr>
+      <w:r>
+        <w:rPr>
+          <w:b/>
+          <w:bCs/>
+        </w:rPr>
+        <w:t>Pandas</w:t>
+      </w:r>
+      <w:r>
+        <w:t>: For data manipulation and transformation.</w:t>
+      </w:r>
+    </w:p>
+    <w:p>
+      <w:pPr>
+        <w:numPr>
+          <w:ilvl w:val="1"/>
+          <w:numId w:val="3"/>
+        </w:numPr>
+      </w:pPr>
+      <w:r>
+        <w:rPr>
+          <w:b/>
+          <w:bCs/>
+        </w:rPr>
+        <w:t>NumPy</w:t>
+      </w:r>
+      <w:r>
+        <w:t>: For numerical operations.</w:t>
+      </w:r>
+    </w:p>
+    <w:p>
+      <w:pPr>
+        <w:numPr>
+          <w:ilvl w:val="0"/>
+          <w:numId w:val="3"/>
+        </w:numPr>
+      </w:pPr>
+      <w:r>
+        <w:rPr>
+          <w:b/>
+          <w:bCs/>
+        </w:rPr>
+        <w:t>Microsoft SQL Server Express</w:t>
+      </w:r>
+      <w:r>
+        <w:t>: Relational database management system for storing the data warehouse.</w:t>
+      </w:r>
+    </w:p>
+    <w:p>
+      <w:pPr>
+        <w:numPr>
+          <w:ilvl w:val="0"/>
+          <w:numId w:val="3"/>
+        </w:numPr>
+      </w:pPr>
+      <w:r>
+        <w:rPr>
+          <w:b/>
+          <w:bCs/>
+        </w:rPr>
+        <w:t>SQL Server Management Studio (SSMS)</w:t>
+      </w:r>
+      <w:r>
+        <w:t>: For database creation, schema definition, and data import.</w:t>
+      </w:r>
+    </w:p>
+    <w:p>
+      <w:pPr>
+        <w:numPr>
+          <w:ilvl w:val="0"/>
+          <w:numId w:val="3"/>
+        </w:numPr>
+      </w:pPr>
+      <w:r>
+        <w:rPr>
+          <w:b/>
+          <w:bCs/>
+        </w:rPr>
+        <w:t>Dataset</w:t>
+      </w:r>
+      <w:hyperlink r:id="rId6" w:history="1">
+        <w:r>
+          <w:rPr>
+            <w:rStyle w:val="Hyperlink"/>
+          </w:rPr>
+          <w:t xml:space="preserve">: </w:t>
+        </w:r>
+        <w:r>
+          <w:rPr>
+            <w:rStyle w:val="Hyperlink"/>
+          </w:rPr>
+          <w:t>https://www.kaggle.com/datasets/shashwatwork/dataco-smart-supply-chain-for-big-data-analysis/code</w:t>
+        </w:r>
+      </w:hyperlink>
+      <w:r>
+        <w:t>, containing supply chain transactional data.</w:t>
       </w:r>
     </w:p>
     <w:p>
@@ -563,6 +736,7 @@
           <w:p>
             <w:proofErr w:type="spellStart"/>
             <w:r>
+              <w:lastRenderedPageBreak/>
               <w:t>DimTransactionType</w:t>
             </w:r>
             <w:proofErr w:type="spellEnd"/>
@@ -697,6 +871,7 @@
             <w:t xml:space="preserve">CREATE TABLE </w:t>
           </w:r>
           <w:proofErr w:type="spellStart"/>
+          <w:proofErr w:type="gramStart"/>
           <w:r>
             <w:rPr>
               <w:rFonts w:ascii="Courier New" w:hAnsi="Courier New" w:cs="Courier New"/>
@@ -704,6 +879,7 @@
             <w:t>dbo.DimProduct</w:t>
           </w:r>
           <w:proofErr w:type="spellEnd"/>
+          <w:proofErr w:type="gramEnd"/>
           <w:r>
             <w:rPr>
               <w:rFonts w:ascii="Courier New" w:hAnsi="Courier New" w:cs="Courier New"/>
@@ -768,7 +944,21 @@
             <w:rPr>
               <w:rFonts w:ascii="Courier New" w:hAnsi="Courier New" w:cs="Courier New"/>
             </w:rPr>
-            <w:t xml:space="preserve">    ProductName NVARCHAR(100),</w:t>
+            <w:t xml:space="preserve">    ProductName </w:t>
+          </w:r>
+          <w:proofErr w:type="gramStart"/>
+          <w:r>
+            <w:rPr>
+              <w:rFonts w:ascii="Courier New" w:hAnsi="Courier New" w:cs="Courier New"/>
+            </w:rPr>
+            <w:t>NVARCHAR(</w:t>
+          </w:r>
+          <w:proofErr w:type="gramEnd"/>
+          <w:r>
+            <w:rPr>
+              <w:rFonts w:ascii="Courier New" w:hAnsi="Courier New" w:cs="Courier New"/>
+            </w:rPr>
+            <w:t>100),</w:t>
           </w:r>
         </w:p>
         <w:p>
@@ -836,7 +1026,21 @@
             <w:rPr>
               <w:rFonts w:ascii="Courier New" w:hAnsi="Courier New" w:cs="Courier New"/>
             </w:rPr>
-            <w:t xml:space="preserve"> NVARCHAR(100),</w:t>
+            <w:t xml:space="preserve"> </w:t>
+          </w:r>
+          <w:proofErr w:type="gramStart"/>
+          <w:r>
+            <w:rPr>
+              <w:rFonts w:ascii="Courier New" w:hAnsi="Courier New" w:cs="Courier New"/>
+            </w:rPr>
+            <w:t>NVARCHAR(</w:t>
+          </w:r>
+          <w:proofErr w:type="gramEnd"/>
+          <w:r>
+            <w:rPr>
+              <w:rFonts w:ascii="Courier New" w:hAnsi="Courier New" w:cs="Courier New"/>
+            </w:rPr>
+            <w:t>100),</w:t>
           </w:r>
         </w:p>
         <w:p>
@@ -853,6 +1057,7 @@
             <w:t xml:space="preserve">    </w:t>
           </w:r>
           <w:proofErr w:type="spellStart"/>
+          <w:proofErr w:type="gramStart"/>
           <w:r>
             <w:rPr>
               <w:rFonts w:ascii="Courier New" w:hAnsi="Courier New" w:cs="Courier New"/>
@@ -860,11 +1065,26 @@
             <w:t>ProductPrice</w:t>
           </w:r>
           <w:proofErr w:type="spellEnd"/>
-          <w:r>
-            <w:rPr>
-              <w:rFonts w:ascii="Courier New" w:hAnsi="Courier New" w:cs="Courier New"/>
-            </w:rPr>
-            <w:t xml:space="preserve"> DECIMAL(18,2),</w:t>
+          <w:proofErr w:type="gramEnd"/>
+          <w:r>
+            <w:rPr>
+              <w:rFonts w:ascii="Courier New" w:hAnsi="Courier New" w:cs="Courier New"/>
+            </w:rPr>
+            <w:t xml:space="preserve"> </w:t>
+          </w:r>
+          <w:proofErr w:type="gramStart"/>
+          <w:r>
+            <w:rPr>
+              <w:rFonts w:ascii="Courier New" w:hAnsi="Courier New" w:cs="Courier New"/>
+            </w:rPr>
+            <w:t>DECIMAL(</w:t>
+          </w:r>
+          <w:proofErr w:type="gramEnd"/>
+          <w:r>
+            <w:rPr>
+              <w:rFonts w:ascii="Courier New" w:hAnsi="Courier New" w:cs="Courier New"/>
+            </w:rPr>
+            <w:t>18,2),</w:t>
           </w:r>
         </w:p>
         <w:p>
@@ -909,6 +1129,7 @@
             <w:t xml:space="preserve">    </w:t>
           </w:r>
           <w:proofErr w:type="spellStart"/>
+          <w:proofErr w:type="gramStart"/>
           <w:r>
             <w:rPr>
               <w:rFonts w:ascii="Courier New" w:hAnsi="Courier New" w:cs="Courier New"/>
@@ -916,11 +1137,26 @@
             <w:t>ProductDescription</w:t>
           </w:r>
           <w:proofErr w:type="spellEnd"/>
-          <w:r>
-            <w:rPr>
-              <w:rFonts w:ascii="Courier New" w:hAnsi="Courier New" w:cs="Courier New"/>
-            </w:rPr>
-            <w:t xml:space="preserve"> NVARCHAR(255),</w:t>
+          <w:proofErr w:type="gramEnd"/>
+          <w:r>
+            <w:rPr>
+              <w:rFonts w:ascii="Courier New" w:hAnsi="Courier New" w:cs="Courier New"/>
+            </w:rPr>
+            <w:t xml:space="preserve"> </w:t>
+          </w:r>
+          <w:proofErr w:type="gramStart"/>
+          <w:r>
+            <w:rPr>
+              <w:rFonts w:ascii="Courier New" w:hAnsi="Courier New" w:cs="Courier New"/>
+            </w:rPr>
+            <w:t>NVARCHAR(</w:t>
+          </w:r>
+          <w:proofErr w:type="gramEnd"/>
+          <w:r>
+            <w:rPr>
+              <w:rFonts w:ascii="Courier New" w:hAnsi="Courier New" w:cs="Courier New"/>
+            </w:rPr>
+            <w:t>255),</w:t>
           </w:r>
         </w:p>
         <w:p>
@@ -948,7 +1184,21 @@
             <w:rPr>
               <w:rFonts w:ascii="Courier New" w:hAnsi="Courier New" w:cs="Courier New"/>
             </w:rPr>
-            <w:t xml:space="preserve"> NVARCHAR(255)</w:t>
+            <w:t xml:space="preserve"> </w:t>
+          </w:r>
+          <w:proofErr w:type="gramStart"/>
+          <w:r>
+            <w:rPr>
+              <w:rFonts w:ascii="Courier New" w:hAnsi="Courier New" w:cs="Courier New"/>
+            </w:rPr>
+            <w:t>NVARCHAR(</w:t>
+          </w:r>
+          <w:proofErr w:type="gramEnd"/>
+          <w:r>
+            <w:rPr>
+              <w:rFonts w:ascii="Courier New" w:hAnsi="Courier New" w:cs="Courier New"/>
+            </w:rPr>
+            <w:t>255)</w:t>
           </w:r>
         </w:p>
         <w:p>
@@ -1001,6 +1251,7 @@
             <w:t xml:space="preserve">CREATE TABLE </w:t>
           </w:r>
           <w:proofErr w:type="spellStart"/>
+          <w:proofErr w:type="gramStart"/>
           <w:r>
             <w:rPr>
               <w:rFonts w:ascii="Courier New" w:hAnsi="Courier New" w:cs="Courier New"/>
@@ -1008,6 +1259,7 @@
             <w:t>dbo.FactOrderItem</w:t>
           </w:r>
           <w:proofErr w:type="spellEnd"/>
+          <w:proofErr w:type="gramEnd"/>
           <w:r>
             <w:rPr>
               <w:rFonts w:ascii="Courier New" w:hAnsi="Courier New" w:cs="Courier New"/>
@@ -1040,7 +1292,21 @@
             <w:rPr>
               <w:rFonts w:ascii="Courier New" w:hAnsi="Courier New" w:cs="Courier New"/>
             </w:rPr>
-            <w:t xml:space="preserve"> INT IDENTITY(1,1) PRIMARY KEY,</w:t>
+            <w:t xml:space="preserve"> INT </w:t>
+          </w:r>
+          <w:proofErr w:type="gramStart"/>
+          <w:r>
+            <w:rPr>
+              <w:rFonts w:ascii="Courier New" w:hAnsi="Courier New" w:cs="Courier New"/>
+            </w:rPr>
+            <w:t>IDENTITY(</w:t>
+          </w:r>
+          <w:proofErr w:type="gramEnd"/>
+          <w:r>
+            <w:rPr>
+              <w:rFonts w:ascii="Courier New" w:hAnsi="Courier New" w:cs="Courier New"/>
+            </w:rPr>
+            <w:t>1,1) PRIMARY KEY,</w:t>
           </w:r>
         </w:p>
         <w:p>
@@ -1068,7 +1334,21 @@
             <w:rPr>
               <w:rFonts w:ascii="Courier New" w:hAnsi="Courier New" w:cs="Courier New"/>
             </w:rPr>
-            <w:t xml:space="preserve"> NVARCHAR(50),</w:t>
+            <w:t xml:space="preserve"> </w:t>
+          </w:r>
+          <w:proofErr w:type="gramStart"/>
+          <w:r>
+            <w:rPr>
+              <w:rFonts w:ascii="Courier New" w:hAnsi="Courier New" w:cs="Courier New"/>
+            </w:rPr>
+            <w:t>NVARCHAR(</w:t>
+          </w:r>
+          <w:proofErr w:type="gramEnd"/>
+          <w:r>
+            <w:rPr>
+              <w:rFonts w:ascii="Courier New" w:hAnsi="Courier New" w:cs="Courier New"/>
+            </w:rPr>
+            <w:t>50),</w:t>
           </w:r>
         </w:p>
         <w:p>
@@ -1096,7 +1376,21 @@
             <w:rPr>
               <w:rFonts w:ascii="Courier New" w:hAnsi="Courier New" w:cs="Courier New"/>
             </w:rPr>
-            <w:t xml:space="preserve"> NVARCHAR(50),</w:t>
+            <w:t xml:space="preserve"> </w:t>
+          </w:r>
+          <w:proofErr w:type="gramStart"/>
+          <w:r>
+            <w:rPr>
+              <w:rFonts w:ascii="Courier New" w:hAnsi="Courier New" w:cs="Courier New"/>
+            </w:rPr>
+            <w:t>NVARCHAR(</w:t>
+          </w:r>
+          <w:proofErr w:type="gramEnd"/>
+          <w:r>
+            <w:rPr>
+              <w:rFonts w:ascii="Courier New" w:hAnsi="Courier New" w:cs="Courier New"/>
+            </w:rPr>
+            <w:t>50),</w:t>
           </w:r>
         </w:p>
         <w:p>
@@ -1124,7 +1418,21 @@
             <w:rPr>
               <w:rFonts w:ascii="Courier New" w:hAnsi="Courier New" w:cs="Courier New"/>
             </w:rPr>
-            <w:t xml:space="preserve"> NVARCHAR(50)     NOT NULL,</w:t>
+            <w:t xml:space="preserve"> </w:t>
+          </w:r>
+          <w:proofErr w:type="gramStart"/>
+          <w:r>
+            <w:rPr>
+              <w:rFonts w:ascii="Courier New" w:hAnsi="Courier New" w:cs="Courier New"/>
+            </w:rPr>
+            <w:t>NVARCHAR(</w:t>
+          </w:r>
+          <w:proofErr w:type="gramEnd"/>
+          <w:r>
+            <w:rPr>
+              <w:rFonts w:ascii="Courier New" w:hAnsi="Courier New" w:cs="Courier New"/>
+            </w:rPr>
+            <w:t>50)     NOT NULL,</w:t>
           </w:r>
         </w:p>
         <w:p>
@@ -1306,6 +1614,7 @@
             <w:rPr>
               <w:rFonts w:ascii="Courier New" w:hAnsi="Courier New" w:cs="Courier New"/>
             </w:rPr>
+            <w:lastRenderedPageBreak/>
             <w:t xml:space="preserve">    Quantity INT               NOT NULL,</w:t>
           </w:r>
         </w:p>
@@ -1320,7 +1629,21 @@
             <w:rPr>
               <w:rFonts w:ascii="Courier New" w:hAnsi="Courier New" w:cs="Courier New"/>
             </w:rPr>
-            <w:t xml:space="preserve">    Sales DECIMAL(18,2),</w:t>
+            <w:t xml:space="preserve">    Sales </w:t>
+          </w:r>
+          <w:proofErr w:type="gramStart"/>
+          <w:r>
+            <w:rPr>
+              <w:rFonts w:ascii="Courier New" w:hAnsi="Courier New" w:cs="Courier New"/>
+            </w:rPr>
+            <w:t>DECIMAL(</w:t>
+          </w:r>
+          <w:proofErr w:type="gramEnd"/>
+          <w:r>
+            <w:rPr>
+              <w:rFonts w:ascii="Courier New" w:hAnsi="Courier New" w:cs="Courier New"/>
+            </w:rPr>
+            <w:t>18,2),</w:t>
           </w:r>
         </w:p>
         <w:p>
@@ -1348,7 +1671,21 @@
             <w:rPr>
               <w:rFonts w:ascii="Courier New" w:hAnsi="Courier New" w:cs="Courier New"/>
             </w:rPr>
-            <w:t xml:space="preserve"> DECIMAL(18,2),</w:t>
+            <w:t xml:space="preserve"> </w:t>
+          </w:r>
+          <w:proofErr w:type="gramStart"/>
+          <w:r>
+            <w:rPr>
+              <w:rFonts w:ascii="Courier New" w:hAnsi="Courier New" w:cs="Courier New"/>
+            </w:rPr>
+            <w:t>DECIMAL(</w:t>
+          </w:r>
+          <w:proofErr w:type="gramEnd"/>
+          <w:r>
+            <w:rPr>
+              <w:rFonts w:ascii="Courier New" w:hAnsi="Courier New" w:cs="Courier New"/>
+            </w:rPr>
+            <w:t>18,2),</w:t>
           </w:r>
         </w:p>
         <w:p>
@@ -1376,7 +1713,21 @@
             <w:rPr>
               <w:rFonts w:ascii="Courier New" w:hAnsi="Courier New" w:cs="Courier New"/>
             </w:rPr>
-            <w:t xml:space="preserve"> DECIMAL(18,2),</w:t>
+            <w:t xml:space="preserve"> </w:t>
+          </w:r>
+          <w:proofErr w:type="gramStart"/>
+          <w:r>
+            <w:rPr>
+              <w:rFonts w:ascii="Courier New" w:hAnsi="Courier New" w:cs="Courier New"/>
+            </w:rPr>
+            <w:t>DECIMAL(</w:t>
+          </w:r>
+          <w:proofErr w:type="gramEnd"/>
+          <w:r>
+            <w:rPr>
+              <w:rFonts w:ascii="Courier New" w:hAnsi="Courier New" w:cs="Courier New"/>
+            </w:rPr>
+            <w:t>18,2),</w:t>
           </w:r>
         </w:p>
         <w:p>
@@ -1404,7 +1755,21 @@
             <w:rPr>
               <w:rFonts w:ascii="Courier New" w:hAnsi="Courier New" w:cs="Courier New"/>
             </w:rPr>
-            <w:t xml:space="preserve"> DECIMAL(18,2),</w:t>
+            <w:t xml:space="preserve"> </w:t>
+          </w:r>
+          <w:proofErr w:type="gramStart"/>
+          <w:r>
+            <w:rPr>
+              <w:rFonts w:ascii="Courier New" w:hAnsi="Courier New" w:cs="Courier New"/>
+            </w:rPr>
+            <w:t>DECIMAL(</w:t>
+          </w:r>
+          <w:proofErr w:type="gramEnd"/>
+          <w:r>
+            <w:rPr>
+              <w:rFonts w:ascii="Courier New" w:hAnsi="Courier New" w:cs="Courier New"/>
+            </w:rPr>
+            <w:t>18,2),</w:t>
           </w:r>
         </w:p>
         <w:p>
@@ -1432,7 +1797,21 @@
             <w:rPr>
               <w:rFonts w:ascii="Courier New" w:hAnsi="Courier New" w:cs="Courier New"/>
             </w:rPr>
-            <w:t xml:space="preserve"> DECIMAL(5,4),</w:t>
+            <w:t xml:space="preserve"> </w:t>
+          </w:r>
+          <w:proofErr w:type="gramStart"/>
+          <w:r>
+            <w:rPr>
+              <w:rFonts w:ascii="Courier New" w:hAnsi="Courier New" w:cs="Courier New"/>
+            </w:rPr>
+            <w:t>DECIMAL(</w:t>
+          </w:r>
+          <w:proofErr w:type="gramEnd"/>
+          <w:r>
+            <w:rPr>
+              <w:rFonts w:ascii="Courier New" w:hAnsi="Courier New" w:cs="Courier New"/>
+            </w:rPr>
+            <w:t>5,4),</w:t>
           </w:r>
         </w:p>
         <w:p>
@@ -1460,7 +1839,21 @@
             <w:rPr>
               <w:rFonts w:ascii="Courier New" w:hAnsi="Courier New" w:cs="Courier New"/>
             </w:rPr>
-            <w:t xml:space="preserve"> DECIMAL(18,2),</w:t>
+            <w:t xml:space="preserve"> </w:t>
+          </w:r>
+          <w:proofErr w:type="gramStart"/>
+          <w:r>
+            <w:rPr>
+              <w:rFonts w:ascii="Courier New" w:hAnsi="Courier New" w:cs="Courier New"/>
+            </w:rPr>
+            <w:t>DECIMAL(</w:t>
+          </w:r>
+          <w:proofErr w:type="gramEnd"/>
+          <w:r>
+            <w:rPr>
+              <w:rFonts w:ascii="Courier New" w:hAnsi="Courier New" w:cs="Courier New"/>
+            </w:rPr>
+            <w:t>18,2),</w:t>
           </w:r>
         </w:p>
         <w:p>
@@ -1474,7 +1867,6 @@
             <w:rPr>
               <w:rFonts w:ascii="Courier New" w:hAnsi="Courier New" w:cs="Courier New"/>
             </w:rPr>
-            <w:lastRenderedPageBreak/>
             <w:t xml:space="preserve">    </w:t>
           </w:r>
           <w:proofErr w:type="spellStart"/>
@@ -1517,7 +1909,21 @@
             <w:rPr>
               <w:rFonts w:ascii="Courier New" w:hAnsi="Courier New" w:cs="Courier New"/>
             </w:rPr>
-            <w:t xml:space="preserve"> NVARCHAR(50),</w:t>
+            <w:t xml:space="preserve"> </w:t>
+          </w:r>
+          <w:proofErr w:type="gramStart"/>
+          <w:r>
+            <w:rPr>
+              <w:rFonts w:ascii="Courier New" w:hAnsi="Courier New" w:cs="Courier New"/>
+            </w:rPr>
+            <w:t>NVARCHAR(</w:t>
+          </w:r>
+          <w:proofErr w:type="gramEnd"/>
+          <w:r>
+            <w:rPr>
+              <w:rFonts w:ascii="Courier New" w:hAnsi="Courier New" w:cs="Courier New"/>
+            </w:rPr>
+            <w:t>50),</w:t>
           </w:r>
         </w:p>
         <w:p>
@@ -1534,6 +1940,7 @@
             <w:t xml:space="preserve">    FOREIGN KEY (</w:t>
           </w:r>
           <w:proofErr w:type="spellStart"/>
+          <w:proofErr w:type="gramStart"/>
           <w:r>
             <w:rPr>
               <w:rFonts w:ascii="Courier New" w:hAnsi="Courier New" w:cs="Courier New"/>
@@ -1545,9 +1952,17 @@
             <w:rPr>
               <w:rFonts w:ascii="Courier New" w:hAnsi="Courier New" w:cs="Courier New"/>
             </w:rPr>
-            <w:t xml:space="preserve">)      REFERENCES </w:t>
+            <w:t xml:space="preserve">)   </w:t>
+          </w:r>
+          <w:proofErr w:type="gramEnd"/>
+          <w:r>
+            <w:rPr>
+              <w:rFonts w:ascii="Courier New" w:hAnsi="Courier New" w:cs="Courier New"/>
+            </w:rPr>
+            <w:t xml:space="preserve">   REFERENCES </w:t>
           </w:r>
           <w:proofErr w:type="spellStart"/>
+          <w:proofErr w:type="gramStart"/>
           <w:r>
             <w:rPr>
               <w:rFonts w:ascii="Courier New" w:hAnsi="Courier New" w:cs="Courier New"/>
@@ -1555,6 +1970,7 @@
             <w:t>dbo.DimProduct</w:t>
           </w:r>
           <w:proofErr w:type="spellEnd"/>
+          <w:proofErr w:type="gramEnd"/>
           <w:r>
             <w:rPr>
               <w:rFonts w:ascii="Courier New" w:hAnsi="Courier New" w:cs="Courier New"/>
@@ -1590,6 +2006,7 @@
             <w:t xml:space="preserve">    FOREIGN KEY (</w:t>
           </w:r>
           <w:proofErr w:type="spellStart"/>
+          <w:proofErr w:type="gramStart"/>
           <w:r>
             <w:rPr>
               <w:rFonts w:ascii="Courier New" w:hAnsi="Courier New" w:cs="Courier New"/>
@@ -1601,9 +2018,17 @@
             <w:rPr>
               <w:rFonts w:ascii="Courier New" w:hAnsi="Courier New" w:cs="Courier New"/>
             </w:rPr>
-            <w:t xml:space="preserve">)     REFERENCES </w:t>
+            <w:t xml:space="preserve">)   </w:t>
+          </w:r>
+          <w:proofErr w:type="gramEnd"/>
+          <w:r>
+            <w:rPr>
+              <w:rFonts w:ascii="Courier New" w:hAnsi="Courier New" w:cs="Courier New"/>
+            </w:rPr>
+            <w:t xml:space="preserve">  REFERENCES </w:t>
           </w:r>
           <w:proofErr w:type="spellStart"/>
+          <w:proofErr w:type="gramStart"/>
           <w:r>
             <w:rPr>
               <w:rFonts w:ascii="Courier New" w:hAnsi="Courier New" w:cs="Courier New"/>
@@ -1611,6 +2036,7 @@
             <w:t>dbo.DimCustomer</w:t>
           </w:r>
           <w:proofErr w:type="spellEnd"/>
+          <w:proofErr w:type="gramEnd"/>
           <w:r>
             <w:rPr>
               <w:rFonts w:ascii="Courier New" w:hAnsi="Courier New" w:cs="Courier New"/>
@@ -1646,6 +2072,7 @@
             <w:t xml:space="preserve">    FOREIGN KEY (</w:t>
           </w:r>
           <w:proofErr w:type="spellStart"/>
+          <w:proofErr w:type="gramStart"/>
           <w:r>
             <w:rPr>
               <w:rFonts w:ascii="Courier New" w:hAnsi="Courier New" w:cs="Courier New"/>
@@ -1657,9 +2084,17 @@
             <w:rPr>
               <w:rFonts w:ascii="Courier New" w:hAnsi="Courier New" w:cs="Courier New"/>
             </w:rPr>
-            <w:t xml:space="preserve">)     REFERENCES </w:t>
+            <w:t xml:space="preserve">)   </w:t>
+          </w:r>
+          <w:proofErr w:type="gramEnd"/>
+          <w:r>
+            <w:rPr>
+              <w:rFonts w:ascii="Courier New" w:hAnsi="Courier New" w:cs="Courier New"/>
+            </w:rPr>
+            <w:t xml:space="preserve">  REFERENCES </w:t>
           </w:r>
           <w:proofErr w:type="spellStart"/>
+          <w:proofErr w:type="gramStart"/>
           <w:r>
             <w:rPr>
               <w:rFonts w:ascii="Courier New" w:hAnsi="Courier New" w:cs="Courier New"/>
@@ -1667,6 +2102,7 @@
             <w:t>dbo.DimLocation</w:t>
           </w:r>
           <w:proofErr w:type="spellEnd"/>
+          <w:proofErr w:type="gramEnd"/>
           <w:r>
             <w:rPr>
               <w:rFonts w:ascii="Courier New" w:hAnsi="Courier New" w:cs="Courier New"/>
@@ -1702,6 +2138,7 @@
             <w:t xml:space="preserve">    FOREIGN KEY (</w:t>
           </w:r>
           <w:proofErr w:type="spellStart"/>
+          <w:proofErr w:type="gramStart"/>
           <w:r>
             <w:rPr>
               <w:rFonts w:ascii="Courier New" w:hAnsi="Courier New" w:cs="Courier New"/>
@@ -1713,9 +2150,17 @@
             <w:rPr>
               <w:rFonts w:ascii="Courier New" w:hAnsi="Courier New" w:cs="Courier New"/>
             </w:rPr>
-            <w:t xml:space="preserve">)     REFERENCES </w:t>
+            <w:t xml:space="preserve">)   </w:t>
+          </w:r>
+          <w:proofErr w:type="gramEnd"/>
+          <w:r>
+            <w:rPr>
+              <w:rFonts w:ascii="Courier New" w:hAnsi="Courier New" w:cs="Courier New"/>
+            </w:rPr>
+            <w:t xml:space="preserve">  REFERENCES </w:t>
           </w:r>
           <w:proofErr w:type="spellStart"/>
+          <w:proofErr w:type="gramStart"/>
           <w:r>
             <w:rPr>
               <w:rFonts w:ascii="Courier New" w:hAnsi="Courier New" w:cs="Courier New"/>
@@ -1723,6 +2168,7 @@
             <w:t>dbo.DimShipping</w:t>
           </w:r>
           <w:proofErr w:type="spellEnd"/>
+          <w:proofErr w:type="gramEnd"/>
           <w:r>
             <w:rPr>
               <w:rFonts w:ascii="Courier New" w:hAnsi="Courier New" w:cs="Courier New"/>
@@ -1758,6 +2204,7 @@
             <w:t xml:space="preserve">    FOREIGN KEY (</w:t>
           </w:r>
           <w:proofErr w:type="spellStart"/>
+          <w:proofErr w:type="gramStart"/>
           <w:r>
             <w:rPr>
               <w:rFonts w:ascii="Courier New" w:hAnsi="Courier New" w:cs="Courier New"/>
@@ -1769,9 +2216,17 @@
             <w:rPr>
               <w:rFonts w:ascii="Courier New" w:hAnsi="Courier New" w:cs="Courier New"/>
             </w:rPr>
-            <w:t xml:space="preserve">)  REFERENCES </w:t>
+            <w:t>)  REFERENCES</w:t>
+          </w:r>
+          <w:proofErr w:type="gramEnd"/>
+          <w:r>
+            <w:rPr>
+              <w:rFonts w:ascii="Courier New" w:hAnsi="Courier New" w:cs="Courier New"/>
+            </w:rPr>
+            <w:t xml:space="preserve"> </w:t>
           </w:r>
           <w:proofErr w:type="spellStart"/>
+          <w:proofErr w:type="gramStart"/>
           <w:r>
             <w:rPr>
               <w:rFonts w:ascii="Courier New" w:hAnsi="Courier New" w:cs="Courier New"/>
@@ -1779,6 +2234,7 @@
             <w:t>dbo.DimOrderStatus</w:t>
           </w:r>
           <w:proofErr w:type="spellEnd"/>
+          <w:proofErr w:type="gramEnd"/>
           <w:r>
             <w:rPr>
               <w:rFonts w:ascii="Courier New" w:hAnsi="Courier New" w:cs="Courier New"/>
@@ -1814,6 +2270,7 @@
             <w:t xml:space="preserve">    FOREIGN KEY (</w:t>
           </w:r>
           <w:proofErr w:type="spellStart"/>
+          <w:proofErr w:type="gramStart"/>
           <w:r>
             <w:rPr>
               <w:rFonts w:ascii="Courier New" w:hAnsi="Courier New" w:cs="Courier New"/>
@@ -1825,9 +2282,17 @@
             <w:rPr>
               <w:rFonts w:ascii="Courier New" w:hAnsi="Courier New" w:cs="Courier New"/>
             </w:rPr>
-            <w:t xml:space="preserve">)    REFERENCES </w:t>
+            <w:t xml:space="preserve">)   </w:t>
+          </w:r>
+          <w:proofErr w:type="gramEnd"/>
+          <w:r>
+            <w:rPr>
+              <w:rFonts w:ascii="Courier New" w:hAnsi="Courier New" w:cs="Courier New"/>
+            </w:rPr>
+            <w:t xml:space="preserve"> REFERENCES </w:t>
           </w:r>
           <w:proofErr w:type="spellStart"/>
+          <w:proofErr w:type="gramStart"/>
           <w:r>
             <w:rPr>
               <w:rFonts w:ascii="Courier New" w:hAnsi="Courier New" w:cs="Courier New"/>
@@ -1835,6 +2300,7 @@
             <w:t>dbo.DimDate</w:t>
           </w:r>
           <w:proofErr w:type="spellEnd"/>
+          <w:proofErr w:type="gramEnd"/>
           <w:r>
             <w:rPr>
               <w:rFonts w:ascii="Courier New" w:hAnsi="Courier New" w:cs="Courier New"/>
@@ -1884,6 +2350,7 @@
             <w:t xml:space="preserve">) REFERENCES </w:t>
           </w:r>
           <w:proofErr w:type="spellStart"/>
+          <w:proofErr w:type="gramStart"/>
           <w:r>
             <w:rPr>
               <w:rFonts w:ascii="Courier New" w:hAnsi="Courier New" w:cs="Courier New"/>
@@ -1891,6 +2358,7 @@
             <w:t>dbo.DimDate</w:t>
           </w:r>
           <w:proofErr w:type="spellEnd"/>
+          <w:proofErr w:type="gramEnd"/>
           <w:r>
             <w:rPr>
               <w:rFonts w:ascii="Courier New" w:hAnsi="Courier New" w:cs="Courier New"/>
@@ -2008,8 +2476,8 @@
           <w:noProof/>
         </w:rPr>
         <w:drawing>
-          <wp:inline distT="0" distB="0" distL="0" distR="0" wp14:anchorId="5E46DD27" wp14:editId="2A3EC753">
-            <wp:extent cx="5607894" cy="5372657"/>
+          <wp:inline distT="0" distB="0" distL="0" distR="0" wp14:anchorId="5E46DD27" wp14:editId="18776EC2">
+            <wp:extent cx="5439255" cy="5378986"/>
             <wp:effectExtent l="0" t="0" r="0" b="0"/>
             <wp:docPr id="1935875469" name="Picture 1"/>
             <wp:cNvGraphicFramePr>
@@ -2023,7 +2491,7 @@
                     <pic:cNvPicPr/>
                   </pic:nvPicPr>
                   <pic:blipFill>
-                    <a:blip r:embed="rId6">
+                    <a:blip r:embed="rId7" cstate="print">
                       <a:extLst>
                         <a:ext uri="{28A0092B-C50C-407E-A947-70E740481C1C}">
                           <a14:useLocalDpi xmlns:a14="http://schemas.microsoft.com/office/drawing/2010/main" val="0"/>
@@ -2037,7 +2505,7 @@
                   <pic:spPr>
                     <a:xfrm>
                       <a:off x="0" y="0"/>
-                      <a:ext cx="5614500" cy="5378986"/>
+                      <a:ext cx="5439255" cy="5378986"/>
                     </a:xfrm>
                     <a:prstGeom prst="rect">
                       <a:avLst/>
@@ -2086,25 +2554,18 @@
     </w:p>
     <w:p>
       <w:pPr>
-        <w:ind w:firstLine="720"/>
-        <w:rPr>
-          <w:rFonts w:cstheme="minorHAnsi"/>
-        </w:rPr>
-      </w:pPr>
-      <w:r>
         <w:rPr>
           <w:rFonts w:cstheme="minorHAnsi"/>
           <w:b/>
           <w:bCs/>
         </w:rPr>
-        <w:t>Results (To This Point)</w:t>
-      </w:r>
+      </w:pPr>
     </w:p>
     <w:p>
       <w:pPr>
         <w:numPr>
           <w:ilvl w:val="0"/>
-          <w:numId w:val="2"/>
+          <w:numId w:val="4"/>
         </w:numPr>
         <w:rPr>
           <w:rFonts w:cstheme="minorHAnsi"/>
@@ -2113,15 +2574,23 @@
       <w:r>
         <w:rPr>
           <w:rFonts w:cstheme="minorHAnsi"/>
+          <w:b/>
+          <w:bCs/>
         </w:rPr>
-        <w:t>The normalized database schema has been instantiated in SQL Server Express.</w:t>
+        <w:t>Data Extraction</w:t>
+      </w:r>
+      <w:r>
+        <w:rPr>
+          <w:rFonts w:cstheme="minorHAnsi"/>
+        </w:rPr>
+        <w:t>: Read the raw dataset from a CSV file stored in Google Drive.</w:t>
       </w:r>
     </w:p>
     <w:p>
       <w:pPr>
         <w:numPr>
           <w:ilvl w:val="0"/>
-          <w:numId w:val="2"/>
+          <w:numId w:val="4"/>
         </w:numPr>
         <w:rPr>
           <w:rFonts w:cstheme="minorHAnsi"/>
@@ -2130,15 +2599,23 @@
       <w:r>
         <w:rPr>
           <w:rFonts w:cstheme="minorHAnsi"/>
+          <w:b/>
+          <w:bCs/>
         </w:rPr>
-        <w:t>Keys and constraints were verified in SSMS and tested structurally via ER diagramming.</w:t>
+        <w:t>Data Transformation</w:t>
+      </w:r>
+      <w:r>
+        <w:rPr>
+          <w:rFonts w:cstheme="minorHAnsi"/>
+        </w:rPr>
+        <w:t>: Clean the data, remove redundancies, handle missing values, and create dimension and fact tables.</w:t>
       </w:r>
     </w:p>
     <w:p>
       <w:pPr>
         <w:numPr>
           <w:ilvl w:val="0"/>
-          <w:numId w:val="2"/>
+          <w:numId w:val="4"/>
         </w:numPr>
         <w:rPr>
           <w:rFonts w:cstheme="minorHAnsi"/>
@@ -2147,13 +2624,70 @@
       <w:r>
         <w:rPr>
           <w:rFonts w:cstheme="minorHAnsi"/>
+          <w:b/>
+          <w:bCs/>
         </w:rPr>
-        <w:t>The current state supports future ETL processes and analytic querying.</w:t>
+        <w:t>Data Loading</w:t>
+      </w:r>
+      <w:r>
+        <w:rPr>
+          <w:rFonts w:cstheme="minorHAnsi"/>
+        </w:rPr>
+        <w:t>: Export transformed data to CSV files and import them into SQL Server tables.</w:t>
       </w:r>
     </w:p>
     <w:p>
       <w:pPr>
-        <w:ind w:firstLine="720"/>
+        <w:numPr>
+          <w:ilvl w:val="0"/>
+          <w:numId w:val="4"/>
+        </w:numPr>
+        <w:rPr>
+          <w:rFonts w:cstheme="minorHAnsi"/>
+        </w:rPr>
+      </w:pPr>
+      <w:r>
+        <w:rPr>
+          <w:rFonts w:cstheme="minorHAnsi"/>
+          <w:b/>
+          <w:bCs/>
+        </w:rPr>
+        <w:t>Database Creation</w:t>
+      </w:r>
+      <w:r>
+        <w:rPr>
+          <w:rFonts w:cstheme="minorHAnsi"/>
+        </w:rPr>
+        <w:t>: Define the database schema, including tables, primary keys, foreign keys, and constraints.</w:t>
+      </w:r>
+    </w:p>
+    <w:p>
+      <w:pPr>
+        <w:numPr>
+          <w:ilvl w:val="0"/>
+          <w:numId w:val="4"/>
+        </w:numPr>
+        <w:rPr>
+          <w:rFonts w:cstheme="minorHAnsi"/>
+        </w:rPr>
+      </w:pPr>
+      <w:r>
+        <w:rPr>
+          <w:rFonts w:cstheme="minorHAnsi"/>
+          <w:b/>
+          <w:bCs/>
+        </w:rPr>
+        <w:t>Verification</w:t>
+      </w:r>
+      <w:r>
+        <w:rPr>
+          <w:rFonts w:cstheme="minorHAnsi"/>
+        </w:rPr>
+        <w:t>: Ensure data integrity and consistency through checks and previews.</w:t>
+      </w:r>
+    </w:p>
+    <w:p>
+      <w:pPr>
         <w:rPr>
           <w:rFonts w:ascii="Courier New" w:hAnsi="Courier New" w:cs="Courier New"/>
         </w:rPr>
@@ -2172,6 +2706,155 @@
 <file path=word/numbering.xml><?xml version="1.0" encoding="utf-8"?>
 <w:numbering xmlns:wpc="http://schemas.microsoft.com/office/word/2010/wordprocessingCanvas" xmlns:cx="http://schemas.microsoft.com/office/drawing/2014/chartex" xmlns:cx1="http://schemas.microsoft.com/office/drawing/2015/9/8/chartex" xmlns:cx2="http://schemas.microsoft.com/office/drawing/2015/10/21/chartex" xmlns:cx3="http://schemas.microsoft.com/office/drawing/2016/5/9/chartex" xmlns:cx4="http://schemas.microsoft.com/office/drawing/2016/5/10/chartex" xmlns:cx5="http://schemas.microsoft.com/office/drawing/2016/5/11/chartex" xmlns:cx6="http://schemas.microsoft.com/office/drawing/2016/5/12/chartex" xmlns:cx7="http://schemas.microsoft.com/office/drawing/2016/5/13/chartex" xmlns:cx8="http://schemas.microsoft.com/office/drawing/2016/5/14/chartex" xmlns:mc="http://schemas.openxmlformats.org/markup-compatibility/2006" xmlns:aink="http://schemas.microsoft.com/office/drawing/2016/ink" xmlns:am3d="http://schemas.microsoft.com/office/drawing/2017/model3d" xmlns:o="urn:schemas-microsoft-com:office:office" xmlns:oel="http://schemas.microsoft.com/office/2019/extlst" xmlns:r="http://schemas.openxmlformats.org/officeDocument/2006/relationships" xmlns:m="http://schemas.openxmlformats.org/officeDocument/2006/math" xmlns:v="urn:schemas-microsoft-com:vml" xmlns:wp14="http://schemas.microsoft.com/office/word/2010/wordprocessingDrawing" xmlns:wp="http://schemas.openxmlformats.org/drawingml/2006/wordprocessingDrawing" xmlns:w10="urn:schemas-microsoft-com:office:word" xmlns:w="http://schemas.openxmlformats.org/wordprocessingml/2006/main" xmlns:w14="http://schemas.microsoft.com/office/word/2010/wordml" xmlns:w15="http://schemas.microsoft.com/office/word/2012/wordml" xmlns:w16cex="http://schemas.microsoft.com/office/word/2018/wordml/cex" xmlns:w16cid="http://schemas.microsoft.com/office/word/2016/wordml/cid" xmlns:w16="http://schemas.microsoft.com/office/word/2018/wordml" xmlns:w16du="http://schemas.microsoft.com/office/word/2023/wordml/word16du" xmlns:w16sdtdh="http://schemas.microsoft.com/office/word/2020/wordml/sdtdatahash" xmlns:w16sdtfl="http://schemas.microsoft.com/office/word/2024/wordml/sdtformatlock" xmlns:w16se="http://schemas.microsoft.com/office/word/2015/wordml/symex" xmlns:wpg="http://schemas.microsoft.com/office/word/2010/wordprocessingGroup" xmlns:wpi="http://schemas.microsoft.com/office/word/2010/wordprocessingInk" xmlns:wne="http://schemas.microsoft.com/office/word/2006/wordml" xmlns:wps="http://schemas.microsoft.com/office/word/2010/wordprocessingShape" mc:Ignorable="w14 w15 w16se w16cid w16 w16cex w16sdtdh w16sdtfl w16du wp14">
   <w:abstractNum w:abstractNumId="0" w15:restartNumberingAfterBreak="0">
+    <w:nsid w:val="2B4534AE"/>
+    <w:multiLevelType w:val="multilevel"/>
+    <w:tmpl w:val="71462442"/>
+    <w:lvl w:ilvl="0">
+      <w:start w:val="1"/>
+      <w:numFmt w:val="bullet"/>
+      <w:lvlText w:val=""/>
+      <w:lvlJc w:val="left"/>
+      <w:pPr>
+        <w:tabs>
+          <w:tab w:val="num" w:pos="720"/>
+        </w:tabs>
+        <w:ind w:left="720" w:hanging="360"/>
+      </w:pPr>
+      <w:rPr>
+        <w:rFonts w:ascii="Symbol" w:hAnsi="Symbol" w:hint="default"/>
+        <w:sz w:val="20"/>
+      </w:rPr>
+    </w:lvl>
+    <w:lvl w:ilvl="1">
+      <w:start w:val="1"/>
+      <w:numFmt w:val="bullet"/>
+      <w:lvlText w:val="o"/>
+      <w:lvlJc w:val="left"/>
+      <w:pPr>
+        <w:tabs>
+          <w:tab w:val="num" w:pos="1440"/>
+        </w:tabs>
+        <w:ind w:left="1440" w:hanging="360"/>
+      </w:pPr>
+      <w:rPr>
+        <w:rFonts w:ascii="Courier New" w:hAnsi="Courier New" w:hint="default"/>
+        <w:sz w:val="20"/>
+      </w:rPr>
+    </w:lvl>
+    <w:lvl w:ilvl="2" w:tentative="1">
+      <w:start w:val="1"/>
+      <w:numFmt w:val="bullet"/>
+      <w:lvlText w:val=""/>
+      <w:lvlJc w:val="left"/>
+      <w:pPr>
+        <w:tabs>
+          <w:tab w:val="num" w:pos="2160"/>
+        </w:tabs>
+        <w:ind w:left="2160" w:hanging="360"/>
+      </w:pPr>
+      <w:rPr>
+        <w:rFonts w:ascii="Wingdings" w:hAnsi="Wingdings" w:hint="default"/>
+        <w:sz w:val="20"/>
+      </w:rPr>
+    </w:lvl>
+    <w:lvl w:ilvl="3" w:tentative="1">
+      <w:start w:val="1"/>
+      <w:numFmt w:val="bullet"/>
+      <w:lvlText w:val=""/>
+      <w:lvlJc w:val="left"/>
+      <w:pPr>
+        <w:tabs>
+          <w:tab w:val="num" w:pos="2880"/>
+        </w:tabs>
+        <w:ind w:left="2880" w:hanging="360"/>
+      </w:pPr>
+      <w:rPr>
+        <w:rFonts w:ascii="Wingdings" w:hAnsi="Wingdings" w:hint="default"/>
+        <w:sz w:val="20"/>
+      </w:rPr>
+    </w:lvl>
+    <w:lvl w:ilvl="4" w:tentative="1">
+      <w:start w:val="1"/>
+      <w:numFmt w:val="bullet"/>
+      <w:lvlText w:val=""/>
+      <w:lvlJc w:val="left"/>
+      <w:pPr>
+        <w:tabs>
+          <w:tab w:val="num" w:pos="3600"/>
+        </w:tabs>
+        <w:ind w:left="3600" w:hanging="360"/>
+      </w:pPr>
+      <w:rPr>
+        <w:rFonts w:ascii="Wingdings" w:hAnsi="Wingdings" w:hint="default"/>
+        <w:sz w:val="20"/>
+      </w:rPr>
+    </w:lvl>
+    <w:lvl w:ilvl="5" w:tentative="1">
+      <w:start w:val="1"/>
+      <w:numFmt w:val="bullet"/>
+      <w:lvlText w:val=""/>
+      <w:lvlJc w:val="left"/>
+      <w:pPr>
+        <w:tabs>
+          <w:tab w:val="num" w:pos="4320"/>
+        </w:tabs>
+        <w:ind w:left="4320" w:hanging="360"/>
+      </w:pPr>
+      <w:rPr>
+        <w:rFonts w:ascii="Wingdings" w:hAnsi="Wingdings" w:hint="default"/>
+        <w:sz w:val="20"/>
+      </w:rPr>
+    </w:lvl>
+    <w:lvl w:ilvl="6" w:tentative="1">
+      <w:start w:val="1"/>
+      <w:numFmt w:val="bullet"/>
+      <w:lvlText w:val=""/>
+      <w:lvlJc w:val="left"/>
+      <w:pPr>
+        <w:tabs>
+          <w:tab w:val="num" w:pos="5040"/>
+        </w:tabs>
+        <w:ind w:left="5040" w:hanging="360"/>
+      </w:pPr>
+      <w:rPr>
+        <w:rFonts w:ascii="Wingdings" w:hAnsi="Wingdings" w:hint="default"/>
+        <w:sz w:val="20"/>
+      </w:rPr>
+    </w:lvl>
+    <w:lvl w:ilvl="7" w:tentative="1">
+      <w:start w:val="1"/>
+      <w:numFmt w:val="bullet"/>
+      <w:lvlText w:val=""/>
+      <w:lvlJc w:val="left"/>
+      <w:pPr>
+        <w:tabs>
+          <w:tab w:val="num" w:pos="5760"/>
+        </w:tabs>
+        <w:ind w:left="5760" w:hanging="360"/>
+      </w:pPr>
+      <w:rPr>
+        <w:rFonts w:ascii="Wingdings" w:hAnsi="Wingdings" w:hint="default"/>
+        <w:sz w:val="20"/>
+      </w:rPr>
+    </w:lvl>
+    <w:lvl w:ilvl="8" w:tentative="1">
+      <w:start w:val="1"/>
+      <w:numFmt w:val="bullet"/>
+      <w:lvlText w:val=""/>
+      <w:lvlJc w:val="left"/>
+      <w:pPr>
+        <w:tabs>
+          <w:tab w:val="num" w:pos="6480"/>
+        </w:tabs>
+        <w:ind w:left="6480" w:hanging="360"/>
+      </w:pPr>
+      <w:rPr>
+        <w:rFonts w:ascii="Wingdings" w:hAnsi="Wingdings" w:hint="default"/>
+        <w:sz w:val="20"/>
+      </w:rPr>
+    </w:lvl>
+  </w:abstractNum>
+  <w:abstractNum w:abstractNumId="1" w15:restartNumberingAfterBreak="0">
     <w:nsid w:val="50AF008A"/>
     <w:multiLevelType w:val="multilevel"/>
     <w:tmpl w:val="DF2C3E36"/>
@@ -2320,7 +3003,120 @@
       </w:rPr>
     </w:lvl>
   </w:abstractNum>
-  <w:abstractNum w:abstractNumId="1" w15:restartNumberingAfterBreak="0">
+  <w:abstractNum w:abstractNumId="2" w15:restartNumberingAfterBreak="0">
+    <w:nsid w:val="5F5E6808"/>
+    <w:multiLevelType w:val="multilevel"/>
+    <w:tmpl w:val="7ABA8CBA"/>
+    <w:lvl w:ilvl="0">
+      <w:start w:val="1"/>
+      <w:numFmt w:val="decimal"/>
+      <w:lvlText w:val="%1."/>
+      <w:lvlJc w:val="left"/>
+      <w:pPr>
+        <w:tabs>
+          <w:tab w:val="num" w:pos="720"/>
+        </w:tabs>
+        <w:ind w:left="720" w:hanging="360"/>
+      </w:pPr>
+    </w:lvl>
+    <w:lvl w:ilvl="1" w:tentative="1">
+      <w:start w:val="1"/>
+      <w:numFmt w:val="decimal"/>
+      <w:lvlText w:val="%2."/>
+      <w:lvlJc w:val="left"/>
+      <w:pPr>
+        <w:tabs>
+          <w:tab w:val="num" w:pos="1440"/>
+        </w:tabs>
+        <w:ind w:left="1440" w:hanging="360"/>
+      </w:pPr>
+    </w:lvl>
+    <w:lvl w:ilvl="2" w:tentative="1">
+      <w:start w:val="1"/>
+      <w:numFmt w:val="decimal"/>
+      <w:lvlText w:val="%3."/>
+      <w:lvlJc w:val="left"/>
+      <w:pPr>
+        <w:tabs>
+          <w:tab w:val="num" w:pos="2160"/>
+        </w:tabs>
+        <w:ind w:left="2160" w:hanging="360"/>
+      </w:pPr>
+    </w:lvl>
+    <w:lvl w:ilvl="3" w:tentative="1">
+      <w:start w:val="1"/>
+      <w:numFmt w:val="decimal"/>
+      <w:lvlText w:val="%4."/>
+      <w:lvlJc w:val="left"/>
+      <w:pPr>
+        <w:tabs>
+          <w:tab w:val="num" w:pos="2880"/>
+        </w:tabs>
+        <w:ind w:left="2880" w:hanging="360"/>
+      </w:pPr>
+    </w:lvl>
+    <w:lvl w:ilvl="4" w:tentative="1">
+      <w:start w:val="1"/>
+      <w:numFmt w:val="decimal"/>
+      <w:lvlText w:val="%5."/>
+      <w:lvlJc w:val="left"/>
+      <w:pPr>
+        <w:tabs>
+          <w:tab w:val="num" w:pos="3600"/>
+        </w:tabs>
+        <w:ind w:left="3600" w:hanging="360"/>
+      </w:pPr>
+    </w:lvl>
+    <w:lvl w:ilvl="5" w:tentative="1">
+      <w:start w:val="1"/>
+      <w:numFmt w:val="decimal"/>
+      <w:lvlText w:val="%6."/>
+      <w:lvlJc w:val="left"/>
+      <w:pPr>
+        <w:tabs>
+          <w:tab w:val="num" w:pos="4320"/>
+        </w:tabs>
+        <w:ind w:left="4320" w:hanging="360"/>
+      </w:pPr>
+    </w:lvl>
+    <w:lvl w:ilvl="6" w:tentative="1">
+      <w:start w:val="1"/>
+      <w:numFmt w:val="decimal"/>
+      <w:lvlText w:val="%7."/>
+      <w:lvlJc w:val="left"/>
+      <w:pPr>
+        <w:tabs>
+          <w:tab w:val="num" w:pos="5040"/>
+        </w:tabs>
+        <w:ind w:left="5040" w:hanging="360"/>
+      </w:pPr>
+    </w:lvl>
+    <w:lvl w:ilvl="7" w:tentative="1">
+      <w:start w:val="1"/>
+      <w:numFmt w:val="decimal"/>
+      <w:lvlText w:val="%8."/>
+      <w:lvlJc w:val="left"/>
+      <w:pPr>
+        <w:tabs>
+          <w:tab w:val="num" w:pos="5760"/>
+        </w:tabs>
+        <w:ind w:left="5760" w:hanging="360"/>
+      </w:pPr>
+    </w:lvl>
+    <w:lvl w:ilvl="8" w:tentative="1">
+      <w:start w:val="1"/>
+      <w:numFmt w:val="decimal"/>
+      <w:lvlText w:val="%9."/>
+      <w:lvlJc w:val="left"/>
+      <w:pPr>
+        <w:tabs>
+          <w:tab w:val="num" w:pos="6480"/>
+        </w:tabs>
+        <w:ind w:left="6480" w:hanging="360"/>
+      </w:pPr>
+    </w:lvl>
+  </w:abstractNum>
+  <w:abstractNum w:abstractNumId="3" w15:restartNumberingAfterBreak="0">
     <w:nsid w:val="6CC92703"/>
     <w:multiLevelType w:val="multilevel"/>
     <w:tmpl w:val="C6CC1D26"/>
@@ -2470,10 +3266,16 @@
     </w:lvl>
   </w:abstractNum>
   <w:num w:numId="1" w16cid:durableId="1577667952">
+    <w:abstractNumId w:val="3"/>
+  </w:num>
+  <w:num w:numId="2" w16cid:durableId="286932576">
     <w:abstractNumId w:val="1"/>
   </w:num>
-  <w:num w:numId="2" w16cid:durableId="286932576">
+  <w:num w:numId="3" w16cid:durableId="509757130">
     <w:abstractNumId w:val="0"/>
+  </w:num>
+  <w:num w:numId="4" w16cid:durableId="483746130">
+    <w:abstractNumId w:val="2"/>
   </w:num>
 </w:numbering>
 </file>
@@ -3077,7 +3879,6 @@
   <w:style w:type="character" w:default="1" w:styleId="Absatz-Standardschriftart">
     <w:name w:val="Default Paragraph Font"/>
     <w:uiPriority w:val="1"/>
-    <w:semiHidden/>
     <w:unhideWhenUsed/>
   </w:style>
   <w:style w:type="table" w:default="1" w:styleId="NormaleTabelle">
@@ -3435,6 +4236,29 @@
       <w:szCs w:val="18"/>
     </w:rPr>
   </w:style>
+  <w:style w:type="character" w:styleId="Hyperlink">
+    <w:name w:val="Hyperlink"/>
+    <w:basedOn w:val="Absatz-Standardschriftart"/>
+    <w:uiPriority w:val="99"/>
+    <w:unhideWhenUsed/>
+    <w:rsid w:val="00D616CD"/>
+    <w:rPr>
+      <w:color w:val="0563C1" w:themeColor="hyperlink"/>
+      <w:u w:val="single"/>
+    </w:rPr>
+  </w:style>
+  <w:style w:type="character" w:styleId="NichtaufgelsteErwhnung">
+    <w:name w:val="Unresolved Mention"/>
+    <w:basedOn w:val="Absatz-Standardschriftart"/>
+    <w:uiPriority w:val="99"/>
+    <w:semiHidden/>
+    <w:unhideWhenUsed/>
+    <w:rsid w:val="00D616CD"/>
+    <w:rPr>
+      <w:color w:val="605E5C"/>
+      <w:shd w:val="clear" w:color="auto" w:fill="E1DFDD"/>
+    </w:rPr>
+  </w:style>
 </w:styles>
 </file>
 
@@ -3487,6 +4311,20 @@
     <w:pitch w:val="variable"/>
     <w:sig w:usb0="E0002EFF" w:usb1="C000785B" w:usb2="00000009" w:usb3="00000000" w:csb0="000001FF" w:csb1="00000000"/>
   </w:font>
+  <w:font w:name="Courier New">
+    <w:panose1 w:val="02070309020205020404"/>
+    <w:charset w:val="00"/>
+    <w:family w:val="modern"/>
+    <w:pitch w:val="fixed"/>
+    <w:sig w:usb0="E0002EFF" w:usb1="C0007843" w:usb2="00000009" w:usb3="00000000" w:csb0="000001FF" w:csb1="00000000"/>
+  </w:font>
+  <w:font w:name="Wingdings">
+    <w:panose1 w:val="05000000000000000000"/>
+    <w:charset w:val="02"/>
+    <w:family w:val="auto"/>
+    <w:pitch w:val="variable"/>
+    <w:sig w:usb0="00000000" w:usb1="10000000" w:usb2="00000000" w:usb3="00000000" w:csb0="80000000" w:csb1="00000000"/>
+  </w:font>
   <w:font w:name="Calibri">
     <w:panose1 w:val="020F0502020204030204"/>
     <w:charset w:val="00"/>
@@ -3500,13 +4338,6 @@
     <w:family w:val="swiss"/>
     <w:pitch w:val="variable"/>
     <w:sig w:usb0="E4002EFF" w:usb1="C200247B" w:usb2="00000009" w:usb3="00000000" w:csb0="000001FF" w:csb1="00000000"/>
-  </w:font>
-  <w:font w:name="Courier New">
-    <w:panose1 w:val="02070309020205020404"/>
-    <w:charset w:val="00"/>
-    <w:family w:val="modern"/>
-    <w:pitch w:val="fixed"/>
-    <w:sig w:usb0="E0002EFF" w:usb1="C0007843" w:usb2="00000009" w:usb3="00000000" w:csb0="000001FF" w:csb1="00000000"/>
   </w:font>
   <w:font w:name="Aptos">
     <w:charset w:val="00"/>
@@ -3546,6 +4377,8 @@
     <w:rsid w:val="00784DB6"/>
     <w:rsid w:val="00A3792B"/>
     <w:rsid w:val="00C22707"/>
+    <w:rsid w:val="00C23DA7"/>
+    <w:rsid w:val="00C634F9"/>
     <w:rsid w:val="00FF5313"/>
   </w:rsids>
   <m:mathPr>

--- a/Documentation/Database.docx
+++ b/Documentation/Database.docx
@@ -4,91 +4,145 @@
   <w:body>
     <w:p>
       <w:pPr>
+        <w:pStyle w:val="berschrift2"/>
+        <w:numPr>
+          <w:ilvl w:val="0"/>
+          <w:numId w:val="7"/>
+        </w:numPr>
+        <w:rPr>
+          <w:sz w:val="36"/>
+          <w:szCs w:val="36"/>
+        </w:rPr>
+      </w:pPr>
+      <w:r>
+        <w:rPr>
+          <w:sz w:val="36"/>
+          <w:szCs w:val="36"/>
+        </w:rPr>
+        <w:t>Objectives</w:t>
+      </w:r>
+    </w:p>
+    <w:p>
+      <w:pPr>
+        <w:numPr>
+          <w:ilvl w:val="0"/>
+          <w:numId w:val="5"/>
+        </w:numPr>
+        <w:jc w:val="both"/>
+      </w:pPr>
+      <w:r>
         <w:rPr>
           <w:b/>
           <w:bCs/>
         </w:rPr>
+        <w:t>Extract:</w:t>
+      </w:r>
+      <w:r>
+        <w:t xml:space="preserve"> Load the raw supply chain dataset from a CSV file.</w:t>
+      </w:r>
+    </w:p>
+    <w:p>
+      <w:pPr>
+        <w:numPr>
+          <w:ilvl w:val="0"/>
+          <w:numId w:val="5"/>
+        </w:numPr>
+        <w:jc w:val="both"/>
       </w:pPr>
       <w:r>
         <w:rPr>
           <w:b/>
           <w:bCs/>
         </w:rPr>
-        <w:t> </w:t>
-      </w:r>
+        <w:t>Transform:</w:t>
+      </w:r>
+      <w:r>
+        <w:t xml:space="preserve"> Clean, standardize, and structure the data into a star schema with dimension and fact tables.</w:t>
+      </w:r>
+    </w:p>
+    <w:p>
+      <w:pPr>
+        <w:numPr>
+          <w:ilvl w:val="0"/>
+          <w:numId w:val="5"/>
+        </w:numPr>
+        <w:jc w:val="both"/>
+      </w:pPr>
       <w:r>
         <w:rPr>
           <w:b/>
           <w:bCs/>
         </w:rPr>
-        <w:t>Database Design</w:t>
+        <w:t>Load:</w:t>
+      </w:r>
+      <w:r>
+        <w:t xml:space="preserve"> Store the transformed data into CSV files and import them into a SQL Server database.</w:t>
       </w:r>
     </w:p>
     <w:p>
       <w:pPr>
+        <w:numPr>
+          <w:ilvl w:val="0"/>
+          <w:numId w:val="5"/>
+        </w:numPr>
+        <w:jc w:val="both"/>
+      </w:pPr>
+      <w:r>
         <w:rPr>
           <w:b/>
           <w:bCs/>
         </w:rPr>
+        <w:t>Database Creation:</w:t>
+      </w:r>
+      <w:r>
+        <w:t xml:space="preserve"> Define a relational database schema with appropriate tables, primary keys, foreign keys, and constraints.</w:t>
+      </w:r>
+    </w:p>
+    <w:p>
+      <w:pPr>
+        <w:numPr>
+          <w:ilvl w:val="0"/>
+          <w:numId w:val="5"/>
+        </w:numPr>
+        <w:jc w:val="both"/>
       </w:pPr>
       <w:r>
         <w:rPr>
           <w:b/>
           <w:bCs/>
         </w:rPr>
-        <w:t>2.1 Design Philosophy</w:t>
+        <w:t>Enable Analytics:</w:t>
+      </w:r>
+      <w:r>
+        <w:t xml:space="preserve"> Create a data warehouse structure optimized for analytical queries.</w:t>
       </w:r>
     </w:p>
     <w:p>
-      <w:r>
-        <w:t xml:space="preserve">A </w:t>
-      </w:r>
-      <w:r>
-        <w:t>Star</w:t>
-      </w:r>
-      <w:r>
-        <w:t xml:space="preserve"> schema-based data warehouse was designed to facilitate data-driven decision making within the supply chain domain. This architecture enables efficient multidimensional analysis and supports both descriptive and predictive analytics. The design phase focused on establishing a robust logical model prior to ETL and data population.</w:t>
-      </w:r>
-      <w:r>
-        <w:t xml:space="preserve"> I</w:t>
-      </w:r>
-      <w:r>
-        <w:t>n this model, </w:t>
-      </w:r>
-      <w:r>
+      <w:pPr>
         <w:rPr>
           <w:b/>
           <w:bCs/>
         </w:rPr>
-        <w:t>dimension tables</w:t>
-      </w:r>
-      <w:r>
-        <w:t> describe contextual information (e.g., customers, products, location), and a central </w:t>
-      </w:r>
-      <w:r>
-        <w:rPr>
-          <w:b/>
-          <w:bCs/>
-        </w:rPr>
-        <w:t>fact table</w:t>
-      </w:r>
-      <w:r>
-        <w:t> aggregates business transactions.</w:t>
-      </w:r>
+      </w:pPr>
     </w:p>
     <w:p>
       <w:pPr>
-        <w:rPr>
-          <w:b/>
-          <w:bCs/>
-        </w:rPr>
-      </w:pPr>
-      <w:r>
-        <w:rPr>
-          <w:b/>
-          <w:bCs/>
-        </w:rPr>
-        <w:t>2.2 Platform and Tools</w:t>
+        <w:pStyle w:val="berschrift2"/>
+        <w:numPr>
+          <w:ilvl w:val="0"/>
+          <w:numId w:val="7"/>
+        </w:numPr>
+        <w:rPr>
+          <w:sz w:val="36"/>
+          <w:szCs w:val="36"/>
+        </w:rPr>
+      </w:pPr>
+      <w:r>
+        <w:rPr>
+          <w:sz w:val="36"/>
+          <w:szCs w:val="36"/>
+        </w:rPr>
+        <w:t>Platform and Tools</w:t>
       </w:r>
     </w:p>
     <w:p>
@@ -255,23 +309,2563 @@
           <w:bCs/>
         </w:rPr>
       </w:pPr>
-      <w:r>
-        <w:rPr>
+    </w:p>
+    <w:p>
+      <w:pPr>
+        <w:spacing w:before="100" w:beforeAutospacing="1" w:after="100" w:afterAutospacing="1" w:line="240" w:lineRule="auto"/>
+        <w:outlineLvl w:val="1"/>
+        <w:rPr>
+          <w:rFonts w:eastAsia="Times New Roman" w:cstheme="minorHAnsi"/>
           <w:b/>
           <w:bCs/>
-        </w:rPr>
-        <w:t>2.3 Schema Construction</w:t>
+          <w:kern w:val="0"/>
+          <w:sz w:val="36"/>
+          <w:szCs w:val="36"/>
+          <w14:ligatures w14:val="none"/>
+        </w:rPr>
+      </w:pPr>
+      <w:r>
+        <w:rPr>
+          <w:rFonts w:eastAsia="Times New Roman" w:cstheme="minorHAnsi"/>
+          <w:b/>
+          <w:bCs/>
+          <w:kern w:val="0"/>
+          <w:sz w:val="36"/>
+          <w:szCs w:val="36"/>
+          <w14:ligatures w14:val="none"/>
+        </w:rPr>
+        <w:t>3</w:t>
+      </w:r>
+      <w:r>
+        <w:rPr>
+          <w:rFonts w:eastAsia="Times New Roman" w:cstheme="minorHAnsi"/>
+          <w:b/>
+          <w:bCs/>
+          <w:kern w:val="0"/>
+          <w:sz w:val="36"/>
+          <w:szCs w:val="36"/>
+          <w14:ligatures w14:val="none"/>
+        </w:rPr>
+        <w:t>. Methodology</w:t>
       </w:r>
     </w:p>
     <w:p>
       <w:pPr>
-        <w:pStyle w:val="berschrift2"/>
-      </w:pPr>
-      <w:r>
-        <w:t>2.3.1 Entity Model</w:t>
+        <w:spacing w:before="100" w:beforeAutospacing="1" w:after="100" w:afterAutospacing="1" w:line="240" w:lineRule="auto"/>
+        <w:rPr>
+          <w:rFonts w:eastAsia="Times New Roman" w:cstheme="minorHAnsi"/>
+          <w:kern w:val="0"/>
+          <w14:ligatures w14:val="none"/>
+        </w:rPr>
+      </w:pPr>
+      <w:r>
+        <w:rPr>
+          <w:rFonts w:eastAsia="Times New Roman" w:cstheme="minorHAnsi"/>
+          <w:kern w:val="0"/>
+          <w14:ligatures w14:val="none"/>
+        </w:rPr>
+        <w:t>The project follows a structured ETL process and database creation workflow:</w:t>
       </w:r>
     </w:p>
     <w:p>
+      <w:pPr>
+        <w:numPr>
+          <w:ilvl w:val="0"/>
+          <w:numId w:val="8"/>
+        </w:numPr>
+        <w:spacing w:before="100" w:beforeAutospacing="1" w:after="100" w:afterAutospacing="1" w:line="240" w:lineRule="auto"/>
+        <w:rPr>
+          <w:rFonts w:eastAsia="Times New Roman" w:cstheme="minorHAnsi"/>
+          <w:kern w:val="0"/>
+          <w14:ligatures w14:val="none"/>
+        </w:rPr>
+      </w:pPr>
+      <w:r>
+        <w:rPr>
+          <w:rFonts w:eastAsia="Times New Roman" w:cstheme="minorHAnsi"/>
+          <w:b/>
+          <w:bCs/>
+          <w:kern w:val="0"/>
+          <w14:ligatures w14:val="none"/>
+        </w:rPr>
+        <w:t>Data Extraction</w:t>
+      </w:r>
+      <w:r>
+        <w:rPr>
+          <w:rFonts w:eastAsia="Times New Roman" w:cstheme="minorHAnsi"/>
+          <w:kern w:val="0"/>
+          <w14:ligatures w14:val="none"/>
+        </w:rPr>
+        <w:t>: Read the raw dataset from a CSV file stored in Google Drive.</w:t>
+      </w:r>
+    </w:p>
+    <w:p>
+      <w:pPr>
+        <w:numPr>
+          <w:ilvl w:val="0"/>
+          <w:numId w:val="8"/>
+        </w:numPr>
+        <w:spacing w:before="100" w:beforeAutospacing="1" w:after="100" w:afterAutospacing="1" w:line="240" w:lineRule="auto"/>
+        <w:rPr>
+          <w:rFonts w:eastAsia="Times New Roman" w:cstheme="minorHAnsi"/>
+          <w:kern w:val="0"/>
+          <w14:ligatures w14:val="none"/>
+        </w:rPr>
+      </w:pPr>
+      <w:r>
+        <w:rPr>
+          <w:rFonts w:eastAsia="Times New Roman" w:cstheme="minorHAnsi"/>
+          <w:b/>
+          <w:bCs/>
+          <w:kern w:val="0"/>
+          <w14:ligatures w14:val="none"/>
+        </w:rPr>
+        <w:t>Data Transformation</w:t>
+      </w:r>
+      <w:r>
+        <w:rPr>
+          <w:rFonts w:eastAsia="Times New Roman" w:cstheme="minorHAnsi"/>
+          <w:kern w:val="0"/>
+          <w14:ligatures w14:val="none"/>
+        </w:rPr>
+        <w:t>: Clean the data, remove redundancies, handle missing values, and create dimension and fact tables.</w:t>
+      </w:r>
+    </w:p>
+    <w:p>
+      <w:pPr>
+        <w:numPr>
+          <w:ilvl w:val="0"/>
+          <w:numId w:val="8"/>
+        </w:numPr>
+        <w:spacing w:before="100" w:beforeAutospacing="1" w:after="100" w:afterAutospacing="1" w:line="240" w:lineRule="auto"/>
+        <w:rPr>
+          <w:rFonts w:eastAsia="Times New Roman" w:cstheme="minorHAnsi"/>
+          <w:kern w:val="0"/>
+          <w14:ligatures w14:val="none"/>
+        </w:rPr>
+      </w:pPr>
+      <w:r>
+        <w:rPr>
+          <w:rFonts w:eastAsia="Times New Roman" w:cstheme="minorHAnsi"/>
+          <w:b/>
+          <w:bCs/>
+          <w:kern w:val="0"/>
+          <w14:ligatures w14:val="none"/>
+        </w:rPr>
+        <w:t>Data Loading</w:t>
+      </w:r>
+      <w:r>
+        <w:rPr>
+          <w:rFonts w:eastAsia="Times New Roman" w:cstheme="minorHAnsi"/>
+          <w:kern w:val="0"/>
+          <w14:ligatures w14:val="none"/>
+        </w:rPr>
+        <w:t>: Export transformed data to CSV files and import them into SQL Server tables.</w:t>
+      </w:r>
+    </w:p>
+    <w:p>
+      <w:pPr>
+        <w:numPr>
+          <w:ilvl w:val="0"/>
+          <w:numId w:val="8"/>
+        </w:numPr>
+        <w:spacing w:before="100" w:beforeAutospacing="1" w:after="100" w:afterAutospacing="1" w:line="240" w:lineRule="auto"/>
+        <w:rPr>
+          <w:rFonts w:eastAsia="Times New Roman" w:cstheme="minorHAnsi"/>
+          <w:kern w:val="0"/>
+          <w14:ligatures w14:val="none"/>
+        </w:rPr>
+      </w:pPr>
+      <w:r>
+        <w:rPr>
+          <w:rFonts w:eastAsia="Times New Roman" w:cstheme="minorHAnsi"/>
+          <w:b/>
+          <w:bCs/>
+          <w:kern w:val="0"/>
+          <w14:ligatures w14:val="none"/>
+        </w:rPr>
+        <w:t>Database Creation</w:t>
+      </w:r>
+      <w:r>
+        <w:rPr>
+          <w:rFonts w:eastAsia="Times New Roman" w:cstheme="minorHAnsi"/>
+          <w:kern w:val="0"/>
+          <w14:ligatures w14:val="none"/>
+        </w:rPr>
+        <w:t>: Define the database schema, including tables, primary keys, foreign keys, and constraints.</w:t>
+      </w:r>
+    </w:p>
+    <w:p>
+      <w:pPr>
+        <w:numPr>
+          <w:ilvl w:val="0"/>
+          <w:numId w:val="8"/>
+        </w:numPr>
+        <w:spacing w:before="100" w:beforeAutospacing="1" w:after="100" w:afterAutospacing="1" w:line="240" w:lineRule="auto"/>
+        <w:rPr>
+          <w:rFonts w:eastAsia="Times New Roman" w:cstheme="minorHAnsi"/>
+          <w:kern w:val="0"/>
+          <w14:ligatures w14:val="none"/>
+        </w:rPr>
+      </w:pPr>
+      <w:r>
+        <w:rPr>
+          <w:rFonts w:eastAsia="Times New Roman" w:cstheme="minorHAnsi"/>
+          <w:b/>
+          <w:bCs/>
+          <w:kern w:val="0"/>
+          <w14:ligatures w14:val="none"/>
+        </w:rPr>
+        <w:t>Verification</w:t>
+      </w:r>
+      <w:r>
+        <w:rPr>
+          <w:rFonts w:eastAsia="Times New Roman" w:cstheme="minorHAnsi"/>
+          <w:kern w:val="0"/>
+          <w14:ligatures w14:val="none"/>
+        </w:rPr>
+        <w:t>: Ensure data integrity and consistency through checks and previews.</w:t>
+      </w:r>
+    </w:p>
+    <w:p>
+      <w:pPr>
+        <w:rPr>
+          <w:b/>
+          <w:bCs/>
+        </w:rPr>
+      </w:pPr>
+    </w:p>
+    <w:p>
+      <w:pPr>
+        <w:rPr>
+          <w:b/>
+          <w:bCs/>
+        </w:rPr>
+      </w:pPr>
+      <w:r>
+        <w:rPr>
+          <w:b/>
+          <w:bCs/>
+        </w:rPr>
+        <w:t> </w:t>
+      </w:r>
+    </w:p>
+    <w:p>
+      <w:pPr>
+        <w:rPr>
+          <w:b/>
+          <w:bCs/>
+        </w:rPr>
+      </w:pPr>
+    </w:p>
+    <w:p>
+      <w:pPr>
+        <w:rPr>
+          <w:b/>
+          <w:bCs/>
+        </w:rPr>
+      </w:pPr>
+    </w:p>
+    <w:p>
+      <w:pPr>
+        <w:spacing w:before="100" w:beforeAutospacing="1" w:after="100" w:afterAutospacing="1" w:line="240" w:lineRule="auto"/>
+        <w:outlineLvl w:val="1"/>
+        <w:rPr>
+          <w:rFonts w:eastAsia="Times New Roman" w:cstheme="minorHAnsi"/>
+          <w:b/>
+          <w:bCs/>
+          <w:kern w:val="0"/>
+          <w:sz w:val="36"/>
+          <w:szCs w:val="36"/>
+          <w14:ligatures w14:val="none"/>
+        </w:rPr>
+      </w:pPr>
+      <w:r>
+        <w:rPr>
+          <w:rFonts w:eastAsia="Times New Roman" w:cstheme="minorHAnsi"/>
+          <w:b/>
+          <w:bCs/>
+          <w:kern w:val="0"/>
+          <w:sz w:val="36"/>
+          <w:szCs w:val="36"/>
+          <w14:ligatures w14:val="none"/>
+        </w:rPr>
+        <w:t>4</w:t>
+      </w:r>
+      <w:r>
+        <w:rPr>
+          <w:rFonts w:eastAsia="Times New Roman" w:cstheme="minorHAnsi"/>
+          <w:b/>
+          <w:bCs/>
+          <w:kern w:val="0"/>
+          <w:sz w:val="36"/>
+          <w:szCs w:val="36"/>
+          <w14:ligatures w14:val="none"/>
+        </w:rPr>
+        <w:t>. ETL Process</w:t>
+      </w:r>
+    </w:p>
+    <w:p>
+      <w:pPr>
+        <w:spacing w:before="100" w:beforeAutospacing="1" w:after="100" w:afterAutospacing="1" w:line="240" w:lineRule="auto"/>
+        <w:rPr>
+          <w:rFonts w:eastAsia="Times New Roman" w:cstheme="minorHAnsi"/>
+          <w:kern w:val="0"/>
+          <w:sz w:val="24"/>
+          <w:szCs w:val="24"/>
+          <w14:ligatures w14:val="none"/>
+        </w:rPr>
+      </w:pPr>
+      <w:r>
+        <w:rPr>
+          <w:rFonts w:eastAsia="Times New Roman" w:cstheme="minorHAnsi"/>
+          <w:kern w:val="0"/>
+          <w:sz w:val="24"/>
+          <w:szCs w:val="24"/>
+          <w14:ligatures w14:val="none"/>
+        </w:rPr>
+        <w:t xml:space="preserve">The ETL process is implemented in a </w:t>
+      </w:r>
+      <w:proofErr w:type="spellStart"/>
+      <w:r>
+        <w:rPr>
+          <w:rFonts w:eastAsia="Times New Roman" w:cstheme="minorHAnsi"/>
+          <w:kern w:val="0"/>
+          <w:sz w:val="24"/>
+          <w:szCs w:val="24"/>
+          <w14:ligatures w14:val="none"/>
+        </w:rPr>
+        <w:t>Jupyter</w:t>
+      </w:r>
+      <w:proofErr w:type="spellEnd"/>
+      <w:r>
+        <w:rPr>
+          <w:rFonts w:eastAsia="Times New Roman" w:cstheme="minorHAnsi"/>
+          <w:kern w:val="0"/>
+          <w:sz w:val="24"/>
+          <w:szCs w:val="24"/>
+          <w14:ligatures w14:val="none"/>
+        </w:rPr>
+        <w:t xml:space="preserve"> Notebook (</w:t>
+      </w:r>
+      <w:proofErr w:type="spellStart"/>
+      <w:r>
+        <w:rPr>
+          <w:rFonts w:eastAsia="Times New Roman" w:cstheme="minorHAnsi"/>
+          <w:kern w:val="0"/>
+          <w:sz w:val="24"/>
+          <w:szCs w:val="24"/>
+          <w14:ligatures w14:val="none"/>
+        </w:rPr>
+        <w:t>Supplychain.ipynb</w:t>
+      </w:r>
+      <w:proofErr w:type="spellEnd"/>
+      <w:r>
+        <w:rPr>
+          <w:rFonts w:eastAsia="Times New Roman" w:cstheme="minorHAnsi"/>
+          <w:kern w:val="0"/>
+          <w:sz w:val="24"/>
+          <w:szCs w:val="24"/>
+          <w14:ligatures w14:val="none"/>
+        </w:rPr>
+        <w:t xml:space="preserve">) using Python in Google </w:t>
+      </w:r>
+      <w:proofErr w:type="spellStart"/>
+      <w:r>
+        <w:rPr>
+          <w:rFonts w:eastAsia="Times New Roman" w:cstheme="minorHAnsi"/>
+          <w:kern w:val="0"/>
+          <w:sz w:val="24"/>
+          <w:szCs w:val="24"/>
+          <w14:ligatures w14:val="none"/>
+        </w:rPr>
+        <w:t>Colab</w:t>
+      </w:r>
+      <w:proofErr w:type="spellEnd"/>
+      <w:r>
+        <w:rPr>
+          <w:rFonts w:eastAsia="Times New Roman" w:cstheme="minorHAnsi"/>
+          <w:kern w:val="0"/>
+          <w:sz w:val="24"/>
+          <w:szCs w:val="24"/>
+          <w14:ligatures w14:val="none"/>
+        </w:rPr>
+        <w:t>. Below is a detailed breakdown of each step.</w:t>
+      </w:r>
+    </w:p>
+    <w:p>
+      <w:pPr>
+        <w:spacing w:before="100" w:beforeAutospacing="1" w:after="100" w:afterAutospacing="1" w:line="240" w:lineRule="auto"/>
+        <w:outlineLvl w:val="2"/>
+        <w:rPr>
+          <w:rFonts w:eastAsia="Times New Roman" w:cstheme="minorHAnsi"/>
+          <w:b/>
+          <w:bCs/>
+          <w:kern w:val="0"/>
+          <w:sz w:val="27"/>
+          <w:szCs w:val="27"/>
+          <w14:ligatures w14:val="none"/>
+        </w:rPr>
+      </w:pPr>
+      <w:r>
+        <w:rPr>
+          <w:rFonts w:eastAsia="Times New Roman" w:cstheme="minorHAnsi"/>
+          <w:b/>
+          <w:bCs/>
+          <w:kern w:val="0"/>
+          <w:sz w:val="27"/>
+          <w:szCs w:val="27"/>
+          <w14:ligatures w14:val="none"/>
+        </w:rPr>
+        <w:t>4</w:t>
+      </w:r>
+      <w:r>
+        <w:rPr>
+          <w:rFonts w:eastAsia="Times New Roman" w:cstheme="minorHAnsi"/>
+          <w:b/>
+          <w:bCs/>
+          <w:kern w:val="0"/>
+          <w:sz w:val="27"/>
+          <w:szCs w:val="27"/>
+          <w14:ligatures w14:val="none"/>
+        </w:rPr>
+        <w:t>.1. Extract</w:t>
+      </w:r>
+    </w:p>
+    <w:p>
+      <w:pPr>
+        <w:numPr>
+          <w:ilvl w:val="0"/>
+          <w:numId w:val="9"/>
+        </w:numPr>
+        <w:spacing w:before="100" w:beforeAutospacing="1" w:after="100" w:afterAutospacing="1" w:line="240" w:lineRule="auto"/>
+        <w:rPr>
+          <w:rFonts w:eastAsia="Times New Roman" w:cstheme="minorHAnsi"/>
+          <w:kern w:val="0"/>
+          <w14:ligatures w14:val="none"/>
+        </w:rPr>
+      </w:pPr>
+      <w:r>
+        <w:rPr>
+          <w:rFonts w:eastAsia="Times New Roman" w:cstheme="minorHAnsi"/>
+          <w:b/>
+          <w:bCs/>
+          <w:kern w:val="0"/>
+          <w14:ligatures w14:val="none"/>
+        </w:rPr>
+        <w:t>Source</w:t>
+      </w:r>
+      <w:r>
+        <w:rPr>
+          <w:rFonts w:eastAsia="Times New Roman" w:cstheme="minorHAnsi"/>
+          <w:kern w:val="0"/>
+          <w14:ligatures w14:val="none"/>
+        </w:rPr>
+        <w:t>: The dataset DataCoSupplyChainDataset.csv is stored in Google Drive under the directory /content/drive/</w:t>
+      </w:r>
+      <w:proofErr w:type="spellStart"/>
+      <w:r>
+        <w:rPr>
+          <w:rFonts w:eastAsia="Times New Roman" w:cstheme="minorHAnsi"/>
+          <w:kern w:val="0"/>
+          <w14:ligatures w14:val="none"/>
+        </w:rPr>
+        <w:t>MyDrive</w:t>
+      </w:r>
+      <w:proofErr w:type="spellEnd"/>
+      <w:r>
+        <w:rPr>
+          <w:rFonts w:eastAsia="Times New Roman" w:cstheme="minorHAnsi"/>
+          <w:kern w:val="0"/>
+          <w14:ligatures w14:val="none"/>
+        </w:rPr>
+        <w:t>/</w:t>
+      </w:r>
+      <w:proofErr w:type="spellStart"/>
+      <w:r>
+        <w:rPr>
+          <w:rFonts w:eastAsia="Times New Roman" w:cstheme="minorHAnsi"/>
+          <w:kern w:val="0"/>
+          <w14:ligatures w14:val="none"/>
+        </w:rPr>
+        <w:t>Colab</w:t>
+      </w:r>
+      <w:proofErr w:type="spellEnd"/>
+      <w:r>
+        <w:rPr>
+          <w:rFonts w:eastAsia="Times New Roman" w:cstheme="minorHAnsi"/>
+          <w:kern w:val="0"/>
+          <w14:ligatures w14:val="none"/>
+        </w:rPr>
+        <w:t xml:space="preserve"> Data/BI and ML.</w:t>
+      </w:r>
+    </w:p>
+    <w:p>
+      <w:pPr>
+        <w:numPr>
+          <w:ilvl w:val="0"/>
+          <w:numId w:val="9"/>
+        </w:numPr>
+        <w:spacing w:before="100" w:beforeAutospacing="1" w:after="100" w:afterAutospacing="1" w:line="240" w:lineRule="auto"/>
+        <w:rPr>
+          <w:rFonts w:eastAsia="Times New Roman" w:cstheme="minorHAnsi"/>
+          <w:kern w:val="0"/>
+          <w14:ligatures w14:val="none"/>
+        </w:rPr>
+      </w:pPr>
+      <w:r>
+        <w:rPr>
+          <w:rFonts w:eastAsia="Times New Roman" w:cstheme="minorHAnsi"/>
+          <w:b/>
+          <w:bCs/>
+          <w:kern w:val="0"/>
+          <w14:ligatures w14:val="none"/>
+        </w:rPr>
+        <w:t>Access</w:t>
+      </w:r>
+      <w:r>
+        <w:rPr>
+          <w:rFonts w:eastAsia="Times New Roman" w:cstheme="minorHAnsi"/>
+          <w:kern w:val="0"/>
+          <w14:ligatures w14:val="none"/>
+        </w:rPr>
+        <w:t xml:space="preserve">: Google Drive is mounted using the </w:t>
+      </w:r>
+      <w:proofErr w:type="spellStart"/>
+      <w:proofErr w:type="gramStart"/>
+      <w:r>
+        <w:rPr>
+          <w:rFonts w:eastAsia="Times New Roman" w:cstheme="minorHAnsi"/>
+          <w:kern w:val="0"/>
+          <w14:ligatures w14:val="none"/>
+        </w:rPr>
+        <w:t>google.colab</w:t>
+      </w:r>
+      <w:proofErr w:type="gramEnd"/>
+      <w:r>
+        <w:rPr>
+          <w:rFonts w:eastAsia="Times New Roman" w:cstheme="minorHAnsi"/>
+          <w:kern w:val="0"/>
+          <w14:ligatures w14:val="none"/>
+        </w:rPr>
+        <w:t>.drive</w:t>
+      </w:r>
+      <w:proofErr w:type="spellEnd"/>
+      <w:r>
+        <w:rPr>
+          <w:rFonts w:eastAsia="Times New Roman" w:cstheme="minorHAnsi"/>
+          <w:kern w:val="0"/>
+          <w14:ligatures w14:val="none"/>
+        </w:rPr>
+        <w:t xml:space="preserve"> module, and the working directory is set to the appropriate path.</w:t>
+      </w:r>
+    </w:p>
+    <w:p>
+      <w:pPr>
+        <w:numPr>
+          <w:ilvl w:val="0"/>
+          <w:numId w:val="9"/>
+        </w:numPr>
+        <w:spacing w:before="100" w:beforeAutospacing="1" w:after="100" w:afterAutospacing="1" w:line="240" w:lineRule="auto"/>
+        <w:rPr>
+          <w:rFonts w:eastAsia="Times New Roman" w:cstheme="minorHAnsi"/>
+          <w:kern w:val="0"/>
+          <w14:ligatures w14:val="none"/>
+        </w:rPr>
+      </w:pPr>
+      <w:r>
+        <w:rPr>
+          <w:rFonts w:eastAsia="Times New Roman" w:cstheme="minorHAnsi"/>
+          <w:b/>
+          <w:bCs/>
+          <w:kern w:val="0"/>
+          <w14:ligatures w14:val="none"/>
+        </w:rPr>
+        <w:t>Loading</w:t>
+      </w:r>
+      <w:r>
+        <w:rPr>
+          <w:rFonts w:eastAsia="Times New Roman" w:cstheme="minorHAnsi"/>
+          <w:kern w:val="0"/>
+          <w14:ligatures w14:val="none"/>
+        </w:rPr>
+        <w:t xml:space="preserve">: The dataset is loaded into a Pandas </w:t>
+      </w:r>
+      <w:proofErr w:type="spellStart"/>
+      <w:r>
+        <w:rPr>
+          <w:rFonts w:eastAsia="Times New Roman" w:cstheme="minorHAnsi"/>
+          <w:kern w:val="0"/>
+          <w14:ligatures w14:val="none"/>
+        </w:rPr>
+        <w:t>DataFrame</w:t>
+      </w:r>
+      <w:proofErr w:type="spellEnd"/>
+      <w:r>
+        <w:rPr>
+          <w:rFonts w:eastAsia="Times New Roman" w:cstheme="minorHAnsi"/>
+          <w:kern w:val="0"/>
+          <w14:ligatures w14:val="none"/>
+        </w:rPr>
+        <w:t xml:space="preserve"> using </w:t>
+      </w:r>
+      <w:proofErr w:type="spellStart"/>
+      <w:proofErr w:type="gramStart"/>
+      <w:r>
+        <w:rPr>
+          <w:rFonts w:eastAsia="Times New Roman" w:cstheme="minorHAnsi"/>
+          <w:kern w:val="0"/>
+          <w14:ligatures w14:val="none"/>
+        </w:rPr>
+        <w:t>pd.read</w:t>
+      </w:r>
+      <w:proofErr w:type="gramEnd"/>
+      <w:r>
+        <w:rPr>
+          <w:rFonts w:eastAsia="Times New Roman" w:cstheme="minorHAnsi"/>
+          <w:kern w:val="0"/>
+          <w14:ligatures w14:val="none"/>
+        </w:rPr>
+        <w:t>_</w:t>
+      </w:r>
+      <w:proofErr w:type="gramStart"/>
+      <w:r>
+        <w:rPr>
+          <w:rFonts w:eastAsia="Times New Roman" w:cstheme="minorHAnsi"/>
+          <w:kern w:val="0"/>
+          <w14:ligatures w14:val="none"/>
+        </w:rPr>
+        <w:t>csv</w:t>
+      </w:r>
+      <w:proofErr w:type="spellEnd"/>
+      <w:r>
+        <w:rPr>
+          <w:rFonts w:eastAsia="Times New Roman" w:cstheme="minorHAnsi"/>
+          <w:kern w:val="0"/>
+          <w14:ligatures w14:val="none"/>
+        </w:rPr>
+        <w:t>(</w:t>
+      </w:r>
+      <w:proofErr w:type="gramEnd"/>
+      <w:r>
+        <w:rPr>
+          <w:rFonts w:eastAsia="Times New Roman" w:cstheme="minorHAnsi"/>
+          <w:kern w:val="0"/>
+          <w14:ligatures w14:val="none"/>
+        </w:rPr>
+        <w:t>) with latin-1 encoding to handle special characters.</w:t>
+      </w:r>
+    </w:p>
+    <w:p>
+      <w:pPr>
+        <w:spacing w:before="100" w:beforeAutospacing="1" w:after="100" w:afterAutospacing="1" w:line="240" w:lineRule="auto"/>
+        <w:rPr>
+          <w:rFonts w:eastAsia="Times New Roman" w:cstheme="minorHAnsi"/>
+          <w:kern w:val="0"/>
+          <w:sz w:val="24"/>
+          <w:szCs w:val="24"/>
+          <w14:ligatures w14:val="none"/>
+        </w:rPr>
+      </w:pPr>
+      <w:r>
+        <w:rPr>
+          <w:rFonts w:eastAsia="Times New Roman" w:cstheme="minorHAnsi"/>
+          <w:b/>
+          <w:bCs/>
+          <w:kern w:val="0"/>
+          <w:sz w:val="24"/>
+          <w:szCs w:val="24"/>
+          <w14:ligatures w14:val="none"/>
+        </w:rPr>
+        <w:t>Code Snippet</w:t>
+      </w:r>
+      <w:r>
+        <w:rPr>
+          <w:rFonts w:eastAsia="Times New Roman" w:cstheme="minorHAnsi"/>
+          <w:kern w:val="0"/>
+          <w:sz w:val="24"/>
+          <w:szCs w:val="24"/>
+          <w14:ligatures w14:val="none"/>
+        </w:rPr>
+        <w:t>:</w:t>
+      </w:r>
+    </w:p>
+    <w:p>
+      <w:pPr>
+        <w:shd w:val="clear" w:color="auto" w:fill="EDEDED" w:themeFill="accent3" w:themeFillTint="33"/>
+        <w:rPr>
+          <w:rFonts w:ascii="Courier New" w:hAnsi="Courier New" w:cs="Courier New"/>
+        </w:rPr>
+      </w:pPr>
+      <w:r>
+        <w:rPr>
+          <w:rFonts w:ascii="Courier New" w:hAnsi="Courier New" w:cs="Courier New"/>
+        </w:rPr>
+        <w:t xml:space="preserve">from </w:t>
+      </w:r>
+      <w:proofErr w:type="spellStart"/>
+      <w:proofErr w:type="gramStart"/>
+      <w:r>
+        <w:rPr>
+          <w:rFonts w:ascii="Courier New" w:hAnsi="Courier New" w:cs="Courier New"/>
+        </w:rPr>
+        <w:t>google.colab</w:t>
+      </w:r>
+      <w:proofErr w:type="spellEnd"/>
+      <w:proofErr w:type="gramEnd"/>
+      <w:r>
+        <w:rPr>
+          <w:rFonts w:ascii="Courier New" w:hAnsi="Courier New" w:cs="Courier New"/>
+        </w:rPr>
+        <w:t xml:space="preserve"> import drive</w:t>
+      </w:r>
+    </w:p>
+    <w:p>
+      <w:pPr>
+        <w:shd w:val="clear" w:color="auto" w:fill="EDEDED" w:themeFill="accent3" w:themeFillTint="33"/>
+        <w:rPr>
+          <w:rFonts w:ascii="Courier New" w:hAnsi="Courier New" w:cs="Courier New"/>
+        </w:rPr>
+      </w:pPr>
+      <w:proofErr w:type="spellStart"/>
+      <w:proofErr w:type="gramStart"/>
+      <w:r>
+        <w:rPr>
+          <w:rFonts w:ascii="Courier New" w:hAnsi="Courier New" w:cs="Courier New"/>
+        </w:rPr>
+        <w:t>drive.mount</w:t>
+      </w:r>
+      <w:proofErr w:type="spellEnd"/>
+      <w:proofErr w:type="gramEnd"/>
+      <w:r>
+        <w:rPr>
+          <w:rFonts w:ascii="Courier New" w:hAnsi="Courier New" w:cs="Courier New"/>
+        </w:rPr>
+        <w:t>('/content/drive')</w:t>
+      </w:r>
+    </w:p>
+    <w:p>
+      <w:pPr>
+        <w:shd w:val="clear" w:color="auto" w:fill="EDEDED" w:themeFill="accent3" w:themeFillTint="33"/>
+        <w:rPr>
+          <w:rFonts w:ascii="Courier New" w:hAnsi="Courier New" w:cs="Courier New"/>
+        </w:rPr>
+      </w:pPr>
+      <w:r>
+        <w:rPr>
+          <w:rFonts w:ascii="Courier New" w:hAnsi="Courier New" w:cs="Courier New"/>
+        </w:rPr>
+        <w:t>import pandas as pd</w:t>
+      </w:r>
+    </w:p>
+    <w:p>
+      <w:pPr>
+        <w:shd w:val="clear" w:color="auto" w:fill="EDEDED" w:themeFill="accent3" w:themeFillTint="33"/>
+        <w:rPr>
+          <w:rFonts w:ascii="Courier New" w:hAnsi="Courier New" w:cs="Courier New"/>
+        </w:rPr>
+      </w:pPr>
+      <w:proofErr w:type="gramStart"/>
+      <w:r>
+        <w:rPr>
+          <w:rFonts w:ascii="Courier New" w:hAnsi="Courier New" w:cs="Courier New"/>
+        </w:rPr>
+        <w:t>import</w:t>
+      </w:r>
+      <w:proofErr w:type="gramEnd"/>
+      <w:r>
+        <w:rPr>
+          <w:rFonts w:ascii="Courier New" w:hAnsi="Courier New" w:cs="Courier New"/>
+        </w:rPr>
+        <w:t xml:space="preserve"> </w:t>
+      </w:r>
+      <w:proofErr w:type="spellStart"/>
+      <w:r>
+        <w:rPr>
+          <w:rFonts w:ascii="Courier New" w:hAnsi="Courier New" w:cs="Courier New"/>
+        </w:rPr>
+        <w:t>numpy</w:t>
+      </w:r>
+      <w:proofErr w:type="spellEnd"/>
+      <w:r>
+        <w:rPr>
+          <w:rFonts w:ascii="Courier New" w:hAnsi="Courier New" w:cs="Courier New"/>
+        </w:rPr>
+        <w:t xml:space="preserve"> as np</w:t>
+      </w:r>
+    </w:p>
+    <w:p>
+      <w:pPr>
+        <w:shd w:val="clear" w:color="auto" w:fill="EDEDED" w:themeFill="accent3" w:themeFillTint="33"/>
+        <w:rPr>
+          <w:rFonts w:ascii="Courier New" w:hAnsi="Courier New" w:cs="Courier New"/>
+        </w:rPr>
+      </w:pPr>
+      <w:proofErr w:type="spellStart"/>
+      <w:r>
+        <w:rPr>
+          <w:rFonts w:ascii="Courier New" w:hAnsi="Courier New" w:cs="Courier New"/>
+        </w:rPr>
+        <w:t>df</w:t>
+      </w:r>
+      <w:proofErr w:type="spellEnd"/>
+      <w:r>
+        <w:rPr>
+          <w:rFonts w:ascii="Courier New" w:hAnsi="Courier New" w:cs="Courier New"/>
+        </w:rPr>
+        <w:t xml:space="preserve"> = </w:t>
+      </w:r>
+      <w:proofErr w:type="spellStart"/>
+      <w:proofErr w:type="gramStart"/>
+      <w:r>
+        <w:rPr>
+          <w:rFonts w:ascii="Courier New" w:hAnsi="Courier New" w:cs="Courier New"/>
+        </w:rPr>
+        <w:t>pd.read</w:t>
+      </w:r>
+      <w:proofErr w:type="gramEnd"/>
+      <w:r>
+        <w:rPr>
+          <w:rFonts w:ascii="Courier New" w:hAnsi="Courier New" w:cs="Courier New"/>
+        </w:rPr>
+        <w:t>_</w:t>
+      </w:r>
+      <w:proofErr w:type="gramStart"/>
+      <w:r>
+        <w:rPr>
+          <w:rFonts w:ascii="Courier New" w:hAnsi="Courier New" w:cs="Courier New"/>
+        </w:rPr>
+        <w:t>csv</w:t>
+      </w:r>
+      <w:proofErr w:type="spellEnd"/>
+      <w:r>
+        <w:rPr>
+          <w:rFonts w:ascii="Courier New" w:hAnsi="Courier New" w:cs="Courier New"/>
+        </w:rPr>
+        <w:t>(</w:t>
+      </w:r>
+      <w:proofErr w:type="gramEnd"/>
+      <w:r>
+        <w:rPr>
+          <w:rFonts w:ascii="Courier New" w:hAnsi="Courier New" w:cs="Courier New"/>
+        </w:rPr>
+        <w:t>'DataCoSupplyChainDataset.csv', encoding='latin-1')</w:t>
+      </w:r>
+    </w:p>
+    <w:p>
+      <w:pPr>
+        <w:rPr>
+          <w:b/>
+          <w:bCs/>
+        </w:rPr>
+      </w:pPr>
+    </w:p>
+    <w:p>
+      <w:pPr>
+        <w:spacing w:before="100" w:beforeAutospacing="1" w:after="100" w:afterAutospacing="1" w:line="240" w:lineRule="auto"/>
+        <w:outlineLvl w:val="2"/>
+        <w:rPr>
+          <w:rFonts w:eastAsia="Times New Roman" w:cstheme="minorHAnsi"/>
+          <w:b/>
+          <w:bCs/>
+          <w:kern w:val="0"/>
+          <w:sz w:val="27"/>
+          <w:szCs w:val="27"/>
+          <w14:ligatures w14:val="none"/>
+        </w:rPr>
+      </w:pPr>
+      <w:r>
+        <w:rPr>
+          <w:rFonts w:eastAsia="Times New Roman" w:cstheme="minorHAnsi"/>
+          <w:b/>
+          <w:bCs/>
+          <w:kern w:val="0"/>
+          <w:sz w:val="27"/>
+          <w:szCs w:val="27"/>
+          <w14:ligatures w14:val="none"/>
+        </w:rPr>
+        <w:t>4</w:t>
+      </w:r>
+      <w:r>
+        <w:rPr>
+          <w:rFonts w:eastAsia="Times New Roman" w:cstheme="minorHAnsi"/>
+          <w:b/>
+          <w:bCs/>
+          <w:kern w:val="0"/>
+          <w:sz w:val="27"/>
+          <w:szCs w:val="27"/>
+          <w14:ligatures w14:val="none"/>
+        </w:rPr>
+        <w:t>.2. Transform</w:t>
+      </w:r>
+    </w:p>
+    <w:p>
+      <w:pPr>
+        <w:spacing w:before="100" w:beforeAutospacing="1" w:after="100" w:afterAutospacing="1" w:line="240" w:lineRule="auto"/>
+        <w:rPr>
+          <w:rFonts w:eastAsia="Times New Roman" w:cstheme="minorHAnsi"/>
+          <w:kern w:val="0"/>
+          <w:sz w:val="24"/>
+          <w:szCs w:val="24"/>
+          <w14:ligatures w14:val="none"/>
+        </w:rPr>
+      </w:pPr>
+      <w:r>
+        <w:rPr>
+          <w:rFonts w:eastAsia="Times New Roman" w:cstheme="minorHAnsi"/>
+          <w:kern w:val="0"/>
+          <w:sz w:val="24"/>
+          <w:szCs w:val="24"/>
+          <w14:ligatures w14:val="none"/>
+        </w:rPr>
+        <w:t>The transformation phase involves cleaning, standardizing, and structuring the data into a star schema.</w:t>
+      </w:r>
+    </w:p>
+    <w:p>
+      <w:pPr>
+        <w:spacing w:before="100" w:beforeAutospacing="1" w:after="100" w:afterAutospacing="1" w:line="240" w:lineRule="auto"/>
+        <w:outlineLvl w:val="3"/>
+        <w:rPr>
+          <w:rFonts w:eastAsia="Times New Roman" w:cstheme="minorHAnsi"/>
+          <w:b/>
+          <w:bCs/>
+          <w:kern w:val="0"/>
+          <w:sz w:val="24"/>
+          <w:szCs w:val="24"/>
+          <w14:ligatures w14:val="none"/>
+        </w:rPr>
+      </w:pPr>
+      <w:r>
+        <w:rPr>
+          <w:rFonts w:eastAsia="Times New Roman" w:cstheme="minorHAnsi"/>
+          <w:b/>
+          <w:bCs/>
+          <w:kern w:val="0"/>
+          <w:sz w:val="24"/>
+          <w:szCs w:val="24"/>
+          <w14:ligatures w14:val="none"/>
+        </w:rPr>
+        <w:t>4</w:t>
+      </w:r>
+      <w:r>
+        <w:rPr>
+          <w:rFonts w:eastAsia="Times New Roman" w:cstheme="minorHAnsi"/>
+          <w:b/>
+          <w:bCs/>
+          <w:kern w:val="0"/>
+          <w:sz w:val="24"/>
+          <w:szCs w:val="24"/>
+          <w14:ligatures w14:val="none"/>
+        </w:rPr>
+        <w:t>.2.1. Data Cleaning</w:t>
+      </w:r>
+    </w:p>
+    <w:p>
+      <w:pPr>
+        <w:numPr>
+          <w:ilvl w:val="0"/>
+          <w:numId w:val="10"/>
+        </w:numPr>
+        <w:spacing w:before="100" w:beforeAutospacing="1" w:after="100" w:afterAutospacing="1" w:line="240" w:lineRule="auto"/>
+        <w:rPr>
+          <w:rFonts w:eastAsia="Times New Roman" w:cstheme="minorHAnsi"/>
+          <w:kern w:val="0"/>
+          <w:sz w:val="24"/>
+          <w:szCs w:val="24"/>
+          <w14:ligatures w14:val="none"/>
+        </w:rPr>
+      </w:pPr>
+      <w:r>
+        <w:rPr>
+          <w:rFonts w:eastAsia="Times New Roman" w:cstheme="minorHAnsi"/>
+          <w:b/>
+          <w:bCs/>
+          <w:kern w:val="0"/>
+          <w:sz w:val="24"/>
+          <w:szCs w:val="24"/>
+          <w14:ligatures w14:val="none"/>
+        </w:rPr>
+        <w:t>Remove Unnecessary Columns</w:t>
+      </w:r>
+      <w:r>
+        <w:rPr>
+          <w:rFonts w:eastAsia="Times New Roman" w:cstheme="minorHAnsi"/>
+          <w:kern w:val="0"/>
+          <w:sz w:val="24"/>
+          <w:szCs w:val="24"/>
+          <w14:ligatures w14:val="none"/>
+        </w:rPr>
+        <w:t xml:space="preserve">: Drop columns irrelevant for analysis, such as </w:t>
+      </w:r>
+      <w:r>
+        <w:rPr>
+          <w:rFonts w:eastAsia="Times New Roman" w:cstheme="minorHAnsi"/>
+          <w:i/>
+          <w:iCs/>
+          <w:kern w:val="0"/>
+          <w:sz w:val="24"/>
+          <w:szCs w:val="24"/>
+          <w14:ligatures w14:val="none"/>
+        </w:rPr>
+        <w:t xml:space="preserve">Product Description, Product Image, Customer Password, Customer Email, Customer </w:t>
+      </w:r>
+      <w:proofErr w:type="spellStart"/>
+      <w:r>
+        <w:rPr>
+          <w:rFonts w:eastAsia="Times New Roman" w:cstheme="minorHAnsi"/>
+          <w:i/>
+          <w:iCs/>
+          <w:kern w:val="0"/>
+          <w:sz w:val="24"/>
+          <w:szCs w:val="24"/>
+          <w14:ligatures w14:val="none"/>
+        </w:rPr>
+        <w:t>Fname</w:t>
+      </w:r>
+      <w:proofErr w:type="spellEnd"/>
+      <w:r>
+        <w:rPr>
+          <w:rFonts w:eastAsia="Times New Roman" w:cstheme="minorHAnsi"/>
+          <w:i/>
+          <w:iCs/>
+          <w:kern w:val="0"/>
+          <w:sz w:val="24"/>
+          <w:szCs w:val="24"/>
+          <w14:ligatures w14:val="none"/>
+        </w:rPr>
+        <w:t xml:space="preserve">, Customer </w:t>
+      </w:r>
+      <w:proofErr w:type="spellStart"/>
+      <w:r>
+        <w:rPr>
+          <w:rFonts w:eastAsia="Times New Roman" w:cstheme="minorHAnsi"/>
+          <w:i/>
+          <w:iCs/>
+          <w:kern w:val="0"/>
+          <w:sz w:val="24"/>
+          <w:szCs w:val="24"/>
+          <w14:ligatures w14:val="none"/>
+        </w:rPr>
+        <w:t>Lname</w:t>
+      </w:r>
+      <w:proofErr w:type="spellEnd"/>
+      <w:r>
+        <w:rPr>
+          <w:rFonts w:eastAsia="Times New Roman" w:cstheme="minorHAnsi"/>
+          <w:i/>
+          <w:iCs/>
+          <w:kern w:val="0"/>
+          <w:sz w:val="24"/>
+          <w:szCs w:val="24"/>
+          <w14:ligatures w14:val="none"/>
+        </w:rPr>
+        <w:t xml:space="preserve">, and Order </w:t>
+      </w:r>
+      <w:proofErr w:type="spellStart"/>
+      <w:r>
+        <w:rPr>
+          <w:rFonts w:eastAsia="Times New Roman" w:cstheme="minorHAnsi"/>
+          <w:i/>
+          <w:iCs/>
+          <w:kern w:val="0"/>
+          <w:sz w:val="24"/>
+          <w:szCs w:val="24"/>
+          <w14:ligatures w14:val="none"/>
+        </w:rPr>
+        <w:t>Zipcode</w:t>
+      </w:r>
+      <w:proofErr w:type="spellEnd"/>
+      <w:r>
+        <w:rPr>
+          <w:rFonts w:eastAsia="Times New Roman" w:cstheme="minorHAnsi"/>
+          <w:kern w:val="0"/>
+          <w:sz w:val="24"/>
+          <w:szCs w:val="24"/>
+          <w14:ligatures w14:val="none"/>
+        </w:rPr>
+        <w:t>.</w:t>
+      </w:r>
+    </w:p>
+    <w:p>
+      <w:pPr>
+        <w:numPr>
+          <w:ilvl w:val="0"/>
+          <w:numId w:val="10"/>
+        </w:numPr>
+        <w:spacing w:before="100" w:beforeAutospacing="1" w:after="100" w:afterAutospacing="1" w:line="240" w:lineRule="auto"/>
+        <w:rPr>
+          <w:rFonts w:eastAsia="Times New Roman" w:cstheme="minorHAnsi"/>
+          <w:kern w:val="0"/>
+          <w:sz w:val="24"/>
+          <w:szCs w:val="24"/>
+          <w14:ligatures w14:val="none"/>
+        </w:rPr>
+      </w:pPr>
+      <w:r>
+        <w:rPr>
+          <w:rFonts w:eastAsia="Times New Roman" w:cstheme="minorHAnsi"/>
+          <w:b/>
+          <w:bCs/>
+          <w:kern w:val="0"/>
+          <w:sz w:val="24"/>
+          <w:szCs w:val="24"/>
+          <w14:ligatures w14:val="none"/>
+        </w:rPr>
+        <w:t>Remove Duplicate Columns</w:t>
+      </w:r>
+      <w:r>
+        <w:rPr>
+          <w:rFonts w:eastAsia="Times New Roman" w:cstheme="minorHAnsi"/>
+          <w:kern w:val="0"/>
+          <w:sz w:val="24"/>
+          <w:szCs w:val="24"/>
+          <w14:ligatures w14:val="none"/>
+        </w:rPr>
+        <w:t>: Validate and drop redundant columns (</w:t>
+      </w:r>
+      <w:r>
+        <w:rPr>
+          <w:rFonts w:eastAsia="Times New Roman" w:cstheme="minorHAnsi"/>
+          <w:i/>
+          <w:iCs/>
+          <w:kern w:val="0"/>
+          <w:sz w:val="24"/>
+          <w:szCs w:val="24"/>
+          <w14:ligatures w14:val="none"/>
+        </w:rPr>
+        <w:t xml:space="preserve">Order Customer Id, Order Item </w:t>
+      </w:r>
+      <w:proofErr w:type="spellStart"/>
+      <w:r>
+        <w:rPr>
+          <w:rFonts w:eastAsia="Times New Roman" w:cstheme="minorHAnsi"/>
+          <w:i/>
+          <w:iCs/>
+          <w:kern w:val="0"/>
+          <w:sz w:val="24"/>
+          <w:szCs w:val="24"/>
+          <w14:ligatures w14:val="none"/>
+        </w:rPr>
+        <w:t>Cardprod</w:t>
+      </w:r>
+      <w:proofErr w:type="spellEnd"/>
+      <w:r>
+        <w:rPr>
+          <w:rFonts w:eastAsia="Times New Roman" w:cstheme="minorHAnsi"/>
+          <w:i/>
+          <w:iCs/>
+          <w:kern w:val="0"/>
+          <w:sz w:val="24"/>
+          <w:szCs w:val="24"/>
+          <w14:ligatures w14:val="none"/>
+        </w:rPr>
+        <w:t xml:space="preserve"> Id) after confirming they are identical to </w:t>
+      </w:r>
+      <w:proofErr w:type="spellStart"/>
+      <w:r>
+        <w:rPr>
+          <w:rFonts w:eastAsia="Times New Roman" w:cstheme="minorHAnsi"/>
+          <w:i/>
+          <w:iCs/>
+          <w:kern w:val="0"/>
+          <w:sz w:val="24"/>
+          <w:szCs w:val="24"/>
+          <w14:ligatures w14:val="none"/>
+        </w:rPr>
+        <w:t>CustomerId</w:t>
+      </w:r>
+      <w:proofErr w:type="spellEnd"/>
+      <w:r>
+        <w:rPr>
+          <w:rFonts w:eastAsia="Times New Roman" w:cstheme="minorHAnsi"/>
+          <w:i/>
+          <w:iCs/>
+          <w:kern w:val="0"/>
+          <w:sz w:val="24"/>
+          <w:szCs w:val="24"/>
+          <w14:ligatures w14:val="none"/>
+        </w:rPr>
+        <w:t xml:space="preserve"> and </w:t>
+      </w:r>
+      <w:proofErr w:type="spellStart"/>
+      <w:r>
+        <w:rPr>
+          <w:rFonts w:eastAsia="Times New Roman" w:cstheme="minorHAnsi"/>
+          <w:i/>
+          <w:iCs/>
+          <w:kern w:val="0"/>
+          <w:sz w:val="24"/>
+          <w:szCs w:val="24"/>
+          <w14:ligatures w14:val="none"/>
+        </w:rPr>
+        <w:t>ProductCardId</w:t>
+      </w:r>
+      <w:proofErr w:type="spellEnd"/>
+      <w:r>
+        <w:rPr>
+          <w:rFonts w:eastAsia="Times New Roman" w:cstheme="minorHAnsi"/>
+          <w:i/>
+          <w:iCs/>
+          <w:kern w:val="0"/>
+          <w:sz w:val="24"/>
+          <w:szCs w:val="24"/>
+          <w14:ligatures w14:val="none"/>
+        </w:rPr>
+        <w:t>.</w:t>
+      </w:r>
+    </w:p>
+    <w:p>
+      <w:pPr>
+        <w:numPr>
+          <w:ilvl w:val="0"/>
+          <w:numId w:val="10"/>
+        </w:numPr>
+        <w:spacing w:before="100" w:beforeAutospacing="1" w:after="100" w:afterAutospacing="1" w:line="240" w:lineRule="auto"/>
+        <w:rPr>
+          <w:rFonts w:eastAsia="Times New Roman" w:cstheme="minorHAnsi"/>
+          <w:kern w:val="0"/>
+          <w:sz w:val="24"/>
+          <w:szCs w:val="24"/>
+          <w14:ligatures w14:val="none"/>
+        </w:rPr>
+      </w:pPr>
+      <w:r>
+        <w:rPr>
+          <w:rFonts w:eastAsia="Times New Roman" w:cstheme="minorHAnsi"/>
+          <w:b/>
+          <w:bCs/>
+          <w:kern w:val="0"/>
+          <w:sz w:val="24"/>
+          <w:szCs w:val="24"/>
+          <w14:ligatures w14:val="none"/>
+        </w:rPr>
+        <w:t>Standardize Column Names</w:t>
+      </w:r>
+      <w:r>
+        <w:rPr>
+          <w:rFonts w:eastAsia="Times New Roman" w:cstheme="minorHAnsi"/>
+          <w:kern w:val="0"/>
+          <w:sz w:val="24"/>
+          <w:szCs w:val="24"/>
+          <w14:ligatures w14:val="none"/>
+        </w:rPr>
+        <w:t>: Replace spaces with empty strings and rename columns for clarity (e.g</w:t>
+      </w:r>
+      <w:r>
+        <w:rPr>
+          <w:rFonts w:eastAsia="Times New Roman" w:cstheme="minorHAnsi"/>
+          <w:i/>
+          <w:iCs/>
+          <w:kern w:val="0"/>
+          <w:sz w:val="24"/>
+          <w:szCs w:val="24"/>
+          <w14:ligatures w14:val="none"/>
+        </w:rPr>
+        <w:t xml:space="preserve">., </w:t>
+      </w:r>
+      <w:proofErr w:type="spellStart"/>
+      <w:r>
+        <w:rPr>
+          <w:rFonts w:eastAsia="Times New Roman" w:cstheme="minorHAnsi"/>
+          <w:i/>
+          <w:iCs/>
+          <w:kern w:val="0"/>
+          <w:sz w:val="24"/>
+          <w:szCs w:val="24"/>
+          <w14:ligatures w14:val="none"/>
+        </w:rPr>
+        <w:t>Daysforshipping</w:t>
+      </w:r>
+      <w:proofErr w:type="spellEnd"/>
+      <w:r>
+        <w:rPr>
+          <w:rFonts w:eastAsia="Times New Roman" w:cstheme="minorHAnsi"/>
+          <w:i/>
+          <w:iCs/>
+          <w:kern w:val="0"/>
+          <w:sz w:val="24"/>
+          <w:szCs w:val="24"/>
+          <w14:ligatures w14:val="none"/>
+        </w:rPr>
+        <w:t xml:space="preserve">(real) to </w:t>
+      </w:r>
+      <w:proofErr w:type="spellStart"/>
+      <w:r>
+        <w:rPr>
+          <w:rFonts w:eastAsia="Times New Roman" w:cstheme="minorHAnsi"/>
+          <w:i/>
+          <w:iCs/>
+          <w:kern w:val="0"/>
+          <w:sz w:val="24"/>
+          <w:szCs w:val="24"/>
+          <w14:ligatures w14:val="none"/>
+        </w:rPr>
+        <w:t>DaysForShippingReal</w:t>
+      </w:r>
+      <w:proofErr w:type="spellEnd"/>
+      <w:r>
+        <w:rPr>
+          <w:rFonts w:eastAsia="Times New Roman" w:cstheme="minorHAnsi"/>
+          <w:kern w:val="0"/>
+          <w:sz w:val="24"/>
+          <w:szCs w:val="24"/>
+          <w14:ligatures w14:val="none"/>
+        </w:rPr>
+        <w:t>).</w:t>
+      </w:r>
+    </w:p>
+    <w:p>
+      <w:pPr>
+        <w:numPr>
+          <w:ilvl w:val="0"/>
+          <w:numId w:val="10"/>
+        </w:numPr>
+        <w:spacing w:before="100" w:beforeAutospacing="1" w:after="100" w:afterAutospacing="1" w:line="240" w:lineRule="auto"/>
+        <w:rPr>
+          <w:rFonts w:eastAsia="Times New Roman" w:cstheme="minorHAnsi"/>
+          <w:kern w:val="0"/>
+          <w:sz w:val="24"/>
+          <w:szCs w:val="24"/>
+          <w14:ligatures w14:val="none"/>
+        </w:rPr>
+      </w:pPr>
+      <w:r>
+        <w:rPr>
+          <w:rFonts w:eastAsia="Times New Roman" w:cstheme="minorHAnsi"/>
+          <w:b/>
+          <w:bCs/>
+          <w:kern w:val="0"/>
+          <w:sz w:val="24"/>
+          <w:szCs w:val="24"/>
+          <w14:ligatures w14:val="none"/>
+        </w:rPr>
+        <w:t>Handle Missing Values</w:t>
+      </w:r>
+      <w:r>
+        <w:rPr>
+          <w:rFonts w:eastAsia="Times New Roman" w:cstheme="minorHAnsi"/>
+          <w:kern w:val="0"/>
+          <w:sz w:val="24"/>
+          <w:szCs w:val="24"/>
+          <w14:ligatures w14:val="none"/>
+        </w:rPr>
+        <w:t xml:space="preserve">: Fill missing </w:t>
+      </w:r>
+      <w:proofErr w:type="spellStart"/>
+      <w:r>
+        <w:rPr>
+          <w:rFonts w:eastAsia="Times New Roman" w:cstheme="minorHAnsi"/>
+          <w:i/>
+          <w:iCs/>
+          <w:kern w:val="0"/>
+          <w:sz w:val="24"/>
+          <w:szCs w:val="24"/>
+          <w14:ligatures w14:val="none"/>
+        </w:rPr>
+        <w:t>CustomerZipcode</w:t>
+      </w:r>
+      <w:proofErr w:type="spellEnd"/>
+      <w:r>
+        <w:rPr>
+          <w:rFonts w:eastAsia="Times New Roman" w:cstheme="minorHAnsi"/>
+          <w:kern w:val="0"/>
+          <w:sz w:val="24"/>
+          <w:szCs w:val="24"/>
+          <w14:ligatures w14:val="none"/>
+        </w:rPr>
+        <w:t xml:space="preserve"> values with the string "0.0".</w:t>
+      </w:r>
+    </w:p>
+    <w:p>
+      <w:pPr>
+        <w:numPr>
+          <w:ilvl w:val="0"/>
+          <w:numId w:val="10"/>
+        </w:numPr>
+        <w:spacing w:before="100" w:beforeAutospacing="1" w:after="100" w:afterAutospacing="1" w:line="240" w:lineRule="auto"/>
+        <w:rPr>
+          <w:rFonts w:eastAsia="Times New Roman" w:cstheme="minorHAnsi"/>
+          <w:kern w:val="0"/>
+          <w:sz w:val="24"/>
+          <w:szCs w:val="24"/>
+          <w14:ligatures w14:val="none"/>
+        </w:rPr>
+      </w:pPr>
+      <w:r>
+        <w:rPr>
+          <w:rFonts w:eastAsia="Times New Roman" w:cstheme="minorHAnsi"/>
+          <w:b/>
+          <w:bCs/>
+          <w:kern w:val="0"/>
+          <w:sz w:val="24"/>
+          <w:szCs w:val="24"/>
+          <w14:ligatures w14:val="none"/>
+        </w:rPr>
+        <w:t>Convert Date Columns</w:t>
+      </w:r>
+      <w:r>
+        <w:rPr>
+          <w:rFonts w:eastAsia="Times New Roman" w:cstheme="minorHAnsi"/>
+          <w:kern w:val="0"/>
+          <w:sz w:val="24"/>
+          <w:szCs w:val="24"/>
+          <w14:ligatures w14:val="none"/>
+        </w:rPr>
+        <w:t xml:space="preserve">: Convert </w:t>
+      </w:r>
+      <w:proofErr w:type="spellStart"/>
+      <w:proofErr w:type="gramStart"/>
+      <w:r>
+        <w:rPr>
+          <w:rFonts w:eastAsia="Times New Roman" w:cstheme="minorHAnsi"/>
+          <w:i/>
+          <w:iCs/>
+          <w:kern w:val="0"/>
+          <w:sz w:val="24"/>
+          <w:szCs w:val="24"/>
+          <w14:ligatures w14:val="none"/>
+        </w:rPr>
+        <w:t>orderdate</w:t>
+      </w:r>
+      <w:proofErr w:type="spellEnd"/>
+      <w:r>
+        <w:rPr>
+          <w:rFonts w:eastAsia="Times New Roman" w:cstheme="minorHAnsi"/>
+          <w:i/>
+          <w:iCs/>
+          <w:kern w:val="0"/>
+          <w:sz w:val="24"/>
+          <w:szCs w:val="24"/>
+          <w14:ligatures w14:val="none"/>
+        </w:rPr>
+        <w:t>(</w:t>
+      </w:r>
+      <w:proofErr w:type="spellStart"/>
+      <w:proofErr w:type="gramEnd"/>
+      <w:r>
+        <w:rPr>
+          <w:rFonts w:eastAsia="Times New Roman" w:cstheme="minorHAnsi"/>
+          <w:i/>
+          <w:iCs/>
+          <w:kern w:val="0"/>
+          <w:sz w:val="24"/>
+          <w:szCs w:val="24"/>
+          <w14:ligatures w14:val="none"/>
+        </w:rPr>
+        <w:t>DateOrders</w:t>
+      </w:r>
+      <w:proofErr w:type="spellEnd"/>
+      <w:r>
+        <w:rPr>
+          <w:rFonts w:eastAsia="Times New Roman" w:cstheme="minorHAnsi"/>
+          <w:i/>
+          <w:iCs/>
+          <w:kern w:val="0"/>
+          <w:sz w:val="24"/>
+          <w:szCs w:val="24"/>
+          <w14:ligatures w14:val="none"/>
+        </w:rPr>
+        <w:t>)</w:t>
+      </w:r>
+      <w:r>
+        <w:rPr>
+          <w:rFonts w:eastAsia="Times New Roman" w:cstheme="minorHAnsi"/>
+          <w:kern w:val="0"/>
+          <w:sz w:val="24"/>
+          <w:szCs w:val="24"/>
+          <w14:ligatures w14:val="none"/>
+        </w:rPr>
+        <w:t xml:space="preserve"> and </w:t>
+      </w:r>
+      <w:proofErr w:type="spellStart"/>
+      <w:proofErr w:type="gramStart"/>
+      <w:r>
+        <w:rPr>
+          <w:rFonts w:eastAsia="Times New Roman" w:cstheme="minorHAnsi"/>
+          <w:i/>
+          <w:iCs/>
+          <w:kern w:val="0"/>
+          <w:sz w:val="24"/>
+          <w:szCs w:val="24"/>
+          <w14:ligatures w14:val="none"/>
+        </w:rPr>
+        <w:t>shippingdate</w:t>
+      </w:r>
+      <w:proofErr w:type="spellEnd"/>
+      <w:r>
+        <w:rPr>
+          <w:rFonts w:eastAsia="Times New Roman" w:cstheme="minorHAnsi"/>
+          <w:i/>
+          <w:iCs/>
+          <w:kern w:val="0"/>
+          <w:sz w:val="24"/>
+          <w:szCs w:val="24"/>
+          <w14:ligatures w14:val="none"/>
+        </w:rPr>
+        <w:t>(</w:t>
+      </w:r>
+      <w:proofErr w:type="spellStart"/>
+      <w:proofErr w:type="gramEnd"/>
+      <w:r>
+        <w:rPr>
+          <w:rFonts w:eastAsia="Times New Roman" w:cstheme="minorHAnsi"/>
+          <w:i/>
+          <w:iCs/>
+          <w:kern w:val="0"/>
+          <w:sz w:val="24"/>
+          <w:szCs w:val="24"/>
+          <w14:ligatures w14:val="none"/>
+        </w:rPr>
+        <w:t>DateOrders</w:t>
+      </w:r>
+      <w:proofErr w:type="spellEnd"/>
+      <w:r>
+        <w:rPr>
+          <w:rFonts w:eastAsia="Times New Roman" w:cstheme="minorHAnsi"/>
+          <w:i/>
+          <w:iCs/>
+          <w:kern w:val="0"/>
+          <w:sz w:val="24"/>
+          <w:szCs w:val="24"/>
+          <w14:ligatures w14:val="none"/>
+        </w:rPr>
+        <w:t>)</w:t>
+      </w:r>
+      <w:r>
+        <w:rPr>
+          <w:rFonts w:eastAsia="Times New Roman" w:cstheme="minorHAnsi"/>
+          <w:kern w:val="0"/>
+          <w:sz w:val="24"/>
+          <w:szCs w:val="24"/>
+          <w14:ligatures w14:val="none"/>
+        </w:rPr>
+        <w:t xml:space="preserve"> to datetime format using </w:t>
+      </w:r>
+      <w:proofErr w:type="spellStart"/>
+      <w:r>
+        <w:rPr>
+          <w:rFonts w:eastAsia="Times New Roman" w:cstheme="minorHAnsi"/>
+          <w:i/>
+          <w:iCs/>
+          <w:kern w:val="0"/>
+          <w:sz w:val="24"/>
+          <w:szCs w:val="24"/>
+          <w14:ligatures w14:val="none"/>
+        </w:rPr>
+        <w:t>pd.to_</w:t>
+      </w:r>
+      <w:proofErr w:type="gramStart"/>
+      <w:r>
+        <w:rPr>
+          <w:rFonts w:eastAsia="Times New Roman" w:cstheme="minorHAnsi"/>
+          <w:i/>
+          <w:iCs/>
+          <w:kern w:val="0"/>
+          <w:sz w:val="24"/>
+          <w:szCs w:val="24"/>
+          <w14:ligatures w14:val="none"/>
+        </w:rPr>
+        <w:t>datetime</w:t>
+      </w:r>
+      <w:proofErr w:type="spellEnd"/>
+      <w:r>
+        <w:rPr>
+          <w:rFonts w:eastAsia="Times New Roman" w:cstheme="minorHAnsi"/>
+          <w:i/>
+          <w:iCs/>
+          <w:kern w:val="0"/>
+          <w:sz w:val="24"/>
+          <w:szCs w:val="24"/>
+          <w14:ligatures w14:val="none"/>
+        </w:rPr>
+        <w:t>(</w:t>
+      </w:r>
+      <w:proofErr w:type="gramEnd"/>
+      <w:r>
+        <w:rPr>
+          <w:rFonts w:eastAsia="Times New Roman" w:cstheme="minorHAnsi"/>
+          <w:i/>
+          <w:iCs/>
+          <w:kern w:val="0"/>
+          <w:sz w:val="24"/>
+          <w:szCs w:val="24"/>
+          <w14:ligatures w14:val="none"/>
+        </w:rPr>
+        <w:t>).</w:t>
+      </w:r>
+    </w:p>
+    <w:p>
+      <w:pPr>
+        <w:numPr>
+          <w:ilvl w:val="0"/>
+          <w:numId w:val="10"/>
+        </w:numPr>
+        <w:spacing w:before="100" w:beforeAutospacing="1" w:after="100" w:afterAutospacing="1" w:line="240" w:lineRule="auto"/>
+        <w:rPr>
+          <w:rFonts w:eastAsia="Times New Roman" w:cstheme="minorHAnsi"/>
+          <w:kern w:val="0"/>
+          <w:sz w:val="24"/>
+          <w:szCs w:val="24"/>
+          <w14:ligatures w14:val="none"/>
+        </w:rPr>
+      </w:pPr>
+      <w:r>
+        <w:rPr>
+          <w:rFonts w:eastAsia="Times New Roman" w:cstheme="minorHAnsi"/>
+          <w:b/>
+          <w:bCs/>
+          <w:kern w:val="0"/>
+          <w:sz w:val="24"/>
+          <w:szCs w:val="24"/>
+          <w14:ligatures w14:val="none"/>
+        </w:rPr>
+        <w:t>Round Numeric Columns</w:t>
+      </w:r>
+      <w:r>
+        <w:rPr>
+          <w:rFonts w:eastAsia="Times New Roman" w:cstheme="minorHAnsi"/>
+          <w:kern w:val="0"/>
+          <w:sz w:val="24"/>
+          <w:szCs w:val="24"/>
+          <w14:ligatures w14:val="none"/>
+        </w:rPr>
+        <w:t>:</w:t>
+      </w:r>
+    </w:p>
+    <w:p>
+      <w:pPr>
+        <w:numPr>
+          <w:ilvl w:val="1"/>
+          <w:numId w:val="10"/>
+        </w:numPr>
+        <w:spacing w:before="100" w:beforeAutospacing="1" w:after="100" w:afterAutospacing="1" w:line="240" w:lineRule="auto"/>
+        <w:rPr>
+          <w:rFonts w:eastAsia="Times New Roman" w:cstheme="minorHAnsi"/>
+          <w:kern w:val="0"/>
+          <w:sz w:val="24"/>
+          <w:szCs w:val="24"/>
+          <w14:ligatures w14:val="none"/>
+        </w:rPr>
+      </w:pPr>
+      <w:r>
+        <w:rPr>
+          <w:rFonts w:eastAsia="Times New Roman" w:cstheme="minorHAnsi"/>
+          <w:kern w:val="0"/>
+          <w:sz w:val="24"/>
+          <w:szCs w:val="24"/>
+          <w14:ligatures w14:val="none"/>
+        </w:rPr>
+        <w:lastRenderedPageBreak/>
+        <w:t xml:space="preserve">Monetary columns (e.g., </w:t>
+      </w:r>
+      <w:proofErr w:type="spellStart"/>
+      <w:r>
+        <w:rPr>
+          <w:rFonts w:eastAsia="Times New Roman" w:cstheme="minorHAnsi"/>
+          <w:i/>
+          <w:iCs/>
+          <w:kern w:val="0"/>
+          <w:sz w:val="24"/>
+          <w:szCs w:val="24"/>
+          <w14:ligatures w14:val="none"/>
+        </w:rPr>
+        <w:t>Benefitperorder</w:t>
+      </w:r>
+      <w:proofErr w:type="spellEnd"/>
+      <w:r>
+        <w:rPr>
+          <w:rFonts w:eastAsia="Times New Roman" w:cstheme="minorHAnsi"/>
+          <w:i/>
+          <w:iCs/>
+          <w:kern w:val="0"/>
+          <w:sz w:val="24"/>
+          <w:szCs w:val="24"/>
+          <w14:ligatures w14:val="none"/>
+        </w:rPr>
+        <w:t>, Sales</w:t>
+      </w:r>
+      <w:r>
+        <w:rPr>
+          <w:rFonts w:eastAsia="Times New Roman" w:cstheme="minorHAnsi"/>
+          <w:kern w:val="0"/>
+          <w:sz w:val="24"/>
+          <w:szCs w:val="24"/>
+          <w14:ligatures w14:val="none"/>
+        </w:rPr>
+        <w:t>) are rounded to 2 decimal places.</w:t>
+      </w:r>
+    </w:p>
+    <w:p>
+      <w:pPr>
+        <w:numPr>
+          <w:ilvl w:val="1"/>
+          <w:numId w:val="10"/>
+        </w:numPr>
+        <w:spacing w:before="100" w:beforeAutospacing="1" w:after="100" w:afterAutospacing="1" w:line="240" w:lineRule="auto"/>
+        <w:rPr>
+          <w:rFonts w:eastAsia="Times New Roman" w:cstheme="minorHAnsi"/>
+          <w:kern w:val="0"/>
+          <w:sz w:val="24"/>
+          <w:szCs w:val="24"/>
+          <w14:ligatures w14:val="none"/>
+        </w:rPr>
+      </w:pPr>
+      <w:r>
+        <w:rPr>
+          <w:rFonts w:eastAsia="Times New Roman" w:cstheme="minorHAnsi"/>
+          <w:kern w:val="0"/>
+          <w:sz w:val="24"/>
+          <w:szCs w:val="24"/>
+          <w14:ligatures w14:val="none"/>
+        </w:rPr>
+        <w:t xml:space="preserve">Ratio columns (e.g., </w:t>
+      </w:r>
+      <w:proofErr w:type="spellStart"/>
+      <w:r>
+        <w:rPr>
+          <w:rFonts w:eastAsia="Times New Roman" w:cstheme="minorHAnsi"/>
+          <w:i/>
+          <w:iCs/>
+          <w:kern w:val="0"/>
+          <w:sz w:val="24"/>
+          <w:szCs w:val="24"/>
+          <w14:ligatures w14:val="none"/>
+        </w:rPr>
+        <w:t>OrderItemDiscountRate</w:t>
+      </w:r>
+      <w:proofErr w:type="spellEnd"/>
+      <w:r>
+        <w:rPr>
+          <w:rFonts w:eastAsia="Times New Roman" w:cstheme="minorHAnsi"/>
+          <w:i/>
+          <w:iCs/>
+          <w:kern w:val="0"/>
+          <w:sz w:val="24"/>
+          <w:szCs w:val="24"/>
+          <w14:ligatures w14:val="none"/>
+        </w:rPr>
+        <w:t xml:space="preserve">, </w:t>
+      </w:r>
+      <w:proofErr w:type="spellStart"/>
+      <w:r>
+        <w:rPr>
+          <w:rFonts w:eastAsia="Times New Roman" w:cstheme="minorHAnsi"/>
+          <w:i/>
+          <w:iCs/>
+          <w:kern w:val="0"/>
+          <w:sz w:val="24"/>
+          <w:szCs w:val="24"/>
+          <w14:ligatures w14:val="none"/>
+        </w:rPr>
+        <w:t>OrderItemProfitRatio</w:t>
+      </w:r>
+      <w:proofErr w:type="spellEnd"/>
+      <w:r>
+        <w:rPr>
+          <w:rFonts w:eastAsia="Times New Roman" w:cstheme="minorHAnsi"/>
+          <w:kern w:val="0"/>
+          <w:sz w:val="24"/>
+          <w:szCs w:val="24"/>
+          <w14:ligatures w14:val="none"/>
+        </w:rPr>
+        <w:t>) are rounded to 6 decimal places.</w:t>
+      </w:r>
+    </w:p>
+    <w:p>
+      <w:pPr>
+        <w:spacing w:before="100" w:beforeAutospacing="1" w:after="100" w:afterAutospacing="1" w:line="240" w:lineRule="auto"/>
+        <w:rPr>
+          <w:rFonts w:eastAsia="Times New Roman" w:cstheme="minorHAnsi"/>
+          <w:kern w:val="0"/>
+          <w:sz w:val="24"/>
+          <w:szCs w:val="24"/>
+          <w14:ligatures w14:val="none"/>
+        </w:rPr>
+      </w:pPr>
+    </w:p>
+    <w:p>
+      <w:pPr>
+        <w:spacing w:before="100" w:beforeAutospacing="1" w:after="100" w:afterAutospacing="1" w:line="240" w:lineRule="auto"/>
+        <w:rPr>
+          <w:rFonts w:eastAsia="Times New Roman" w:cstheme="minorHAnsi"/>
+          <w:kern w:val="0"/>
+          <w:sz w:val="24"/>
+          <w:szCs w:val="24"/>
+          <w14:ligatures w14:val="none"/>
+        </w:rPr>
+      </w:pPr>
+      <w:r>
+        <w:rPr>
+          <w:rFonts w:eastAsia="Times New Roman" w:cstheme="minorHAnsi"/>
+          <w:b/>
+          <w:bCs/>
+          <w:kern w:val="0"/>
+          <w:sz w:val="24"/>
+          <w:szCs w:val="24"/>
+          <w14:ligatures w14:val="none"/>
+        </w:rPr>
+        <w:t>Code Snippet</w:t>
+      </w:r>
+      <w:r>
+        <w:rPr>
+          <w:rFonts w:eastAsia="Times New Roman" w:cstheme="minorHAnsi"/>
+          <w:kern w:val="0"/>
+          <w:sz w:val="24"/>
+          <w:szCs w:val="24"/>
+          <w14:ligatures w14:val="none"/>
+        </w:rPr>
+        <w:t>:</w:t>
+      </w:r>
+    </w:p>
+    <w:p>
+      <w:pPr>
+        <w:rPr>
+          <w:b/>
+          <w:bCs/>
+        </w:rPr>
+      </w:pPr>
+    </w:p>
+    <w:p>
+      <w:pPr>
+        <w:shd w:val="clear" w:color="auto" w:fill="EDEDED" w:themeFill="accent3" w:themeFillTint="33"/>
+        <w:rPr>
+          <w:rFonts w:ascii="Courier New" w:hAnsi="Courier New" w:cs="Courier New"/>
+        </w:rPr>
+      </w:pPr>
+      <w:proofErr w:type="spellStart"/>
+      <w:r>
+        <w:rPr>
+          <w:rFonts w:ascii="Courier New" w:hAnsi="Courier New" w:cs="Courier New"/>
+        </w:rPr>
+        <w:t>cols_to_drop</w:t>
+      </w:r>
+      <w:proofErr w:type="spellEnd"/>
+      <w:r>
+        <w:rPr>
+          <w:rFonts w:ascii="Courier New" w:hAnsi="Courier New" w:cs="Courier New"/>
+        </w:rPr>
+        <w:t xml:space="preserve"> = ['Product Description', 'Product Image', 'Customer Password', 'Customer Email', 'Customer </w:t>
+      </w:r>
+      <w:proofErr w:type="spellStart"/>
+      <w:r>
+        <w:rPr>
+          <w:rFonts w:ascii="Courier New" w:hAnsi="Courier New" w:cs="Courier New"/>
+        </w:rPr>
+        <w:t>Fname</w:t>
+      </w:r>
+      <w:proofErr w:type="spellEnd"/>
+      <w:r>
+        <w:rPr>
+          <w:rFonts w:ascii="Courier New" w:hAnsi="Courier New" w:cs="Courier New"/>
+        </w:rPr>
+        <w:t xml:space="preserve">', 'Customer </w:t>
+      </w:r>
+      <w:proofErr w:type="spellStart"/>
+      <w:r>
+        <w:rPr>
+          <w:rFonts w:ascii="Courier New" w:hAnsi="Courier New" w:cs="Courier New"/>
+        </w:rPr>
+        <w:t>Lname</w:t>
+      </w:r>
+      <w:proofErr w:type="spellEnd"/>
+      <w:r>
+        <w:rPr>
+          <w:rFonts w:ascii="Courier New" w:hAnsi="Courier New" w:cs="Courier New"/>
+        </w:rPr>
+        <w:t xml:space="preserve">', 'Order </w:t>
+      </w:r>
+      <w:proofErr w:type="spellStart"/>
+      <w:r>
+        <w:rPr>
+          <w:rFonts w:ascii="Courier New" w:hAnsi="Courier New" w:cs="Courier New"/>
+        </w:rPr>
+        <w:t>Zipcode</w:t>
+      </w:r>
+      <w:proofErr w:type="spellEnd"/>
+      <w:r>
+        <w:rPr>
+          <w:rFonts w:ascii="Courier New" w:hAnsi="Courier New" w:cs="Courier New"/>
+        </w:rPr>
+        <w:t>']</w:t>
+      </w:r>
+    </w:p>
+    <w:p>
+      <w:pPr>
+        <w:shd w:val="clear" w:color="auto" w:fill="EDEDED" w:themeFill="accent3" w:themeFillTint="33"/>
+        <w:rPr>
+          <w:rFonts w:ascii="Courier New" w:hAnsi="Courier New" w:cs="Courier New"/>
+        </w:rPr>
+      </w:pPr>
+      <w:proofErr w:type="spellStart"/>
+      <w:r>
+        <w:rPr>
+          <w:rFonts w:ascii="Courier New" w:hAnsi="Courier New" w:cs="Courier New"/>
+        </w:rPr>
+        <w:t>df</w:t>
+      </w:r>
+      <w:proofErr w:type="spellEnd"/>
+      <w:r>
+        <w:rPr>
+          <w:rFonts w:ascii="Courier New" w:hAnsi="Courier New" w:cs="Courier New"/>
+        </w:rPr>
+        <w:t xml:space="preserve"> = </w:t>
+      </w:r>
+      <w:proofErr w:type="spellStart"/>
+      <w:proofErr w:type="gramStart"/>
+      <w:r>
+        <w:rPr>
+          <w:rFonts w:ascii="Courier New" w:hAnsi="Courier New" w:cs="Courier New"/>
+        </w:rPr>
+        <w:t>df.drop</w:t>
+      </w:r>
+      <w:proofErr w:type="spellEnd"/>
+      <w:proofErr w:type="gramEnd"/>
+      <w:r>
+        <w:rPr>
+          <w:rFonts w:ascii="Courier New" w:hAnsi="Courier New" w:cs="Courier New"/>
+        </w:rPr>
+        <w:t>(columns</w:t>
+      </w:r>
+      <w:proofErr w:type="gramStart"/>
+      <w:r>
+        <w:rPr>
+          <w:rFonts w:ascii="Courier New" w:hAnsi="Courier New" w:cs="Courier New"/>
+        </w:rPr>
+        <w:t>=[</w:t>
+      </w:r>
+      <w:proofErr w:type="gramEnd"/>
+      <w:r>
+        <w:rPr>
+          <w:rFonts w:ascii="Courier New" w:hAnsi="Courier New" w:cs="Courier New"/>
+        </w:rPr>
+        <w:t xml:space="preserve">col for col in </w:t>
+      </w:r>
+      <w:proofErr w:type="spellStart"/>
+      <w:r>
+        <w:rPr>
+          <w:rFonts w:ascii="Courier New" w:hAnsi="Courier New" w:cs="Courier New"/>
+        </w:rPr>
+        <w:t>cols_to_drop</w:t>
+      </w:r>
+      <w:proofErr w:type="spellEnd"/>
+      <w:r>
+        <w:rPr>
+          <w:rFonts w:ascii="Courier New" w:hAnsi="Courier New" w:cs="Courier New"/>
+        </w:rPr>
+        <w:t xml:space="preserve"> if col in </w:t>
+      </w:r>
+      <w:proofErr w:type="spellStart"/>
+      <w:proofErr w:type="gramStart"/>
+      <w:r>
+        <w:rPr>
+          <w:rFonts w:ascii="Courier New" w:hAnsi="Courier New" w:cs="Courier New"/>
+        </w:rPr>
+        <w:t>df.columns</w:t>
+      </w:r>
+      <w:proofErr w:type="spellEnd"/>
+      <w:proofErr w:type="gramEnd"/>
+      <w:r>
+        <w:rPr>
+          <w:rFonts w:ascii="Courier New" w:hAnsi="Courier New" w:cs="Courier New"/>
+        </w:rPr>
+        <w:t>])</w:t>
+      </w:r>
+    </w:p>
+    <w:p>
+      <w:pPr>
+        <w:shd w:val="clear" w:color="auto" w:fill="EDEDED" w:themeFill="accent3" w:themeFillTint="33"/>
+        <w:rPr>
+          <w:rFonts w:ascii="Courier New" w:hAnsi="Courier New" w:cs="Courier New"/>
+        </w:rPr>
+      </w:pPr>
+      <w:r>
+        <w:rPr>
+          <w:rFonts w:ascii="Courier New" w:hAnsi="Courier New" w:cs="Courier New"/>
+        </w:rPr>
+        <w:t>if (</w:t>
+      </w:r>
+      <w:proofErr w:type="spellStart"/>
+      <w:proofErr w:type="gramStart"/>
+      <w:r>
+        <w:rPr>
+          <w:rFonts w:ascii="Courier New" w:hAnsi="Courier New" w:cs="Courier New"/>
+        </w:rPr>
+        <w:t>df</w:t>
+      </w:r>
+      <w:proofErr w:type="spellEnd"/>
+      <w:r>
+        <w:rPr>
+          <w:rFonts w:ascii="Courier New" w:hAnsi="Courier New" w:cs="Courier New"/>
+        </w:rPr>
+        <w:t>[</w:t>
+      </w:r>
+      <w:proofErr w:type="gramEnd"/>
+      <w:r>
+        <w:rPr>
+          <w:rFonts w:ascii="Courier New" w:hAnsi="Courier New" w:cs="Courier New"/>
+        </w:rPr>
+        <w:t xml:space="preserve">'Customer Id'] == </w:t>
+      </w:r>
+      <w:proofErr w:type="spellStart"/>
+      <w:proofErr w:type="gramStart"/>
+      <w:r>
+        <w:rPr>
+          <w:rFonts w:ascii="Courier New" w:hAnsi="Courier New" w:cs="Courier New"/>
+        </w:rPr>
+        <w:t>df</w:t>
+      </w:r>
+      <w:proofErr w:type="spellEnd"/>
+      <w:r>
+        <w:rPr>
+          <w:rFonts w:ascii="Courier New" w:hAnsi="Courier New" w:cs="Courier New"/>
+        </w:rPr>
+        <w:t>[</w:t>
+      </w:r>
+      <w:proofErr w:type="gramEnd"/>
+      <w:r>
+        <w:rPr>
+          <w:rFonts w:ascii="Courier New" w:hAnsi="Courier New" w:cs="Courier New"/>
+        </w:rPr>
+        <w:t>'Order Customer Id']</w:t>
+      </w:r>
+      <w:proofErr w:type="gramStart"/>
+      <w:r>
+        <w:rPr>
+          <w:rFonts w:ascii="Courier New" w:hAnsi="Courier New" w:cs="Courier New"/>
+        </w:rPr>
+        <w:t>).all</w:t>
+      </w:r>
+      <w:proofErr w:type="gramEnd"/>
+      <w:r>
+        <w:rPr>
+          <w:rFonts w:ascii="Courier New" w:hAnsi="Courier New" w:cs="Courier New"/>
+        </w:rPr>
+        <w:t>():</w:t>
+      </w:r>
+    </w:p>
+    <w:p>
+      <w:pPr>
+        <w:shd w:val="clear" w:color="auto" w:fill="EDEDED" w:themeFill="accent3" w:themeFillTint="33"/>
+        <w:rPr>
+          <w:rFonts w:ascii="Courier New" w:hAnsi="Courier New" w:cs="Courier New"/>
+        </w:rPr>
+      </w:pPr>
+      <w:r>
+        <w:rPr>
+          <w:rFonts w:ascii="Courier New" w:hAnsi="Courier New" w:cs="Courier New"/>
+        </w:rPr>
+        <w:t xml:space="preserve">    </w:t>
+      </w:r>
+      <w:proofErr w:type="spellStart"/>
+      <w:r>
+        <w:rPr>
+          <w:rFonts w:ascii="Courier New" w:hAnsi="Courier New" w:cs="Courier New"/>
+        </w:rPr>
+        <w:t>df</w:t>
+      </w:r>
+      <w:proofErr w:type="spellEnd"/>
+      <w:r>
+        <w:rPr>
+          <w:rFonts w:ascii="Courier New" w:hAnsi="Courier New" w:cs="Courier New"/>
+        </w:rPr>
+        <w:t xml:space="preserve"> = </w:t>
+      </w:r>
+      <w:proofErr w:type="spellStart"/>
+      <w:proofErr w:type="gramStart"/>
+      <w:r>
+        <w:rPr>
+          <w:rFonts w:ascii="Courier New" w:hAnsi="Courier New" w:cs="Courier New"/>
+        </w:rPr>
+        <w:t>df.drop</w:t>
+      </w:r>
+      <w:proofErr w:type="spellEnd"/>
+      <w:proofErr w:type="gramEnd"/>
+      <w:r>
+        <w:rPr>
+          <w:rFonts w:ascii="Courier New" w:hAnsi="Courier New" w:cs="Courier New"/>
+        </w:rPr>
+        <w:t>(columns</w:t>
+      </w:r>
+      <w:proofErr w:type="gramStart"/>
+      <w:r>
+        <w:rPr>
+          <w:rFonts w:ascii="Courier New" w:hAnsi="Courier New" w:cs="Courier New"/>
+        </w:rPr>
+        <w:t>=[</w:t>
+      </w:r>
+      <w:proofErr w:type="gramEnd"/>
+      <w:r>
+        <w:rPr>
+          <w:rFonts w:ascii="Courier New" w:hAnsi="Courier New" w:cs="Courier New"/>
+        </w:rPr>
+        <w:t>'Order Customer Id'])</w:t>
+      </w:r>
+    </w:p>
+    <w:p>
+      <w:pPr>
+        <w:shd w:val="clear" w:color="auto" w:fill="EDEDED" w:themeFill="accent3" w:themeFillTint="33"/>
+        <w:rPr>
+          <w:rFonts w:ascii="Courier New" w:hAnsi="Courier New" w:cs="Courier New"/>
+        </w:rPr>
+      </w:pPr>
+      <w:proofErr w:type="spellStart"/>
+      <w:proofErr w:type="gramStart"/>
+      <w:r>
+        <w:rPr>
+          <w:rFonts w:ascii="Courier New" w:hAnsi="Courier New" w:cs="Courier New"/>
+        </w:rPr>
+        <w:t>df.columns</w:t>
+      </w:r>
+      <w:proofErr w:type="spellEnd"/>
+      <w:proofErr w:type="gramEnd"/>
+      <w:r>
+        <w:rPr>
+          <w:rFonts w:ascii="Courier New" w:hAnsi="Courier New" w:cs="Courier New"/>
+        </w:rPr>
+        <w:t xml:space="preserve"> = </w:t>
+      </w:r>
+      <w:proofErr w:type="spellStart"/>
+      <w:proofErr w:type="gramStart"/>
+      <w:r>
+        <w:rPr>
+          <w:rFonts w:ascii="Courier New" w:hAnsi="Courier New" w:cs="Courier New"/>
+        </w:rPr>
+        <w:t>df.columns.str.replace</w:t>
+      </w:r>
+      <w:proofErr w:type="spellEnd"/>
+      <w:proofErr w:type="gramEnd"/>
+      <w:r>
+        <w:rPr>
+          <w:rFonts w:ascii="Courier New" w:hAnsi="Courier New" w:cs="Courier New"/>
+        </w:rPr>
+        <w:t xml:space="preserve">(' </w:t>
+      </w:r>
+      <w:proofErr w:type="gramStart"/>
+      <w:r>
+        <w:rPr>
+          <w:rFonts w:ascii="Courier New" w:hAnsi="Courier New" w:cs="Courier New"/>
+        </w:rPr>
+        <w:t>', '</w:t>
+      </w:r>
+      <w:proofErr w:type="gramEnd"/>
+      <w:r>
+        <w:rPr>
+          <w:rFonts w:ascii="Courier New" w:hAnsi="Courier New" w:cs="Courier New"/>
+        </w:rPr>
+        <w:t>')</w:t>
+      </w:r>
+    </w:p>
+    <w:p>
+      <w:pPr>
+        <w:shd w:val="clear" w:color="auto" w:fill="EDEDED" w:themeFill="accent3" w:themeFillTint="33"/>
+        <w:rPr>
+          <w:rFonts w:ascii="Courier New" w:hAnsi="Courier New" w:cs="Courier New"/>
+        </w:rPr>
+      </w:pPr>
+      <w:proofErr w:type="spellStart"/>
+      <w:r>
+        <w:rPr>
+          <w:rFonts w:ascii="Courier New" w:hAnsi="Courier New" w:cs="Courier New"/>
+        </w:rPr>
+        <w:t>df</w:t>
+      </w:r>
+      <w:proofErr w:type="spellEnd"/>
+      <w:r>
+        <w:rPr>
+          <w:rFonts w:ascii="Courier New" w:hAnsi="Courier New" w:cs="Courier New"/>
+        </w:rPr>
+        <w:t>['</w:t>
+      </w:r>
+      <w:proofErr w:type="spellStart"/>
+      <w:r>
+        <w:rPr>
+          <w:rFonts w:ascii="Courier New" w:hAnsi="Courier New" w:cs="Courier New"/>
+        </w:rPr>
+        <w:t>CustomerZipcode</w:t>
+      </w:r>
+      <w:proofErr w:type="spellEnd"/>
+      <w:r>
+        <w:rPr>
+          <w:rFonts w:ascii="Courier New" w:hAnsi="Courier New" w:cs="Courier New"/>
+        </w:rPr>
+        <w:t xml:space="preserve">'] = </w:t>
+      </w:r>
+      <w:proofErr w:type="spellStart"/>
+      <w:r>
+        <w:rPr>
+          <w:rFonts w:ascii="Courier New" w:hAnsi="Courier New" w:cs="Courier New"/>
+        </w:rPr>
+        <w:t>df</w:t>
+      </w:r>
+      <w:proofErr w:type="spellEnd"/>
+      <w:r>
+        <w:rPr>
+          <w:rFonts w:ascii="Courier New" w:hAnsi="Courier New" w:cs="Courier New"/>
+        </w:rPr>
+        <w:t>['</w:t>
+      </w:r>
+      <w:proofErr w:type="spellStart"/>
+      <w:r>
+        <w:rPr>
+          <w:rFonts w:ascii="Courier New" w:hAnsi="Courier New" w:cs="Courier New"/>
+        </w:rPr>
+        <w:t>CustomerZipcode</w:t>
+      </w:r>
+      <w:proofErr w:type="spellEnd"/>
+      <w:r>
+        <w:rPr>
+          <w:rFonts w:ascii="Courier New" w:hAnsi="Courier New" w:cs="Courier New"/>
+        </w:rPr>
+        <w:t>'</w:t>
+      </w:r>
+      <w:proofErr w:type="gramStart"/>
+      <w:r>
+        <w:rPr>
+          <w:rFonts w:ascii="Courier New" w:hAnsi="Courier New" w:cs="Courier New"/>
+        </w:rPr>
+        <w:t>].</w:t>
+      </w:r>
+      <w:proofErr w:type="spellStart"/>
+      <w:r>
+        <w:rPr>
+          <w:rFonts w:ascii="Courier New" w:hAnsi="Courier New" w:cs="Courier New"/>
+        </w:rPr>
+        <w:t>fillna</w:t>
+      </w:r>
+      <w:proofErr w:type="spellEnd"/>
+      <w:proofErr w:type="gramEnd"/>
+      <w:r>
+        <w:rPr>
+          <w:rFonts w:ascii="Courier New" w:hAnsi="Courier New" w:cs="Courier New"/>
+        </w:rPr>
+        <w:t>('0.0')</w:t>
+      </w:r>
+    </w:p>
+    <w:p>
+      <w:pPr>
+        <w:shd w:val="clear" w:color="auto" w:fill="EDEDED" w:themeFill="accent3" w:themeFillTint="33"/>
+        <w:rPr>
+          <w:rFonts w:ascii="Courier New" w:hAnsi="Courier New" w:cs="Courier New"/>
+          <w:lang w:val="de-DE"/>
+        </w:rPr>
+      </w:pPr>
+      <w:proofErr w:type="spellStart"/>
+      <w:r>
+        <w:rPr>
+          <w:rFonts w:ascii="Courier New" w:hAnsi="Courier New" w:cs="Courier New"/>
+          <w:lang w:val="de-DE"/>
+        </w:rPr>
+        <w:t>df</w:t>
+      </w:r>
+      <w:proofErr w:type="spellEnd"/>
+      <w:r>
+        <w:rPr>
+          <w:rFonts w:ascii="Courier New" w:hAnsi="Courier New" w:cs="Courier New"/>
+          <w:lang w:val="de-DE"/>
+        </w:rPr>
+        <w:t>['</w:t>
+      </w:r>
+      <w:proofErr w:type="spellStart"/>
+      <w:proofErr w:type="gramStart"/>
+      <w:r>
+        <w:rPr>
+          <w:rFonts w:ascii="Courier New" w:hAnsi="Courier New" w:cs="Courier New"/>
+          <w:lang w:val="de-DE"/>
+        </w:rPr>
+        <w:t>orderdate</w:t>
+      </w:r>
+      <w:proofErr w:type="spellEnd"/>
+      <w:r>
+        <w:rPr>
+          <w:rFonts w:ascii="Courier New" w:hAnsi="Courier New" w:cs="Courier New"/>
+          <w:lang w:val="de-DE"/>
+        </w:rPr>
+        <w:t>(</w:t>
+      </w:r>
+      <w:proofErr w:type="spellStart"/>
+      <w:proofErr w:type="gramEnd"/>
+      <w:r>
+        <w:rPr>
+          <w:rFonts w:ascii="Courier New" w:hAnsi="Courier New" w:cs="Courier New"/>
+          <w:lang w:val="de-DE"/>
+        </w:rPr>
+        <w:t>DateOrders</w:t>
+      </w:r>
+      <w:proofErr w:type="spellEnd"/>
+      <w:r>
+        <w:rPr>
+          <w:rFonts w:ascii="Courier New" w:hAnsi="Courier New" w:cs="Courier New"/>
+          <w:lang w:val="de-DE"/>
+        </w:rPr>
+        <w:t xml:space="preserve">)'] = </w:t>
+      </w:r>
+      <w:proofErr w:type="spellStart"/>
+      <w:r>
+        <w:rPr>
+          <w:rFonts w:ascii="Courier New" w:hAnsi="Courier New" w:cs="Courier New"/>
+          <w:lang w:val="de-DE"/>
+        </w:rPr>
+        <w:t>pd.to_datetime</w:t>
+      </w:r>
+      <w:proofErr w:type="spellEnd"/>
+      <w:r>
+        <w:rPr>
+          <w:rFonts w:ascii="Courier New" w:hAnsi="Courier New" w:cs="Courier New"/>
+          <w:lang w:val="de-DE"/>
+        </w:rPr>
+        <w:t>(</w:t>
+      </w:r>
+      <w:proofErr w:type="spellStart"/>
+      <w:r>
+        <w:rPr>
+          <w:rFonts w:ascii="Courier New" w:hAnsi="Courier New" w:cs="Courier New"/>
+          <w:lang w:val="de-DE"/>
+        </w:rPr>
+        <w:t>df</w:t>
+      </w:r>
+      <w:proofErr w:type="spellEnd"/>
+      <w:r>
+        <w:rPr>
+          <w:rFonts w:ascii="Courier New" w:hAnsi="Courier New" w:cs="Courier New"/>
+          <w:lang w:val="de-DE"/>
+        </w:rPr>
+        <w:t>['</w:t>
+      </w:r>
+      <w:proofErr w:type="spellStart"/>
+      <w:proofErr w:type="gramStart"/>
+      <w:r>
+        <w:rPr>
+          <w:rFonts w:ascii="Courier New" w:hAnsi="Courier New" w:cs="Courier New"/>
+          <w:lang w:val="de-DE"/>
+        </w:rPr>
+        <w:t>orderdate</w:t>
+      </w:r>
+      <w:proofErr w:type="spellEnd"/>
+      <w:r>
+        <w:rPr>
+          <w:rFonts w:ascii="Courier New" w:hAnsi="Courier New" w:cs="Courier New"/>
+          <w:lang w:val="de-DE"/>
+        </w:rPr>
+        <w:t>(</w:t>
+      </w:r>
+      <w:proofErr w:type="spellStart"/>
+      <w:proofErr w:type="gramEnd"/>
+      <w:r>
+        <w:rPr>
+          <w:rFonts w:ascii="Courier New" w:hAnsi="Courier New" w:cs="Courier New"/>
+          <w:lang w:val="de-DE"/>
+        </w:rPr>
+        <w:t>DateOrders</w:t>
+      </w:r>
+      <w:proofErr w:type="spellEnd"/>
+      <w:r>
+        <w:rPr>
+          <w:rFonts w:ascii="Courier New" w:hAnsi="Courier New" w:cs="Courier New"/>
+          <w:lang w:val="de-DE"/>
+        </w:rPr>
+        <w:t>)'])</w:t>
+      </w:r>
+    </w:p>
+    <w:p>
+      <w:pPr>
+        <w:shd w:val="clear" w:color="auto" w:fill="EDEDED" w:themeFill="accent3" w:themeFillTint="33"/>
+        <w:rPr>
+          <w:rFonts w:ascii="Courier New" w:hAnsi="Courier New" w:cs="Courier New"/>
+        </w:rPr>
+      </w:pPr>
+      <w:proofErr w:type="spellStart"/>
+      <w:r>
+        <w:rPr>
+          <w:rFonts w:ascii="Courier New" w:hAnsi="Courier New" w:cs="Courier New"/>
+        </w:rPr>
+        <w:t>df</w:t>
+      </w:r>
+      <w:proofErr w:type="spellEnd"/>
+      <w:r>
+        <w:rPr>
+          <w:rFonts w:ascii="Courier New" w:hAnsi="Courier New" w:cs="Courier New"/>
+        </w:rPr>
+        <w:t>[</w:t>
+      </w:r>
+      <w:proofErr w:type="spellStart"/>
+      <w:r>
+        <w:rPr>
+          <w:rFonts w:ascii="Courier New" w:hAnsi="Courier New" w:cs="Courier New"/>
+        </w:rPr>
+        <w:t>two_decimals</w:t>
+      </w:r>
+      <w:proofErr w:type="spellEnd"/>
+      <w:r>
+        <w:rPr>
+          <w:rFonts w:ascii="Courier New" w:hAnsi="Courier New" w:cs="Courier New"/>
+        </w:rPr>
+        <w:t xml:space="preserve">] = </w:t>
+      </w:r>
+      <w:proofErr w:type="spellStart"/>
+      <w:r>
+        <w:rPr>
+          <w:rFonts w:ascii="Courier New" w:hAnsi="Courier New" w:cs="Courier New"/>
+        </w:rPr>
+        <w:t>df</w:t>
+      </w:r>
+      <w:proofErr w:type="spellEnd"/>
+      <w:r>
+        <w:rPr>
+          <w:rFonts w:ascii="Courier New" w:hAnsi="Courier New" w:cs="Courier New"/>
+        </w:rPr>
+        <w:t>[</w:t>
+      </w:r>
+      <w:proofErr w:type="spellStart"/>
+      <w:r>
+        <w:rPr>
+          <w:rFonts w:ascii="Courier New" w:hAnsi="Courier New" w:cs="Courier New"/>
+        </w:rPr>
+        <w:t>two_decimals</w:t>
+      </w:r>
+      <w:proofErr w:type="spellEnd"/>
+      <w:proofErr w:type="gramStart"/>
+      <w:r>
+        <w:rPr>
+          <w:rFonts w:ascii="Courier New" w:hAnsi="Courier New" w:cs="Courier New"/>
+        </w:rPr>
+        <w:t>].round</w:t>
+      </w:r>
+      <w:proofErr w:type="gramEnd"/>
+      <w:r>
+        <w:rPr>
+          <w:rFonts w:ascii="Courier New" w:hAnsi="Courier New" w:cs="Courier New"/>
+        </w:rPr>
+        <w:t>(2)</w:t>
+      </w:r>
+    </w:p>
+    <w:p>
+      <w:pPr>
+        <w:shd w:val="clear" w:color="auto" w:fill="EDEDED" w:themeFill="accent3" w:themeFillTint="33"/>
+        <w:rPr>
+          <w:rFonts w:ascii="Courier New" w:hAnsi="Courier New" w:cs="Courier New"/>
+        </w:rPr>
+      </w:pPr>
+    </w:p>
+    <w:p>
+      <w:pPr>
+        <w:rPr>
+          <w:b/>
+          <w:bCs/>
+        </w:rPr>
+      </w:pPr>
+    </w:p>
+    <w:p>
+      <w:pPr>
+        <w:rPr>
+          <w:b/>
+          <w:bCs/>
+        </w:rPr>
+      </w:pPr>
+    </w:p>
+    <w:p>
+      <w:pPr>
+        <w:rPr>
+          <w:b/>
+          <w:bCs/>
+          <w:sz w:val="36"/>
+          <w:szCs w:val="36"/>
+        </w:rPr>
+      </w:pPr>
+      <w:r>
+        <w:rPr>
+          <w:b/>
+          <w:bCs/>
+          <w:sz w:val="36"/>
+          <w:szCs w:val="36"/>
+        </w:rPr>
+        <w:t xml:space="preserve">6. </w:t>
+      </w:r>
+      <w:r>
+        <w:rPr>
+          <w:b/>
+          <w:bCs/>
+          <w:sz w:val="36"/>
+          <w:szCs w:val="36"/>
+        </w:rPr>
+        <w:t>Database Design</w:t>
+      </w:r>
+    </w:p>
+    <w:p>
+      <w:pPr>
+        <w:rPr>
+          <w:b/>
+          <w:bCs/>
+        </w:rPr>
+      </w:pPr>
+      <w:r>
+        <w:rPr>
+          <w:b/>
+          <w:bCs/>
+        </w:rPr>
+        <w:t>2.1 Design Philosophy</w:t>
+      </w:r>
+    </w:p>
+    <w:p>
+      <w:r>
+        <w:t xml:space="preserve">A </w:t>
+      </w:r>
+      <w:r>
+        <w:t>Star</w:t>
+      </w:r>
+      <w:r>
+        <w:t xml:space="preserve"> schema-based data warehouse was designed to facilitate data-driven decision making within the supply chain domain. This architecture enables efficient multidimensional analysis and supports both descriptive and predictive analytics. The design phase focused on establishing a robust logical model prior to ETL and data population.</w:t>
+      </w:r>
+      <w:r>
+        <w:t xml:space="preserve"> I</w:t>
+      </w:r>
+      <w:r>
+        <w:t>n this model, </w:t>
+      </w:r>
+      <w:r>
+        <w:rPr>
+          <w:b/>
+          <w:bCs/>
+        </w:rPr>
+        <w:t>dimension tables</w:t>
+      </w:r>
+      <w:r>
+        <w:t> describe contextual information (e.g., customers, products, location), and a central </w:t>
+      </w:r>
+      <w:r>
+        <w:rPr>
+          <w:b/>
+          <w:bCs/>
+        </w:rPr>
+        <w:t>fact table</w:t>
+      </w:r>
+      <w:r>
+        <w:t> aggregates business transactions.</w:t>
+      </w:r>
+    </w:p>
+    <w:p>
+      <w:pPr>
+        <w:rPr>
+          <w:b/>
+          <w:bCs/>
+        </w:rPr>
+      </w:pPr>
+      <w:r>
+        <w:rPr>
+          <w:b/>
+          <w:bCs/>
+        </w:rPr>
+        <w:t>2.3 Schema Construction</w:t>
+      </w:r>
+    </w:p>
+    <w:p>
+      <w:pPr>
+        <w:pStyle w:val="berschrift2"/>
+      </w:pPr>
+      <w:r>
+        <w:t>2.3.1 Entity Model</w:t>
+      </w:r>
+    </w:p>
+    <w:p>
       <w:r>
         <w:t>The database schema adheres to the canonical star schema, comprising one fact table (</w:t>
       </w:r>
@@ -287,7 +2881,11 @@
         <w:t>six-dimension</w:t>
       </w:r>
       <w:r>
-        <w:t xml:space="preserve"> tables (DimProduct, DimCustomer, DimLocation, DimShipping, DimOrderStatus, DimDate). The fact table is defined at the order item level, capturing relevant transactional measures, while dimensions encode contextual and descriptive attributes.</w:t>
+        <w:t xml:space="preserve"> tables (DimProduct, DimCustomer, DimLocation, DimShipping, DimOrderStatus, DimDate). The fact table is </w:t>
+      </w:r>
+      <w:r>
+        <w:lastRenderedPageBreak/>
+        <w:t>defined at the order item level, capturing relevant transactional measures, while dimensions encode contextual and descriptive attributes.</w:t>
       </w:r>
     </w:p>
     <w:p>
@@ -736,7 +3334,6 @@
           <w:p>
             <w:proofErr w:type="spellStart"/>
             <w:r>
-              <w:lastRenderedPageBreak/>
               <w:t>DimTransactionType</w:t>
             </w:r>
             <w:proofErr w:type="spellEnd"/>
@@ -842,6 +3439,7 @@
           <w:docPart w:val="DefaultPlaceholder_-1854013440"/>
         </w:placeholder>
       </w:sdtPr>
+      <w:sdtEndPr/>
       <w:sdtContent>
         <w:p>
           <w:pPr>
@@ -1113,92 +3711,6 @@
               <w:rFonts w:ascii="Courier New" w:hAnsi="Courier New" w:cs="Courier New"/>
             </w:rPr>
             <w:t xml:space="preserve"> BIT,</w:t>
-          </w:r>
-        </w:p>
-        <w:p>
-          <w:pPr>
-            <w:shd w:val="clear" w:color="auto" w:fill="EDEDED" w:themeFill="accent3" w:themeFillTint="33"/>
-            <w:rPr>
-              <w:rFonts w:ascii="Courier New" w:hAnsi="Courier New" w:cs="Courier New"/>
-            </w:rPr>
-          </w:pPr>
-          <w:r>
-            <w:rPr>
-              <w:rFonts w:ascii="Courier New" w:hAnsi="Courier New" w:cs="Courier New"/>
-            </w:rPr>
-            <w:t xml:space="preserve">    </w:t>
-          </w:r>
-          <w:proofErr w:type="spellStart"/>
-          <w:proofErr w:type="gramStart"/>
-          <w:r>
-            <w:rPr>
-              <w:rFonts w:ascii="Courier New" w:hAnsi="Courier New" w:cs="Courier New"/>
-            </w:rPr>
-            <w:t>ProductDescription</w:t>
-          </w:r>
-          <w:proofErr w:type="spellEnd"/>
-          <w:proofErr w:type="gramEnd"/>
-          <w:r>
-            <w:rPr>
-              <w:rFonts w:ascii="Courier New" w:hAnsi="Courier New" w:cs="Courier New"/>
-            </w:rPr>
-            <w:t xml:space="preserve"> </w:t>
-          </w:r>
-          <w:proofErr w:type="gramStart"/>
-          <w:r>
-            <w:rPr>
-              <w:rFonts w:ascii="Courier New" w:hAnsi="Courier New" w:cs="Courier New"/>
-            </w:rPr>
-            <w:t>NVARCHAR(</w:t>
-          </w:r>
-          <w:proofErr w:type="gramEnd"/>
-          <w:r>
-            <w:rPr>
-              <w:rFonts w:ascii="Courier New" w:hAnsi="Courier New" w:cs="Courier New"/>
-            </w:rPr>
-            <w:t>255),</w:t>
-          </w:r>
-        </w:p>
-        <w:p>
-          <w:pPr>
-            <w:shd w:val="clear" w:color="auto" w:fill="EDEDED" w:themeFill="accent3" w:themeFillTint="33"/>
-            <w:rPr>
-              <w:rFonts w:ascii="Courier New" w:hAnsi="Courier New" w:cs="Courier New"/>
-            </w:rPr>
-          </w:pPr>
-          <w:r>
-            <w:rPr>
-              <w:rFonts w:ascii="Courier New" w:hAnsi="Courier New" w:cs="Courier New"/>
-            </w:rPr>
-            <w:t xml:space="preserve">    </w:t>
-          </w:r>
-          <w:proofErr w:type="spellStart"/>
-          <w:r>
-            <w:rPr>
-              <w:rFonts w:ascii="Courier New" w:hAnsi="Courier New" w:cs="Courier New"/>
-            </w:rPr>
-            <w:t>ProductImage</w:t>
-          </w:r>
-          <w:proofErr w:type="spellEnd"/>
-          <w:r>
-            <w:rPr>
-              <w:rFonts w:ascii="Courier New" w:hAnsi="Courier New" w:cs="Courier New"/>
-            </w:rPr>
-            <w:t xml:space="preserve"> </w:t>
-          </w:r>
-          <w:proofErr w:type="gramStart"/>
-          <w:r>
-            <w:rPr>
-              <w:rFonts w:ascii="Courier New" w:hAnsi="Courier New" w:cs="Courier New"/>
-            </w:rPr>
-            <w:t>NVARCHAR(</w:t>
-          </w:r>
-          <w:proofErr w:type="gramEnd"/>
-          <w:r>
-            <w:rPr>
-              <w:rFonts w:ascii="Courier New" w:hAnsi="Courier New" w:cs="Courier New"/>
-            </w:rPr>
-            <w:t>255)</w:t>
           </w:r>
         </w:p>
         <w:p>
@@ -1230,12 +3742,6 @@
               <w:rFonts w:ascii="Courier New" w:hAnsi="Courier New" w:cs="Courier New"/>
             </w:rPr>
           </w:pPr>
-          <w:r>
-            <w:rPr>
-              <w:rFonts w:ascii="Courier New" w:hAnsi="Courier New" w:cs="Courier New"/>
-            </w:rPr>
-            <w:t>-- Example: Fact Table</w:t>
-          </w:r>
         </w:p>
         <w:p>
           <w:pPr>
@@ -1244,28 +3750,6 @@
               <w:rFonts w:ascii="Courier New" w:hAnsi="Courier New" w:cs="Courier New"/>
             </w:rPr>
           </w:pPr>
-          <w:r>
-            <w:rPr>
-              <w:rFonts w:ascii="Courier New" w:hAnsi="Courier New" w:cs="Courier New"/>
-            </w:rPr>
-            <w:t xml:space="preserve">CREATE TABLE </w:t>
-          </w:r>
-          <w:proofErr w:type="spellStart"/>
-          <w:proofErr w:type="gramStart"/>
-          <w:r>
-            <w:rPr>
-              <w:rFonts w:ascii="Courier New" w:hAnsi="Courier New" w:cs="Courier New"/>
-            </w:rPr>
-            <w:t>dbo.FactOrderItem</w:t>
-          </w:r>
-          <w:proofErr w:type="spellEnd"/>
-          <w:proofErr w:type="gramEnd"/>
-          <w:r>
-            <w:rPr>
-              <w:rFonts w:ascii="Courier New" w:hAnsi="Courier New" w:cs="Courier New"/>
-            </w:rPr>
-            <w:t xml:space="preserve"> (</w:t>
-          </w:r>
         </w:p>
         <w:p>
           <w:pPr>
@@ -1274,40 +3758,6 @@
               <w:rFonts w:ascii="Courier New" w:hAnsi="Courier New" w:cs="Courier New"/>
             </w:rPr>
           </w:pPr>
-          <w:r>
-            <w:rPr>
-              <w:rFonts w:ascii="Courier New" w:hAnsi="Courier New" w:cs="Courier New"/>
-            </w:rPr>
-            <w:t xml:space="preserve">    </w:t>
-          </w:r>
-          <w:proofErr w:type="spellStart"/>
-          <w:r>
-            <w:rPr>
-              <w:rFonts w:ascii="Courier New" w:hAnsi="Courier New" w:cs="Courier New"/>
-            </w:rPr>
-            <w:t>FactOrderItemId</w:t>
-          </w:r>
-          <w:proofErr w:type="spellEnd"/>
-          <w:r>
-            <w:rPr>
-              <w:rFonts w:ascii="Courier New" w:hAnsi="Courier New" w:cs="Courier New"/>
-            </w:rPr>
-            <w:t xml:space="preserve"> INT </w:t>
-          </w:r>
-          <w:proofErr w:type="gramStart"/>
-          <w:r>
-            <w:rPr>
-              <w:rFonts w:ascii="Courier New" w:hAnsi="Courier New" w:cs="Courier New"/>
-            </w:rPr>
-            <w:t>IDENTITY(</w:t>
-          </w:r>
-          <w:proofErr w:type="gramEnd"/>
-          <w:r>
-            <w:rPr>
-              <w:rFonts w:ascii="Courier New" w:hAnsi="Courier New" w:cs="Courier New"/>
-            </w:rPr>
-            <w:t>1,1) PRIMARY KEY,</w:t>
-          </w:r>
         </w:p>
         <w:p>
           <w:pPr>
@@ -1320,35 +3770,8 @@
             <w:rPr>
               <w:rFonts w:ascii="Courier New" w:hAnsi="Courier New" w:cs="Courier New"/>
             </w:rPr>
-            <w:t xml:space="preserve">    </w:t>
-          </w:r>
-          <w:proofErr w:type="spellStart"/>
-          <w:r>
-            <w:rPr>
-              <w:rFonts w:ascii="Courier New" w:hAnsi="Courier New" w:cs="Courier New"/>
-            </w:rPr>
-            <w:t>OrderId</w:t>
-          </w:r>
-          <w:proofErr w:type="spellEnd"/>
-          <w:r>
-            <w:rPr>
-              <w:rFonts w:ascii="Courier New" w:hAnsi="Courier New" w:cs="Courier New"/>
-            </w:rPr>
-            <w:t xml:space="preserve"> </w:t>
-          </w:r>
-          <w:proofErr w:type="gramStart"/>
-          <w:r>
-            <w:rPr>
-              <w:rFonts w:ascii="Courier New" w:hAnsi="Courier New" w:cs="Courier New"/>
-            </w:rPr>
-            <w:t>NVARCHAR(</w:t>
-          </w:r>
-          <w:proofErr w:type="gramEnd"/>
-          <w:r>
-            <w:rPr>
-              <w:rFonts w:ascii="Courier New" w:hAnsi="Courier New" w:cs="Courier New"/>
-            </w:rPr>
-            <w:t>50),</w:t>
+            <w:lastRenderedPageBreak/>
+            <w:t>-- Example: Fact Table</w:t>
           </w:r>
         </w:p>
         <w:p>
@@ -1362,35 +3785,23 @@
             <w:rPr>
               <w:rFonts w:ascii="Courier New" w:hAnsi="Courier New" w:cs="Courier New"/>
             </w:rPr>
-            <w:t xml:space="preserve">    </w:t>
+            <w:t xml:space="preserve">CREATE TABLE </w:t>
           </w:r>
           <w:proofErr w:type="spellStart"/>
-          <w:r>
-            <w:rPr>
-              <w:rFonts w:ascii="Courier New" w:hAnsi="Courier New" w:cs="Courier New"/>
-            </w:rPr>
-            <w:t>OrderItemSourceId</w:t>
+          <w:proofErr w:type="gramStart"/>
+          <w:r>
+            <w:rPr>
+              <w:rFonts w:ascii="Courier New" w:hAnsi="Courier New" w:cs="Courier New"/>
+            </w:rPr>
+            <w:t>dbo.FactOrderItem</w:t>
           </w:r>
           <w:proofErr w:type="spellEnd"/>
-          <w:r>
-            <w:rPr>
-              <w:rFonts w:ascii="Courier New" w:hAnsi="Courier New" w:cs="Courier New"/>
-            </w:rPr>
-            <w:t xml:space="preserve"> </w:t>
-          </w:r>
-          <w:proofErr w:type="gramStart"/>
-          <w:r>
-            <w:rPr>
-              <w:rFonts w:ascii="Courier New" w:hAnsi="Courier New" w:cs="Courier New"/>
-            </w:rPr>
-            <w:t>NVARCHAR(</w:t>
-          </w:r>
           <w:proofErr w:type="gramEnd"/>
           <w:r>
             <w:rPr>
               <w:rFonts w:ascii="Courier New" w:hAnsi="Courier New" w:cs="Courier New"/>
             </w:rPr>
-            <w:t>50),</w:t>
+            <w:t xml:space="preserve"> (</w:t>
           </w:r>
         </w:p>
         <w:p>
@@ -1411,28 +3822,28 @@
             <w:rPr>
               <w:rFonts w:ascii="Courier New" w:hAnsi="Courier New" w:cs="Courier New"/>
             </w:rPr>
-            <w:t>ProductId</w:t>
+            <w:t>FactOrderItemId</w:t>
           </w:r>
           <w:proofErr w:type="spellEnd"/>
           <w:r>
             <w:rPr>
               <w:rFonts w:ascii="Courier New" w:hAnsi="Courier New" w:cs="Courier New"/>
             </w:rPr>
-            <w:t xml:space="preserve"> </w:t>
+            <w:t xml:space="preserve">        INT </w:t>
           </w:r>
           <w:proofErr w:type="gramStart"/>
           <w:r>
             <w:rPr>
               <w:rFonts w:ascii="Courier New" w:hAnsi="Courier New" w:cs="Courier New"/>
             </w:rPr>
-            <w:t>NVARCHAR(</w:t>
+            <w:t>IDENTITY(</w:t>
           </w:r>
           <w:proofErr w:type="gramEnd"/>
           <w:r>
             <w:rPr>
               <w:rFonts w:ascii="Courier New" w:hAnsi="Courier New" w:cs="Courier New"/>
             </w:rPr>
-            <w:t>50)     NOT NULL,</w:t>
+            <w:t>1,1) PRIMARY KEY,</w:t>
           </w:r>
         </w:p>
         <w:p>
@@ -1453,14 +3864,14 @@
             <w:rPr>
               <w:rFonts w:ascii="Courier New" w:hAnsi="Courier New" w:cs="Courier New"/>
             </w:rPr>
-            <w:t>CustomerId</w:t>
+            <w:t>OrderId</w:t>
           </w:r>
           <w:proofErr w:type="spellEnd"/>
           <w:r>
             <w:rPr>
               <w:rFonts w:ascii="Courier New" w:hAnsi="Courier New" w:cs="Courier New"/>
             </w:rPr>
-            <w:t xml:space="preserve"> INT             NOT NULL,</w:t>
+            <w:t xml:space="preserve">                INT,</w:t>
           </w:r>
         </w:p>
         <w:p>
@@ -1481,14 +3892,14 @@
             <w:rPr>
               <w:rFonts w:ascii="Courier New" w:hAnsi="Courier New" w:cs="Courier New"/>
             </w:rPr>
-            <w:t>LocationId</w:t>
+            <w:t>OrderItemId</w:t>
           </w:r>
           <w:proofErr w:type="spellEnd"/>
           <w:r>
             <w:rPr>
               <w:rFonts w:ascii="Courier New" w:hAnsi="Courier New" w:cs="Courier New"/>
             </w:rPr>
-            <w:t xml:space="preserve"> INT             NOT NULL,</w:t>
+            <w:t xml:space="preserve">            INT,</w:t>
           </w:r>
         </w:p>
         <w:p>
@@ -1509,15 +3920,37 @@
             <w:rPr>
               <w:rFonts w:ascii="Courier New" w:hAnsi="Courier New" w:cs="Courier New"/>
             </w:rPr>
-            <w:t>ShippingId</w:t>
+            <w:t>CustomerId</w:t>
           </w:r>
           <w:proofErr w:type="spellEnd"/>
           <w:r>
             <w:rPr>
               <w:rFonts w:ascii="Courier New" w:hAnsi="Courier New" w:cs="Courier New"/>
             </w:rPr>
-            <w:t xml:space="preserve"> INT             NOT NULL,</w:t>
-          </w:r>
+            <w:t xml:space="preserve">             </w:t>
+          </w:r>
+          <w:proofErr w:type="gramStart"/>
+          <w:r>
+            <w:rPr>
+              <w:rFonts w:ascii="Courier New" w:hAnsi="Courier New" w:cs="Courier New"/>
+            </w:rPr>
+            <w:t xml:space="preserve">INT,   </w:t>
+          </w:r>
+          <w:proofErr w:type="gramEnd"/>
+          <w:r>
+            <w:rPr>
+              <w:rFonts w:ascii="Courier New" w:hAnsi="Courier New" w:cs="Courier New"/>
+            </w:rPr>
+            <w:t xml:space="preserve"> -- FK to </w:t>
+          </w:r>
+          <w:proofErr w:type="spellStart"/>
+          <w:r>
+            <w:rPr>
+              <w:rFonts w:ascii="Courier New" w:hAnsi="Courier New" w:cs="Courier New"/>
+            </w:rPr>
+            <w:t>DimCustomer</w:t>
+          </w:r>
+          <w:proofErr w:type="spellEnd"/>
         </w:p>
         <w:p>
           <w:pPr>
@@ -1537,14 +3970,42 @@
             <w:rPr>
               <w:rFonts w:ascii="Courier New" w:hAnsi="Courier New" w:cs="Courier New"/>
             </w:rPr>
-            <w:t>OrderStatusId</w:t>
+            <w:t>ProductCardId</w:t>
           </w:r>
           <w:proofErr w:type="spellEnd"/>
           <w:r>
             <w:rPr>
               <w:rFonts w:ascii="Courier New" w:hAnsi="Courier New" w:cs="Courier New"/>
             </w:rPr>
-            <w:t xml:space="preserve"> INT          NOT NULL,</w:t>
+            <w:t xml:space="preserve">          </w:t>
+          </w:r>
+          <w:proofErr w:type="gramStart"/>
+          <w:r>
+            <w:rPr>
+              <w:rFonts w:ascii="Courier New" w:hAnsi="Courier New" w:cs="Courier New"/>
+            </w:rPr>
+            <w:t xml:space="preserve">INT,   </w:t>
+          </w:r>
+          <w:proofErr w:type="gramEnd"/>
+          <w:r>
+            <w:rPr>
+              <w:rFonts w:ascii="Courier New" w:hAnsi="Courier New" w:cs="Courier New"/>
+            </w:rPr>
+            <w:t xml:space="preserve"> -- FK to </w:t>
+          </w:r>
+          <w:proofErr w:type="spellStart"/>
+          <w:r>
+            <w:rPr>
+              <w:rFonts w:ascii="Courier New" w:hAnsi="Courier New" w:cs="Courier New"/>
+            </w:rPr>
+            <w:t>DimProduct</w:t>
+          </w:r>
+          <w:proofErr w:type="spellEnd"/>
+          <w:r>
+            <w:rPr>
+              <w:rFonts w:ascii="Courier New" w:hAnsi="Courier New" w:cs="Courier New"/>
+            </w:rPr>
+            <w:t xml:space="preserve"> (business key, not surrogate)</w:t>
           </w:r>
         </w:p>
         <w:p>
@@ -1565,14 +4026,42 @@
             <w:rPr>
               <w:rFonts w:ascii="Courier New" w:hAnsi="Courier New" w:cs="Courier New"/>
             </w:rPr>
-            <w:t>OrderDateId</w:t>
+            <w:t>DepartmentId</w:t>
           </w:r>
           <w:proofErr w:type="spellEnd"/>
           <w:r>
             <w:rPr>
               <w:rFonts w:ascii="Courier New" w:hAnsi="Courier New" w:cs="Courier New"/>
             </w:rPr>
-            <w:t xml:space="preserve"> DATE           NOT NULL,</w:t>
+            <w:t xml:space="preserve">           </w:t>
+          </w:r>
+          <w:proofErr w:type="gramStart"/>
+          <w:r>
+            <w:rPr>
+              <w:rFonts w:ascii="Courier New" w:hAnsi="Courier New" w:cs="Courier New"/>
+            </w:rPr>
+            <w:t xml:space="preserve">INT,   </w:t>
+          </w:r>
+          <w:proofErr w:type="gramEnd"/>
+          <w:r>
+            <w:rPr>
+              <w:rFonts w:ascii="Courier New" w:hAnsi="Courier New" w:cs="Courier New"/>
+            </w:rPr>
+            <w:t xml:space="preserve"> -- FK to </w:t>
+          </w:r>
+          <w:proofErr w:type="spellStart"/>
+          <w:r>
+            <w:rPr>
+              <w:rFonts w:ascii="Courier New" w:hAnsi="Courier New" w:cs="Courier New"/>
+            </w:rPr>
+            <w:t>DimDepartment</w:t>
+          </w:r>
+          <w:proofErr w:type="spellEnd"/>
+          <w:r>
+            <w:rPr>
+              <w:rFonts w:ascii="Courier New" w:hAnsi="Courier New" w:cs="Courier New"/>
+            </w:rPr>
+            <w:t xml:space="preserve"> (surrogate key)</w:t>
           </w:r>
         </w:p>
         <w:p>
@@ -1593,14 +4082,42 @@
             <w:rPr>
               <w:rFonts w:ascii="Courier New" w:hAnsi="Courier New" w:cs="Courier New"/>
             </w:rPr>
-            <w:t>ShippingDateId</w:t>
+            <w:t>LocationId</w:t>
           </w:r>
           <w:proofErr w:type="spellEnd"/>
           <w:r>
             <w:rPr>
               <w:rFonts w:ascii="Courier New" w:hAnsi="Courier New" w:cs="Courier New"/>
             </w:rPr>
-            <w:t xml:space="preserve"> DATE        NOT NULL,</w:t>
+            <w:t xml:space="preserve">             </w:t>
+          </w:r>
+          <w:proofErr w:type="gramStart"/>
+          <w:r>
+            <w:rPr>
+              <w:rFonts w:ascii="Courier New" w:hAnsi="Courier New" w:cs="Courier New"/>
+            </w:rPr>
+            <w:t xml:space="preserve">INT,   </w:t>
+          </w:r>
+          <w:proofErr w:type="gramEnd"/>
+          <w:r>
+            <w:rPr>
+              <w:rFonts w:ascii="Courier New" w:hAnsi="Courier New" w:cs="Courier New"/>
+            </w:rPr>
+            <w:t xml:space="preserve"> -- FK to </w:t>
+          </w:r>
+          <w:proofErr w:type="spellStart"/>
+          <w:r>
+            <w:rPr>
+              <w:rFonts w:ascii="Courier New" w:hAnsi="Courier New" w:cs="Courier New"/>
+            </w:rPr>
+            <w:t>DimLocation</w:t>
+          </w:r>
+          <w:proofErr w:type="spellEnd"/>
+          <w:r>
+            <w:rPr>
+              <w:rFonts w:ascii="Courier New" w:hAnsi="Courier New" w:cs="Courier New"/>
+            </w:rPr>
+            <w:t xml:space="preserve"> (surrogate key)</w:t>
           </w:r>
         </w:p>
         <w:p>
@@ -1614,8 +4131,49 @@
             <w:rPr>
               <w:rFonts w:ascii="Courier New" w:hAnsi="Courier New" w:cs="Courier New"/>
             </w:rPr>
-            <w:lastRenderedPageBreak/>
-            <w:t xml:space="preserve">    Quantity INT               NOT NULL,</w:t>
+            <w:t xml:space="preserve">    </w:t>
+          </w:r>
+          <w:proofErr w:type="spellStart"/>
+          <w:r>
+            <w:rPr>
+              <w:rFonts w:ascii="Courier New" w:hAnsi="Courier New" w:cs="Courier New"/>
+            </w:rPr>
+            <w:t>ShippingId</w:t>
+          </w:r>
+          <w:proofErr w:type="spellEnd"/>
+          <w:r>
+            <w:rPr>
+              <w:rFonts w:ascii="Courier New" w:hAnsi="Courier New" w:cs="Courier New"/>
+            </w:rPr>
+            <w:t xml:space="preserve">             </w:t>
+          </w:r>
+          <w:proofErr w:type="gramStart"/>
+          <w:r>
+            <w:rPr>
+              <w:rFonts w:ascii="Courier New" w:hAnsi="Courier New" w:cs="Courier New"/>
+            </w:rPr>
+            <w:t xml:space="preserve">INT,   </w:t>
+          </w:r>
+          <w:proofErr w:type="gramEnd"/>
+          <w:r>
+            <w:rPr>
+              <w:rFonts w:ascii="Courier New" w:hAnsi="Courier New" w:cs="Courier New"/>
+            </w:rPr>
+            <w:t xml:space="preserve"> -- FK to </w:t>
+          </w:r>
+          <w:proofErr w:type="spellStart"/>
+          <w:r>
+            <w:rPr>
+              <w:rFonts w:ascii="Courier New" w:hAnsi="Courier New" w:cs="Courier New"/>
+            </w:rPr>
+            <w:t>DimShipping</w:t>
+          </w:r>
+          <w:proofErr w:type="spellEnd"/>
+          <w:r>
+            <w:rPr>
+              <w:rFonts w:ascii="Courier New" w:hAnsi="Courier New" w:cs="Courier New"/>
+            </w:rPr>
+            <w:t xml:space="preserve"> (surrogate key)</w:t>
           </w:r>
         </w:p>
         <w:p>
@@ -1629,21 +4187,49 @@
             <w:rPr>
               <w:rFonts w:ascii="Courier New" w:hAnsi="Courier New" w:cs="Courier New"/>
             </w:rPr>
-            <w:t xml:space="preserve">    Sales </w:t>
+            <w:t xml:space="preserve">    </w:t>
+          </w:r>
+          <w:proofErr w:type="spellStart"/>
+          <w:r>
+            <w:rPr>
+              <w:rFonts w:ascii="Courier New" w:hAnsi="Courier New" w:cs="Courier New"/>
+            </w:rPr>
+            <w:t>OrderStatusId</w:t>
+          </w:r>
+          <w:proofErr w:type="spellEnd"/>
+          <w:r>
+            <w:rPr>
+              <w:rFonts w:ascii="Courier New" w:hAnsi="Courier New" w:cs="Courier New"/>
+            </w:rPr>
+            <w:t xml:space="preserve">          </w:t>
           </w:r>
           <w:proofErr w:type="gramStart"/>
           <w:r>
             <w:rPr>
               <w:rFonts w:ascii="Courier New" w:hAnsi="Courier New" w:cs="Courier New"/>
             </w:rPr>
-            <w:t>DECIMAL(</w:t>
+            <w:t xml:space="preserve">INT,   </w:t>
           </w:r>
           <w:proofErr w:type="gramEnd"/>
           <w:r>
             <w:rPr>
               <w:rFonts w:ascii="Courier New" w:hAnsi="Courier New" w:cs="Courier New"/>
             </w:rPr>
-            <w:t>18,2),</w:t>
+            <w:t xml:space="preserve"> -- FK to </w:t>
+          </w:r>
+          <w:proofErr w:type="spellStart"/>
+          <w:r>
+            <w:rPr>
+              <w:rFonts w:ascii="Courier New" w:hAnsi="Courier New" w:cs="Courier New"/>
+            </w:rPr>
+            <w:t>DimOrderStatus</w:t>
+          </w:r>
+          <w:proofErr w:type="spellEnd"/>
+          <w:r>
+            <w:rPr>
+              <w:rFonts w:ascii="Courier New" w:hAnsi="Courier New" w:cs="Courier New"/>
+            </w:rPr>
+            <w:t xml:space="preserve"> (surrogate key)</w:t>
           </w:r>
         </w:p>
         <w:p>
@@ -1664,28 +4250,42 @@
             <w:rPr>
               <w:rFonts w:ascii="Courier New" w:hAnsi="Courier New" w:cs="Courier New"/>
             </w:rPr>
-            <w:t>BenefitPerOrder</w:t>
+            <w:t>TypeId</w:t>
           </w:r>
           <w:proofErr w:type="spellEnd"/>
           <w:r>
             <w:rPr>
               <w:rFonts w:ascii="Courier New" w:hAnsi="Courier New" w:cs="Courier New"/>
             </w:rPr>
-            <w:t xml:space="preserve"> </w:t>
+            <w:t xml:space="preserve">                 </w:t>
           </w:r>
           <w:proofErr w:type="gramStart"/>
           <w:r>
             <w:rPr>
               <w:rFonts w:ascii="Courier New" w:hAnsi="Courier New" w:cs="Courier New"/>
             </w:rPr>
-            <w:t>DECIMAL(</w:t>
+            <w:t xml:space="preserve">INT,   </w:t>
           </w:r>
           <w:proofErr w:type="gramEnd"/>
           <w:r>
             <w:rPr>
               <w:rFonts w:ascii="Courier New" w:hAnsi="Courier New" w:cs="Courier New"/>
             </w:rPr>
-            <w:t>18,2),</w:t>
+            <w:t xml:space="preserve"> -- FK to </w:t>
+          </w:r>
+          <w:proofErr w:type="spellStart"/>
+          <w:r>
+            <w:rPr>
+              <w:rFonts w:ascii="Courier New" w:hAnsi="Courier New" w:cs="Courier New"/>
+            </w:rPr>
+            <w:t>DimTransactionType</w:t>
+          </w:r>
+          <w:proofErr w:type="spellEnd"/>
+          <w:r>
+            <w:rPr>
+              <w:rFonts w:ascii="Courier New" w:hAnsi="Courier New" w:cs="Courier New"/>
+            </w:rPr>
+            <w:t xml:space="preserve"> (surrogate key)</w:t>
           </w:r>
         </w:p>
         <w:p>
@@ -1706,28 +4306,42 @@
             <w:rPr>
               <w:rFonts w:ascii="Courier New" w:hAnsi="Courier New" w:cs="Courier New"/>
             </w:rPr>
-            <w:t>OrderItemTotal</w:t>
+            <w:t>OrderDateId</w:t>
           </w:r>
           <w:proofErr w:type="spellEnd"/>
           <w:r>
             <w:rPr>
               <w:rFonts w:ascii="Courier New" w:hAnsi="Courier New" w:cs="Courier New"/>
             </w:rPr>
-            <w:t xml:space="preserve"> </w:t>
+            <w:t xml:space="preserve">            </w:t>
           </w:r>
           <w:proofErr w:type="gramStart"/>
           <w:r>
             <w:rPr>
               <w:rFonts w:ascii="Courier New" w:hAnsi="Courier New" w:cs="Courier New"/>
             </w:rPr>
-            <w:t>DECIMAL(</w:t>
+            <w:t xml:space="preserve">DATE,   </w:t>
           </w:r>
           <w:proofErr w:type="gramEnd"/>
           <w:r>
             <w:rPr>
               <w:rFonts w:ascii="Courier New" w:hAnsi="Courier New" w:cs="Courier New"/>
             </w:rPr>
-            <w:t>18,2),</w:t>
+            <w:t xml:space="preserve">-- FK to </w:t>
+          </w:r>
+          <w:proofErr w:type="spellStart"/>
+          <w:r>
+            <w:rPr>
+              <w:rFonts w:ascii="Courier New" w:hAnsi="Courier New" w:cs="Courier New"/>
+            </w:rPr>
+            <w:t>DimDate</w:t>
+          </w:r>
+          <w:proofErr w:type="spellEnd"/>
+          <w:r>
+            <w:rPr>
+              <w:rFonts w:ascii="Courier New" w:hAnsi="Courier New" w:cs="Courier New"/>
+            </w:rPr>
+            <w:t xml:space="preserve"> (date PK)</w:t>
           </w:r>
         </w:p>
         <w:p>
@@ -1748,28 +4362,42 @@
             <w:rPr>
               <w:rFonts w:ascii="Courier New" w:hAnsi="Courier New" w:cs="Courier New"/>
             </w:rPr>
-            <w:t>OrderItemDiscount</w:t>
+            <w:t>ShippingDateId</w:t>
           </w:r>
           <w:proofErr w:type="spellEnd"/>
           <w:r>
             <w:rPr>
               <w:rFonts w:ascii="Courier New" w:hAnsi="Courier New" w:cs="Courier New"/>
             </w:rPr>
-            <w:t xml:space="preserve"> </w:t>
+            <w:t xml:space="preserve">         </w:t>
           </w:r>
           <w:proofErr w:type="gramStart"/>
           <w:r>
             <w:rPr>
               <w:rFonts w:ascii="Courier New" w:hAnsi="Courier New" w:cs="Courier New"/>
             </w:rPr>
-            <w:t>DECIMAL(</w:t>
+            <w:t xml:space="preserve">DATE,   </w:t>
           </w:r>
           <w:proofErr w:type="gramEnd"/>
           <w:r>
             <w:rPr>
               <w:rFonts w:ascii="Courier New" w:hAnsi="Courier New" w:cs="Courier New"/>
             </w:rPr>
-            <w:t>18,2),</w:t>
+            <w:t xml:space="preserve">-- FK to </w:t>
+          </w:r>
+          <w:proofErr w:type="spellStart"/>
+          <w:r>
+            <w:rPr>
+              <w:rFonts w:ascii="Courier New" w:hAnsi="Courier New" w:cs="Courier New"/>
+            </w:rPr>
+            <w:t>DimDate</w:t>
+          </w:r>
+          <w:proofErr w:type="spellEnd"/>
+          <w:r>
+            <w:rPr>
+              <w:rFonts w:ascii="Courier New" w:hAnsi="Courier New" w:cs="Courier New"/>
+            </w:rPr>
+            <w:t xml:space="preserve"> (date PK)</w:t>
           </w:r>
         </w:p>
         <w:p>
@@ -1790,28 +4418,14 @@
             <w:rPr>
               <w:rFonts w:ascii="Courier New" w:hAnsi="Courier New" w:cs="Courier New"/>
             </w:rPr>
-            <w:t>OrderItemDiscountRate</w:t>
+            <w:t>OrderItemQuantity</w:t>
           </w:r>
           <w:proofErr w:type="spellEnd"/>
           <w:r>
             <w:rPr>
               <w:rFonts w:ascii="Courier New" w:hAnsi="Courier New" w:cs="Courier New"/>
             </w:rPr>
-            <w:t xml:space="preserve"> </w:t>
-          </w:r>
-          <w:proofErr w:type="gramStart"/>
-          <w:r>
-            <w:rPr>
-              <w:rFonts w:ascii="Courier New" w:hAnsi="Courier New" w:cs="Courier New"/>
-            </w:rPr>
-            <w:t>DECIMAL(</w:t>
-          </w:r>
-          <w:proofErr w:type="gramEnd"/>
-          <w:r>
-            <w:rPr>
-              <w:rFonts w:ascii="Courier New" w:hAnsi="Courier New" w:cs="Courier New"/>
-            </w:rPr>
-            <w:t>5,4),</w:t>
+            <w:t xml:space="preserve">      INT,</w:t>
           </w:r>
         </w:p>
         <w:p>
@@ -1832,14 +4446,14 @@
             <w:rPr>
               <w:rFonts w:ascii="Courier New" w:hAnsi="Courier New" w:cs="Courier New"/>
             </w:rPr>
-            <w:t>ProfitPerOrder</w:t>
+            <w:t>OrderItemDiscount</w:t>
           </w:r>
           <w:proofErr w:type="spellEnd"/>
           <w:r>
             <w:rPr>
               <w:rFonts w:ascii="Courier New" w:hAnsi="Courier New" w:cs="Courier New"/>
             </w:rPr>
-            <w:t xml:space="preserve"> </w:t>
+            <w:t xml:space="preserve">      </w:t>
           </w:r>
           <w:proofErr w:type="gramStart"/>
           <w:r>
@@ -1870,18 +4484,26 @@
             <w:t xml:space="preserve">    </w:t>
           </w:r>
           <w:proofErr w:type="spellStart"/>
-          <w:r>
-            <w:rPr>
-              <w:rFonts w:ascii="Courier New" w:hAnsi="Courier New" w:cs="Courier New"/>
-            </w:rPr>
-            <w:t>LateDeliveryRisk</w:t>
+          <w:proofErr w:type="gramStart"/>
+          <w:r>
+            <w:rPr>
+              <w:rFonts w:ascii="Courier New" w:hAnsi="Courier New" w:cs="Courier New"/>
+            </w:rPr>
+            <w:t>OrderItemDiscountRate</w:t>
           </w:r>
           <w:proofErr w:type="spellEnd"/>
           <w:r>
             <w:rPr>
               <w:rFonts w:ascii="Courier New" w:hAnsi="Courier New" w:cs="Courier New"/>
             </w:rPr>
-            <w:t xml:space="preserve"> BIT,</w:t>
+            <w:t xml:space="preserve">  DECIMAL</w:t>
+          </w:r>
+          <w:proofErr w:type="gramEnd"/>
+          <w:r>
+            <w:rPr>
+              <w:rFonts w:ascii="Courier New" w:hAnsi="Courier New" w:cs="Courier New"/>
+            </w:rPr>
+            <w:t>(10,6),</w:t>
           </w:r>
         </w:p>
         <w:p>
@@ -1898,32 +4520,26 @@
             <w:t xml:space="preserve">    </w:t>
           </w:r>
           <w:proofErr w:type="spellStart"/>
-          <w:r>
-            <w:rPr>
-              <w:rFonts w:ascii="Courier New" w:hAnsi="Courier New" w:cs="Courier New"/>
-            </w:rPr>
-            <w:t>DeliveryStatus</w:t>
+          <w:proofErr w:type="gramStart"/>
+          <w:r>
+            <w:rPr>
+              <w:rFonts w:ascii="Courier New" w:hAnsi="Courier New" w:cs="Courier New"/>
+            </w:rPr>
+            <w:t>OrderItemProductPrice</w:t>
           </w:r>
           <w:proofErr w:type="spellEnd"/>
           <w:r>
             <w:rPr>
               <w:rFonts w:ascii="Courier New" w:hAnsi="Courier New" w:cs="Courier New"/>
             </w:rPr>
-            <w:t xml:space="preserve"> </w:t>
-          </w:r>
-          <w:proofErr w:type="gramStart"/>
-          <w:r>
-            <w:rPr>
-              <w:rFonts w:ascii="Courier New" w:hAnsi="Courier New" w:cs="Courier New"/>
-            </w:rPr>
-            <w:t>NVARCHAR(</w:t>
+            <w:t xml:space="preserve">  DECIMAL</w:t>
           </w:r>
           <w:proofErr w:type="gramEnd"/>
           <w:r>
             <w:rPr>
               <w:rFonts w:ascii="Courier New" w:hAnsi="Courier New" w:cs="Courier New"/>
             </w:rPr>
-            <w:t>50),</w:t>
+            <w:t>(18,2),</w:t>
           </w:r>
         </w:p>
         <w:p>
@@ -1937,59 +4553,35 @@
             <w:rPr>
               <w:rFonts w:ascii="Courier New" w:hAnsi="Courier New" w:cs="Courier New"/>
             </w:rPr>
-            <w:t xml:space="preserve">    FOREIGN KEY (</w:t>
+            <w:t xml:space="preserve">    </w:t>
           </w:r>
           <w:proofErr w:type="spellStart"/>
+          <w:r>
+            <w:rPr>
+              <w:rFonts w:ascii="Courier New" w:hAnsi="Courier New" w:cs="Courier New"/>
+            </w:rPr>
+            <w:t>OrderItemProfitRatio</w:t>
+          </w:r>
+          <w:proofErr w:type="spellEnd"/>
+          <w:r>
+            <w:rPr>
+              <w:rFonts w:ascii="Courier New" w:hAnsi="Courier New" w:cs="Courier New"/>
+            </w:rPr>
+            <w:t xml:space="preserve">   </w:t>
+          </w:r>
           <w:proofErr w:type="gramStart"/>
           <w:r>
             <w:rPr>
               <w:rFonts w:ascii="Courier New" w:hAnsi="Courier New" w:cs="Courier New"/>
             </w:rPr>
-            <w:t>ProductId</w:t>
-          </w:r>
-          <w:proofErr w:type="spellEnd"/>
-          <w:r>
-            <w:rPr>
-              <w:rFonts w:ascii="Courier New" w:hAnsi="Courier New" w:cs="Courier New"/>
-            </w:rPr>
-            <w:t xml:space="preserve">)   </w:t>
+            <w:t>DECIMAL(</w:t>
           </w:r>
           <w:proofErr w:type="gramEnd"/>
           <w:r>
             <w:rPr>
               <w:rFonts w:ascii="Courier New" w:hAnsi="Courier New" w:cs="Courier New"/>
             </w:rPr>
-            <w:t xml:space="preserve">   REFERENCES </w:t>
-          </w:r>
-          <w:proofErr w:type="spellStart"/>
-          <w:proofErr w:type="gramStart"/>
-          <w:r>
-            <w:rPr>
-              <w:rFonts w:ascii="Courier New" w:hAnsi="Courier New" w:cs="Courier New"/>
-            </w:rPr>
-            <w:t>dbo.DimProduct</w:t>
-          </w:r>
-          <w:proofErr w:type="spellEnd"/>
-          <w:proofErr w:type="gramEnd"/>
-          <w:r>
-            <w:rPr>
-              <w:rFonts w:ascii="Courier New" w:hAnsi="Courier New" w:cs="Courier New"/>
-            </w:rPr>
-            <w:t>(</w:t>
-          </w:r>
-          <w:proofErr w:type="spellStart"/>
-          <w:r>
-            <w:rPr>
-              <w:rFonts w:ascii="Courier New" w:hAnsi="Courier New" w:cs="Courier New"/>
-            </w:rPr>
-            <w:t>ProductId</w:t>
-          </w:r>
-          <w:proofErr w:type="spellEnd"/>
-          <w:r>
-            <w:rPr>
-              <w:rFonts w:ascii="Courier New" w:hAnsi="Courier New" w:cs="Courier New"/>
-            </w:rPr>
-            <w:t>),</w:t>
+            <w:t>10,6),</w:t>
           </w:r>
         </w:p>
         <w:p>
@@ -2003,59 +4595,21 @@
             <w:rPr>
               <w:rFonts w:ascii="Courier New" w:hAnsi="Courier New" w:cs="Courier New"/>
             </w:rPr>
-            <w:t xml:space="preserve">    FOREIGN KEY (</w:t>
-          </w:r>
-          <w:proofErr w:type="spellStart"/>
+            <w:t xml:space="preserve">    Sales                  </w:t>
+          </w:r>
           <w:proofErr w:type="gramStart"/>
           <w:r>
             <w:rPr>
               <w:rFonts w:ascii="Courier New" w:hAnsi="Courier New" w:cs="Courier New"/>
             </w:rPr>
-            <w:t>CustomerId</w:t>
-          </w:r>
-          <w:proofErr w:type="spellEnd"/>
-          <w:r>
-            <w:rPr>
-              <w:rFonts w:ascii="Courier New" w:hAnsi="Courier New" w:cs="Courier New"/>
-            </w:rPr>
-            <w:t xml:space="preserve">)   </w:t>
+            <w:t>DECIMAL(</w:t>
           </w:r>
           <w:proofErr w:type="gramEnd"/>
           <w:r>
             <w:rPr>
               <w:rFonts w:ascii="Courier New" w:hAnsi="Courier New" w:cs="Courier New"/>
             </w:rPr>
-            <w:t xml:space="preserve">  REFERENCES </w:t>
-          </w:r>
-          <w:proofErr w:type="spellStart"/>
-          <w:proofErr w:type="gramStart"/>
-          <w:r>
-            <w:rPr>
-              <w:rFonts w:ascii="Courier New" w:hAnsi="Courier New" w:cs="Courier New"/>
-            </w:rPr>
-            <w:t>dbo.DimCustomer</w:t>
-          </w:r>
-          <w:proofErr w:type="spellEnd"/>
-          <w:proofErr w:type="gramEnd"/>
-          <w:r>
-            <w:rPr>
-              <w:rFonts w:ascii="Courier New" w:hAnsi="Courier New" w:cs="Courier New"/>
-            </w:rPr>
-            <w:t>(</w:t>
-          </w:r>
-          <w:proofErr w:type="spellStart"/>
-          <w:r>
-            <w:rPr>
-              <w:rFonts w:ascii="Courier New" w:hAnsi="Courier New" w:cs="Courier New"/>
-            </w:rPr>
-            <w:t>CustomerId</w:t>
-          </w:r>
-          <w:proofErr w:type="spellEnd"/>
-          <w:r>
-            <w:rPr>
-              <w:rFonts w:ascii="Courier New" w:hAnsi="Courier New" w:cs="Courier New"/>
-            </w:rPr>
-            <w:t>),</w:t>
+            <w:t>18,2),</w:t>
           </w:r>
         </w:p>
         <w:p>
@@ -2069,59 +4623,35 @@
             <w:rPr>
               <w:rFonts w:ascii="Courier New" w:hAnsi="Courier New" w:cs="Courier New"/>
             </w:rPr>
-            <w:t xml:space="preserve">    FOREIGN KEY (</w:t>
+            <w:t xml:space="preserve">    </w:t>
           </w:r>
           <w:proofErr w:type="spellStart"/>
+          <w:r>
+            <w:rPr>
+              <w:rFonts w:ascii="Courier New" w:hAnsi="Courier New" w:cs="Courier New"/>
+            </w:rPr>
+            <w:t>OrderItemTotal</w:t>
+          </w:r>
+          <w:proofErr w:type="spellEnd"/>
+          <w:r>
+            <w:rPr>
+              <w:rFonts w:ascii="Courier New" w:hAnsi="Courier New" w:cs="Courier New"/>
+            </w:rPr>
+            <w:t xml:space="preserve">         </w:t>
+          </w:r>
           <w:proofErr w:type="gramStart"/>
           <w:r>
             <w:rPr>
               <w:rFonts w:ascii="Courier New" w:hAnsi="Courier New" w:cs="Courier New"/>
             </w:rPr>
-            <w:t>LocationId</w:t>
-          </w:r>
-          <w:proofErr w:type="spellEnd"/>
-          <w:r>
-            <w:rPr>
-              <w:rFonts w:ascii="Courier New" w:hAnsi="Courier New" w:cs="Courier New"/>
-            </w:rPr>
-            <w:t xml:space="preserve">)   </w:t>
+            <w:t>DECIMAL(</w:t>
           </w:r>
           <w:proofErr w:type="gramEnd"/>
           <w:r>
             <w:rPr>
               <w:rFonts w:ascii="Courier New" w:hAnsi="Courier New" w:cs="Courier New"/>
             </w:rPr>
-            <w:t xml:space="preserve">  REFERENCES </w:t>
-          </w:r>
-          <w:proofErr w:type="spellStart"/>
-          <w:proofErr w:type="gramStart"/>
-          <w:r>
-            <w:rPr>
-              <w:rFonts w:ascii="Courier New" w:hAnsi="Courier New" w:cs="Courier New"/>
-            </w:rPr>
-            <w:t>dbo.DimLocation</w:t>
-          </w:r>
-          <w:proofErr w:type="spellEnd"/>
-          <w:proofErr w:type="gramEnd"/>
-          <w:r>
-            <w:rPr>
-              <w:rFonts w:ascii="Courier New" w:hAnsi="Courier New" w:cs="Courier New"/>
-            </w:rPr>
-            <w:t>(</w:t>
-          </w:r>
-          <w:proofErr w:type="spellStart"/>
-          <w:r>
-            <w:rPr>
-              <w:rFonts w:ascii="Courier New" w:hAnsi="Courier New" w:cs="Courier New"/>
-            </w:rPr>
-            <w:t>LocationId</w:t>
-          </w:r>
-          <w:proofErr w:type="spellEnd"/>
-          <w:r>
-            <w:rPr>
-              <w:rFonts w:ascii="Courier New" w:hAnsi="Courier New" w:cs="Courier New"/>
-            </w:rPr>
-            <w:t>),</w:t>
+            <w:t>18,2),</w:t>
           </w:r>
         </w:p>
         <w:p>
@@ -2135,59 +4665,35 @@
             <w:rPr>
               <w:rFonts w:ascii="Courier New" w:hAnsi="Courier New" w:cs="Courier New"/>
             </w:rPr>
-            <w:t xml:space="preserve">    FOREIGN KEY (</w:t>
+            <w:t xml:space="preserve">    </w:t>
           </w:r>
           <w:proofErr w:type="spellStart"/>
+          <w:r>
+            <w:rPr>
+              <w:rFonts w:ascii="Courier New" w:hAnsi="Courier New" w:cs="Courier New"/>
+            </w:rPr>
+            <w:t>Benefitperorder</w:t>
+          </w:r>
+          <w:proofErr w:type="spellEnd"/>
+          <w:r>
+            <w:rPr>
+              <w:rFonts w:ascii="Courier New" w:hAnsi="Courier New" w:cs="Courier New"/>
+            </w:rPr>
+            <w:t xml:space="preserve">        </w:t>
+          </w:r>
           <w:proofErr w:type="gramStart"/>
           <w:r>
             <w:rPr>
               <w:rFonts w:ascii="Courier New" w:hAnsi="Courier New" w:cs="Courier New"/>
             </w:rPr>
-            <w:t>ShippingId</w:t>
-          </w:r>
-          <w:proofErr w:type="spellEnd"/>
-          <w:r>
-            <w:rPr>
-              <w:rFonts w:ascii="Courier New" w:hAnsi="Courier New" w:cs="Courier New"/>
-            </w:rPr>
-            <w:t xml:space="preserve">)   </w:t>
+            <w:t>DECIMAL(</w:t>
           </w:r>
           <w:proofErr w:type="gramEnd"/>
           <w:r>
             <w:rPr>
               <w:rFonts w:ascii="Courier New" w:hAnsi="Courier New" w:cs="Courier New"/>
             </w:rPr>
-            <w:t xml:space="preserve">  REFERENCES </w:t>
-          </w:r>
-          <w:proofErr w:type="spellStart"/>
-          <w:proofErr w:type="gramStart"/>
-          <w:r>
-            <w:rPr>
-              <w:rFonts w:ascii="Courier New" w:hAnsi="Courier New" w:cs="Courier New"/>
-            </w:rPr>
-            <w:t>dbo.DimShipping</w:t>
-          </w:r>
-          <w:proofErr w:type="spellEnd"/>
-          <w:proofErr w:type="gramEnd"/>
-          <w:r>
-            <w:rPr>
-              <w:rFonts w:ascii="Courier New" w:hAnsi="Courier New" w:cs="Courier New"/>
-            </w:rPr>
-            <w:t>(</w:t>
-          </w:r>
-          <w:proofErr w:type="spellStart"/>
-          <w:r>
-            <w:rPr>
-              <w:rFonts w:ascii="Courier New" w:hAnsi="Courier New" w:cs="Courier New"/>
-            </w:rPr>
-            <w:t>ShippingId</w:t>
-          </w:r>
-          <w:proofErr w:type="spellEnd"/>
-          <w:r>
-            <w:rPr>
-              <w:rFonts w:ascii="Courier New" w:hAnsi="Courier New" w:cs="Courier New"/>
-            </w:rPr>
-            <w:t>),</w:t>
+            <w:t>18,2),</w:t>
           </w:r>
         </w:p>
         <w:p>
@@ -2201,59 +4707,35 @@
             <w:rPr>
               <w:rFonts w:ascii="Courier New" w:hAnsi="Courier New" w:cs="Courier New"/>
             </w:rPr>
-            <w:t xml:space="preserve">    FOREIGN KEY (</w:t>
+            <w:t xml:space="preserve">    </w:t>
           </w:r>
           <w:proofErr w:type="spellStart"/>
+          <w:r>
+            <w:rPr>
+              <w:rFonts w:ascii="Courier New" w:hAnsi="Courier New" w:cs="Courier New"/>
+            </w:rPr>
+            <w:t>OrderProfitPerOrder</w:t>
+          </w:r>
+          <w:proofErr w:type="spellEnd"/>
+          <w:r>
+            <w:rPr>
+              <w:rFonts w:ascii="Courier New" w:hAnsi="Courier New" w:cs="Courier New"/>
+            </w:rPr>
+            <w:t xml:space="preserve">    </w:t>
+          </w:r>
           <w:proofErr w:type="gramStart"/>
           <w:r>
             <w:rPr>
               <w:rFonts w:ascii="Courier New" w:hAnsi="Courier New" w:cs="Courier New"/>
             </w:rPr>
-            <w:t>OrderStatusId</w:t>
-          </w:r>
-          <w:proofErr w:type="spellEnd"/>
-          <w:r>
-            <w:rPr>
-              <w:rFonts w:ascii="Courier New" w:hAnsi="Courier New" w:cs="Courier New"/>
-            </w:rPr>
-            <w:t>)  REFERENCES</w:t>
+            <w:t>DECIMAL(</w:t>
           </w:r>
           <w:proofErr w:type="gramEnd"/>
           <w:r>
             <w:rPr>
               <w:rFonts w:ascii="Courier New" w:hAnsi="Courier New" w:cs="Courier New"/>
             </w:rPr>
-            <w:t xml:space="preserve"> </w:t>
-          </w:r>
-          <w:proofErr w:type="spellStart"/>
-          <w:proofErr w:type="gramStart"/>
-          <w:r>
-            <w:rPr>
-              <w:rFonts w:ascii="Courier New" w:hAnsi="Courier New" w:cs="Courier New"/>
-            </w:rPr>
-            <w:t>dbo.DimOrderStatus</w:t>
-          </w:r>
-          <w:proofErr w:type="spellEnd"/>
-          <w:proofErr w:type="gramEnd"/>
-          <w:r>
-            <w:rPr>
-              <w:rFonts w:ascii="Courier New" w:hAnsi="Courier New" w:cs="Courier New"/>
-            </w:rPr>
-            <w:t>(</w:t>
-          </w:r>
-          <w:proofErr w:type="spellStart"/>
-          <w:r>
-            <w:rPr>
-              <w:rFonts w:ascii="Courier New" w:hAnsi="Courier New" w:cs="Courier New"/>
-            </w:rPr>
-            <w:t>OrderStatusId</w:t>
-          </w:r>
-          <w:proofErr w:type="spellEnd"/>
-          <w:r>
-            <w:rPr>
-              <w:rFonts w:ascii="Courier New" w:hAnsi="Courier New" w:cs="Courier New"/>
-            </w:rPr>
-            <w:t>),</w:t>
+            <w:t>18,2),</w:t>
           </w:r>
         </w:p>
         <w:p>
@@ -2267,59 +4749,35 @@
             <w:rPr>
               <w:rFonts w:ascii="Courier New" w:hAnsi="Courier New" w:cs="Courier New"/>
             </w:rPr>
-            <w:t xml:space="preserve">    FOREIGN KEY (</w:t>
+            <w:t xml:space="preserve">    </w:t>
           </w:r>
           <w:proofErr w:type="spellStart"/>
+          <w:r>
+            <w:rPr>
+              <w:rFonts w:ascii="Courier New" w:hAnsi="Courier New" w:cs="Courier New"/>
+            </w:rPr>
+            <w:t>DeliveryStatus</w:t>
+          </w:r>
+          <w:proofErr w:type="spellEnd"/>
+          <w:r>
+            <w:rPr>
+              <w:rFonts w:ascii="Courier New" w:hAnsi="Courier New" w:cs="Courier New"/>
+            </w:rPr>
+            <w:t xml:space="preserve">         </w:t>
+          </w:r>
           <w:proofErr w:type="gramStart"/>
           <w:r>
             <w:rPr>
               <w:rFonts w:ascii="Courier New" w:hAnsi="Courier New" w:cs="Courier New"/>
             </w:rPr>
-            <w:t>OrderDateId</w:t>
-          </w:r>
-          <w:proofErr w:type="spellEnd"/>
-          <w:r>
-            <w:rPr>
-              <w:rFonts w:ascii="Courier New" w:hAnsi="Courier New" w:cs="Courier New"/>
-            </w:rPr>
-            <w:t xml:space="preserve">)   </w:t>
+            <w:t>NVARCHAR(</w:t>
           </w:r>
           <w:proofErr w:type="gramEnd"/>
           <w:r>
             <w:rPr>
               <w:rFonts w:ascii="Courier New" w:hAnsi="Courier New" w:cs="Courier New"/>
             </w:rPr>
-            <w:t xml:space="preserve"> REFERENCES </w:t>
-          </w:r>
-          <w:proofErr w:type="spellStart"/>
-          <w:proofErr w:type="gramStart"/>
-          <w:r>
-            <w:rPr>
-              <w:rFonts w:ascii="Courier New" w:hAnsi="Courier New" w:cs="Courier New"/>
-            </w:rPr>
-            <w:t>dbo.DimDate</w:t>
-          </w:r>
-          <w:proofErr w:type="spellEnd"/>
-          <w:proofErr w:type="gramEnd"/>
-          <w:r>
-            <w:rPr>
-              <w:rFonts w:ascii="Courier New" w:hAnsi="Courier New" w:cs="Courier New"/>
-            </w:rPr>
-            <w:t>(</w:t>
-          </w:r>
-          <w:proofErr w:type="spellStart"/>
-          <w:r>
-            <w:rPr>
-              <w:rFonts w:ascii="Courier New" w:hAnsi="Courier New" w:cs="Courier New"/>
-            </w:rPr>
-            <w:t>DateId</w:t>
-          </w:r>
-          <w:proofErr w:type="spellEnd"/>
-          <w:r>
-            <w:rPr>
-              <w:rFonts w:ascii="Courier New" w:hAnsi="Courier New" w:cs="Courier New"/>
-            </w:rPr>
-            <w:t>),</w:t>
+            <w:t>50),</w:t>
           </w:r>
         </w:p>
         <w:p>
@@ -2333,51 +4791,21 @@
             <w:rPr>
               <w:rFonts w:ascii="Courier New" w:hAnsi="Courier New" w:cs="Courier New"/>
             </w:rPr>
-            <w:t xml:space="preserve">    FOREIGN KEY (</w:t>
+            <w:t xml:space="preserve">    </w:t>
           </w:r>
           <w:proofErr w:type="spellStart"/>
           <w:r>
             <w:rPr>
               <w:rFonts w:ascii="Courier New" w:hAnsi="Courier New" w:cs="Courier New"/>
             </w:rPr>
-            <w:t>ShippingDateId</w:t>
+            <w:t>Late_delivery_risk</w:t>
           </w:r>
           <w:proofErr w:type="spellEnd"/>
           <w:r>
             <w:rPr>
               <w:rFonts w:ascii="Courier New" w:hAnsi="Courier New" w:cs="Courier New"/>
             </w:rPr>
-            <w:t xml:space="preserve">) REFERENCES </w:t>
-          </w:r>
-          <w:proofErr w:type="spellStart"/>
-          <w:proofErr w:type="gramStart"/>
-          <w:r>
-            <w:rPr>
-              <w:rFonts w:ascii="Courier New" w:hAnsi="Courier New" w:cs="Courier New"/>
-            </w:rPr>
-            <w:t>dbo.DimDate</w:t>
-          </w:r>
-          <w:proofErr w:type="spellEnd"/>
-          <w:proofErr w:type="gramEnd"/>
-          <w:r>
-            <w:rPr>
-              <w:rFonts w:ascii="Courier New" w:hAnsi="Courier New" w:cs="Courier New"/>
-            </w:rPr>
-            <w:t>(</w:t>
-          </w:r>
-          <w:proofErr w:type="spellStart"/>
-          <w:r>
-            <w:rPr>
-              <w:rFonts w:ascii="Courier New" w:hAnsi="Courier New" w:cs="Courier New"/>
-            </w:rPr>
-            <w:t>DateId</w:t>
-          </w:r>
-          <w:proofErr w:type="spellEnd"/>
-          <w:r>
-            <w:rPr>
-              <w:rFonts w:ascii="Courier New" w:hAnsi="Courier New" w:cs="Courier New"/>
-            </w:rPr>
-            <w:t>)</w:t>
+            <w:t xml:space="preserve">     BIT,</w:t>
           </w:r>
         </w:p>
         <w:p>
@@ -2387,12 +4815,637 @@
               <w:rFonts w:ascii="Courier New" w:hAnsi="Courier New" w:cs="Courier New"/>
             </w:rPr>
           </w:pPr>
+        </w:p>
+        <w:p>
+          <w:pPr>
+            <w:shd w:val="clear" w:color="auto" w:fill="EDEDED" w:themeFill="accent3" w:themeFillTint="33"/>
+            <w:rPr>
+              <w:rFonts w:ascii="Courier New" w:hAnsi="Courier New" w:cs="Courier New"/>
+            </w:rPr>
+          </w:pPr>
+          <w:r>
+            <w:rPr>
+              <w:rFonts w:ascii="Courier New" w:hAnsi="Courier New" w:cs="Courier New"/>
+            </w:rPr>
+            <w:t xml:space="preserve">    -- Foreign Key Constraints</w:t>
+          </w:r>
+        </w:p>
+        <w:p>
+          <w:pPr>
+            <w:shd w:val="clear" w:color="auto" w:fill="EDEDED" w:themeFill="accent3" w:themeFillTint="33"/>
+            <w:rPr>
+              <w:rFonts w:ascii="Courier New" w:hAnsi="Courier New" w:cs="Courier New"/>
+            </w:rPr>
+          </w:pPr>
+          <w:r>
+            <w:rPr>
+              <w:rFonts w:ascii="Courier New" w:hAnsi="Courier New" w:cs="Courier New"/>
+            </w:rPr>
+            <w:t xml:space="preserve">    FOREIGN KEY (</w:t>
+          </w:r>
+          <w:proofErr w:type="spellStart"/>
+          <w:proofErr w:type="gramStart"/>
+          <w:r>
+            <w:rPr>
+              <w:rFonts w:ascii="Courier New" w:hAnsi="Courier New" w:cs="Courier New"/>
+            </w:rPr>
+            <w:t>CustomerId</w:t>
+          </w:r>
+          <w:proofErr w:type="spellEnd"/>
+          <w:r>
+            <w:rPr>
+              <w:rFonts w:ascii="Courier New" w:hAnsi="Courier New" w:cs="Courier New"/>
+            </w:rPr>
+            <w:t xml:space="preserve">)   </w:t>
+          </w:r>
+          <w:proofErr w:type="gramEnd"/>
+          <w:r>
+            <w:rPr>
+              <w:rFonts w:ascii="Courier New" w:hAnsi="Courier New" w:cs="Courier New"/>
+            </w:rPr>
+            <w:t xml:space="preserve">     REFERENCES </w:t>
+          </w:r>
+          <w:proofErr w:type="spellStart"/>
+          <w:proofErr w:type="gramStart"/>
+          <w:r>
+            <w:rPr>
+              <w:rFonts w:ascii="Courier New" w:hAnsi="Courier New" w:cs="Courier New"/>
+            </w:rPr>
+            <w:t>dbo.DimCustomer</w:t>
+          </w:r>
+          <w:proofErr w:type="spellEnd"/>
+          <w:proofErr w:type="gramEnd"/>
+          <w:r>
+            <w:rPr>
+              <w:rFonts w:ascii="Courier New" w:hAnsi="Courier New" w:cs="Courier New"/>
+            </w:rPr>
+            <w:t>(</w:t>
+          </w:r>
+          <w:proofErr w:type="spellStart"/>
+          <w:r>
+            <w:rPr>
+              <w:rFonts w:ascii="Courier New" w:hAnsi="Courier New" w:cs="Courier New"/>
+            </w:rPr>
+            <w:t>CustomerId</w:t>
+          </w:r>
+          <w:proofErr w:type="spellEnd"/>
+          <w:r>
+            <w:rPr>
+              <w:rFonts w:ascii="Courier New" w:hAnsi="Courier New" w:cs="Courier New"/>
+            </w:rPr>
+            <w:t>),</w:t>
+          </w:r>
+        </w:p>
+        <w:p>
+          <w:pPr>
+            <w:shd w:val="clear" w:color="auto" w:fill="EDEDED" w:themeFill="accent3" w:themeFillTint="33"/>
+            <w:rPr>
+              <w:rFonts w:ascii="Courier New" w:hAnsi="Courier New" w:cs="Courier New"/>
+            </w:rPr>
+          </w:pPr>
+          <w:r>
+            <w:rPr>
+              <w:rFonts w:ascii="Courier New" w:hAnsi="Courier New" w:cs="Courier New"/>
+            </w:rPr>
+            <w:lastRenderedPageBreak/>
+            <w:t xml:space="preserve">    FOREIGN KEY (</w:t>
+          </w:r>
+          <w:proofErr w:type="spellStart"/>
+          <w:proofErr w:type="gramStart"/>
+          <w:r>
+            <w:rPr>
+              <w:rFonts w:ascii="Courier New" w:hAnsi="Courier New" w:cs="Courier New"/>
+            </w:rPr>
+            <w:t>ProductCardId</w:t>
+          </w:r>
+          <w:proofErr w:type="spellEnd"/>
+          <w:r>
+            <w:rPr>
+              <w:rFonts w:ascii="Courier New" w:hAnsi="Courier New" w:cs="Courier New"/>
+            </w:rPr>
+            <w:t xml:space="preserve">)   </w:t>
+          </w:r>
+          <w:proofErr w:type="gramEnd"/>
+          <w:r>
+            <w:rPr>
+              <w:rFonts w:ascii="Courier New" w:hAnsi="Courier New" w:cs="Courier New"/>
+            </w:rPr>
+            <w:t xml:space="preserve">  REFERENCES </w:t>
+          </w:r>
+          <w:proofErr w:type="spellStart"/>
+          <w:proofErr w:type="gramStart"/>
+          <w:r>
+            <w:rPr>
+              <w:rFonts w:ascii="Courier New" w:hAnsi="Courier New" w:cs="Courier New"/>
+            </w:rPr>
+            <w:t>dbo.DimProduct</w:t>
+          </w:r>
+          <w:proofErr w:type="spellEnd"/>
+          <w:proofErr w:type="gramEnd"/>
+          <w:r>
+            <w:rPr>
+              <w:rFonts w:ascii="Courier New" w:hAnsi="Courier New" w:cs="Courier New"/>
+            </w:rPr>
+            <w:t>(</w:t>
+          </w:r>
+          <w:proofErr w:type="spellStart"/>
+          <w:r>
+            <w:rPr>
+              <w:rFonts w:ascii="Courier New" w:hAnsi="Courier New" w:cs="Courier New"/>
+            </w:rPr>
+            <w:t>ProductCardId</w:t>
+          </w:r>
+          <w:proofErr w:type="spellEnd"/>
+          <w:r>
+            <w:rPr>
+              <w:rFonts w:ascii="Courier New" w:hAnsi="Courier New" w:cs="Courier New"/>
+            </w:rPr>
+            <w:t>),</w:t>
+          </w:r>
+        </w:p>
+        <w:p>
+          <w:pPr>
+            <w:shd w:val="clear" w:color="auto" w:fill="EDEDED" w:themeFill="accent3" w:themeFillTint="33"/>
+            <w:rPr>
+              <w:rFonts w:ascii="Courier New" w:hAnsi="Courier New" w:cs="Courier New"/>
+            </w:rPr>
+          </w:pPr>
+          <w:r>
+            <w:rPr>
+              <w:rFonts w:ascii="Courier New" w:hAnsi="Courier New" w:cs="Courier New"/>
+            </w:rPr>
+            <w:t xml:space="preserve">    FOREIGN KEY (</w:t>
+          </w:r>
+          <w:proofErr w:type="spellStart"/>
+          <w:proofErr w:type="gramStart"/>
+          <w:r>
+            <w:rPr>
+              <w:rFonts w:ascii="Courier New" w:hAnsi="Courier New" w:cs="Courier New"/>
+            </w:rPr>
+            <w:t>DepartmentId</w:t>
+          </w:r>
+          <w:proofErr w:type="spellEnd"/>
+          <w:r>
+            <w:rPr>
+              <w:rFonts w:ascii="Courier New" w:hAnsi="Courier New" w:cs="Courier New"/>
+            </w:rPr>
+            <w:t xml:space="preserve">)   </w:t>
+          </w:r>
+          <w:proofErr w:type="gramEnd"/>
+          <w:r>
+            <w:rPr>
+              <w:rFonts w:ascii="Courier New" w:hAnsi="Courier New" w:cs="Courier New"/>
+            </w:rPr>
+            <w:t xml:space="preserve">   REFERENCES </w:t>
+          </w:r>
+          <w:proofErr w:type="spellStart"/>
+          <w:proofErr w:type="gramStart"/>
+          <w:r>
+            <w:rPr>
+              <w:rFonts w:ascii="Courier New" w:hAnsi="Courier New" w:cs="Courier New"/>
+            </w:rPr>
+            <w:t>dbo.DimDepartment</w:t>
+          </w:r>
+          <w:proofErr w:type="spellEnd"/>
+          <w:proofErr w:type="gramEnd"/>
+          <w:r>
+            <w:rPr>
+              <w:rFonts w:ascii="Courier New" w:hAnsi="Courier New" w:cs="Courier New"/>
+            </w:rPr>
+            <w:t>(</w:t>
+          </w:r>
+          <w:proofErr w:type="spellStart"/>
+          <w:r>
+            <w:rPr>
+              <w:rFonts w:ascii="Courier New" w:hAnsi="Courier New" w:cs="Courier New"/>
+            </w:rPr>
+            <w:t>DepartmentId</w:t>
+          </w:r>
+          <w:proofErr w:type="spellEnd"/>
+          <w:r>
+            <w:rPr>
+              <w:rFonts w:ascii="Courier New" w:hAnsi="Courier New" w:cs="Courier New"/>
+            </w:rPr>
+            <w:t>),</w:t>
+          </w:r>
+        </w:p>
+        <w:p>
+          <w:pPr>
+            <w:shd w:val="clear" w:color="auto" w:fill="EDEDED" w:themeFill="accent3" w:themeFillTint="33"/>
+            <w:rPr>
+              <w:rFonts w:ascii="Courier New" w:hAnsi="Courier New" w:cs="Courier New"/>
+            </w:rPr>
+          </w:pPr>
+          <w:r>
+            <w:rPr>
+              <w:rFonts w:ascii="Courier New" w:hAnsi="Courier New" w:cs="Courier New"/>
+            </w:rPr>
+            <w:t xml:space="preserve">    FOREIGN KEY (</w:t>
+          </w:r>
+          <w:proofErr w:type="spellStart"/>
+          <w:proofErr w:type="gramStart"/>
+          <w:r>
+            <w:rPr>
+              <w:rFonts w:ascii="Courier New" w:hAnsi="Courier New" w:cs="Courier New"/>
+            </w:rPr>
+            <w:t>LocationId</w:t>
+          </w:r>
+          <w:proofErr w:type="spellEnd"/>
+          <w:r>
+            <w:rPr>
+              <w:rFonts w:ascii="Courier New" w:hAnsi="Courier New" w:cs="Courier New"/>
+            </w:rPr>
+            <w:t xml:space="preserve">)   </w:t>
+          </w:r>
+          <w:proofErr w:type="gramEnd"/>
+          <w:r>
+            <w:rPr>
+              <w:rFonts w:ascii="Courier New" w:hAnsi="Courier New" w:cs="Courier New"/>
+            </w:rPr>
+            <w:t xml:space="preserve">     REFERENCES </w:t>
+          </w:r>
+          <w:proofErr w:type="spellStart"/>
+          <w:proofErr w:type="gramStart"/>
+          <w:r>
+            <w:rPr>
+              <w:rFonts w:ascii="Courier New" w:hAnsi="Courier New" w:cs="Courier New"/>
+            </w:rPr>
+            <w:t>dbo.DimLocation</w:t>
+          </w:r>
+          <w:proofErr w:type="spellEnd"/>
+          <w:proofErr w:type="gramEnd"/>
+          <w:r>
+            <w:rPr>
+              <w:rFonts w:ascii="Courier New" w:hAnsi="Courier New" w:cs="Courier New"/>
+            </w:rPr>
+            <w:t>(</w:t>
+          </w:r>
+          <w:proofErr w:type="spellStart"/>
+          <w:r>
+            <w:rPr>
+              <w:rFonts w:ascii="Courier New" w:hAnsi="Courier New" w:cs="Courier New"/>
+            </w:rPr>
+            <w:t>LocationId</w:t>
+          </w:r>
+          <w:proofErr w:type="spellEnd"/>
+          <w:r>
+            <w:rPr>
+              <w:rFonts w:ascii="Courier New" w:hAnsi="Courier New" w:cs="Courier New"/>
+            </w:rPr>
+            <w:t>),</w:t>
+          </w:r>
+        </w:p>
+        <w:p>
+          <w:pPr>
+            <w:shd w:val="clear" w:color="auto" w:fill="EDEDED" w:themeFill="accent3" w:themeFillTint="33"/>
+            <w:rPr>
+              <w:rFonts w:ascii="Courier New" w:hAnsi="Courier New" w:cs="Courier New"/>
+            </w:rPr>
+          </w:pPr>
+          <w:r>
+            <w:rPr>
+              <w:rFonts w:ascii="Courier New" w:hAnsi="Courier New" w:cs="Courier New"/>
+            </w:rPr>
+            <w:t xml:space="preserve">    FOREIGN KEY (</w:t>
+          </w:r>
+          <w:proofErr w:type="spellStart"/>
+          <w:proofErr w:type="gramStart"/>
+          <w:r>
+            <w:rPr>
+              <w:rFonts w:ascii="Courier New" w:hAnsi="Courier New" w:cs="Courier New"/>
+            </w:rPr>
+            <w:t>ShippingId</w:t>
+          </w:r>
+          <w:proofErr w:type="spellEnd"/>
+          <w:r>
+            <w:rPr>
+              <w:rFonts w:ascii="Courier New" w:hAnsi="Courier New" w:cs="Courier New"/>
+            </w:rPr>
+            <w:t xml:space="preserve">)   </w:t>
+          </w:r>
+          <w:proofErr w:type="gramEnd"/>
+          <w:r>
+            <w:rPr>
+              <w:rFonts w:ascii="Courier New" w:hAnsi="Courier New" w:cs="Courier New"/>
+            </w:rPr>
+            <w:t xml:space="preserve">     REFERENCES </w:t>
+          </w:r>
+          <w:proofErr w:type="spellStart"/>
+          <w:proofErr w:type="gramStart"/>
+          <w:r>
+            <w:rPr>
+              <w:rFonts w:ascii="Courier New" w:hAnsi="Courier New" w:cs="Courier New"/>
+            </w:rPr>
+            <w:t>dbo.DimShipping</w:t>
+          </w:r>
+          <w:proofErr w:type="spellEnd"/>
+          <w:proofErr w:type="gramEnd"/>
+          <w:r>
+            <w:rPr>
+              <w:rFonts w:ascii="Courier New" w:hAnsi="Courier New" w:cs="Courier New"/>
+            </w:rPr>
+            <w:t>(</w:t>
+          </w:r>
+          <w:proofErr w:type="spellStart"/>
+          <w:r>
+            <w:rPr>
+              <w:rFonts w:ascii="Courier New" w:hAnsi="Courier New" w:cs="Courier New"/>
+            </w:rPr>
+            <w:t>ShippingId</w:t>
+          </w:r>
+          <w:proofErr w:type="spellEnd"/>
+          <w:r>
+            <w:rPr>
+              <w:rFonts w:ascii="Courier New" w:hAnsi="Courier New" w:cs="Courier New"/>
+            </w:rPr>
+            <w:t>),</w:t>
+          </w:r>
+        </w:p>
+        <w:p>
+          <w:pPr>
+            <w:shd w:val="clear" w:color="auto" w:fill="EDEDED" w:themeFill="accent3" w:themeFillTint="33"/>
+            <w:rPr>
+              <w:rFonts w:ascii="Courier New" w:hAnsi="Courier New" w:cs="Courier New"/>
+            </w:rPr>
+          </w:pPr>
+          <w:r>
+            <w:rPr>
+              <w:rFonts w:ascii="Courier New" w:hAnsi="Courier New" w:cs="Courier New"/>
+            </w:rPr>
+            <w:t xml:space="preserve">    FOREIGN KEY (</w:t>
+          </w:r>
+          <w:proofErr w:type="spellStart"/>
+          <w:proofErr w:type="gramStart"/>
+          <w:r>
+            <w:rPr>
+              <w:rFonts w:ascii="Courier New" w:hAnsi="Courier New" w:cs="Courier New"/>
+            </w:rPr>
+            <w:t>OrderStatusId</w:t>
+          </w:r>
+          <w:proofErr w:type="spellEnd"/>
+          <w:r>
+            <w:rPr>
+              <w:rFonts w:ascii="Courier New" w:hAnsi="Courier New" w:cs="Courier New"/>
+            </w:rPr>
+            <w:t xml:space="preserve">)   </w:t>
+          </w:r>
+          <w:proofErr w:type="gramEnd"/>
+          <w:r>
+            <w:rPr>
+              <w:rFonts w:ascii="Courier New" w:hAnsi="Courier New" w:cs="Courier New"/>
+            </w:rPr>
+            <w:t xml:space="preserve">  REFERENCES </w:t>
+          </w:r>
+          <w:proofErr w:type="spellStart"/>
+          <w:proofErr w:type="gramStart"/>
+          <w:r>
+            <w:rPr>
+              <w:rFonts w:ascii="Courier New" w:hAnsi="Courier New" w:cs="Courier New"/>
+            </w:rPr>
+            <w:t>dbo.DimOrderStatus</w:t>
+          </w:r>
+          <w:proofErr w:type="spellEnd"/>
+          <w:proofErr w:type="gramEnd"/>
+          <w:r>
+            <w:rPr>
+              <w:rFonts w:ascii="Courier New" w:hAnsi="Courier New" w:cs="Courier New"/>
+            </w:rPr>
+            <w:t>(</w:t>
+          </w:r>
+          <w:proofErr w:type="spellStart"/>
+          <w:r>
+            <w:rPr>
+              <w:rFonts w:ascii="Courier New" w:hAnsi="Courier New" w:cs="Courier New"/>
+            </w:rPr>
+            <w:t>OrderStatusId</w:t>
+          </w:r>
+          <w:proofErr w:type="spellEnd"/>
+          <w:r>
+            <w:rPr>
+              <w:rFonts w:ascii="Courier New" w:hAnsi="Courier New" w:cs="Courier New"/>
+            </w:rPr>
+            <w:t>),</w:t>
+          </w:r>
+        </w:p>
+        <w:p>
+          <w:pPr>
+            <w:shd w:val="clear" w:color="auto" w:fill="EDEDED" w:themeFill="accent3" w:themeFillTint="33"/>
+            <w:rPr>
+              <w:rFonts w:ascii="Courier New" w:hAnsi="Courier New" w:cs="Courier New"/>
+            </w:rPr>
+          </w:pPr>
+          <w:r>
+            <w:rPr>
+              <w:rFonts w:ascii="Courier New" w:hAnsi="Courier New" w:cs="Courier New"/>
+            </w:rPr>
+            <w:t xml:space="preserve">    FOREIGN KEY (</w:t>
+          </w:r>
+          <w:proofErr w:type="spellStart"/>
+          <w:proofErr w:type="gramStart"/>
+          <w:r>
+            <w:rPr>
+              <w:rFonts w:ascii="Courier New" w:hAnsi="Courier New" w:cs="Courier New"/>
+            </w:rPr>
+            <w:t>TypeId</w:t>
+          </w:r>
+          <w:proofErr w:type="spellEnd"/>
+          <w:r>
+            <w:rPr>
+              <w:rFonts w:ascii="Courier New" w:hAnsi="Courier New" w:cs="Courier New"/>
+            </w:rPr>
+            <w:t xml:space="preserve">)   </w:t>
+          </w:r>
+          <w:proofErr w:type="gramEnd"/>
+          <w:r>
+            <w:rPr>
+              <w:rFonts w:ascii="Courier New" w:hAnsi="Courier New" w:cs="Courier New"/>
+            </w:rPr>
+            <w:t xml:space="preserve">         REFERENCES </w:t>
+          </w:r>
+          <w:proofErr w:type="spellStart"/>
+          <w:proofErr w:type="gramStart"/>
+          <w:r>
+            <w:rPr>
+              <w:rFonts w:ascii="Courier New" w:hAnsi="Courier New" w:cs="Courier New"/>
+            </w:rPr>
+            <w:t>dbo.DimTransactionType</w:t>
+          </w:r>
+          <w:proofErr w:type="spellEnd"/>
+          <w:proofErr w:type="gramEnd"/>
+          <w:r>
+            <w:rPr>
+              <w:rFonts w:ascii="Courier New" w:hAnsi="Courier New" w:cs="Courier New"/>
+            </w:rPr>
+            <w:t>(</w:t>
+          </w:r>
+          <w:proofErr w:type="spellStart"/>
+          <w:r>
+            <w:rPr>
+              <w:rFonts w:ascii="Courier New" w:hAnsi="Courier New" w:cs="Courier New"/>
+            </w:rPr>
+            <w:t>TypeId</w:t>
+          </w:r>
+          <w:proofErr w:type="spellEnd"/>
+          <w:r>
+            <w:rPr>
+              <w:rFonts w:ascii="Courier New" w:hAnsi="Courier New" w:cs="Courier New"/>
+            </w:rPr>
+            <w:t>),</w:t>
+          </w:r>
+        </w:p>
+        <w:p>
+          <w:pPr>
+            <w:shd w:val="clear" w:color="auto" w:fill="EDEDED" w:themeFill="accent3" w:themeFillTint="33"/>
+            <w:rPr>
+              <w:rFonts w:ascii="Courier New" w:hAnsi="Courier New" w:cs="Courier New"/>
+            </w:rPr>
+          </w:pPr>
+          <w:r>
+            <w:rPr>
+              <w:rFonts w:ascii="Courier New" w:hAnsi="Courier New" w:cs="Courier New"/>
+            </w:rPr>
+            <w:t xml:space="preserve">    FOREIGN KEY (</w:t>
+          </w:r>
+          <w:proofErr w:type="spellStart"/>
+          <w:proofErr w:type="gramStart"/>
+          <w:r>
+            <w:rPr>
+              <w:rFonts w:ascii="Courier New" w:hAnsi="Courier New" w:cs="Courier New"/>
+            </w:rPr>
+            <w:t>OrderDateId</w:t>
+          </w:r>
+          <w:proofErr w:type="spellEnd"/>
+          <w:r>
+            <w:rPr>
+              <w:rFonts w:ascii="Courier New" w:hAnsi="Courier New" w:cs="Courier New"/>
+            </w:rPr>
+            <w:t xml:space="preserve">)   </w:t>
+          </w:r>
+          <w:proofErr w:type="gramEnd"/>
+          <w:r>
+            <w:rPr>
+              <w:rFonts w:ascii="Courier New" w:hAnsi="Courier New" w:cs="Courier New"/>
+            </w:rPr>
+            <w:t xml:space="preserve">    REFERENCES </w:t>
+          </w:r>
+          <w:proofErr w:type="spellStart"/>
+          <w:proofErr w:type="gramStart"/>
+          <w:r>
+            <w:rPr>
+              <w:rFonts w:ascii="Courier New" w:hAnsi="Courier New" w:cs="Courier New"/>
+            </w:rPr>
+            <w:t>dbo.DimDate</w:t>
+          </w:r>
+          <w:proofErr w:type="spellEnd"/>
+          <w:proofErr w:type="gramEnd"/>
+          <w:r>
+            <w:rPr>
+              <w:rFonts w:ascii="Courier New" w:hAnsi="Courier New" w:cs="Courier New"/>
+            </w:rPr>
+            <w:t>(</w:t>
+          </w:r>
+          <w:proofErr w:type="spellStart"/>
+          <w:r>
+            <w:rPr>
+              <w:rFonts w:ascii="Courier New" w:hAnsi="Courier New" w:cs="Courier New"/>
+            </w:rPr>
+            <w:t>DateId</w:t>
+          </w:r>
+          <w:proofErr w:type="spellEnd"/>
+          <w:r>
+            <w:rPr>
+              <w:rFonts w:ascii="Courier New" w:hAnsi="Courier New" w:cs="Courier New"/>
+            </w:rPr>
+            <w:t>),</w:t>
+          </w:r>
+        </w:p>
+        <w:p>
+          <w:pPr>
+            <w:shd w:val="clear" w:color="auto" w:fill="EDEDED" w:themeFill="accent3" w:themeFillTint="33"/>
+            <w:rPr>
+              <w:rFonts w:ascii="Courier New" w:hAnsi="Courier New" w:cs="Courier New"/>
+            </w:rPr>
+          </w:pPr>
+          <w:r>
+            <w:rPr>
+              <w:rFonts w:ascii="Courier New" w:hAnsi="Courier New" w:cs="Courier New"/>
+            </w:rPr>
+            <w:t xml:space="preserve">    FOREIGN KEY (</w:t>
+          </w:r>
+          <w:proofErr w:type="spellStart"/>
+          <w:proofErr w:type="gramStart"/>
+          <w:r>
+            <w:rPr>
+              <w:rFonts w:ascii="Courier New" w:hAnsi="Courier New" w:cs="Courier New"/>
+            </w:rPr>
+            <w:t>ShippingDateId</w:t>
+          </w:r>
+          <w:proofErr w:type="spellEnd"/>
+          <w:r>
+            <w:rPr>
+              <w:rFonts w:ascii="Courier New" w:hAnsi="Courier New" w:cs="Courier New"/>
+            </w:rPr>
+            <w:t xml:space="preserve">)   </w:t>
+          </w:r>
+          <w:proofErr w:type="gramEnd"/>
+          <w:r>
+            <w:rPr>
+              <w:rFonts w:ascii="Courier New" w:hAnsi="Courier New" w:cs="Courier New"/>
+            </w:rPr>
+            <w:t xml:space="preserve"> REFERENCES </w:t>
+          </w:r>
+          <w:proofErr w:type="spellStart"/>
+          <w:proofErr w:type="gramStart"/>
+          <w:r>
+            <w:rPr>
+              <w:rFonts w:ascii="Courier New" w:hAnsi="Courier New" w:cs="Courier New"/>
+            </w:rPr>
+            <w:t>dbo.DimDate</w:t>
+          </w:r>
+          <w:proofErr w:type="spellEnd"/>
+          <w:proofErr w:type="gramEnd"/>
+          <w:r>
+            <w:rPr>
+              <w:rFonts w:ascii="Courier New" w:hAnsi="Courier New" w:cs="Courier New"/>
+            </w:rPr>
+            <w:t>(</w:t>
+          </w:r>
+          <w:proofErr w:type="spellStart"/>
+          <w:r>
+            <w:rPr>
+              <w:rFonts w:ascii="Courier New" w:hAnsi="Courier New" w:cs="Courier New"/>
+            </w:rPr>
+            <w:t>DateId</w:t>
+          </w:r>
+          <w:proofErr w:type="spellEnd"/>
+          <w:r>
+            <w:rPr>
+              <w:rFonts w:ascii="Courier New" w:hAnsi="Courier New" w:cs="Courier New"/>
+            </w:rPr>
+            <w:t>)</w:t>
+          </w:r>
+        </w:p>
+        <w:p>
+          <w:pPr>
+            <w:shd w:val="clear" w:color="auto" w:fill="EDEDED" w:themeFill="accent3" w:themeFillTint="33"/>
+            <w:rPr>
+              <w:rFonts w:ascii="Courier New" w:hAnsi="Courier New" w:cs="Courier New"/>
+            </w:rPr>
+          </w:pPr>
           <w:r>
             <w:rPr>
               <w:rFonts w:ascii="Courier New" w:hAnsi="Courier New" w:cs="Courier New"/>
             </w:rPr>
             <w:t>);</w:t>
           </w:r>
+        </w:p>
+        <w:p>
+          <w:pPr>
+            <w:shd w:val="clear" w:color="auto" w:fill="EDEDED" w:themeFill="accent3" w:themeFillTint="33"/>
+            <w:rPr>
+              <w:rFonts w:ascii="Courier New" w:hAnsi="Courier New" w:cs="Courier New"/>
+            </w:rPr>
+          </w:pPr>
         </w:p>
       </w:sdtContent>
     </w:sdt>
@@ -2552,147 +5605,6 @@
         </w:rPr>
       </w:pPr>
     </w:p>
-    <w:p>
-      <w:pPr>
-        <w:rPr>
-          <w:rFonts w:cstheme="minorHAnsi"/>
-          <w:b/>
-          <w:bCs/>
-        </w:rPr>
-      </w:pPr>
-    </w:p>
-    <w:p>
-      <w:pPr>
-        <w:numPr>
-          <w:ilvl w:val="0"/>
-          <w:numId w:val="4"/>
-        </w:numPr>
-        <w:rPr>
-          <w:rFonts w:cstheme="minorHAnsi"/>
-        </w:rPr>
-      </w:pPr>
-      <w:r>
-        <w:rPr>
-          <w:rFonts w:cstheme="minorHAnsi"/>
-          <w:b/>
-          <w:bCs/>
-        </w:rPr>
-        <w:t>Data Extraction</w:t>
-      </w:r>
-      <w:r>
-        <w:rPr>
-          <w:rFonts w:cstheme="minorHAnsi"/>
-        </w:rPr>
-        <w:t>: Read the raw dataset from a CSV file stored in Google Drive.</w:t>
-      </w:r>
-    </w:p>
-    <w:p>
-      <w:pPr>
-        <w:numPr>
-          <w:ilvl w:val="0"/>
-          <w:numId w:val="4"/>
-        </w:numPr>
-        <w:rPr>
-          <w:rFonts w:cstheme="minorHAnsi"/>
-        </w:rPr>
-      </w:pPr>
-      <w:r>
-        <w:rPr>
-          <w:rFonts w:cstheme="minorHAnsi"/>
-          <w:b/>
-          <w:bCs/>
-        </w:rPr>
-        <w:t>Data Transformation</w:t>
-      </w:r>
-      <w:r>
-        <w:rPr>
-          <w:rFonts w:cstheme="minorHAnsi"/>
-        </w:rPr>
-        <w:t>: Clean the data, remove redundancies, handle missing values, and create dimension and fact tables.</w:t>
-      </w:r>
-    </w:p>
-    <w:p>
-      <w:pPr>
-        <w:numPr>
-          <w:ilvl w:val="0"/>
-          <w:numId w:val="4"/>
-        </w:numPr>
-        <w:rPr>
-          <w:rFonts w:cstheme="minorHAnsi"/>
-        </w:rPr>
-      </w:pPr>
-      <w:r>
-        <w:rPr>
-          <w:rFonts w:cstheme="minorHAnsi"/>
-          <w:b/>
-          <w:bCs/>
-        </w:rPr>
-        <w:t>Data Loading</w:t>
-      </w:r>
-      <w:r>
-        <w:rPr>
-          <w:rFonts w:cstheme="minorHAnsi"/>
-        </w:rPr>
-        <w:t>: Export transformed data to CSV files and import them into SQL Server tables.</w:t>
-      </w:r>
-    </w:p>
-    <w:p>
-      <w:pPr>
-        <w:numPr>
-          <w:ilvl w:val="0"/>
-          <w:numId w:val="4"/>
-        </w:numPr>
-        <w:rPr>
-          <w:rFonts w:cstheme="minorHAnsi"/>
-        </w:rPr>
-      </w:pPr>
-      <w:r>
-        <w:rPr>
-          <w:rFonts w:cstheme="minorHAnsi"/>
-          <w:b/>
-          <w:bCs/>
-        </w:rPr>
-        <w:t>Database Creation</w:t>
-      </w:r>
-      <w:r>
-        <w:rPr>
-          <w:rFonts w:cstheme="minorHAnsi"/>
-        </w:rPr>
-        <w:t>: Define the database schema, including tables, primary keys, foreign keys, and constraints.</w:t>
-      </w:r>
-    </w:p>
-    <w:p>
-      <w:pPr>
-        <w:numPr>
-          <w:ilvl w:val="0"/>
-          <w:numId w:val="4"/>
-        </w:numPr>
-        <w:rPr>
-          <w:rFonts w:cstheme="minorHAnsi"/>
-        </w:rPr>
-      </w:pPr>
-      <w:r>
-        <w:rPr>
-          <w:rFonts w:cstheme="minorHAnsi"/>
-          <w:b/>
-          <w:bCs/>
-        </w:rPr>
-        <w:t>Verification</w:t>
-      </w:r>
-      <w:r>
-        <w:rPr>
-          <w:rFonts w:cstheme="minorHAnsi"/>
-        </w:rPr>
-        <w:t>: Ensure data integrity and consistency through checks and previews.</w:t>
-      </w:r>
-    </w:p>
-    <w:p>
-      <w:pPr>
-        <w:rPr>
-          <w:rFonts w:ascii="Courier New" w:hAnsi="Courier New" w:cs="Courier New"/>
-        </w:rPr>
-      </w:pPr>
-    </w:p>
     <w:sectPr>
       <w:pgSz w:w="11906" w:h="16838"/>
       <w:pgMar w:top="1440" w:right="1440" w:bottom="1440" w:left="1440" w:header="708" w:footer="708" w:gutter="0"/>
@@ -2706,6 +5618,304 @@
 <file path=word/numbering.xml><?xml version="1.0" encoding="utf-8"?>
 <w:numbering xmlns:wpc="http://schemas.microsoft.com/office/word/2010/wordprocessingCanvas" xmlns:cx="http://schemas.microsoft.com/office/drawing/2014/chartex" xmlns:cx1="http://schemas.microsoft.com/office/drawing/2015/9/8/chartex" xmlns:cx2="http://schemas.microsoft.com/office/drawing/2015/10/21/chartex" xmlns:cx3="http://schemas.microsoft.com/office/drawing/2016/5/9/chartex" xmlns:cx4="http://schemas.microsoft.com/office/drawing/2016/5/10/chartex" xmlns:cx5="http://schemas.microsoft.com/office/drawing/2016/5/11/chartex" xmlns:cx6="http://schemas.microsoft.com/office/drawing/2016/5/12/chartex" xmlns:cx7="http://schemas.microsoft.com/office/drawing/2016/5/13/chartex" xmlns:cx8="http://schemas.microsoft.com/office/drawing/2016/5/14/chartex" xmlns:mc="http://schemas.openxmlformats.org/markup-compatibility/2006" xmlns:aink="http://schemas.microsoft.com/office/drawing/2016/ink" xmlns:am3d="http://schemas.microsoft.com/office/drawing/2017/model3d" xmlns:o="urn:schemas-microsoft-com:office:office" xmlns:oel="http://schemas.microsoft.com/office/2019/extlst" xmlns:r="http://schemas.openxmlformats.org/officeDocument/2006/relationships" xmlns:m="http://schemas.openxmlformats.org/officeDocument/2006/math" xmlns:v="urn:schemas-microsoft-com:vml" xmlns:wp14="http://schemas.microsoft.com/office/word/2010/wordprocessingDrawing" xmlns:wp="http://schemas.openxmlformats.org/drawingml/2006/wordprocessingDrawing" xmlns:w10="urn:schemas-microsoft-com:office:word" xmlns:w="http://schemas.openxmlformats.org/wordprocessingml/2006/main" xmlns:w14="http://schemas.microsoft.com/office/word/2010/wordml" xmlns:w15="http://schemas.microsoft.com/office/word/2012/wordml" xmlns:w16cex="http://schemas.microsoft.com/office/word/2018/wordml/cex" xmlns:w16cid="http://schemas.microsoft.com/office/word/2016/wordml/cid" xmlns:w16="http://schemas.microsoft.com/office/word/2018/wordml" xmlns:w16du="http://schemas.microsoft.com/office/word/2023/wordml/word16du" xmlns:w16sdtdh="http://schemas.microsoft.com/office/word/2020/wordml/sdtdatahash" xmlns:w16sdtfl="http://schemas.microsoft.com/office/word/2024/wordml/sdtformatlock" xmlns:w16se="http://schemas.microsoft.com/office/word/2015/wordml/symex" xmlns:wpg="http://schemas.microsoft.com/office/word/2010/wordprocessingGroup" xmlns:wpi="http://schemas.microsoft.com/office/word/2010/wordprocessingInk" xmlns:wne="http://schemas.microsoft.com/office/word/2006/wordml" xmlns:wps="http://schemas.microsoft.com/office/word/2010/wordprocessingShape" mc:Ignorable="w14 w15 w16se w16cid w16 w16cex w16sdtdh w16sdtfl w16du wp14">
   <w:abstractNum w:abstractNumId="0" w15:restartNumberingAfterBreak="0">
+    <w:nsid w:val="16CF26B6"/>
+    <w:multiLevelType w:val="multilevel"/>
+    <w:tmpl w:val="B11C14C8"/>
+    <w:lvl w:ilvl="0">
+      <w:start w:val="1"/>
+      <w:numFmt w:val="bullet"/>
+      <w:lvlText w:val=""/>
+      <w:lvlJc w:val="left"/>
+      <w:pPr>
+        <w:tabs>
+          <w:tab w:val="num" w:pos="720"/>
+        </w:tabs>
+        <w:ind w:left="720" w:hanging="360"/>
+      </w:pPr>
+      <w:rPr>
+        <w:rFonts w:ascii="Symbol" w:hAnsi="Symbol" w:hint="default"/>
+        <w:sz w:val="20"/>
+      </w:rPr>
+    </w:lvl>
+    <w:lvl w:ilvl="1" w:tentative="1">
+      <w:start w:val="1"/>
+      <w:numFmt w:val="bullet"/>
+      <w:lvlText w:val="o"/>
+      <w:lvlJc w:val="left"/>
+      <w:pPr>
+        <w:tabs>
+          <w:tab w:val="num" w:pos="1440"/>
+        </w:tabs>
+        <w:ind w:left="1440" w:hanging="360"/>
+      </w:pPr>
+      <w:rPr>
+        <w:rFonts w:ascii="Courier New" w:hAnsi="Courier New" w:hint="default"/>
+        <w:sz w:val="20"/>
+      </w:rPr>
+    </w:lvl>
+    <w:lvl w:ilvl="2" w:tentative="1">
+      <w:start w:val="1"/>
+      <w:numFmt w:val="bullet"/>
+      <w:lvlText w:val=""/>
+      <w:lvlJc w:val="left"/>
+      <w:pPr>
+        <w:tabs>
+          <w:tab w:val="num" w:pos="2160"/>
+        </w:tabs>
+        <w:ind w:left="2160" w:hanging="360"/>
+      </w:pPr>
+      <w:rPr>
+        <w:rFonts w:ascii="Wingdings" w:hAnsi="Wingdings" w:hint="default"/>
+        <w:sz w:val="20"/>
+      </w:rPr>
+    </w:lvl>
+    <w:lvl w:ilvl="3" w:tentative="1">
+      <w:start w:val="1"/>
+      <w:numFmt w:val="bullet"/>
+      <w:lvlText w:val=""/>
+      <w:lvlJc w:val="left"/>
+      <w:pPr>
+        <w:tabs>
+          <w:tab w:val="num" w:pos="2880"/>
+        </w:tabs>
+        <w:ind w:left="2880" w:hanging="360"/>
+      </w:pPr>
+      <w:rPr>
+        <w:rFonts w:ascii="Wingdings" w:hAnsi="Wingdings" w:hint="default"/>
+        <w:sz w:val="20"/>
+      </w:rPr>
+    </w:lvl>
+    <w:lvl w:ilvl="4" w:tentative="1">
+      <w:start w:val="1"/>
+      <w:numFmt w:val="bullet"/>
+      <w:lvlText w:val=""/>
+      <w:lvlJc w:val="left"/>
+      <w:pPr>
+        <w:tabs>
+          <w:tab w:val="num" w:pos="3600"/>
+        </w:tabs>
+        <w:ind w:left="3600" w:hanging="360"/>
+      </w:pPr>
+      <w:rPr>
+        <w:rFonts w:ascii="Wingdings" w:hAnsi="Wingdings" w:hint="default"/>
+        <w:sz w:val="20"/>
+      </w:rPr>
+    </w:lvl>
+    <w:lvl w:ilvl="5" w:tentative="1">
+      <w:start w:val="1"/>
+      <w:numFmt w:val="bullet"/>
+      <w:lvlText w:val=""/>
+      <w:lvlJc w:val="left"/>
+      <w:pPr>
+        <w:tabs>
+          <w:tab w:val="num" w:pos="4320"/>
+        </w:tabs>
+        <w:ind w:left="4320" w:hanging="360"/>
+      </w:pPr>
+      <w:rPr>
+        <w:rFonts w:ascii="Wingdings" w:hAnsi="Wingdings" w:hint="default"/>
+        <w:sz w:val="20"/>
+      </w:rPr>
+    </w:lvl>
+    <w:lvl w:ilvl="6" w:tentative="1">
+      <w:start w:val="1"/>
+      <w:numFmt w:val="bullet"/>
+      <w:lvlText w:val=""/>
+      <w:lvlJc w:val="left"/>
+      <w:pPr>
+        <w:tabs>
+          <w:tab w:val="num" w:pos="5040"/>
+        </w:tabs>
+        <w:ind w:left="5040" w:hanging="360"/>
+      </w:pPr>
+      <w:rPr>
+        <w:rFonts w:ascii="Wingdings" w:hAnsi="Wingdings" w:hint="default"/>
+        <w:sz w:val="20"/>
+      </w:rPr>
+    </w:lvl>
+    <w:lvl w:ilvl="7" w:tentative="1">
+      <w:start w:val="1"/>
+      <w:numFmt w:val="bullet"/>
+      <w:lvlText w:val=""/>
+      <w:lvlJc w:val="left"/>
+      <w:pPr>
+        <w:tabs>
+          <w:tab w:val="num" w:pos="5760"/>
+        </w:tabs>
+        <w:ind w:left="5760" w:hanging="360"/>
+      </w:pPr>
+      <w:rPr>
+        <w:rFonts w:ascii="Wingdings" w:hAnsi="Wingdings" w:hint="default"/>
+        <w:sz w:val="20"/>
+      </w:rPr>
+    </w:lvl>
+    <w:lvl w:ilvl="8" w:tentative="1">
+      <w:start w:val="1"/>
+      <w:numFmt w:val="bullet"/>
+      <w:lvlText w:val=""/>
+      <w:lvlJc w:val="left"/>
+      <w:pPr>
+        <w:tabs>
+          <w:tab w:val="num" w:pos="6480"/>
+        </w:tabs>
+        <w:ind w:left="6480" w:hanging="360"/>
+      </w:pPr>
+      <w:rPr>
+        <w:rFonts w:ascii="Wingdings" w:hAnsi="Wingdings" w:hint="default"/>
+        <w:sz w:val="20"/>
+      </w:rPr>
+    </w:lvl>
+  </w:abstractNum>
+  <w:abstractNum w:abstractNumId="1" w15:restartNumberingAfterBreak="0">
+    <w:nsid w:val="1B6A5777"/>
+    <w:multiLevelType w:val="multilevel"/>
+    <w:tmpl w:val="5B3203B4"/>
+    <w:lvl w:ilvl="0">
+      <w:start w:val="1"/>
+      <w:numFmt w:val="bullet"/>
+      <w:lvlText w:val=""/>
+      <w:lvlJc w:val="left"/>
+      <w:pPr>
+        <w:tabs>
+          <w:tab w:val="num" w:pos="720"/>
+        </w:tabs>
+        <w:ind w:left="720" w:hanging="360"/>
+      </w:pPr>
+      <w:rPr>
+        <w:rFonts w:ascii="Symbol" w:hAnsi="Symbol" w:hint="default"/>
+        <w:sz w:val="20"/>
+      </w:rPr>
+    </w:lvl>
+    <w:lvl w:ilvl="1">
+      <w:start w:val="1"/>
+      <w:numFmt w:val="bullet"/>
+      <w:lvlText w:val="o"/>
+      <w:lvlJc w:val="left"/>
+      <w:pPr>
+        <w:tabs>
+          <w:tab w:val="num" w:pos="1440"/>
+        </w:tabs>
+        <w:ind w:left="1440" w:hanging="360"/>
+      </w:pPr>
+      <w:rPr>
+        <w:rFonts w:ascii="Courier New" w:hAnsi="Courier New" w:hint="default"/>
+        <w:sz w:val="20"/>
+      </w:rPr>
+    </w:lvl>
+    <w:lvl w:ilvl="2" w:tentative="1">
+      <w:start w:val="1"/>
+      <w:numFmt w:val="bullet"/>
+      <w:lvlText w:val=""/>
+      <w:lvlJc w:val="left"/>
+      <w:pPr>
+        <w:tabs>
+          <w:tab w:val="num" w:pos="2160"/>
+        </w:tabs>
+        <w:ind w:left="2160" w:hanging="360"/>
+      </w:pPr>
+      <w:rPr>
+        <w:rFonts w:ascii="Wingdings" w:hAnsi="Wingdings" w:hint="default"/>
+        <w:sz w:val="20"/>
+      </w:rPr>
+    </w:lvl>
+    <w:lvl w:ilvl="3" w:tentative="1">
+      <w:start w:val="1"/>
+      <w:numFmt w:val="bullet"/>
+      <w:lvlText w:val=""/>
+      <w:lvlJc w:val="left"/>
+      <w:pPr>
+        <w:tabs>
+          <w:tab w:val="num" w:pos="2880"/>
+        </w:tabs>
+        <w:ind w:left="2880" w:hanging="360"/>
+      </w:pPr>
+      <w:rPr>
+        <w:rFonts w:ascii="Wingdings" w:hAnsi="Wingdings" w:hint="default"/>
+        <w:sz w:val="20"/>
+      </w:rPr>
+    </w:lvl>
+    <w:lvl w:ilvl="4" w:tentative="1">
+      <w:start w:val="1"/>
+      <w:numFmt w:val="bullet"/>
+      <w:lvlText w:val=""/>
+      <w:lvlJc w:val="left"/>
+      <w:pPr>
+        <w:tabs>
+          <w:tab w:val="num" w:pos="3600"/>
+        </w:tabs>
+        <w:ind w:left="3600" w:hanging="360"/>
+      </w:pPr>
+      <w:rPr>
+        <w:rFonts w:ascii="Wingdings" w:hAnsi="Wingdings" w:hint="default"/>
+        <w:sz w:val="20"/>
+      </w:rPr>
+    </w:lvl>
+    <w:lvl w:ilvl="5" w:tentative="1">
+      <w:start w:val="1"/>
+      <w:numFmt w:val="bullet"/>
+      <w:lvlText w:val=""/>
+      <w:lvlJc w:val="left"/>
+      <w:pPr>
+        <w:tabs>
+          <w:tab w:val="num" w:pos="4320"/>
+        </w:tabs>
+        <w:ind w:left="4320" w:hanging="360"/>
+      </w:pPr>
+      <w:rPr>
+        <w:rFonts w:ascii="Wingdings" w:hAnsi="Wingdings" w:hint="default"/>
+        <w:sz w:val="20"/>
+      </w:rPr>
+    </w:lvl>
+    <w:lvl w:ilvl="6" w:tentative="1">
+      <w:start w:val="1"/>
+      <w:numFmt w:val="bullet"/>
+      <w:lvlText w:val=""/>
+      <w:lvlJc w:val="left"/>
+      <w:pPr>
+        <w:tabs>
+          <w:tab w:val="num" w:pos="5040"/>
+        </w:tabs>
+        <w:ind w:left="5040" w:hanging="360"/>
+      </w:pPr>
+      <w:rPr>
+        <w:rFonts w:ascii="Wingdings" w:hAnsi="Wingdings" w:hint="default"/>
+        <w:sz w:val="20"/>
+      </w:rPr>
+    </w:lvl>
+    <w:lvl w:ilvl="7" w:tentative="1">
+      <w:start w:val="1"/>
+      <w:numFmt w:val="bullet"/>
+      <w:lvlText w:val=""/>
+      <w:lvlJc w:val="left"/>
+      <w:pPr>
+        <w:tabs>
+          <w:tab w:val="num" w:pos="5760"/>
+        </w:tabs>
+        <w:ind w:left="5760" w:hanging="360"/>
+      </w:pPr>
+      <w:rPr>
+        <w:rFonts w:ascii="Wingdings" w:hAnsi="Wingdings" w:hint="default"/>
+        <w:sz w:val="20"/>
+      </w:rPr>
+    </w:lvl>
+    <w:lvl w:ilvl="8" w:tentative="1">
+      <w:start w:val="1"/>
+      <w:numFmt w:val="bullet"/>
+      <w:lvlText w:val=""/>
+      <w:lvlJc w:val="left"/>
+      <w:pPr>
+        <w:tabs>
+          <w:tab w:val="num" w:pos="6480"/>
+        </w:tabs>
+        <w:ind w:left="6480" w:hanging="360"/>
+      </w:pPr>
+      <w:rPr>
+        <w:rFonts w:ascii="Wingdings" w:hAnsi="Wingdings" w:hint="default"/>
+        <w:sz w:val="20"/>
+      </w:rPr>
+    </w:lvl>
+  </w:abstractNum>
+  <w:abstractNum w:abstractNumId="2" w15:restartNumberingAfterBreak="0">
     <w:nsid w:val="2B4534AE"/>
     <w:multiLevelType w:val="multilevel"/>
     <w:tmpl w:val="71462442"/>
@@ -2854,7 +6064,96 @@
       </w:rPr>
     </w:lvl>
   </w:abstractNum>
-  <w:abstractNum w:abstractNumId="1" w15:restartNumberingAfterBreak="0">
+  <w:abstractNum w:abstractNumId="3" w15:restartNumberingAfterBreak="0">
+    <w:nsid w:val="4DD06DBB"/>
+    <w:multiLevelType w:val="hybridMultilevel"/>
+    <w:tmpl w:val="C22A41EE"/>
+    <w:lvl w:ilvl="0" w:tplc="0409000F">
+      <w:start w:val="1"/>
+      <w:numFmt w:val="decimal"/>
+      <w:lvlText w:val="%1."/>
+      <w:lvlJc w:val="left"/>
+      <w:pPr>
+        <w:ind w:left="720" w:hanging="360"/>
+      </w:pPr>
+      <w:rPr>
+        <w:rFonts w:hint="default"/>
+      </w:rPr>
+    </w:lvl>
+    <w:lvl w:ilvl="1" w:tplc="04090019" w:tentative="1">
+      <w:start w:val="1"/>
+      <w:numFmt w:val="lowerLetter"/>
+      <w:lvlText w:val="%2."/>
+      <w:lvlJc w:val="left"/>
+      <w:pPr>
+        <w:ind w:left="1440" w:hanging="360"/>
+      </w:pPr>
+    </w:lvl>
+    <w:lvl w:ilvl="2" w:tplc="0409001B" w:tentative="1">
+      <w:start w:val="1"/>
+      <w:numFmt w:val="lowerRoman"/>
+      <w:lvlText w:val="%3."/>
+      <w:lvlJc w:val="right"/>
+      <w:pPr>
+        <w:ind w:left="2160" w:hanging="180"/>
+      </w:pPr>
+    </w:lvl>
+    <w:lvl w:ilvl="3" w:tplc="0409000F" w:tentative="1">
+      <w:start w:val="1"/>
+      <w:numFmt w:val="decimal"/>
+      <w:lvlText w:val="%4."/>
+      <w:lvlJc w:val="left"/>
+      <w:pPr>
+        <w:ind w:left="2880" w:hanging="360"/>
+      </w:pPr>
+    </w:lvl>
+    <w:lvl w:ilvl="4" w:tplc="04090019" w:tentative="1">
+      <w:start w:val="1"/>
+      <w:numFmt w:val="lowerLetter"/>
+      <w:lvlText w:val="%5."/>
+      <w:lvlJc w:val="left"/>
+      <w:pPr>
+        <w:ind w:left="3600" w:hanging="360"/>
+      </w:pPr>
+    </w:lvl>
+    <w:lvl w:ilvl="5" w:tplc="0409001B" w:tentative="1">
+      <w:start w:val="1"/>
+      <w:numFmt w:val="lowerRoman"/>
+      <w:lvlText w:val="%6."/>
+      <w:lvlJc w:val="right"/>
+      <w:pPr>
+        <w:ind w:left="4320" w:hanging="180"/>
+      </w:pPr>
+    </w:lvl>
+    <w:lvl w:ilvl="6" w:tplc="0409000F" w:tentative="1">
+      <w:start w:val="1"/>
+      <w:numFmt w:val="decimal"/>
+      <w:lvlText w:val="%7."/>
+      <w:lvlJc w:val="left"/>
+      <w:pPr>
+        <w:ind w:left="5040" w:hanging="360"/>
+      </w:pPr>
+    </w:lvl>
+    <w:lvl w:ilvl="7" w:tplc="04090019" w:tentative="1">
+      <w:start w:val="1"/>
+      <w:numFmt w:val="lowerLetter"/>
+      <w:lvlText w:val="%8."/>
+      <w:lvlJc w:val="left"/>
+      <w:pPr>
+        <w:ind w:left="5760" w:hanging="360"/>
+      </w:pPr>
+    </w:lvl>
+    <w:lvl w:ilvl="8" w:tplc="0409001B" w:tentative="1">
+      <w:start w:val="1"/>
+      <w:numFmt w:val="lowerRoman"/>
+      <w:lvlText w:val="%9."/>
+      <w:lvlJc w:val="right"/>
+      <w:pPr>
+        <w:ind w:left="6480" w:hanging="180"/>
+      </w:pPr>
+    </w:lvl>
+  </w:abstractNum>
+  <w:abstractNum w:abstractNumId="4" w15:restartNumberingAfterBreak="0">
     <w:nsid w:val="50AF008A"/>
     <w:multiLevelType w:val="multilevel"/>
     <w:tmpl w:val="DF2C3E36"/>
@@ -3003,7 +6302,156 @@
       </w:rPr>
     </w:lvl>
   </w:abstractNum>
-  <w:abstractNum w:abstractNumId="2" w15:restartNumberingAfterBreak="0">
+  <w:abstractNum w:abstractNumId="5" w15:restartNumberingAfterBreak="0">
+    <w:nsid w:val="5ADC7F07"/>
+    <w:multiLevelType w:val="multilevel"/>
+    <w:tmpl w:val="E3FCE1A2"/>
+    <w:lvl w:ilvl="0">
+      <w:start w:val="1"/>
+      <w:numFmt w:val="bullet"/>
+      <w:lvlText w:val=""/>
+      <w:lvlJc w:val="left"/>
+      <w:pPr>
+        <w:tabs>
+          <w:tab w:val="num" w:pos="720"/>
+        </w:tabs>
+        <w:ind w:left="720" w:hanging="360"/>
+      </w:pPr>
+      <w:rPr>
+        <w:rFonts w:ascii="Symbol" w:hAnsi="Symbol" w:hint="default"/>
+        <w:sz w:val="20"/>
+      </w:rPr>
+    </w:lvl>
+    <w:lvl w:ilvl="1" w:tentative="1">
+      <w:start w:val="1"/>
+      <w:numFmt w:val="bullet"/>
+      <w:lvlText w:val="o"/>
+      <w:lvlJc w:val="left"/>
+      <w:pPr>
+        <w:tabs>
+          <w:tab w:val="num" w:pos="1440"/>
+        </w:tabs>
+        <w:ind w:left="1440" w:hanging="360"/>
+      </w:pPr>
+      <w:rPr>
+        <w:rFonts w:ascii="Courier New" w:hAnsi="Courier New" w:hint="default"/>
+        <w:sz w:val="20"/>
+      </w:rPr>
+    </w:lvl>
+    <w:lvl w:ilvl="2" w:tentative="1">
+      <w:start w:val="1"/>
+      <w:numFmt w:val="bullet"/>
+      <w:lvlText w:val=""/>
+      <w:lvlJc w:val="left"/>
+      <w:pPr>
+        <w:tabs>
+          <w:tab w:val="num" w:pos="2160"/>
+        </w:tabs>
+        <w:ind w:left="2160" w:hanging="360"/>
+      </w:pPr>
+      <w:rPr>
+        <w:rFonts w:ascii="Wingdings" w:hAnsi="Wingdings" w:hint="default"/>
+        <w:sz w:val="20"/>
+      </w:rPr>
+    </w:lvl>
+    <w:lvl w:ilvl="3" w:tentative="1">
+      <w:start w:val="1"/>
+      <w:numFmt w:val="bullet"/>
+      <w:lvlText w:val=""/>
+      <w:lvlJc w:val="left"/>
+      <w:pPr>
+        <w:tabs>
+          <w:tab w:val="num" w:pos="2880"/>
+        </w:tabs>
+        <w:ind w:left="2880" w:hanging="360"/>
+      </w:pPr>
+      <w:rPr>
+        <w:rFonts w:ascii="Wingdings" w:hAnsi="Wingdings" w:hint="default"/>
+        <w:sz w:val="20"/>
+      </w:rPr>
+    </w:lvl>
+    <w:lvl w:ilvl="4" w:tentative="1">
+      <w:start w:val="1"/>
+      <w:numFmt w:val="bullet"/>
+      <w:lvlText w:val=""/>
+      <w:lvlJc w:val="left"/>
+      <w:pPr>
+        <w:tabs>
+          <w:tab w:val="num" w:pos="3600"/>
+        </w:tabs>
+        <w:ind w:left="3600" w:hanging="360"/>
+      </w:pPr>
+      <w:rPr>
+        <w:rFonts w:ascii="Wingdings" w:hAnsi="Wingdings" w:hint="default"/>
+        <w:sz w:val="20"/>
+      </w:rPr>
+    </w:lvl>
+    <w:lvl w:ilvl="5" w:tentative="1">
+      <w:start w:val="1"/>
+      <w:numFmt w:val="bullet"/>
+      <w:lvlText w:val=""/>
+      <w:lvlJc w:val="left"/>
+      <w:pPr>
+        <w:tabs>
+          <w:tab w:val="num" w:pos="4320"/>
+        </w:tabs>
+        <w:ind w:left="4320" w:hanging="360"/>
+      </w:pPr>
+      <w:rPr>
+        <w:rFonts w:ascii="Wingdings" w:hAnsi="Wingdings" w:hint="default"/>
+        <w:sz w:val="20"/>
+      </w:rPr>
+    </w:lvl>
+    <w:lvl w:ilvl="6" w:tentative="1">
+      <w:start w:val="1"/>
+      <w:numFmt w:val="bullet"/>
+      <w:lvlText w:val=""/>
+      <w:lvlJc w:val="left"/>
+      <w:pPr>
+        <w:tabs>
+          <w:tab w:val="num" w:pos="5040"/>
+        </w:tabs>
+        <w:ind w:left="5040" w:hanging="360"/>
+      </w:pPr>
+      <w:rPr>
+        <w:rFonts w:ascii="Wingdings" w:hAnsi="Wingdings" w:hint="default"/>
+        <w:sz w:val="20"/>
+      </w:rPr>
+    </w:lvl>
+    <w:lvl w:ilvl="7" w:tentative="1">
+      <w:start w:val="1"/>
+      <w:numFmt w:val="bullet"/>
+      <w:lvlText w:val=""/>
+      <w:lvlJc w:val="left"/>
+      <w:pPr>
+        <w:tabs>
+          <w:tab w:val="num" w:pos="5760"/>
+        </w:tabs>
+        <w:ind w:left="5760" w:hanging="360"/>
+      </w:pPr>
+      <w:rPr>
+        <w:rFonts w:ascii="Wingdings" w:hAnsi="Wingdings" w:hint="default"/>
+        <w:sz w:val="20"/>
+      </w:rPr>
+    </w:lvl>
+    <w:lvl w:ilvl="8" w:tentative="1">
+      <w:start w:val="1"/>
+      <w:numFmt w:val="bullet"/>
+      <w:lvlText w:val=""/>
+      <w:lvlJc w:val="left"/>
+      <w:pPr>
+        <w:tabs>
+          <w:tab w:val="num" w:pos="6480"/>
+        </w:tabs>
+        <w:ind w:left="6480" w:hanging="360"/>
+      </w:pPr>
+      <w:rPr>
+        <w:rFonts w:ascii="Wingdings" w:hAnsi="Wingdings" w:hint="default"/>
+        <w:sz w:val="20"/>
+      </w:rPr>
+    </w:lvl>
+  </w:abstractNum>
+  <w:abstractNum w:abstractNumId="6" w15:restartNumberingAfterBreak="0">
     <w:nsid w:val="5F5E6808"/>
     <w:multiLevelType w:val="multilevel"/>
     <w:tmpl w:val="7ABA8CBA"/>
@@ -3116,7 +6564,96 @@
       </w:pPr>
     </w:lvl>
   </w:abstractNum>
-  <w:abstractNum w:abstractNumId="3" w15:restartNumberingAfterBreak="0">
+  <w:abstractNum w:abstractNumId="7" w15:restartNumberingAfterBreak="0">
+    <w:nsid w:val="68EF7634"/>
+    <w:multiLevelType w:val="hybridMultilevel"/>
+    <w:tmpl w:val="28BE7398"/>
+    <w:lvl w:ilvl="0" w:tplc="0409000F">
+      <w:start w:val="1"/>
+      <w:numFmt w:val="decimal"/>
+      <w:lvlText w:val="%1."/>
+      <w:lvlJc w:val="left"/>
+      <w:pPr>
+        <w:ind w:left="720" w:hanging="360"/>
+      </w:pPr>
+      <w:rPr>
+        <w:rFonts w:hint="default"/>
+      </w:rPr>
+    </w:lvl>
+    <w:lvl w:ilvl="1" w:tplc="04090019" w:tentative="1">
+      <w:start w:val="1"/>
+      <w:numFmt w:val="lowerLetter"/>
+      <w:lvlText w:val="%2."/>
+      <w:lvlJc w:val="left"/>
+      <w:pPr>
+        <w:ind w:left="1440" w:hanging="360"/>
+      </w:pPr>
+    </w:lvl>
+    <w:lvl w:ilvl="2" w:tplc="0409001B" w:tentative="1">
+      <w:start w:val="1"/>
+      <w:numFmt w:val="lowerRoman"/>
+      <w:lvlText w:val="%3."/>
+      <w:lvlJc w:val="right"/>
+      <w:pPr>
+        <w:ind w:left="2160" w:hanging="180"/>
+      </w:pPr>
+    </w:lvl>
+    <w:lvl w:ilvl="3" w:tplc="0409000F" w:tentative="1">
+      <w:start w:val="1"/>
+      <w:numFmt w:val="decimal"/>
+      <w:lvlText w:val="%4."/>
+      <w:lvlJc w:val="left"/>
+      <w:pPr>
+        <w:ind w:left="2880" w:hanging="360"/>
+      </w:pPr>
+    </w:lvl>
+    <w:lvl w:ilvl="4" w:tplc="04090019" w:tentative="1">
+      <w:start w:val="1"/>
+      <w:numFmt w:val="lowerLetter"/>
+      <w:lvlText w:val="%5."/>
+      <w:lvlJc w:val="left"/>
+      <w:pPr>
+        <w:ind w:left="3600" w:hanging="360"/>
+      </w:pPr>
+    </w:lvl>
+    <w:lvl w:ilvl="5" w:tplc="0409001B" w:tentative="1">
+      <w:start w:val="1"/>
+      <w:numFmt w:val="lowerRoman"/>
+      <w:lvlText w:val="%6."/>
+      <w:lvlJc w:val="right"/>
+      <w:pPr>
+        <w:ind w:left="4320" w:hanging="180"/>
+      </w:pPr>
+    </w:lvl>
+    <w:lvl w:ilvl="6" w:tplc="0409000F" w:tentative="1">
+      <w:start w:val="1"/>
+      <w:numFmt w:val="decimal"/>
+      <w:lvlText w:val="%7."/>
+      <w:lvlJc w:val="left"/>
+      <w:pPr>
+        <w:ind w:left="5040" w:hanging="360"/>
+      </w:pPr>
+    </w:lvl>
+    <w:lvl w:ilvl="7" w:tplc="04090019" w:tentative="1">
+      <w:start w:val="1"/>
+      <w:numFmt w:val="lowerLetter"/>
+      <w:lvlText w:val="%8."/>
+      <w:lvlJc w:val="left"/>
+      <w:pPr>
+        <w:ind w:left="5760" w:hanging="360"/>
+      </w:pPr>
+    </w:lvl>
+    <w:lvl w:ilvl="8" w:tplc="0409001B" w:tentative="1">
+      <w:start w:val="1"/>
+      <w:numFmt w:val="lowerRoman"/>
+      <w:lvlText w:val="%9."/>
+      <w:lvlJc w:val="right"/>
+      <w:pPr>
+        <w:ind w:left="6480" w:hanging="180"/>
+      </w:pPr>
+    </w:lvl>
+  </w:abstractNum>
+  <w:abstractNum w:abstractNumId="8" w15:restartNumberingAfterBreak="0">
     <w:nsid w:val="6CC92703"/>
     <w:multiLevelType w:val="multilevel"/>
     <w:tmpl w:val="C6CC1D26"/>
@@ -3265,17 +6802,148 @@
       </w:rPr>
     </w:lvl>
   </w:abstractNum>
+  <w:abstractNum w:abstractNumId="9" w15:restartNumberingAfterBreak="0">
+    <w:nsid w:val="7BDD3350"/>
+    <w:multiLevelType w:val="multilevel"/>
+    <w:tmpl w:val="9BEC3938"/>
+    <w:lvl w:ilvl="0">
+      <w:start w:val="1"/>
+      <w:numFmt w:val="decimal"/>
+      <w:lvlText w:val="%1."/>
+      <w:lvlJc w:val="left"/>
+      <w:pPr>
+        <w:tabs>
+          <w:tab w:val="num" w:pos="720"/>
+        </w:tabs>
+        <w:ind w:left="720" w:hanging="360"/>
+      </w:pPr>
+    </w:lvl>
+    <w:lvl w:ilvl="1" w:tentative="1">
+      <w:start w:val="1"/>
+      <w:numFmt w:val="decimal"/>
+      <w:lvlText w:val="%2."/>
+      <w:lvlJc w:val="left"/>
+      <w:pPr>
+        <w:tabs>
+          <w:tab w:val="num" w:pos="1440"/>
+        </w:tabs>
+        <w:ind w:left="1440" w:hanging="360"/>
+      </w:pPr>
+    </w:lvl>
+    <w:lvl w:ilvl="2" w:tentative="1">
+      <w:start w:val="1"/>
+      <w:numFmt w:val="decimal"/>
+      <w:lvlText w:val="%3."/>
+      <w:lvlJc w:val="left"/>
+      <w:pPr>
+        <w:tabs>
+          <w:tab w:val="num" w:pos="2160"/>
+        </w:tabs>
+        <w:ind w:left="2160" w:hanging="360"/>
+      </w:pPr>
+    </w:lvl>
+    <w:lvl w:ilvl="3" w:tentative="1">
+      <w:start w:val="1"/>
+      <w:numFmt w:val="decimal"/>
+      <w:lvlText w:val="%4."/>
+      <w:lvlJc w:val="left"/>
+      <w:pPr>
+        <w:tabs>
+          <w:tab w:val="num" w:pos="2880"/>
+        </w:tabs>
+        <w:ind w:left="2880" w:hanging="360"/>
+      </w:pPr>
+    </w:lvl>
+    <w:lvl w:ilvl="4" w:tentative="1">
+      <w:start w:val="1"/>
+      <w:numFmt w:val="decimal"/>
+      <w:lvlText w:val="%5."/>
+      <w:lvlJc w:val="left"/>
+      <w:pPr>
+        <w:tabs>
+          <w:tab w:val="num" w:pos="3600"/>
+        </w:tabs>
+        <w:ind w:left="3600" w:hanging="360"/>
+      </w:pPr>
+    </w:lvl>
+    <w:lvl w:ilvl="5" w:tentative="1">
+      <w:start w:val="1"/>
+      <w:numFmt w:val="decimal"/>
+      <w:lvlText w:val="%6."/>
+      <w:lvlJc w:val="left"/>
+      <w:pPr>
+        <w:tabs>
+          <w:tab w:val="num" w:pos="4320"/>
+        </w:tabs>
+        <w:ind w:left="4320" w:hanging="360"/>
+      </w:pPr>
+    </w:lvl>
+    <w:lvl w:ilvl="6" w:tentative="1">
+      <w:start w:val="1"/>
+      <w:numFmt w:val="decimal"/>
+      <w:lvlText w:val="%7."/>
+      <w:lvlJc w:val="left"/>
+      <w:pPr>
+        <w:tabs>
+          <w:tab w:val="num" w:pos="5040"/>
+        </w:tabs>
+        <w:ind w:left="5040" w:hanging="360"/>
+      </w:pPr>
+    </w:lvl>
+    <w:lvl w:ilvl="7" w:tentative="1">
+      <w:start w:val="1"/>
+      <w:numFmt w:val="decimal"/>
+      <w:lvlText w:val="%8."/>
+      <w:lvlJc w:val="left"/>
+      <w:pPr>
+        <w:tabs>
+          <w:tab w:val="num" w:pos="5760"/>
+        </w:tabs>
+        <w:ind w:left="5760" w:hanging="360"/>
+      </w:pPr>
+    </w:lvl>
+    <w:lvl w:ilvl="8" w:tentative="1">
+      <w:start w:val="1"/>
+      <w:numFmt w:val="decimal"/>
+      <w:lvlText w:val="%9."/>
+      <w:lvlJc w:val="left"/>
+      <w:pPr>
+        <w:tabs>
+          <w:tab w:val="num" w:pos="6480"/>
+        </w:tabs>
+        <w:ind w:left="6480" w:hanging="360"/>
+      </w:pPr>
+    </w:lvl>
+  </w:abstractNum>
   <w:num w:numId="1" w16cid:durableId="1577667952">
+    <w:abstractNumId w:val="8"/>
+  </w:num>
+  <w:num w:numId="2" w16cid:durableId="286932576">
+    <w:abstractNumId w:val="4"/>
+  </w:num>
+  <w:num w:numId="3" w16cid:durableId="509757130">
+    <w:abstractNumId w:val="2"/>
+  </w:num>
+  <w:num w:numId="4" w16cid:durableId="483746130">
+    <w:abstractNumId w:val="6"/>
+  </w:num>
+  <w:num w:numId="5" w16cid:durableId="1071387606">
+    <w:abstractNumId w:val="0"/>
+  </w:num>
+  <w:num w:numId="6" w16cid:durableId="1525092051">
     <w:abstractNumId w:val="3"/>
   </w:num>
-  <w:num w:numId="2" w16cid:durableId="286932576">
+  <w:num w:numId="7" w16cid:durableId="688873104">
+    <w:abstractNumId w:val="7"/>
+  </w:num>
+  <w:num w:numId="8" w16cid:durableId="864517814">
+    <w:abstractNumId w:val="9"/>
+  </w:num>
+  <w:num w:numId="9" w16cid:durableId="1247229377">
+    <w:abstractNumId w:val="5"/>
+  </w:num>
+  <w:num w:numId="10" w16cid:durableId="1022126376">
     <w:abstractNumId w:val="1"/>
-  </w:num>
-  <w:num w:numId="3" w16cid:durableId="509757130">
-    <w:abstractNumId w:val="0"/>
-  </w:num>
-  <w:num w:numId="4" w16cid:durableId="483746130">
-    <w:abstractNumId w:val="2"/>
   </w:num>
 </w:numbering>
 </file>
@@ -3680,6 +7348,7 @@
   <w:style w:type="paragraph" w:default="1" w:styleId="Standard">
     <w:name w:val="Normal"/>
     <w:qFormat/>
+    <w:rsid w:val="00A7129E"/>
     <w:rPr>
       <w:lang w:val="en-US"/>
     </w:rPr>
@@ -4259,6 +7928,33 @@
       <w:shd w:val="clear" w:color="auto" w:fill="E1DFDD"/>
     </w:rPr>
   </w:style>
+  <w:style w:type="paragraph" w:styleId="StandardWeb">
+    <w:name w:val="Normal (Web)"/>
+    <w:basedOn w:val="Standard"/>
+    <w:uiPriority w:val="99"/>
+    <w:unhideWhenUsed/>
+    <w:rsid w:val="00E34276"/>
+    <w:pPr>
+      <w:spacing w:before="100" w:beforeAutospacing="1" w:after="100" w:afterAutospacing="1" w:line="240" w:lineRule="auto"/>
+    </w:pPr>
+    <w:rPr>
+      <w:rFonts w:ascii="Times New Roman" w:eastAsia="Times New Roman" w:hAnsi="Times New Roman" w:cs="Times New Roman"/>
+      <w:kern w:val="0"/>
+      <w:sz w:val="24"/>
+      <w:szCs w:val="24"/>
+    </w:rPr>
+  </w:style>
+  <w:style w:type="character" w:styleId="Fett">
+    <w:name w:val="Strong"/>
+    <w:basedOn w:val="Absatz-Standardschriftart"/>
+    <w:uiPriority w:val="22"/>
+    <w:qFormat/>
+    <w:rsid w:val="00E34276"/>
+    <w:rPr>
+      <w:b/>
+      <w:bCs/>
+    </w:rPr>
+  </w:style>
 </w:styles>
 </file>
 
@@ -4371,7 +8067,9 @@
   <w:rsids>
     <w:rsidRoot w:val="005D2A04"/>
     <w:rsid w:val="000E4251"/>
+    <w:rsid w:val="00154367"/>
     <w:rsid w:val="00294EFC"/>
+    <w:rsid w:val="003577D6"/>
     <w:rsid w:val="005D2A04"/>
     <w:rsid w:val="005E03D6"/>
     <w:rsid w:val="00784DB6"/>
@@ -4835,9 +8533,16 @@
     <w:basedOn w:val="Absatz-Standardschriftart"/>
     <w:uiPriority w:val="99"/>
     <w:semiHidden/>
-    <w:rsid w:val="005D2A04"/>
+    <w:rsid w:val="003577D6"/>
     <w:rPr>
       <w:color w:val="666666"/>
+    </w:rPr>
+  </w:style>
+  <w:style w:type="paragraph" w:customStyle="1" w:styleId="F7B1B6EBD01A4B82AA7DA9FFA40A6A19">
+    <w:name w:val="F7B1B6EBD01A4B82AA7DA9FFA40A6A19"/>
+    <w:rsid w:val="003577D6"/>
+    <w:rPr>
+      <w:lang w:val="en-US" w:eastAsia="en-US"/>
     </w:rPr>
   </w:style>
 </w:styles>
